--- a/kit/UNDERCITY_Facilitator_Guidebook.docx
+++ b/kit/UNDERCITY_Facilitator_Guidebook.docx
@@ -152,7 +152,7 @@
           <w:sz w:val="20"/>
           <w:szCs w:val="20"/>
         </w:rPr>
-        <w:t xml:space="preserve">UNDERCITY is a hybrid physical and digital simulation for 18 to 36 participants. Six teams run six interdependent sectors of an underground city whose power core is failing. Over four rounds the pressure rises, the sectors are forced into each other's problems, and the group has to make a decision nobody wants to make.</w:t>
+        <w:t xml:space="preserve">UNDERCITY is a hybrid physical and digital simulation for 18 to 36 participants. Six teams run six interdependent sectors of an underground city whose power core is failing. They run it as ONE CONTINUOUS SHIFT: once you start the simulation it does not stop until it ends. The pressure rises in waves, the sectors are forced into each other's problems, and the group has to make a decision nobody wants to make — without ever being handed a pause to compose themselves in.</w:t>
       </w:r>
     </w:p>
     <w:p>
@@ -177,7 +177,7 @@
           <w:sz w:val="20"/>
           <w:szCs w:val="20"/>
         </w:rPr>
-        <w:t xml:space="preserve">What you are selling and what the client is buying is the measurement and the debrief: every table is recorded, and each participant receives a personal report on how they behaved under pressure, followed by a chance to change it in a fifth round on the same day. The simulation exists to generate that evidence. Facilitate accordingly — a beautifully run game with a rushed debrief is a failed delivery.</w:t>
+        <w:t xml:space="preserve">What you are selling and what the client is buying is the measurement and the debrief: every table is recorded, and each participant receives a personal report on how they behaved under pressure, followed by a commitment they carry into a named meeting in their own week. The simulation exists to generate that evidence. Facilitate accordingly — a beautifully run shift with a rushed debrief is a failed delivery.</w:t>
       </w:r>
     </w:p>
     <w:p>
@@ -218,7 +218,7 @@
           <w:sz w:val="20"/>
           <w:szCs w:val="20"/>
         </w:rPr>
-        <w:t xml:space="preserve">Talk time, interruptions and questions asked, per person, per round.</w:t>
+        <w:t xml:space="preserve">Talk time, interruptions and questions asked, per person, per wave of the shift.</w:t>
       </w:r>
     </w:p>
     <w:p>
@@ -314,7 +314,7 @@
           <w:sz w:val="20"/>
           <w:szCs w:val="20"/>
         </w:rPr>
-        <w:t xml:space="preserve">The change in all of the above between the first round and the last.</w:t>
+        <w:t xml:space="preserve">The change in all of the above between the early shift and the late shift — the same people, four hours of rising load apart.</w:t>
       </w:r>
     </w:p>
     <w:p>
@@ -345,7 +345,7 @@
           <w:sz w:val="20"/>
           <w:szCs w:val="20"/>
         </w:rPr>
-        <w:t xml:space="preserve">Round 1 is deliberately easy. It is the baseline: you cannot say someone dominates under pressure unless you know how they speak when there is none. Rounds 2 and 3 raise the pressure in defined steps. The diagnostic is the difference between rounds, not the behaviour in any one of them.</w:t>
+        <w:t xml:space="preserve">The opening stretch is deliberately easy. It is the baseline: you cannot say someone dominates under pressure unless you know how they speak when there is none. Every wave after it raises the load in a defined step, and the late shift — the aftershock and the final crisis — lands on a city the room has already half-broken. The diagnostic is the difference between the early shift and the late one, not the behaviour at any single moment.</w:t>
       </w:r>
     </w:p>
     <w:p>
@@ -359,7 +359,21 @@
           <w:sz w:val="20"/>
           <w:szCs w:val="20"/>
         </w:rPr>
-        <w:t xml:space="preserve">Round 4 is the point of the day. After the debrief, participants re-enter a crisis holding one written behavioural commitment each, and you measure again. A participant seeing their own interruption count drop from fourteen to three inside one day is the most persuasive thing in this product.</w:t>
+        <w:t xml:space="preserve">The shift is continuous on purpose. Real operational pressure does not come with scheduled pauses, and a group that is handed one recomposes itself: the second half stops being a measurement of the same people under load and becomes a measurement of people who have just had a rest. Recovery in this design is earned inside the simulation — there are stretches where fewer new things break — but the clock, the faults, the transfers and the consequences never stop.</w:t>
+      </w:r>
+    </w:p>
+    <w:p>
+      <w:pPr>
+        <w:spacing w:after="130"/>
+      </w:pPr>
+      <w:r>
+        <w:rPr>
+          <w:rFonts w:ascii="Arial" w:cs="Arial" w:eastAsia="Arial" w:hAnsi="Arial"/>
+          <w:color w:val="1A1A1A"/>
+          <w:sz w:val="20"/>
+          <w:szCs w:val="20"/>
+        </w:rPr>
+        <w:t xml:space="preserve">The debrief comes after the shift ends, not inside it. Participants read their own numbers with the whole arc behind them, and the behavioural commitment each of them writes is for a named meeting in their own week, with a named date and a named partner. That is where the change is checked — not in another round of a game.</w:t>
       </w:r>
     </w:p>
     <w:p>
@@ -380,7 +394,7 @@
           <w:sz w:val="20"/>
           <w:szCs w:val="20"/>
         </w:rPr>
-        <w:t xml:space="preserve">Never cut Round 4.  </w:t>
+        <w:t xml:space="preserve">Never cut the late shift.  </w:t>
       </w:r>
       <w:r>
         <w:rPr>
@@ -389,7 +403,7 @@
           <w:sz w:val="20"/>
           <w:szCs w:val="20"/>
         </w:rPr>
-        <w:t xml:space="preserve">If the day is running late, shorten Round 2, cut the breather after Round 3, or trim Debrief 1. Round 4 and the delta are the deliverable. Everything before them is setup.</w:t>
+        <w:t xml:space="preserve">If the day is running late, shorten Escalation and Temporary Stabilisation — the connective waves — or trim Debrief 1. The aftershock, the final crisis and the delta readout are the deliverable. Everything before them is setup.</w:t>
       </w:r>
     </w:p>
     <w:p>
@@ -1640,7 +1654,7 @@
           <w:sz w:val="20"/>
           <w:szCs w:val="20"/>
         </w:rPr>
-        <w:t xml:space="preserve">At the start of Round 0 you will fire a klaxon. The spike appears on every recording and is how transcripts get aligned to the game log afterwards. If you forget it, or if a recorder starts late, that table's analysis becomes manual reconstruction. Confirm every recorder is rolling, then fire it. This is the single most skippable step with the largest downstream cost.</w:t>
+        <w:t xml:space="preserve">At the start of orientation you will fire a klaxon. The spike appears on every recording and is how transcripts get aligned to the game log afterwards. If you forget it, or if a recorder starts late, that table's analysis becomes manual reconstruction. Confirm every recorder is rolling, then fire it. This is the single most skippable step with the largest downstream cost.</w:t>
       </w:r>
     </w:p>
     <w:p>
@@ -1671,7 +1685,7 @@
           <w:sz w:val="20"/>
           <w:szCs w:val="20"/>
         </w:rPr>
-        <w:t xml:space="preserve">Consent forms are signed before Round 0 begins, not during a break. Walk the room and collect them. Anyone who declines a personal report still plays; note their name so they are excluded from individual analysis.</w:t>
+        <w:t xml:space="preserve">Consent forms are signed before orientation begins, not during a break. Walk the room and collect them. Anyone who declines a personal report still plays; note their name so they are excluded from individual analysis.</w:t>
       </w:r>
     </w:p>
     <w:p>
@@ -1976,7 +1990,7 @@
               <w:rPr>
                 <w:rFonts w:ascii="Arial" w:cs="Arial" w:eastAsia="Arial" w:hAnsi="Arial"/>
               </w:rPr>
-              <w:t xml:space="preserve">9 A4 landscape sheets, 4-up. Cut and tab by round: R0, R1, R2, R3, R4.</w:t>
+              <w:t xml:space="preserve">9 A4 landscape sheets, 4-up. Cut and tab by wave (R0–R4 on the sheet, ORIENTATION / SHIFT 1–3 / AFTERSHOCK on the card). The tabs are your filing, not a schedule the room is shown.</w:t>
             </w:r>
           </w:p>
         </w:tc>
@@ -2189,7 +2203,7 @@
               <w:rPr>
                 <w:rFonts w:ascii="Arial" w:cs="Arial" w:eastAsia="Arial" w:hAnsi="Arial"/>
               </w:rPr>
-              <w:t xml:space="preserve">Two pages plus Continuity Order. Goes to COM at Round 0.</w:t>
+              <w:t xml:space="preserve">Two pages plus Continuity Order. Goes to COM at orientation.</w:t>
             </w:r>
           </w:p>
         </w:tc>
@@ -2260,7 +2274,7 @@
               <w:rPr>
                 <w:rFonts w:ascii="Arial" w:cs="Arial" w:eastAsia="Arial" w:hAnsi="Arial"/>
               </w:rPr>
-              <w:t xml:space="preserve">One for use, one spare. Round 3 only.</w:t>
+              <w:t xml:space="preserve">One for use, one spare. The Core Failure wave only.</w:t>
             </w:r>
           </w:p>
         </w:tc>
@@ -3297,7 +3311,136 @@
           <w:sz w:val="24"/>
           <w:szCs w:val="24"/>
         </w:rPr>
-        <w:t xml:space="preserve">3.3 The three seeded probes</w:t>
+        <w:t xml:space="preserve">3.3 Pacing a shift that never stops</w:t>
+      </w:r>
+    </w:p>
+    <w:p>
+      <w:pPr>
+        <w:spacing w:after="130"/>
+      </w:pPr>
+      <w:r>
+        <w:rPr>
+          <w:rFonts w:ascii="Arial" w:cs="Arial" w:eastAsia="Arial" w:hAnsi="Arial"/>
+          <w:color w:val="1A1A1A"/>
+          <w:sz w:val="20"/>
+          <w:szCs w:val="20"/>
+        </w:rPr>
+        <w:t xml:space="preserve">There are no breathers and no round breaks to hide behind. The only instrument you have for easing pressure is what you inject, and how much of it: a wave where nothing new fires is a recovery window, and from the floor it reads as the city settling rather than as a break the facilitator granted. Never announce one, never name it, and never stop a clock to make one.</w:t>
+      </w:r>
+    </w:p>
+    <w:p>
+      <w:pPr>
+        <w:spacing w:after="130"/>
+      </w:pPr>
+      <w:r>
+        <w:rPr>
+          <w:rFonts w:ascii="Arial" w:cs="Arial" w:eastAsia="Arial" w:hAnsi="Arial"/>
+          <w:color w:val="1A1A1A"/>
+          <w:sz w:val="20"/>
+          <w:szCs w:val="20"/>
+        </w:rPr>
+        <w:t xml:space="preserve">What continues during a quiet stretch: </w:t>
+      </w:r>
+      <w:r>
+        <w:rPr>
+          <w:rFonts w:ascii="Arial" w:cs="Arial" w:eastAsia="Arial" w:hAnsi="Arial"/>
+          <w:b/>
+          <w:bCs/>
+          <w:color w:val="1A1A1A"/>
+          <w:sz w:val="20"/>
+          <w:szCs w:val="20"/>
+        </w:rPr>
+        <w:t xml:space="preserve">everything</w:t>
+      </w:r>
+      <w:r>
+        <w:rPr>
+          <w:rFonts w:ascii="Arial" w:cs="Arial" w:eastAsia="Arial" w:hAnsi="Arial"/>
+          <w:color w:val="1A1A1A"/>
+          <w:sz w:val="20"/>
+          <w:szCs w:val="20"/>
+        </w:rPr>
+        <w:t xml:space="preserve">. MASTER TIME, open faults and their decay, repairs, transfers, healing, generator upgrades, COM’s board, Council consequences, and the operating cycle that charges upkeep. A team can use the stretch to catch up on all of it. That is the recovery — operational, earned, and visible in the log.</w:t>
+      </w:r>
+    </w:p>
+    <w:p>
+      <w:pPr>
+        <w:spacing w:after="130"/>
+      </w:pPr>
+      <w:r>
+        <w:rPr>
+          <w:rFonts w:ascii="Arial" w:cs="Arial" w:eastAsia="Arial" w:hAnsi="Arial"/>
+          <w:color w:val="1A1A1A"/>
+          <w:sz w:val="20"/>
+          <w:szCs w:val="20"/>
+        </w:rPr>
+        <w:t xml:space="preserve">The internal phases in the console — Stable Operations, Interdependence, Escalation, Core Failure, Temporary Stabilisation, Aftershock, Final Crisis — are </w:t>
+      </w:r>
+      <w:r>
+        <w:rPr>
+          <w:rFonts w:ascii="Arial" w:cs="Arial" w:eastAsia="Arial" w:hAnsi="Arial"/>
+          <w:b/>
+          <w:bCs/>
+          <w:color w:val="1A1A1A"/>
+          <w:sz w:val="20"/>
+          <w:szCs w:val="20"/>
+        </w:rPr>
+        <w:t xml:space="preserve">yours, not theirs</w:t>
+      </w:r>
+      <w:r>
+        <w:rPr>
+          <w:rFonts w:ascii="Arial" w:cs="Arial" w:eastAsia="Arial" w:hAnsi="Arial"/>
+          <w:color w:val="1A1A1A"/>
+          <w:sz w:val="20"/>
+          <w:szCs w:val="20"/>
+        </w:rPr>
+        <w:t xml:space="preserve">. Pressing NEXT PHASE changes what you may fire next and stamps the log for analysis. It changes nothing the room can see: no clock resets, no screen announces it, no stock, health, worker, transfer or upgrade moves. If you want the room to feel a change, fire something.</w:t>
+      </w:r>
+    </w:p>
+    <w:p>
+      <w:pPr>
+        <w:pBdr>
+          <w:left w:val="single" w:color="E8A33A" w:sz="18"/>
+        </w:pBdr>
+        <w:shd w:fill="FFF4E5" w:color="auto" w:val="clear"/>
+        <w:spacing w:after="160" w:before="140"/>
+        <w:ind w:left="220" w:right="160"/>
+      </w:pPr>
+      <w:r>
+        <w:rPr>
+          <w:rFonts w:ascii="Arial" w:cs="Arial" w:eastAsia="Arial" w:hAnsi="Arial"/>
+          <w:b/>
+          <w:bCs/>
+          <w:color w:val="8A5A00"/>
+          <w:sz w:val="20"/>
+          <w:szCs w:val="20"/>
+        </w:rPr>
+        <w:t xml:space="preserve">The only full stop is an emergency.  </w:t>
+      </w:r>
+      <w:r>
+        <w:rPr>
+          <w:rFonts w:ascii="Arial" w:cs="Arial" w:eastAsia="Arial" w:hAnsi="Arial"/>
+          <w:color w:val="1A1A1A"/>
+          <w:sz w:val="20"/>
+          <w:szCs w:val="20"/>
+        </w:rPr>
+        <w:t xml:space="preserve">PAUSE freezes every clock and every decay for a technical failure, a safety issue or an equipment problem. It is not a pacing tool and it is not a rest. Resume continues from the exact frozen state — nothing is replenished, nothing is cleared.</w:t>
+      </w:r>
+    </w:p>
+    <w:p>
+      <w:pPr>
+        <w:pStyle w:val="Heading2"/>
+        <w:spacing w:after="110" w:before="260"/>
+      </w:pPr>
+      <w:r>
+        <w:rPr>
+          <w:rFonts w:ascii="Arial" w:cs="Arial" w:eastAsia="Arial" w:hAnsi="Arial"/>
+          <w:b/>
+          <w:bCs/>
+          <w:color w:val="1A1A1A"/>
+          <w:sz w:val="24"/>
+          <w:szCs w:val="24"/>
+        </w:rPr>
+        <w:t xml:space="preserve">3.4 The three seeded probes</w:t>
       </w:r>
     </w:p>
     <w:p>
@@ -3440,7 +3583,7 @@
           <w:sz w:val="20"/>
           <w:szCs w:val="20"/>
         </w:rPr>
-        <w:t xml:space="preserve">Every binder holds one Appendix C value that appears in no index. Water and Agriculture need their own in Round 3; the rest are raided by other sectors in Round 4. Teams that never open the back of the binder will stall. That stall is a finding about how people behave when the documentation fights back.</w:t>
+        <w:t xml:space="preserve">Every binder holds one Appendix C value that appears in no index. Water and Agriculture need their own during Core Failure; the rest are raided by other sectors in the late shift. Teams that never open the back of the binder will stall. That stall is a finding about how people behave when the documentation fights back.</w:t>
       </w:r>
     </w:p>
     <w:p>
@@ -3466,6 +3609,20 @@
           <w:szCs w:val="34"/>
         </w:rPr>
         <w:t xml:space="preserve">Part 4 · Shape of the Day</w:t>
+      </w:r>
+    </w:p>
+    <w:p>
+      <w:pPr>
+        <w:spacing w:after="130"/>
+      </w:pPr>
+      <w:r>
+        <w:rPr>
+          <w:rFonts w:ascii="Arial" w:cs="Arial" w:eastAsia="Arial" w:hAnsi="Arial"/>
+          <w:color w:val="1A1A1A"/>
+          <w:sz w:val="20"/>
+          <w:szCs w:val="20"/>
+        </w:rPr>
+        <w:t xml:space="preserve">Two blocks the room can feel: a shift, then a reckoning. Everything between arrival and END SIMULATION is one unbroken run of the city; everything after it is the part they take to work.</w:t>
       </w:r>
     </w:p>
     <w:tbl>
@@ -3659,7 +3816,7 @@
               <w:rPr>
                 <w:rFonts w:ascii="Arial" w:cs="Arial" w:eastAsia="Arial" w:hAnsi="Arial"/>
               </w:rPr>
-              <w:t xml:space="preserve">Round 0 — Orientation</w:t>
+              <w:t xml:space="preserve">Orientation</w:t>
             </w:r>
           </w:p>
         </w:tc>
@@ -3705,7 +3862,7 @@
               <w:rPr>
                 <w:rFonts w:ascii="Arial" w:cs="Arial" w:eastAsia="Arial" w:hAnsi="Arial"/>
               </w:rPr>
-              <w:t xml:space="preserve">Learn the console. Zero stakes.</w:t>
+              <w:t xml:space="preserve">Learn the console. Zero stakes. The only calm stretch of the day — spend it.</w:t>
             </w:r>
           </w:p>
         </w:tc>
@@ -3730,7 +3887,7 @@
               <w:rPr>
                 <w:rFonts w:ascii="Arial" w:cs="Arial" w:eastAsia="Arial" w:hAnsi="Arial"/>
               </w:rPr>
-              <w:t xml:space="preserve">Round 1 — Stable Operations</w:t>
+              <w:t xml:space="preserve">THE SHIFT — continuous</w:t>
             </w:r>
           </w:p>
         </w:tc>
@@ -3753,7 +3910,7 @@
               <w:rPr>
                 <w:rFonts w:ascii="Arial" w:cs="Arial" w:eastAsia="Arial" w:hAnsi="Arial"/>
               </w:rPr>
-              <w:t xml:space="preserve">20 min</w:t>
+              <w:t xml:space="preserve">105 min</w:t>
             </w:r>
           </w:p>
         </w:tc>
@@ -3776,7 +3933,7 @@
               <w:rPr>
                 <w:rFonts w:ascii="Arial" w:cs="Arial" w:eastAsia="Arial" w:hAnsi="Arial"/>
               </w:rPr>
-              <w:t xml:space="preserve">BASELINE CAPTURE. Comfortable on purpose.</w:t>
+              <w:t xml:space="preserve">One unbroken crisis in seven waves. No breaks, no round breaks, nothing on any screen that says pause.</w:t>
             </w:r>
           </w:p>
         </w:tc>
@@ -3801,7 +3958,7 @@
               <w:rPr>
                 <w:rFonts w:ascii="Arial" w:cs="Arial" w:eastAsia="Arial" w:hAnsi="Arial"/>
               </w:rPr>
-              <w:t xml:space="preserve">Breather</w:t>
+              <w:t xml:space="preserve">Lunch</w:t>
             </w:r>
           </w:p>
         </w:tc>
@@ -3824,7 +3981,7 @@
               <w:rPr>
                 <w:rFonts w:ascii="Arial" w:cs="Arial" w:eastAsia="Arial" w:hAnsi="Arial"/>
               </w:rPr>
-              <w:t xml:space="preserve">5 min</w:t>
+              <w:t xml:space="preserve">45 min</w:t>
             </w:r>
           </w:p>
         </w:tc>
@@ -3847,7 +4004,7 @@
               <w:rPr>
                 <w:rFonts w:ascii="Arial" w:cs="Arial" w:eastAsia="Arial" w:hAnsi="Arial"/>
               </w:rPr>
-              <w:t xml:space="preserve">Contrast. Stress needs it to register.</w:t>
+              <w:t xml:space="preserve">The simulation has ENDED and the final city state stays on the wall. Council audio is transcribed during this.</w:t>
             </w:r>
           </w:p>
         </w:tc>
@@ -3872,7 +4029,7 @@
               <w:rPr>
                 <w:rFonts w:ascii="Arial" w:cs="Arial" w:eastAsia="Arial" w:hAnsi="Arial"/>
               </w:rPr>
-              <w:t xml:space="preserve">Round 2 — Interdependence</w:t>
+              <w:t xml:space="preserve">Debrief 1 — the person</w:t>
             </w:r>
           </w:p>
         </w:tc>
@@ -3895,7 +4052,7 @@
               <w:rPr>
                 <w:rFonts w:ascii="Arial" w:cs="Arial" w:eastAsia="Arial" w:hAnsi="Arial"/>
               </w:rPr>
-              <w:t xml:space="preserve">30 min</w:t>
+              <w:t xml:space="preserve">60 min</w:t>
             </w:r>
           </w:p>
         </w:tc>
@@ -3918,7 +4075,7 @@
               <w:rPr>
                 <w:rFonts w:ascii="Arial" w:cs="Arial" w:eastAsia="Arial" w:hAnsi="Arial"/>
               </w:rPr>
-              <w:t xml:space="preserve">Sectors collide. Council sitting one.</w:t>
+              <w:t xml:space="preserve">Personal metrics. Triggers. Reactive and creative.</w:t>
             </w:r>
           </w:p>
         </w:tc>
@@ -3943,7 +4100,7 @@
               <w:rPr>
                 <w:rFonts w:ascii="Arial" w:cs="Arial" w:eastAsia="Arial" w:hAnsi="Arial"/>
               </w:rPr>
-              <w:t xml:space="preserve">Breather</w:t>
+              <w:t xml:space="preserve">Debrief 2 — the delta and the transfer</w:t>
             </w:r>
           </w:p>
         </w:tc>
@@ -3966,7 +4123,7 @@
               <w:rPr>
                 <w:rFonts w:ascii="Arial" w:cs="Arial" w:eastAsia="Arial" w:hAnsi="Arial"/>
               </w:rPr>
-              <w:t xml:space="preserve">5 min</w:t>
+              <w:t xml:space="preserve">45 min</w:t>
             </w:r>
           </w:p>
         </w:tc>
@@ -3989,78 +4146,139 @@
               <w:rPr>
                 <w:rFonts w:ascii="Arial" w:cs="Arial" w:eastAsia="Arial" w:hAnsi="Arial"/>
               </w:rPr>
-              <w:t xml:space="preserve"/>
-            </w:r>
-          </w:p>
-        </w:tc>
-      </w:tr>
+              <w:t xml:space="preserve">Early shift against late shift. One commitment, one named meeting, one date.</w:t>
+            </w:r>
+          </w:p>
+        </w:tc>
+      </w:tr>
+    </w:tbl>
+    <w:p>
+      <w:pPr>
+        <w:pStyle w:val="Heading2"/>
+        <w:spacing w:after="110" w:before="260"/>
+      </w:pPr>
+      <w:r>
+        <w:rPr>
+          <w:rFonts w:ascii="Arial" w:cs="Arial" w:eastAsia="Arial" w:hAnsi="Arial"/>
+          <w:b/>
+          <w:bCs/>
+          <w:color w:val="1A1A1A"/>
+          <w:sz w:val="24"/>
+          <w:szCs w:val="24"/>
+        </w:rPr>
+        <w:t xml:space="preserve">The seven waves inside the shift</w:t>
+      </w:r>
+    </w:p>
+    <w:p>
+      <w:pPr>
+        <w:spacing w:after="130"/>
+      </w:pPr>
+      <w:r>
+        <w:rPr>
+          <w:rFonts w:ascii="Arial" w:cs="Arial" w:eastAsia="Arial" w:hAnsi="Arial"/>
+          <w:color w:val="1A1A1A"/>
+          <w:sz w:val="20"/>
+          <w:szCs w:val="20"/>
+        </w:rPr>
+        <w:t xml:space="preserve">These are internal phases in the control panel. Participants never see a name, a number or a boundary — they see faults arriving and MASTER TIME running down. Times are MASTER TIME elapsed.</w:t>
+      </w:r>
+    </w:p>
+    <w:tbl>
+      <w:tblPr>
+        <w:tblW w:type="dxa" w:w="9638"/>
+        <w:tblBorders>
+          <w:top w:val="single" w:color="BFBFBF" w:sz="4"/>
+          <w:left w:val="single" w:color="BFBFBF" w:sz="4"/>
+          <w:bottom w:val="single" w:color="BFBFBF" w:sz="4"/>
+          <w:right w:val="single" w:color="BFBFBF" w:sz="4"/>
+          <w:insideH w:val="single" w:color="BFBFBF" w:sz="4"/>
+          <w:insideV w:val="single" w:color="BFBFBF" w:sz="4"/>
+        </w:tblBorders>
+      </w:tblPr>
+      <w:tblGrid>
+        <w:gridCol w:w="3400"/>
+        <w:gridCol w:w="1600"/>
+        <w:gridCol w:w="4638"/>
+      </w:tblGrid>
       <w:tr>
         <w:tc>
           <w:tcPr>
             <w:tcW w:type="dxa" w:w="3400"/>
-            <w:tcMar>
-              <w:top w:type="dxa" w:w="70"/>
-              <w:left w:type="dxa" w:w="100"/>
-              <w:bottom w:type="dxa" w:w="70"/>
-              <w:right w:type="dxa" w:w="100"/>
-            </w:tcMar>
-            <w:vAlign w:val="top"/>
-          </w:tcPr>
-          <w:p>
-            <w:pPr>
-              <w:spacing w:after="0"/>
-            </w:pPr>
-            <w:r>
-              <w:rPr>
-                <w:rFonts w:ascii="Arial" w:cs="Arial" w:eastAsia="Arial" w:hAnsi="Arial"/>
-              </w:rPr>
-              <w:t xml:space="preserve">Round 3 — Core Failure</w:t>
+            <w:shd w:fill="1F3864" w:color="auto" w:val="clear"/>
+            <w:tcMar>
+              <w:top w:type="dxa" w:w="70"/>
+              <w:left w:type="dxa" w:w="100"/>
+              <w:bottom w:type="dxa" w:w="70"/>
+              <w:right w:type="dxa" w:w="100"/>
+            </w:tcMar>
+            <w:vAlign w:val="top"/>
+          </w:tcPr>
+          <w:p>
+            <w:pPr>
+              <w:spacing w:after="0"/>
+            </w:pPr>
+            <w:r>
+              <w:rPr>
+                <w:rFonts w:ascii="Arial" w:cs="Arial" w:eastAsia="Arial" w:hAnsi="Arial"/>
+                <w:b/>
+                <w:bCs/>
+                <w:color w:val="FFFFFF"/>
+              </w:rPr>
+              <w:t xml:space="preserve">WAVE</w:t>
             </w:r>
           </w:p>
         </w:tc>
         <w:tc>
           <w:tcPr>
             <w:tcW w:type="dxa" w:w="1600"/>
-            <w:tcMar>
-              <w:top w:type="dxa" w:w="70"/>
-              <w:left w:type="dxa" w:w="100"/>
-              <w:bottom w:type="dxa" w:w="70"/>
-              <w:right w:type="dxa" w:w="100"/>
-            </w:tcMar>
-            <w:vAlign w:val="top"/>
-          </w:tcPr>
-          <w:p>
-            <w:pPr>
-              <w:spacing w:after="0"/>
-            </w:pPr>
-            <w:r>
-              <w:rPr>
-                <w:rFonts w:ascii="Arial" w:cs="Arial" w:eastAsia="Arial" w:hAnsi="Arial"/>
-              </w:rPr>
-              <w:t xml:space="preserve">30 min</w:t>
+            <w:shd w:fill="1F3864" w:color="auto" w:val="clear"/>
+            <w:tcMar>
+              <w:top w:type="dxa" w:w="70"/>
+              <w:left w:type="dxa" w:w="100"/>
+              <w:bottom w:type="dxa" w:w="70"/>
+              <w:right w:type="dxa" w:w="100"/>
+            </w:tcMar>
+            <w:vAlign w:val="top"/>
+          </w:tcPr>
+          <w:p>
+            <w:pPr>
+              <w:spacing w:after="0"/>
+            </w:pPr>
+            <w:r>
+              <w:rPr>
+                <w:rFonts w:ascii="Arial" w:cs="Arial" w:eastAsia="Arial" w:hAnsi="Arial"/>
+                <w:b/>
+                <w:bCs/>
+                <w:color w:val="FFFFFF"/>
+              </w:rPr>
+              <w:t xml:space="preserve">ELAPSED</w:t>
             </w:r>
           </w:p>
         </w:tc>
         <w:tc>
           <w:tcPr>
             <w:tcW w:type="dxa" w:w="4638"/>
-            <w:tcMar>
-              <w:top w:type="dxa" w:w="70"/>
-              <w:left w:type="dxa" w:w="100"/>
-              <w:bottom w:type="dxa" w:w="70"/>
-              <w:right w:type="dxa" w:w="100"/>
-            </w:tcMar>
-            <w:vAlign w:val="top"/>
-          </w:tcPr>
-          <w:p>
-            <w:pPr>
-              <w:spacing w:after="0"/>
-            </w:pPr>
-            <w:r>
-              <w:rPr>
-                <w:rFonts w:ascii="Arial" w:cs="Arial" w:eastAsia="Arial" w:hAnsi="Arial"/>
-              </w:rPr>
-              <w:t xml:space="preserve">Peak pressure. Triage decision.</w:t>
+            <w:shd w:fill="1F3864" w:color="auto" w:val="clear"/>
+            <w:tcMar>
+              <w:top w:type="dxa" w:w="70"/>
+              <w:left w:type="dxa" w:w="100"/>
+              <w:bottom w:type="dxa" w:w="70"/>
+              <w:right w:type="dxa" w:w="100"/>
+            </w:tcMar>
+            <w:vAlign w:val="top"/>
+          </w:tcPr>
+          <w:p>
+            <w:pPr>
+              <w:spacing w:after="0"/>
+            </w:pPr>
+            <w:r>
+              <w:rPr>
+                <w:rFonts w:ascii="Arial" w:cs="Arial" w:eastAsia="Arial" w:hAnsi="Arial"/>
+                <w:b/>
+                <w:bCs/>
+                <w:color w:val="FFFFFF"/>
+              </w:rPr>
+              <w:t xml:space="preserve">WHAT IT IS FOR</w:t>
             </w:r>
           </w:p>
         </w:tc>
@@ -4085,7 +4303,7 @@
               <w:rPr>
                 <w:rFonts w:ascii="Arial" w:cs="Arial" w:eastAsia="Arial" w:hAnsi="Arial"/>
               </w:rPr>
-              <w:t xml:space="preserve">Lunch</w:t>
+              <w:t xml:space="preserve">Stable Operations</w:t>
             </w:r>
           </w:p>
         </w:tc>
@@ -4108,7 +4326,7 @@
               <w:rPr>
                 <w:rFonts w:ascii="Arial" w:cs="Arial" w:eastAsia="Arial" w:hAnsi="Arial"/>
               </w:rPr>
-              <w:t xml:space="preserve">45 min</w:t>
+              <w:t xml:space="preserve">00:00–15:00</w:t>
             </w:r>
           </w:p>
         </w:tc>
@@ -4131,7 +4349,7 @@
               <w:rPr>
                 <w:rFonts w:ascii="Arial" w:cs="Arial" w:eastAsia="Arial" w:hAnsi="Arial"/>
               </w:rPr>
-              <w:t xml:space="preserve">Transcription of Council audio runs during this.</w:t>
+              <w:t xml:space="preserve">Baseline capture. Intra-sector faults only. Comfortable on purpose.</w:t>
             </w:r>
           </w:p>
         </w:tc>
@@ -4156,7 +4374,7 @@
               <w:rPr>
                 <w:rFonts w:ascii="Arial" w:cs="Arial" w:eastAsia="Arial" w:hAnsi="Arial"/>
               </w:rPr>
-              <w:t xml:space="preserve">Debrief 1</w:t>
+              <w:t xml:space="preserve">Interdependence</w:t>
             </w:r>
           </w:p>
         </w:tc>
@@ -4179,7 +4397,7 @@
               <w:rPr>
                 <w:rFonts w:ascii="Arial" w:cs="Arial" w:eastAsia="Arial" w:hAnsi="Arial"/>
               </w:rPr>
-              <w:t xml:space="preserve">60 min</w:t>
+              <w:t xml:space="preserve">15:00–40:00</w:t>
             </w:r>
           </w:p>
         </w:tc>
@@ -4202,7 +4420,7 @@
               <w:rPr>
                 <w:rFonts w:ascii="Arial" w:cs="Arial" w:eastAsia="Arial" w:hAnsi="Arial"/>
               </w:rPr>
-              <w:t xml:space="preserve">Personal metrics. Triggers. One written commitment each.</w:t>
+              <w:t xml:space="preserve">Sectors collide. Cross-sector specs, transfers, Council sitting one.</w:t>
             </w:r>
           </w:p>
         </w:tc>
@@ -4227,7 +4445,7 @@
               <w:rPr>
                 <w:rFonts w:ascii="Arial" w:cs="Arial" w:eastAsia="Arial" w:hAnsi="Arial"/>
               </w:rPr>
-              <w:t xml:space="preserve">Round 4 — Aftershock</w:t>
+              <w:t xml:space="preserve">Escalation</w:t>
             </w:r>
           </w:p>
         </w:tc>
@@ -4250,7 +4468,7 @@
               <w:rPr>
                 <w:rFonts w:ascii="Arial" w:cs="Arial" w:eastAsia="Arial" w:hAnsi="Arial"/>
               </w:rPr>
-              <w:t xml:space="preserve">25 min</w:t>
+              <w:t xml:space="preserve">40:00–52:00</w:t>
             </w:r>
           </w:p>
         </w:tc>
@@ -4273,7 +4491,7 @@
               <w:rPr>
                 <w:rFonts w:ascii="Arial" w:cs="Arial" w:eastAsia="Arial" w:hAnsi="Arial"/>
               </w:rPr>
-              <w:t xml:space="preserve">POST-MEASUREMENT. The deliverable.</w:t>
+              <w:t xml:space="preserve">Simultaneous faults and competing priorities. Off-script injects live here.</w:t>
             </w:r>
           </w:p>
         </w:tc>
@@ -4298,7 +4516,7 @@
               <w:rPr>
                 <w:rFonts w:ascii="Arial" w:cs="Arial" w:eastAsia="Arial" w:hAnsi="Arial"/>
               </w:rPr>
-              <w:t xml:space="preserve">Debrief 2</w:t>
+              <w:t xml:space="preserve">Core Failure</w:t>
             </w:r>
           </w:p>
         </w:tc>
@@ -4321,7 +4539,7 @@
               <w:rPr>
                 <w:rFonts w:ascii="Arial" w:cs="Arial" w:eastAsia="Arial" w:hAnsi="Arial"/>
               </w:rPr>
-              <w:t xml:space="preserve">45 min</w:t>
+              <w:t xml:space="preserve">52:00–1:17:00</w:t>
             </w:r>
           </w:p>
         </w:tc>
@@ -4344,7 +4562,220 @@
               <w:rPr>
                 <w:rFonts w:ascii="Arial" w:cs="Arial" w:eastAsia="Arial" w:hAnsi="Arial"/>
               </w:rPr>
-              <w:t xml:space="preserve">Deltas on screen. Transfer plan.</w:t>
+              <w:t xml:space="preserve">Peak pressure. Core decline, Continuity Order, brownouts.</w:t>
+            </w:r>
+          </w:p>
+        </w:tc>
+      </w:tr>
+      <w:tr>
+        <w:tc>
+          <w:tcPr>
+            <w:tcW w:type="dxa" w:w="3400"/>
+            <w:tcMar>
+              <w:top w:type="dxa" w:w="70"/>
+              <w:left w:type="dxa" w:w="100"/>
+              <w:bottom w:type="dxa" w:w="70"/>
+              <w:right w:type="dxa" w:w="100"/>
+            </w:tcMar>
+            <w:vAlign w:val="top"/>
+          </w:tcPr>
+          <w:p>
+            <w:pPr>
+              <w:spacing w:after="0"/>
+            </w:pPr>
+            <w:r>
+              <w:rPr>
+                <w:rFonts w:ascii="Arial" w:cs="Arial" w:eastAsia="Arial" w:hAnsi="Arial"/>
+              </w:rPr>
+              <w:t xml:space="preserve">Temporary Stabilisation</w:t>
+            </w:r>
+          </w:p>
+        </w:tc>
+        <w:tc>
+          <w:tcPr>
+            <w:tcW w:type="dxa" w:w="1600"/>
+            <w:tcMar>
+              <w:top w:type="dxa" w:w="70"/>
+              <w:left w:type="dxa" w:w="100"/>
+              <w:bottom w:type="dxa" w:w="70"/>
+              <w:right w:type="dxa" w:w="100"/>
+            </w:tcMar>
+            <w:vAlign w:val="top"/>
+          </w:tcPr>
+          <w:p>
+            <w:pPr>
+              <w:spacing w:after="0"/>
+            </w:pPr>
+            <w:r>
+              <w:rPr>
+                <w:rFonts w:ascii="Arial" w:cs="Arial" w:eastAsia="Arial" w:hAnsi="Arial"/>
+              </w:rPr>
+              <w:t xml:space="preserve">1:17:00–1:25:00</w:t>
+            </w:r>
+          </w:p>
+        </w:tc>
+        <w:tc>
+          <w:tcPr>
+            <w:tcW w:type="dxa" w:w="4638"/>
+            <w:tcMar>
+              <w:top w:type="dxa" w:w="70"/>
+              <w:left w:type="dxa" w:w="100"/>
+              <w:bottom w:type="dxa" w:w="70"/>
+              <w:right w:type="dxa" w:w="100"/>
+            </w:tcMar>
+            <w:vAlign w:val="top"/>
+          </w:tcPr>
+          <w:p>
+            <w:pPr>
+              <w:spacing w:after="0"/>
+            </w:pPr>
+            <w:r>
+              <w:rPr>
+                <w:rFonts w:ascii="Arial" w:cs="Arial" w:eastAsia="Arial" w:hAnsi="Arial"/>
+              </w:rPr>
+              <w:t xml:space="preserve">Fewer NEW majors so tables can catch up operationally. NOT a break. Say nothing.</w:t>
+            </w:r>
+          </w:p>
+        </w:tc>
+      </w:tr>
+      <w:tr>
+        <w:tc>
+          <w:tcPr>
+            <w:tcW w:type="dxa" w:w="3400"/>
+            <w:tcMar>
+              <w:top w:type="dxa" w:w="70"/>
+              <w:left w:type="dxa" w:w="100"/>
+              <w:bottom w:type="dxa" w:w="70"/>
+              <w:right w:type="dxa" w:w="100"/>
+            </w:tcMar>
+            <w:vAlign w:val="top"/>
+          </w:tcPr>
+          <w:p>
+            <w:pPr>
+              <w:spacing w:after="0"/>
+            </w:pPr>
+            <w:r>
+              <w:rPr>
+                <w:rFonts w:ascii="Arial" w:cs="Arial" w:eastAsia="Arial" w:hAnsi="Arial"/>
+              </w:rPr>
+              <w:t xml:space="preserve">Aftershock</w:t>
+            </w:r>
+          </w:p>
+        </w:tc>
+        <w:tc>
+          <w:tcPr>
+            <w:tcW w:type="dxa" w:w="1600"/>
+            <w:tcMar>
+              <w:top w:type="dxa" w:w="70"/>
+              <w:left w:type="dxa" w:w="100"/>
+              <w:bottom w:type="dxa" w:w="70"/>
+              <w:right w:type="dxa" w:w="100"/>
+            </w:tcMar>
+            <w:vAlign w:val="top"/>
+          </w:tcPr>
+          <w:p>
+            <w:pPr>
+              <w:spacing w:after="0"/>
+            </w:pPr>
+            <w:r>
+              <w:rPr>
+                <w:rFonts w:ascii="Arial" w:cs="Arial" w:eastAsia="Arial" w:hAnsi="Arial"/>
+              </w:rPr>
+              <w:t xml:space="preserve">1:25:00–1:37:00</w:t>
+            </w:r>
+          </w:p>
+        </w:tc>
+        <w:tc>
+          <w:tcPr>
+            <w:tcW w:type="dxa" w:w="4638"/>
+            <w:tcMar>
+              <w:top w:type="dxa" w:w="70"/>
+              <w:left w:type="dxa" w:w="100"/>
+              <w:bottom w:type="dxa" w:w="70"/>
+              <w:right w:type="dxa" w:w="100"/>
+            </w:tcMar>
+            <w:vAlign w:val="top"/>
+          </w:tcPr>
+          <w:p>
+            <w:pPr>
+              <w:spacing w:after="0"/>
+            </w:pPr>
+            <w:r>
+              <w:rPr>
+                <w:rFonts w:ascii="Arial" w:cs="Arial" w:eastAsia="Arial" w:hAnsi="Arial"/>
+              </w:rPr>
+              <w:t xml:space="preserve">A late wave onto the city they are already carrying. POST-MEASUREMENT begins.</w:t>
+            </w:r>
+          </w:p>
+        </w:tc>
+      </w:tr>
+      <w:tr>
+        <w:tc>
+          <w:tcPr>
+            <w:tcW w:type="dxa" w:w="3400"/>
+            <w:tcMar>
+              <w:top w:type="dxa" w:w="70"/>
+              <w:left w:type="dxa" w:w="100"/>
+              <w:bottom w:type="dxa" w:w="70"/>
+              <w:right w:type="dxa" w:w="100"/>
+            </w:tcMar>
+            <w:vAlign w:val="top"/>
+          </w:tcPr>
+          <w:p>
+            <w:pPr>
+              <w:spacing w:after="0"/>
+            </w:pPr>
+            <w:r>
+              <w:rPr>
+                <w:rFonts w:ascii="Arial" w:cs="Arial" w:eastAsia="Arial" w:hAnsi="Arial"/>
+              </w:rPr>
+              <w:t xml:space="preserve">Final Crisis</w:t>
+            </w:r>
+          </w:p>
+        </w:tc>
+        <w:tc>
+          <w:tcPr>
+            <w:tcW w:type="dxa" w:w="1600"/>
+            <w:tcMar>
+              <w:top w:type="dxa" w:w="70"/>
+              <w:left w:type="dxa" w:w="100"/>
+              <w:bottom w:type="dxa" w:w="70"/>
+              <w:right w:type="dxa" w:w="100"/>
+            </w:tcMar>
+            <w:vAlign w:val="top"/>
+          </w:tcPr>
+          <w:p>
+            <w:pPr>
+              <w:spacing w:after="0"/>
+            </w:pPr>
+            <w:r>
+              <w:rPr>
+                <w:rFonts w:ascii="Arial" w:cs="Arial" w:eastAsia="Arial" w:hAnsi="Arial"/>
+              </w:rPr>
+              <w:t xml:space="preserve">1:37:00–1:45:00</w:t>
+            </w:r>
+          </w:p>
+        </w:tc>
+        <w:tc>
+          <w:tcPr>
+            <w:tcW w:type="dxa" w:w="4638"/>
+            <w:tcMar>
+              <w:top w:type="dxa" w:w="70"/>
+              <w:left w:type="dxa" w:w="100"/>
+              <w:bottom w:type="dxa" w:w="70"/>
+              <w:right w:type="dxa" w:w="100"/>
+            </w:tcMar>
+            <w:vAlign w:val="top"/>
+          </w:tcPr>
+          <w:p>
+            <w:pPr>
+              <w:spacing w:after="0"/>
+            </w:pPr>
+            <w:r>
+              <w:rPr>
+                <w:rFonts w:ascii="Arial" w:cs="Arial" w:eastAsia="Arial" w:hAnsi="Arial"/>
+              </w:rPr>
+              <w:t xml:space="preserve">The last sustained push into the end state.</w:t>
             </w:r>
           </w:p>
         </w:tc>
@@ -4377,7 +4808,7 @@
           <w:sz w:val="20"/>
           <w:szCs w:val="20"/>
         </w:rPr>
-        <w:t xml:space="preserve">Cut in this order: the second breather, then ten minutes from Round 2, then fifteen from Debrief 1. Never Round 4, never the delta readout.</w:t>
+        <w:t xml:space="preserve">Cut from Escalation and Temporary Stabilisation first — they are connective, not diagnostic — then trim fifteen minutes from Debrief 1. Never the aftershock, never the final crisis, never the delta readout. Use the − button beside MASTER TIME: one click, one minute, and nothing else in the city moves.</w:t>
       </w:r>
     </w:p>
     <w:p>
@@ -4416,7 +4847,7 @@
           <w:sz w:val="20"/>
           <w:szCs w:val="20"/>
         </w:rPr>
-        <w:t xml:space="preserve">Run the day from this part. The control panel mirrors these beats in order; firing a beat there marks it done and stamps the log. Times are minutes elapsed within the round.</w:t>
+        <w:t xml:space="preserve">Run the day from this part. The control panel mirrors these beats in order; firing a beat there marks it done and stamps the log. Inside the shift, every time is MASTER TIME elapsed — one clock, started once, running until you end the simulation.</w:t>
       </w:r>
     </w:p>
     <w:p>
@@ -4433,7 +4864,7 @@
           <w:sz w:val="24"/>
           <w:szCs w:val="24"/>
         </w:rPr>
-        <w:t xml:space="preserve">5.0 Briefing and Round 0 — Orientation (15 min)</w:t>
+        <w:t xml:space="preserve">5.0 Briefing and Orientation (15 min, before the shift)</w:t>
       </w:r>
     </w:p>
     <w:p>
@@ -4468,7 +4899,7 @@
           <w:sz w:val="20"/>
           <w:szCs w:val="20"/>
         </w:rPr>
-        <w:t xml:space="preserve">"This morning the core began to degrade. You are the sector leadership. The city does not know yet. You have one shift."</w:t>
+        <w:t xml:space="preserve">"This morning the core began to degrade. You are the sector leadership. The city does not know yet. You have one shift — one, without a break in it."</w:t>
       </w:r>
       <w:r>
         <w:br/>
@@ -4912,7 +5343,7 @@
               <w:rPr>
                 <w:rFonts w:ascii="Arial" w:cs="Arial" w:eastAsia="Arial" w:hAnsi="Arial"/>
               </w:rPr>
-              <w:t xml:space="preserve">Confirm every sector has resolved its tutorial fault. Help freely here — this is the only round where you may.</w:t>
+              <w:t xml:space="preserve">Confirm every sector has resolved its tutorial fault. Help freely here — this is the only part of the day where you may.</w:t>
             </w:r>
           </w:p>
         </w:tc>
@@ -4936,6 +5367,77 @@
                 <w:rFonts w:ascii="Arial" w:cs="Arial" w:eastAsia="Arial" w:hAnsi="Arial"/>
               </w:rPr>
               <w:t xml:space="preserve">Consoles showing the wrong sector. Fix now, not later.</w:t>
+            </w:r>
+          </w:p>
+        </w:tc>
+      </w:tr>
+      <w:tr>
+        <w:tc>
+          <w:tcPr>
+            <w:tcW w:type="dxa" w:w="1300"/>
+            <w:tcMar>
+              <w:top w:type="dxa" w:w="70"/>
+              <w:left w:type="dxa" w:w="100"/>
+              <w:bottom w:type="dxa" w:w="70"/>
+              <w:right w:type="dxa" w:w="100"/>
+            </w:tcMar>
+            <w:vAlign w:val="top"/>
+          </w:tcPr>
+          <w:p>
+            <w:pPr>
+              <w:spacing w:after="0"/>
+            </w:pPr>
+            <w:r>
+              <w:rPr>
+                <w:rFonts w:ascii="Arial" w:cs="Arial" w:eastAsia="Arial" w:hAnsi="Arial"/>
+              </w:rPr>
+              <w:t xml:space="preserve">00:14</w:t>
+            </w:r>
+          </w:p>
+        </w:tc>
+        <w:tc>
+          <w:tcPr>
+            <w:tcW w:type="dxa" w:w="4400"/>
+            <w:tcMar>
+              <w:top w:type="dxa" w:w="70"/>
+              <w:left w:type="dxa" w:w="100"/>
+              <w:bottom w:type="dxa" w:w="70"/>
+              <w:right w:type="dxa" w:w="100"/>
+            </w:tcMar>
+            <w:vAlign w:val="top"/>
+          </w:tcPr>
+          <w:p>
+            <w:pPr>
+              <w:spacing w:after="0"/>
+            </w:pPr>
+            <w:r>
+              <w:rPr>
+                <w:rFonts w:ascii="Arial" w:cs="Arial" w:eastAsia="Arial" w:hAnsi="Arial"/>
+              </w:rPr>
+              <w:t xml:space="preserve">Say the one sentence that sets the shift: "From here it runs until it is over. There is no break in it."</w:t>
+            </w:r>
+          </w:p>
+        </w:tc>
+        <w:tc>
+          <w:tcPr>
+            <w:tcW w:type="dxa" w:w="3938"/>
+            <w:tcMar>
+              <w:top w:type="dxa" w:w="70"/>
+              <w:left w:type="dxa" w:w="100"/>
+              <w:bottom w:type="dxa" w:w="70"/>
+              <w:right w:type="dxa" w:w="100"/>
+            </w:tcMar>
+            <w:vAlign w:val="top"/>
+          </w:tcPr>
+          <w:p>
+            <w:pPr>
+              <w:spacing w:after="0"/>
+            </w:pPr>
+            <w:r>
+              <w:rPr>
+                <w:rFonts w:ascii="Arial" w:cs="Arial" w:eastAsia="Arial" w:hAnsi="Arial"/>
+              </w:rPr>
+              <w:t xml:space="preserve">Nobody should be waiting for a pause that is not coming.</w:t>
             </w:r>
           </w:p>
         </w:tc>
@@ -4955,7 +5457,88 @@
           <w:sz w:val="24"/>
           <w:szCs w:val="24"/>
         </w:rPr>
-        <w:t xml:space="preserve">5.1 Round 1 — Stable Operations (20 min)</w:t>
+        <w:t xml:space="preserve">5.1 The Shift — starting it (00:00)</w:t>
+      </w:r>
+    </w:p>
+    <w:p>
+      <w:pPr>
+        <w:pBdr>
+          <w:left w:val="single" w:color="E8A33A" w:sz="18"/>
+        </w:pBdr>
+        <w:shd w:fill="FFF4E5" w:color="auto" w:val="clear"/>
+        <w:spacing w:after="160" w:before="140"/>
+        <w:ind w:left="220" w:right="160"/>
+      </w:pPr>
+      <w:r>
+        <w:rPr>
+          <w:rFonts w:ascii="Arial" w:cs="Arial" w:eastAsia="Arial" w:hAnsi="Arial"/>
+          <w:b/>
+          <w:bCs/>
+          <w:color w:val="8A5A00"/>
+          <w:sz w:val="20"/>
+          <w:szCs w:val="20"/>
+        </w:rPr>
+        <w:t xml:space="preserve">You start MASTER TIME once.  </w:t>
+      </w:r>
+      <w:r>
+        <w:rPr>
+          <w:rFonts w:ascii="Arial" w:cs="Arial" w:eastAsia="Arial" w:hAnsi="Arial"/>
+          <w:color w:val="1A1A1A"/>
+          <w:sz w:val="20"/>
+          <w:szCs w:val="20"/>
+        </w:rPr>
+        <w:t xml:space="preserve">Press NEXT PHASE to Stable Operations, then START. That is the only start of the day. From here you change waves with NEXT PHASE — which interrupts nothing — and you end the day with END SIMULATION. STOP CLOCK and PAUSE are not part of the script.</w:t>
+      </w:r>
+    </w:p>
+    <w:p>
+      <w:pPr>
+        <w:spacing w:after="130"/>
+      </w:pPr>
+      <w:r>
+        <w:rPr>
+          <w:rFonts w:ascii="Arial" w:cs="Arial" w:eastAsia="Arial" w:hAnsi="Arial"/>
+          <w:color w:val="1A1A1A"/>
+          <w:sz w:val="20"/>
+          <w:szCs w:val="20"/>
+        </w:rPr>
+        <w:t xml:space="preserve">What the room sees from now on: MASTER TIME counting down, their own health and stock, their faults, and the next operating cycle. What they never see: a round, a phase, a debrief screen, or a screen telling them to rest. </w:t>
+      </w:r>
+      <w:r>
+        <w:rPr>
+          <w:rFonts w:ascii="Arial" w:cs="Arial" w:eastAsia="Arial" w:hAnsi="Arial"/>
+          <w:b/>
+          <w:bCs/>
+          <w:color w:val="1A1A1A"/>
+          <w:sz w:val="20"/>
+          <w:szCs w:val="20"/>
+        </w:rPr>
+        <w:t xml:space="preserve">The operating cycle</w:t>
+      </w:r>
+      <w:r>
+        <w:rPr>
+          <w:rFonts w:ascii="Arial" w:cs="Arial" w:eastAsia="Arial" w:hAnsi="Arial"/>
+          <w:color w:val="1A1A1A"/>
+          <w:sz w:val="20"/>
+          <w:szCs w:val="20"/>
+        </w:rPr>
+        <w:t xml:space="preserve"> comes round every ten minutes and is when the city produces, pays its upkeep and hands back Transport’s approvals, Medical’s heals and Agriculture’s intervention cards. It is not a round: it interrupts nothing and it pauses nobody.</w:t>
+      </w:r>
+    </w:p>
+    <w:p>
+      <w:pPr>
+        <w:pStyle w:val="Heading3"/>
+        <w:spacing w:after="90" w:before="180"/>
+      </w:pPr>
+      <w:r>
+        <w:rPr>
+          <w:rFonts w:ascii="Arial" w:cs="Arial" w:eastAsia="Arial" w:hAnsi="Arial"/>
+          <w:b/>
+          <w:bCs/>
+          <w:color w:val="1F3864"/>
+          <w:sz w:val="21"/>
+          <w:szCs w:val="21"/>
+        </w:rPr>
+        <w:t xml:space="preserve">Wave 1 · Stable Operations (00:00 – 15:00)</w:t>
       </w:r>
     </w:p>
     <w:p>
@@ -4976,7 +5559,7 @@
           <w:sz w:val="20"/>
           <w:szCs w:val="20"/>
         </w:rPr>
-        <w:t xml:space="preserve">This round should feel easy.  </w:t>
+        <w:t xml:space="preserve">This stretch should feel easy.  </w:t>
       </w:r>
       <w:r>
         <w:rPr>
@@ -4985,7 +5568,7 @@
           <w:sz w:val="20"/>
           <w:szCs w:val="20"/>
         </w:rPr>
-        <w:t xml:space="preserve">Round 1 is the baseline measurement. If you make it hard, you have no calm-state reading and the whole delta collapses. Resist the urge to add pressure. Boring is correct.</w:t>
+        <w:t xml:space="preserve">It is the baseline measurement. If you make it hard, you have no calm-state reading and the whole delta collapses. Resist the urge to add pressure. Boring is correct.</w:t>
       </w:r>
     </w:p>
     <w:tbl>
@@ -5029,7 +5612,7 @@
                 <w:bCs/>
                 <w:color w:val="FFFFFF"/>
               </w:rPr>
-              <w:t xml:space="preserve">TIME</w:t>
+              <w:t xml:space="preserve">MASTER TIME</w:t>
             </w:r>
           </w:p>
         </w:tc>
@@ -5131,7 +5714,7 @@
               <w:rPr>
                 <w:rFonts w:ascii="Arial" w:cs="Arial" w:eastAsia="Arial" w:hAnsi="Arial"/>
               </w:rPr>
-              <w:t xml:space="preserve">Start round clock. Announce: routine shift, standard faults.</w:t>
+              <w:t xml:space="preserve">START. Announce: routine shift, standard faults.</w:t>
             </w:r>
           </w:p>
         </w:tc>
@@ -5250,7 +5833,7 @@
               <w:rPr>
                 <w:rFonts w:ascii="Arial" w:cs="Arial" w:eastAsia="Arial" w:hAnsi="Arial"/>
               </w:rPr>
-              <w:t xml:space="preserve">06:00</w:t>
+              <w:t xml:space="preserve">05:00</w:t>
             </w:r>
           </w:p>
         </w:tc>
@@ -5321,7 +5904,7 @@
               <w:rPr>
                 <w:rFonts w:ascii="Arial" w:cs="Arial" w:eastAsia="Arial" w:hAnsi="Arial"/>
               </w:rPr>
-              <w:t xml:space="preserve">10:00</w:t>
+              <w:t xml:space="preserve">08:00</w:t>
             </w:r>
           </w:p>
         </w:tc>
@@ -5392,6 +5975,77 @@
               <w:rPr>
                 <w:rFonts w:ascii="Arial" w:cs="Arial" w:eastAsia="Arial" w:hAnsi="Arial"/>
               </w:rPr>
+              <w:t xml:space="preserve">11:00</w:t>
+            </w:r>
+          </w:p>
+        </w:tc>
+        <w:tc>
+          <w:tcPr>
+            <w:tcW w:type="dxa" w:w="4400"/>
+            <w:tcMar>
+              <w:top w:type="dxa" w:w="70"/>
+              <w:left w:type="dxa" w:w="100"/>
+              <w:bottom w:type="dxa" w:w="70"/>
+              <w:right w:type="dxa" w:w="100"/>
+            </w:tcMar>
+            <w:vAlign w:val="top"/>
+          </w:tcPr>
+          <w:p>
+            <w:pPr>
+              <w:spacing w:after="0"/>
+            </w:pPr>
+            <w:r>
+              <w:rPr>
+                <w:rFonts w:ascii="Arial" w:cs="Arial" w:eastAsia="Arial" w:hAnsi="Arial"/>
+              </w:rPr>
+              <w:t xml:space="preserve">Fire F-104 (WTR), F-108 (COM).</w:t>
+            </w:r>
+          </w:p>
+        </w:tc>
+        <w:tc>
+          <w:tcPr>
+            <w:tcW w:type="dxa" w:w="3938"/>
+            <w:tcMar>
+              <w:top w:type="dxa" w:w="70"/>
+              <w:left w:type="dxa" w:w="100"/>
+              <w:bottom w:type="dxa" w:w="70"/>
+              <w:right w:type="dxa" w:w="100"/>
+            </w:tcMar>
+            <w:vAlign w:val="top"/>
+          </w:tcPr>
+          <w:p>
+            <w:pPr>
+              <w:spacing w:after="0"/>
+            </w:pPr>
+            <w:r>
+              <w:rPr>
+                <w:rFonts w:ascii="Arial" w:cs="Arial" w:eastAsia="Arial" w:hAnsi="Arial"/>
+              </w:rPr>
+              <w:t xml:space="preserve">Anyone finishing early and offering help to a neighbour — rare and worth tagging.</w:t>
+            </w:r>
+          </w:p>
+        </w:tc>
+      </w:tr>
+      <w:tr>
+        <w:tc>
+          <w:tcPr>
+            <w:tcW w:type="dxa" w:w="1300"/>
+            <w:tcMar>
+              <w:top w:type="dxa" w:w="70"/>
+              <w:left w:type="dxa" w:w="100"/>
+              <w:bottom w:type="dxa" w:w="70"/>
+              <w:right w:type="dxa" w:w="100"/>
+            </w:tcMar>
+            <w:vAlign w:val="top"/>
+          </w:tcPr>
+          <w:p>
+            <w:pPr>
+              <w:spacing w:after="0"/>
+            </w:pPr>
+            <w:r>
+              <w:rPr>
+                <w:rFonts w:ascii="Arial" w:cs="Arial" w:eastAsia="Arial" w:hAnsi="Arial"/>
+              </w:rPr>
               <w:t xml:space="preserve">14:00</w:t>
             </w:r>
           </w:p>
@@ -5415,7 +6069,7 @@
               <w:rPr>
                 <w:rFonts w:ascii="Arial" w:cs="Arial" w:eastAsia="Arial" w:hAnsi="Arial"/>
               </w:rPr>
-              <w:t xml:space="preserve">Fire F-104 (WTR), F-108 (COM).</w:t>
+              <w:t xml:space="preserve">Nothing new. Let the tables clear what they hold.</w:t>
             </w:r>
           </w:p>
         </w:tc>
@@ -5438,77 +6092,6 @@
               <w:rPr>
                 <w:rFonts w:ascii="Arial" w:cs="Arial" w:eastAsia="Arial" w:hAnsi="Arial"/>
               </w:rPr>
-              <w:t xml:space="preserve">Anyone finishing early and offering help to a neighbour — rare and worth tagging.</w:t>
-            </w:r>
-          </w:p>
-        </w:tc>
-      </w:tr>
-      <w:tr>
-        <w:tc>
-          <w:tcPr>
-            <w:tcW w:type="dxa" w:w="1300"/>
-            <w:tcMar>
-              <w:top w:type="dxa" w:w="70"/>
-              <w:left w:type="dxa" w:w="100"/>
-              <w:bottom w:type="dxa" w:w="70"/>
-              <w:right w:type="dxa" w:w="100"/>
-            </w:tcMar>
-            <w:vAlign w:val="top"/>
-          </w:tcPr>
-          <w:p>
-            <w:pPr>
-              <w:spacing w:after="0"/>
-            </w:pPr>
-            <w:r>
-              <w:rPr>
-                <w:rFonts w:ascii="Arial" w:cs="Arial" w:eastAsia="Arial" w:hAnsi="Arial"/>
-              </w:rPr>
-              <w:t xml:space="preserve">18:00</w:t>
-            </w:r>
-          </w:p>
-        </w:tc>
-        <w:tc>
-          <w:tcPr>
-            <w:tcW w:type="dxa" w:w="4400"/>
-            <w:tcMar>
-              <w:top w:type="dxa" w:w="70"/>
-              <w:left w:type="dxa" w:w="100"/>
-              <w:bottom w:type="dxa" w:w="70"/>
-              <w:right w:type="dxa" w:w="100"/>
-            </w:tcMar>
-            <w:vAlign w:val="top"/>
-          </w:tcPr>
-          <w:p>
-            <w:pPr>
-              <w:spacing w:after="0"/>
-            </w:pPr>
-            <w:r>
-              <w:rPr>
-                <w:rFonts w:ascii="Arial" w:cs="Arial" w:eastAsia="Arial" w:hAnsi="Arial"/>
-              </w:rPr>
-              <w:t xml:space="preserve">Let the round close. Do not extend.</w:t>
-            </w:r>
-          </w:p>
-        </w:tc>
-        <w:tc>
-          <w:tcPr>
-            <w:tcW w:type="dxa" w:w="3938"/>
-            <w:tcMar>
-              <w:top w:type="dxa" w:w="70"/>
-              <w:left w:type="dxa" w:w="100"/>
-              <w:bottom w:type="dxa" w:w="70"/>
-              <w:right w:type="dxa" w:w="100"/>
-            </w:tcMar>
-            <w:vAlign w:val="top"/>
-          </w:tcPr>
-          <w:p>
-            <w:pPr>
-              <w:spacing w:after="0"/>
-            </w:pPr>
-            <w:r>
-              <w:rPr>
-                <w:rFonts w:ascii="Arial" w:cs="Arial" w:eastAsia="Arial" w:hAnsi="Arial"/>
-              </w:rPr>
               <w:t xml:space="preserve">Which tables are relaxed and which are already tense at low load.</w:t>
             </w:r>
           </w:p>
@@ -5517,58 +6100,33 @@
     </w:tbl>
     <w:p>
       <w:pPr>
-        <w:spacing w:after="130"/>
+        <w:pStyle w:val="Heading3"/>
+        <w:spacing w:after="90" w:before="180"/>
       </w:pPr>
       <w:r>
         <w:rPr>
           <w:rFonts w:ascii="Arial" w:cs="Arial" w:eastAsia="Arial" w:hAnsi="Arial"/>
           <w:b/>
           <w:bCs/>
+          <w:color w:val="1F3864"/>
+          <w:sz w:val="21"/>
+          <w:szCs w:val="21"/>
+        </w:rPr>
+        <w:t xml:space="preserve">Wave 2 · Interdependence (15:00 – 40:00)</w:t>
+      </w:r>
+    </w:p>
+    <w:p>
+      <w:pPr>
+        <w:spacing w:after="130"/>
+      </w:pPr>
+      <w:r>
+        <w:rPr>
+          <w:rFonts w:ascii="Arial" w:cs="Arial" w:eastAsia="Arial" w:hAnsi="Arial"/>
           <w:color w:val="1A1A1A"/>
           <w:sz w:val="20"/>
           <w:szCs w:val="20"/>
         </w:rPr>
-        <w:t xml:space="preserve">Breather, five minutes. </w:t>
-      </w:r>
-      <w:r>
-        <w:rPr>
-          <w:rFonts w:ascii="Arial" w:cs="Arial" w:eastAsia="Arial" w:hAnsi="Arial"/>
-          <w:color w:val="1A1A1A"/>
-          <w:sz w:val="20"/>
-          <w:szCs w:val="20"/>
-        </w:rPr>
-        <w:t xml:space="preserve">Toggle breather on the control panel — this pauses all decay and clocks. Do not debrief anything yet.</w:t>
-      </w:r>
-    </w:p>
-    <w:p>
-      <w:pPr>
-        <w:pStyle w:val="Heading2"/>
-        <w:spacing w:after="110" w:before="260"/>
-      </w:pPr>
-      <w:r>
-        <w:rPr>
-          <w:rFonts w:ascii="Arial" w:cs="Arial" w:eastAsia="Arial" w:hAnsi="Arial"/>
-          <w:b/>
-          <w:bCs/>
-          <w:color w:val="1A1A1A"/>
-          <w:sz w:val="24"/>
-          <w:szCs w:val="24"/>
-        </w:rPr>
-        <w:t xml:space="preserve">5.2 Round 2 — Interdependence (30 min)</w:t>
-      </w:r>
-    </w:p>
-    <w:p>
-      <w:pPr>
-        <w:spacing w:after="130"/>
-      </w:pPr>
-      <w:r>
-        <w:rPr>
-          <w:rFonts w:ascii="Arial" w:cs="Arial" w:eastAsia="Arial" w:hAnsi="Arial"/>
-          <w:color w:val="1A1A1A"/>
-          <w:sz w:val="20"/>
-          <w:szCs w:val="20"/>
-        </w:rPr>
-        <w:t xml:space="preserve">The first cross-sector round. Every fault now requires a value that lives in another sector's binder. Liaisons must move; the room gets loud.</w:t>
+        <w:t xml:space="preserve">The first cross-sector wave. Every fault now requires a value that lives in another sector’s binder. Liaisons must move; the room gets loud. Press NEXT PHASE and say nothing — the faults are the announcement.</w:t>
       </w:r>
     </w:p>
     <w:tbl>
@@ -5612,7 +6170,7 @@
                 <w:bCs/>
                 <w:color w:val="FFFFFF"/>
               </w:rPr>
-              <w:t xml:space="preserve">TIME</w:t>
+              <w:t xml:space="preserve">MASTER TIME</w:t>
             </w:r>
           </w:p>
         </w:tc>
@@ -5691,7 +6249,7 @@
               <w:rPr>
                 <w:rFonts w:ascii="Arial" w:cs="Arial" w:eastAsia="Arial" w:hAnsi="Arial"/>
               </w:rPr>
-              <w:t xml:space="preserve">00:00</w:t>
+              <w:t xml:space="preserve">15:00</w:t>
             </w:r>
           </w:p>
         </w:tc>
@@ -5714,7 +6272,7 @@
               <w:rPr>
                 <w:rFonts w:ascii="Arial" w:cs="Arial" w:eastAsia="Arial" w:hAnsi="Arial"/>
               </w:rPr>
-              <w:t xml:space="preserve">Announce: "Core output is fluctuating. Systems are coupling in ways they should not." Start clock.</w:t>
+              <w:t xml:space="preserve">NEXT PHASE → Interdependence. Announce in-world: "Core output is fluctuating. Systems are coupling in ways they should not."</w:t>
             </w:r>
           </w:p>
         </w:tc>
@@ -5762,7 +6320,7 @@
               <w:rPr>
                 <w:rFonts w:ascii="Arial" w:cs="Arial" w:eastAsia="Arial" w:hAnsi="Arial"/>
               </w:rPr>
-              <w:t xml:space="preserve">01:00</w:t>
+              <w:t xml:space="preserve">16:00</w:t>
             </w:r>
           </w:p>
         </w:tc>
@@ -5808,7 +6366,7 @@
               <w:rPr>
                 <w:rFonts w:ascii="Arial" w:cs="Arial" w:eastAsia="Arial" w:hAnsi="Arial"/>
               </w:rPr>
-              <w:t xml:space="preserve">F-201 is the discrepancy fault. Watch WTR's table when POW asks for the reservoir figure.</w:t>
+              <w:t xml:space="preserve">F-201 is the discrepancy fault. Watch WTR’s table when POW asks for the reservoir figure.</w:t>
             </w:r>
           </w:p>
         </w:tc>
@@ -5833,7 +6391,7 @@
               <w:rPr>
                 <w:rFonts w:ascii="Arial" w:cs="Arial" w:eastAsia="Arial" w:hAnsi="Arial"/>
               </w:rPr>
-              <w:t xml:space="preserve">05:00</w:t>
+              <w:t xml:space="preserve">20:00</w:t>
             </w:r>
           </w:p>
         </w:tc>
@@ -5879,7 +6437,7 @@
               <w:rPr>
                 <w:rFonts w:ascii="Arial" w:cs="Arial" w:eastAsia="Arial" w:hAnsi="Arial"/>
               </w:rPr>
-              <w:t xml:space="preserve">MED's cold chain has real urgency. Do they escalate or absorb?</w:t>
+              <w:t xml:space="preserve">MED’s cold chain has real urgency. Do they escalate or absorb?</w:t>
             </w:r>
           </w:p>
         </w:tc>
@@ -5904,7 +6462,7 @@
               <w:rPr>
                 <w:rFonts w:ascii="Arial" w:cs="Arial" w:eastAsia="Arial" w:hAnsi="Arial"/>
               </w:rPr>
-              <w:t xml:space="preserve">08:00</w:t>
+              <w:t xml:space="preserve">23:00</w:t>
             </w:r>
           </w:p>
         </w:tc>
@@ -5975,7 +6533,7 @@
               <w:rPr>
                 <w:rFonts w:ascii="Arial" w:cs="Arial" w:eastAsia="Arial" w:hAnsi="Arial"/>
               </w:rPr>
-              <w:t xml:space="preserve">11:00</w:t>
+              <w:t xml:space="preserve">26:00</w:t>
             </w:r>
           </w:p>
         </w:tc>
@@ -6046,7 +6604,7 @@
               <w:rPr>
                 <w:rFonts w:ascii="Arial" w:cs="Arial" w:eastAsia="Arial" w:hAnsi="Arial"/>
               </w:rPr>
-              <w:t xml:space="preserve">14:00</w:t>
+              <w:t xml:space="preserve">29:00</w:t>
             </w:r>
           </w:p>
         </w:tc>
@@ -6117,7 +6675,7 @@
               <w:rPr>
                 <w:rFonts w:ascii="Arial" w:cs="Arial" w:eastAsia="Arial" w:hAnsi="Arial"/>
               </w:rPr>
-              <w:t xml:space="preserve">18:00</w:t>
+              <w:t xml:space="preserve">32:00</w:t>
             </w:r>
           </w:p>
         </w:tc>
@@ -6140,7 +6698,7 @@
               <w:rPr>
                 <w:rFonts w:ascii="Arial" w:cs="Arial" w:eastAsia="Arial" w:hAnsi="Arial"/>
               </w:rPr>
-              <w:t xml:space="preserve">Set mode to COUNCIL. Five-minute clock. Chiefs and liaisons to the centre table.</w:t>
+              <w:t xml:space="preserve">CALL COUNCIL. Five-minute clock. Chiefs and liaisons to the centre table — the rest of the city keeps running.</w:t>
             </w:r>
           </w:p>
         </w:tc>
@@ -6163,7 +6721,7 @@
               <w:rPr>
                 <w:rFonts w:ascii="Arial" w:cs="Arial" w:eastAsia="Arial" w:hAnsi="Arial"/>
               </w:rPr>
-              <w:t xml:space="preserve">THE KEY OBSERVATION WINDOW. Who speaks, in what order, for how long. Who never speaks. Who runs the meeting without being asked.</w:t>
+              <w:t xml:space="preserve">THE KEY OBSERVATION WINDOW. Who speaks, in what order, for how long. Who never speaks. Who runs the meeting without being asked. Also: what happens at the stations while the leaders are away.</w:t>
             </w:r>
           </w:p>
         </w:tc>
@@ -6188,7 +6746,7 @@
               <w:rPr>
                 <w:rFonts w:ascii="Arial" w:cs="Arial" w:eastAsia="Arial" w:hAnsi="Arial"/>
               </w:rPr>
-              <w:t xml:space="preserve">23:00</w:t>
+              <w:t xml:space="preserve">37:00</w:t>
             </w:r>
           </w:p>
         </w:tc>
@@ -6211,7 +6769,7 @@
               <w:rPr>
                 <w:rFonts w:ascii="Arial" w:cs="Arial" w:eastAsia="Arial" w:hAnsi="Arial"/>
               </w:rPr>
-              <w:t xml:space="preserve">Return to PLAY. Fire F-204 (WTR), F-206 (MED), F-208 (TRN), F-212 (COM).</w:t>
+              <w:t xml:space="preserve">Council ends. Fire F-204 (WTR), F-206 (MED).</w:t>
             </w:r>
           </w:p>
         </w:tc>
@@ -6235,77 +6793,6 @@
                 <w:rFonts w:ascii="Arial" w:cs="Arial" w:eastAsia="Arial" w:hAnsi="Arial"/>
               </w:rPr>
               <w:t xml:space="preserve">Whether anything agreed at Council actually changes behaviour.</w:t>
-            </w:r>
-          </w:p>
-        </w:tc>
-      </w:tr>
-      <w:tr>
-        <w:tc>
-          <w:tcPr>
-            <w:tcW w:type="dxa" w:w="1300"/>
-            <w:tcMar>
-              <w:top w:type="dxa" w:w="70"/>
-              <w:left w:type="dxa" w:w="100"/>
-              <w:bottom w:type="dxa" w:w="70"/>
-              <w:right w:type="dxa" w:w="100"/>
-            </w:tcMar>
-            <w:vAlign w:val="top"/>
-          </w:tcPr>
-          <w:p>
-            <w:pPr>
-              <w:spacing w:after="0"/>
-            </w:pPr>
-            <w:r>
-              <w:rPr>
-                <w:rFonts w:ascii="Arial" w:cs="Arial" w:eastAsia="Arial" w:hAnsi="Arial"/>
-              </w:rPr>
-              <w:t xml:space="preserve">28:00</w:t>
-            </w:r>
-          </w:p>
-        </w:tc>
-        <w:tc>
-          <w:tcPr>
-            <w:tcW w:type="dxa" w:w="4400"/>
-            <w:tcMar>
-              <w:top w:type="dxa" w:w="70"/>
-              <w:left w:type="dxa" w:w="100"/>
-              <w:bottom w:type="dxa" w:w="70"/>
-              <w:right w:type="dxa" w:w="100"/>
-            </w:tcMar>
-            <w:vAlign w:val="top"/>
-          </w:tcPr>
-          <w:p>
-            <w:pPr>
-              <w:spacing w:after="0"/>
-            </w:pPr>
-            <w:r>
-              <w:rPr>
-                <w:rFonts w:ascii="Arial" w:cs="Arial" w:eastAsia="Arial" w:hAnsi="Arial"/>
-              </w:rPr>
-              <w:t xml:space="preserve">Let the round close.</w:t>
-            </w:r>
-          </w:p>
-        </w:tc>
-        <w:tc>
-          <w:tcPr>
-            <w:tcW w:type="dxa" w:w="3938"/>
-            <w:tcMar>
-              <w:top w:type="dxa" w:w="70"/>
-              <w:left w:type="dxa" w:w="100"/>
-              <w:bottom w:type="dxa" w:w="70"/>
-              <w:right w:type="dxa" w:w="100"/>
-            </w:tcMar>
-            <w:vAlign w:val="top"/>
-          </w:tcPr>
-          <w:p>
-            <w:pPr>
-              <w:spacing w:after="0"/>
-            </w:pPr>
-            <w:r>
-              <w:rPr>
-                <w:rFonts w:ascii="Arial" w:cs="Arial" w:eastAsia="Arial" w:hAnsi="Arial"/>
-              </w:rPr>
-              <w:t xml:space="preserve">Unresolved faults left standing. Note which sectors are below 50 integrity.</w:t>
             </w:r>
           </w:p>
         </w:tc>
@@ -6338,54 +6825,38 @@
           <w:sz w:val="20"/>
           <w:szCs w:val="20"/>
         </w:rPr>
-        <w:t xml:space="preserve">Whole-group, compressed, high stakes, one microphone. If you tag nothing else in the round, tag the Council.</w:t>
-      </w:r>
-    </w:p>
-    <w:p>
-      <w:pPr>
-        <w:spacing w:after="130"/>
+        <w:t xml:space="preserve">Whole-group, compressed, high stakes, one microphone. If you tag nothing else in the shift, tag the Council. Remember the pressure it creates is that the stations are running short-handed while it sits — it is not a rest for anyone.</w:t>
+      </w:r>
+    </w:p>
+    <w:p>
+      <w:pPr>
+        <w:pStyle w:val="Heading3"/>
+        <w:spacing w:after="90" w:before="180"/>
       </w:pPr>
       <w:r>
         <w:rPr>
           <w:rFonts w:ascii="Arial" w:cs="Arial" w:eastAsia="Arial" w:hAnsi="Arial"/>
           <w:b/>
           <w:bCs/>
+          <w:color w:val="1F3864"/>
+          <w:sz w:val="21"/>
+          <w:szCs w:val="21"/>
+        </w:rPr>
+        <w:t xml:space="preserve">Wave 3 · Escalation (40:00 – 52:00)</w:t>
+      </w:r>
+    </w:p>
+    <w:p>
+      <w:pPr>
+        <w:spacing w:after="130"/>
+      </w:pPr>
+      <w:r>
+        <w:rPr>
+          <w:rFonts w:ascii="Arial" w:cs="Arial" w:eastAsia="Arial" w:hAnsi="Arial"/>
           <w:color w:val="1A1A1A"/>
           <w:sz w:val="20"/>
           <w:szCs w:val="20"/>
         </w:rPr>
-        <w:t xml:space="preserve">Breather, five minutes.</w:t>
-      </w:r>
-    </w:p>
-    <w:p>
-      <w:pPr>
-        <w:pStyle w:val="Heading2"/>
-        <w:spacing w:after="110" w:before="260"/>
-      </w:pPr>
-      <w:r>
-        <w:rPr>
-          <w:rFonts w:ascii="Arial" w:cs="Arial" w:eastAsia="Arial" w:hAnsi="Arial"/>
-          <w:b/>
-          <w:bCs/>
-          <w:color w:val="1A1A1A"/>
-          <w:sz w:val="24"/>
-          <w:szCs w:val="24"/>
-        </w:rPr>
-        <w:t xml:space="preserve">5.3 Round 3 — Core Failure (30 min)</w:t>
-      </w:r>
-    </w:p>
-    <w:p>
-      <w:pPr>
-        <w:spacing w:after="130"/>
-      </w:pPr>
-      <w:r>
-        <w:rPr>
-          <w:rFonts w:ascii="Arial" w:cs="Arial" w:eastAsia="Arial" w:hAnsi="Arial"/>
-          <w:color w:val="1A1A1A"/>
-          <w:sz w:val="20"/>
-          <w:szCs w:val="20"/>
-        </w:rPr>
-        <w:t xml:space="preserve">The climax. Two-spec faults, deadlines, and a decision with no right answer.</w:t>
+        <w:t xml:space="preserve">No new script: this wave is where you spend the off-script inject library on the tables that are coping, and let the ones that are behind stay behind. Competing priorities are the point.</w:t>
       </w:r>
     </w:p>
     <w:tbl>
@@ -6429,7 +6900,7 @@
                 <w:bCs/>
                 <w:color w:val="FFFFFF"/>
               </w:rPr>
-              <w:t xml:space="preserve">TIME</w:t>
+              <w:t xml:space="preserve">MASTER TIME</w:t>
             </w:r>
           </w:p>
         </w:tc>
@@ -6508,7 +6979,7 @@
               <w:rPr>
                 <w:rFonts w:ascii="Arial" w:cs="Arial" w:eastAsia="Arial" w:hAnsi="Arial"/>
               </w:rPr>
-              <w:t xml:space="preserve">00:00</w:t>
+              <w:t xml:space="preserve">40:00</w:t>
             </w:r>
           </w:p>
         </w:tc>
@@ -6531,7 +7002,7 @@
               <w:rPr>
                 <w:rFonts w:ascii="Arial" w:cs="Arial" w:eastAsia="Arial" w:hAnsi="Arial"/>
               </w:rPr>
-              <w:t xml:space="preserve">Announce: "Core integrity is falling. Assume nothing is routine." Start clock.</w:t>
+              <w:t xml:space="preserve">NEXT PHASE → Escalation. Fire F-208 (TRN), F-212 (COM).</w:t>
             </w:r>
           </w:p>
         </w:tc>
@@ -6554,7 +7025,7 @@
               <w:rPr>
                 <w:rFonts w:ascii="Arial" w:cs="Arial" w:eastAsia="Arial" w:hAnsi="Arial"/>
               </w:rPr>
-              <w:t xml:space="preserve"/>
+              <w:t xml:space="preserve">The room is now carrying unresolved work from the last wave into this one. Nobody gets a clean sheet.</w:t>
             </w:r>
           </w:p>
         </w:tc>
@@ -6579,7 +7050,7 @@
               <w:rPr>
                 <w:rFonts w:ascii="Arial" w:cs="Arial" w:eastAsia="Arial" w:hAnsi="Arial"/>
               </w:rPr>
-              <w:t xml:space="preserve">01:00</w:t>
+              <w:t xml:space="preserve">44:00</w:t>
             </w:r>
           </w:p>
         </w:tc>
@@ -6602,7 +7073,7 @@
               <w:rPr>
                 <w:rFonts w:ascii="Arial" w:cs="Arial" w:eastAsia="Arial" w:hAnsi="Arial"/>
               </w:rPr>
-              <w:t xml:space="preserve">Fire F-301 (POW), F-303 (MED).</w:t>
+              <w:t xml:space="preserve">INJURE WORKER on the busiest sector. Fire one off-script fault at any table that is clear.</w:t>
             </w:r>
           </w:p>
         </w:tc>
@@ -6625,7 +7096,7 @@
               <w:rPr>
                 <w:rFonts w:ascii="Arial" w:cs="Arial" w:eastAsia="Arial" w:hAnsi="Arial"/>
               </w:rPr>
-              <w:t xml:space="preserve">Two specs each now. Coordination cost doubles.</w:t>
+              <w:t xml:space="preserve">Who asks for help first, and whether anyone offers before being asked.</w:t>
             </w:r>
           </w:p>
         </w:tc>
@@ -6650,7 +7121,7 @@
               <w:rPr>
                 <w:rFonts w:ascii="Arial" w:cs="Arial" w:eastAsia="Arial" w:hAnsi="Arial"/>
               </w:rPr>
-              <w:t xml:space="preserve">04:00</w:t>
+              <w:t xml:space="preserve">48:00</w:t>
             </w:r>
           </w:p>
         </w:tc>
@@ -6673,7 +7144,7 @@
               <w:rPr>
                 <w:rFonts w:ascii="Arial" w:cs="Arial" w:eastAsia="Arial" w:hAnsi="Arial"/>
               </w:rPr>
-              <w:t xml:space="preserve">Fire F-302 (WTR, 8:00 deadline) and F-305 (AGR).</w:t>
+              <w:t xml:space="preserve">Fire one more off-script fault into the loudest sector. Say nothing to the quiet ones.</w:t>
             </w:r>
           </w:p>
         </w:tc>
@@ -6696,504 +7167,7 @@
               <w:rPr>
                 <w:rFonts w:ascii="Arial" w:cs="Arial" w:eastAsia="Arial" w:hAnsi="Arial"/>
               </w:rPr>
-              <w:t xml:space="preserve">Both need their own buried Appendix C. Watch how long before anyone opens the back of the binder.</w:t>
-            </w:r>
-          </w:p>
-        </w:tc>
-      </w:tr>
-      <w:tr>
-        <w:tc>
-          <w:tcPr>
-            <w:tcW w:type="dxa" w:w="1300"/>
-            <w:tcMar>
-              <w:top w:type="dxa" w:w="70"/>
-              <w:left w:type="dxa" w:w="100"/>
-              <w:bottom w:type="dxa" w:w="70"/>
-              <w:right w:type="dxa" w:w="100"/>
-            </w:tcMar>
-            <w:vAlign w:val="top"/>
-          </w:tcPr>
-          <w:p>
-            <w:pPr>
-              <w:spacing w:after="0"/>
-            </w:pPr>
-            <w:r>
-              <w:rPr>
-                <w:rFonts w:ascii="Arial" w:cs="Arial" w:eastAsia="Arial" w:hAnsi="Arial"/>
-              </w:rPr>
-              <w:t xml:space="preserve">05:00</w:t>
-            </w:r>
-          </w:p>
-        </w:tc>
-        <w:tc>
-          <w:tcPr>
-            <w:tcW w:type="dxa" w:w="4400"/>
-            <w:tcMar>
-              <w:top w:type="dxa" w:w="70"/>
-              <w:left w:type="dxa" w:w="100"/>
-              <w:bottom w:type="dxa" w:w="70"/>
-              <w:right w:type="dxa" w:w="100"/>
-            </w:tcMar>
-            <w:vAlign w:val="top"/>
-          </w:tcPr>
-          <w:p>
-            <w:pPr>
-              <w:spacing w:after="0"/>
-            </w:pPr>
-            <w:r>
-              <w:rPr>
-                <w:rFonts w:ascii="Arial" w:cs="Arial" w:eastAsia="Arial" w:hAnsi="Arial"/>
-              </w:rPr>
-              <w:t xml:space="preserve">Drop Core Integrity to 60. Announce: "Core output cannot sustain six sectors." Klaxon.</w:t>
-            </w:r>
-          </w:p>
-        </w:tc>
-        <w:tc>
-          <w:tcPr>
-            <w:tcW w:type="dxa" w:w="3938"/>
-            <w:tcMar>
-              <w:top w:type="dxa" w:w="70"/>
-              <w:left w:type="dxa" w:w="100"/>
-              <w:bottom w:type="dxa" w:w="70"/>
-              <w:right w:type="dxa" w:w="100"/>
-            </w:tcMar>
-            <w:vAlign w:val="top"/>
-          </w:tcPr>
-          <w:p>
-            <w:pPr>
-              <w:spacing w:after="0"/>
-            </w:pPr>
-            <w:r>
-              <w:rPr>
-                <w:rFonts w:ascii="Arial" w:cs="Arial" w:eastAsia="Arial" w:hAnsi="Arial"/>
-              </w:rPr>
-              <w:t xml:space="preserve">The room changes here. Note who moves first — toward the problem or toward protecting their own sector.</w:t>
-            </w:r>
-          </w:p>
-        </w:tc>
-      </w:tr>
-      <w:tr>
-        <w:tc>
-          <w:tcPr>
-            <w:tcW w:type="dxa" w:w="1300"/>
-            <w:tcMar>
-              <w:top w:type="dxa" w:w="70"/>
-              <w:left w:type="dxa" w:w="100"/>
-              <w:bottom w:type="dxa" w:w="70"/>
-              <w:right w:type="dxa" w:w="100"/>
-            </w:tcMar>
-            <w:vAlign w:val="top"/>
-          </w:tcPr>
-          <w:p>
-            <w:pPr>
-              <w:spacing w:after="0"/>
-            </w:pPr>
-            <w:r>
-              <w:rPr>
-                <w:rFonts w:ascii="Arial" w:cs="Arial" w:eastAsia="Arial" w:hAnsi="Arial"/>
-              </w:rPr>
-              <w:t xml:space="preserve">08:00</w:t>
-            </w:r>
-          </w:p>
-        </w:tc>
-        <w:tc>
-          <w:tcPr>
-            <w:tcW w:type="dxa" w:w="4400"/>
-            <w:tcMar>
-              <w:top w:type="dxa" w:w="70"/>
-              <w:left w:type="dxa" w:w="100"/>
-              <w:bottom w:type="dxa" w:w="70"/>
-              <w:right w:type="dxa" w:w="100"/>
-            </w:tcMar>
-            <w:vAlign w:val="top"/>
-          </w:tcPr>
-          <w:p>
-            <w:pPr>
-              <w:spacing w:after="0"/>
-            </w:pPr>
-            <w:r>
-              <w:rPr>
-                <w:rFonts w:ascii="Arial" w:cs="Arial" w:eastAsia="Arial" w:hAnsi="Arial"/>
-              </w:rPr>
-              <w:t xml:space="preserve">Fire F-304 (TRN, 6:00 deadline), F-306 (COM).</w:t>
-            </w:r>
-          </w:p>
-        </w:tc>
-        <w:tc>
-          <w:tcPr>
-            <w:tcW w:type="dxa" w:w="3938"/>
-            <w:tcMar>
-              <w:top w:type="dxa" w:w="70"/>
-              <w:left w:type="dxa" w:w="100"/>
-              <w:bottom w:type="dxa" w:w="70"/>
-              <w:right w:type="dxa" w:w="100"/>
-            </w:tcMar>
-            <w:vAlign w:val="top"/>
-          </w:tcPr>
-          <w:p>
-            <w:pPr>
-              <w:spacing w:after="0"/>
-            </w:pPr>
-            <w:r>
-              <w:rPr>
-                <w:rFonts w:ascii="Arial" w:cs="Arial" w:eastAsia="Arial" w:hAnsi="Arial"/>
-              </w:rPr>
-              <w:t xml:space="preserve">Deadlines now visible on cards. Watch for panic-guessing at the console.</w:t>
-            </w:r>
-          </w:p>
-        </w:tc>
-      </w:tr>
-      <w:tr>
-        <w:tc>
-          <w:tcPr>
-            <w:tcW w:type="dxa" w:w="1300"/>
-            <w:tcMar>
-              <w:top w:type="dxa" w:w="70"/>
-              <w:left w:type="dxa" w:w="100"/>
-              <w:bottom w:type="dxa" w:w="70"/>
-              <w:right w:type="dxa" w:w="100"/>
-            </w:tcMar>
-            <w:vAlign w:val="top"/>
-          </w:tcPr>
-          <w:p>
-            <w:pPr>
-              <w:spacing w:after="0"/>
-            </w:pPr>
-            <w:r>
-              <w:rPr>
-                <w:rFonts w:ascii="Arial" w:cs="Arial" w:eastAsia="Arial" w:hAnsi="Arial"/>
-              </w:rPr>
-              <w:t xml:space="preserve">15:00</w:t>
-            </w:r>
-          </w:p>
-        </w:tc>
-        <w:tc>
-          <w:tcPr>
-            <w:tcW w:type="dxa" w:w="4400"/>
-            <w:tcMar>
-              <w:top w:type="dxa" w:w="70"/>
-              <w:left w:type="dxa" w:w="100"/>
-              <w:bottom w:type="dxa" w:w="70"/>
-              <w:right w:type="dxa" w:w="100"/>
-            </w:tcMar>
-            <w:vAlign w:val="top"/>
-          </w:tcPr>
-          <w:p>
-            <w:pPr>
-              <w:spacing w:after="0"/>
-            </w:pPr>
-            <w:r>
-              <w:rPr>
-                <w:rFonts w:ascii="Arial" w:cs="Arial" w:eastAsia="Arial" w:hAnsi="Arial"/>
-              </w:rPr>
-              <w:t xml:space="preserve">Set mode to COUNCIL. Announce the Continuity Order is due. Place the form on the centre table.</w:t>
-            </w:r>
-          </w:p>
-        </w:tc>
-        <w:tc>
-          <w:tcPr>
-            <w:tcW w:type="dxa" w:w="3938"/>
-            <w:tcMar>
-              <w:top w:type="dxa" w:w="70"/>
-              <w:left w:type="dxa" w:w="100"/>
-              <w:bottom w:type="dxa" w:w="70"/>
-              <w:right w:type="dxa" w:w="100"/>
-            </w:tcMar>
-            <w:vAlign w:val="top"/>
-          </w:tcPr>
-          <w:p>
-            <w:pPr>
-              <w:spacing w:after="0"/>
-            </w:pPr>
-            <w:r>
-              <w:rPr>
-                <w:rFonts w:ascii="Arial" w:cs="Arial" w:eastAsia="Arial" w:hAnsi="Arial"/>
-              </w:rPr>
-              <w:t xml:space="preserve">Clause 7 says essential services take precedence and never defines essential. The argument about what essential means IS the exercise.</w:t>
-            </w:r>
-          </w:p>
-        </w:tc>
-      </w:tr>
-      <w:tr>
-        <w:tc>
-          <w:tcPr>
-            <w:tcW w:type="dxa" w:w="1300"/>
-            <w:tcMar>
-              <w:top w:type="dxa" w:w="70"/>
-              <w:left w:type="dxa" w:w="100"/>
-              <w:bottom w:type="dxa" w:w="70"/>
-              <w:right w:type="dxa" w:w="100"/>
-            </w:tcMar>
-            <w:vAlign w:val="top"/>
-          </w:tcPr>
-          <w:p>
-            <w:pPr>
-              <w:spacing w:after="0"/>
-            </w:pPr>
-            <w:r>
-              <w:rPr>
-                <w:rFonts w:ascii="Arial" w:cs="Arial" w:eastAsia="Arial" w:hAnsi="Arial"/>
-              </w:rPr>
-              <w:t xml:space="preserve">20:00</w:t>
-            </w:r>
-          </w:p>
-        </w:tc>
-        <w:tc>
-          <w:tcPr>
-            <w:tcW w:type="dxa" w:w="4400"/>
-            <w:tcMar>
-              <w:top w:type="dxa" w:w="70"/>
-              <w:left w:type="dxa" w:w="100"/>
-              <w:bottom w:type="dxa" w:w="70"/>
-              <w:right w:type="dxa" w:w="100"/>
-            </w:tcMar>
-            <w:vAlign w:val="top"/>
-          </w:tcPr>
-          <w:p>
-            <w:pPr>
-              <w:spacing w:after="0"/>
-            </w:pPr>
-            <w:r>
-              <w:rPr>
-                <w:rFonts w:ascii="Arial" w:cs="Arial" w:eastAsia="Arial" w:hAnsi="Arial"/>
-              </w:rPr>
-              <w:t xml:space="preserve">Ninety-second warning. Do not offer help or extend.</w:t>
-            </w:r>
-          </w:p>
-        </w:tc>
-        <w:tc>
-          <w:tcPr>
-            <w:tcW w:type="dxa" w:w="3938"/>
-            <w:tcMar>
-              <w:top w:type="dxa" w:w="70"/>
-              <w:left w:type="dxa" w:w="100"/>
-              <w:bottom w:type="dxa" w:w="70"/>
-              <w:right w:type="dxa" w:w="100"/>
-            </w:tcMar>
-            <w:vAlign w:val="top"/>
-          </w:tcPr>
-          <w:p>
-            <w:pPr>
-              <w:spacing w:after="0"/>
-            </w:pPr>
-            <w:r>
-              <w:rPr>
-                <w:rFonts w:ascii="Arial" w:cs="Arial" w:eastAsia="Arial" w:hAnsi="Arial"/>
-              </w:rPr>
-              <w:t xml:space="preserve">Decision paralysis, or one voice bulldozing. Both are common. Tag both.</w:t>
-            </w:r>
-          </w:p>
-        </w:tc>
-      </w:tr>
-      <w:tr>
-        <w:tc>
-          <w:tcPr>
-            <w:tcW w:type="dxa" w:w="1300"/>
-            <w:tcMar>
-              <w:top w:type="dxa" w:w="70"/>
-              <w:left w:type="dxa" w:w="100"/>
-              <w:bottom w:type="dxa" w:w="70"/>
-              <w:right w:type="dxa" w:w="100"/>
-            </w:tcMar>
-            <w:vAlign w:val="top"/>
-          </w:tcPr>
-          <w:p>
-            <w:pPr>
-              <w:spacing w:after="0"/>
-            </w:pPr>
-            <w:r>
-              <w:rPr>
-                <w:rFonts w:ascii="Arial" w:cs="Arial" w:eastAsia="Arial" w:hAnsi="Arial"/>
-              </w:rPr>
-              <w:t xml:space="preserve">20:00</w:t>
-            </w:r>
-          </w:p>
-        </w:tc>
-        <w:tc>
-          <w:tcPr>
-            <w:tcW w:type="dxa" w:w="4400"/>
-            <w:tcMar>
-              <w:top w:type="dxa" w:w="70"/>
-              <w:left w:type="dxa" w:w="100"/>
-              <w:bottom w:type="dxa" w:w="70"/>
-              <w:right w:type="dxa" w:w="100"/>
-            </w:tcMar>
-            <w:vAlign w:val="top"/>
-          </w:tcPr>
-          <w:p>
-            <w:pPr>
-              <w:spacing w:after="0"/>
-            </w:pPr>
-            <w:r>
-              <w:rPr>
-                <w:rFonts w:ascii="Arial" w:cs="Arial" w:eastAsia="Arial" w:hAnsi="Arial"/>
-              </w:rPr>
-              <w:t xml:space="preserve">If the form is submitted: apply brownout to the two lowest-ranked sectors. If not: announce rolling blackouts across all six.</w:t>
-            </w:r>
-          </w:p>
-        </w:tc>
-        <w:tc>
-          <w:tcPr>
-            <w:tcW w:type="dxa" w:w="3938"/>
-            <w:tcMar>
-              <w:top w:type="dxa" w:w="70"/>
-              <w:left w:type="dxa" w:w="100"/>
-              <w:bottom w:type="dxa" w:w="70"/>
-              <w:right w:type="dxa" w:w="100"/>
-            </w:tcMar>
-            <w:vAlign w:val="top"/>
-          </w:tcPr>
-          <w:p>
-            <w:pPr>
-              <w:spacing w:after="0"/>
-            </w:pPr>
-            <w:r>
-              <w:rPr>
-                <w:rFonts w:ascii="Arial" w:cs="Arial" w:eastAsia="Arial" w:hAnsi="Arial"/>
-              </w:rPr>
-              <w:t xml:space="preserve">Indecision must cost more than any decision. Do not soften this.</w:t>
-            </w:r>
-          </w:p>
-        </w:tc>
-      </w:tr>
-      <w:tr>
-        <w:tc>
-          <w:tcPr>
-            <w:tcW w:type="dxa" w:w="1300"/>
-            <w:tcMar>
-              <w:top w:type="dxa" w:w="70"/>
-              <w:left w:type="dxa" w:w="100"/>
-              <w:bottom w:type="dxa" w:w="70"/>
-              <w:right w:type="dxa" w:w="100"/>
-            </w:tcMar>
-            <w:vAlign w:val="top"/>
-          </w:tcPr>
-          <w:p>
-            <w:pPr>
-              <w:spacing w:after="0"/>
-            </w:pPr>
-            <w:r>
-              <w:rPr>
-                <w:rFonts w:ascii="Arial" w:cs="Arial" w:eastAsia="Arial" w:hAnsi="Arial"/>
-              </w:rPr>
-              <w:t xml:space="preserve">22:00</w:t>
-            </w:r>
-          </w:p>
-        </w:tc>
-        <w:tc>
-          <w:tcPr>
-            <w:tcW w:type="dxa" w:w="4400"/>
-            <w:tcMar>
-              <w:top w:type="dxa" w:w="70"/>
-              <w:left w:type="dxa" w:w="100"/>
-              <w:bottom w:type="dxa" w:w="70"/>
-              <w:right w:type="dxa" w:w="100"/>
-            </w:tcMar>
-            <w:vAlign w:val="top"/>
-          </w:tcPr>
-          <w:p>
-            <w:pPr>
-              <w:spacing w:after="0"/>
-            </w:pPr>
-            <w:r>
-              <w:rPr>
-                <w:rFonts w:ascii="Arial" w:cs="Arial" w:eastAsia="Arial" w:hAnsi="Arial"/>
-              </w:rPr>
-              <w:t xml:space="preserve">Redeploy brownout sectors as aid crews to other tables. Nobody sits out.</w:t>
-            </w:r>
-          </w:p>
-        </w:tc>
-        <w:tc>
-          <w:tcPr>
-            <w:tcW w:type="dxa" w:w="3938"/>
-            <w:tcMar>
-              <w:top w:type="dxa" w:w="70"/>
-              <w:left w:type="dxa" w:w="100"/>
-              <w:bottom w:type="dxa" w:w="70"/>
-              <w:right w:type="dxa" w:w="100"/>
-            </w:tcMar>
-            <w:vAlign w:val="top"/>
-          </w:tcPr>
-          <w:p>
-            <w:pPr>
-              <w:spacing w:after="0"/>
-            </w:pPr>
-            <w:r>
-              <w:rPr>
-                <w:rFonts w:ascii="Arial" w:cs="Arial" w:eastAsia="Arial" w:hAnsi="Arial"/>
-              </w:rPr>
-              <w:t xml:space="preserve">How brownout participants are treated by the sectors they join.</w:t>
-            </w:r>
-          </w:p>
-        </w:tc>
-      </w:tr>
-      <w:tr>
-        <w:tc>
-          <w:tcPr>
-            <w:tcW w:type="dxa" w:w="1300"/>
-            <w:tcMar>
-              <w:top w:type="dxa" w:w="70"/>
-              <w:left w:type="dxa" w:w="100"/>
-              <w:bottom w:type="dxa" w:w="70"/>
-              <w:right w:type="dxa" w:w="100"/>
-            </w:tcMar>
-            <w:vAlign w:val="top"/>
-          </w:tcPr>
-          <w:p>
-            <w:pPr>
-              <w:spacing w:after="0"/>
-            </w:pPr>
-            <w:r>
-              <w:rPr>
-                <w:rFonts w:ascii="Arial" w:cs="Arial" w:eastAsia="Arial" w:hAnsi="Arial"/>
-              </w:rPr>
-              <w:t xml:space="preserve">28:00</w:t>
-            </w:r>
-          </w:p>
-        </w:tc>
-        <w:tc>
-          <w:tcPr>
-            <w:tcW w:type="dxa" w:w="4400"/>
-            <w:tcMar>
-              <w:top w:type="dxa" w:w="70"/>
-              <w:left w:type="dxa" w:w="100"/>
-              <w:bottom w:type="dxa" w:w="70"/>
-              <w:right w:type="dxa" w:w="100"/>
-            </w:tcMar>
-            <w:vAlign w:val="top"/>
-          </w:tcPr>
-          <w:p>
-            <w:pPr>
-              <w:spacing w:after="0"/>
-            </w:pPr>
-            <w:r>
-              <w:rPr>
-                <w:rFonts w:ascii="Arial" w:cs="Arial" w:eastAsia="Arial" w:hAnsi="Arial"/>
-              </w:rPr>
-              <w:t xml:space="preserve">Close the round. Leave the final city state on the big screen through lunch.</w:t>
-            </w:r>
-          </w:p>
-        </w:tc>
-        <w:tc>
-          <w:tcPr>
-            <w:tcW w:type="dxa" w:w="3938"/>
-            <w:tcMar>
-              <w:top w:type="dxa" w:w="70"/>
-              <w:left w:type="dxa" w:w="100"/>
-              <w:bottom w:type="dxa" w:w="70"/>
-              <w:right w:type="dxa" w:w="100"/>
-            </w:tcMar>
-            <w:vAlign w:val="top"/>
-          </w:tcPr>
-          <w:p>
-            <w:pPr>
-              <w:spacing w:after="0"/>
-            </w:pPr>
-            <w:r>
-              <w:rPr>
-                <w:rFonts w:ascii="Arial" w:cs="Arial" w:eastAsia="Arial" w:hAnsi="Arial"/>
-              </w:rPr>
-              <w:t xml:space="preserve">Let it sit. Do not explain it yet.</w:t>
+              <w:t xml:space="preserve">Sectors below 50 health. Note them; Core Failure will land on them hardest.</w:t>
             </w:r>
           </w:p>
         </w:tc>
@@ -7201,12 +7175,8 @@
     </w:tbl>
     <w:p>
       <w:pPr>
-        <w:pBdr>
-          <w:left w:val="single" w:color="1F3864" w:sz="18"/>
-        </w:pBdr>
-        <w:shd w:fill="E8E8F5" w:color="auto" w:val="clear"/>
-        <w:spacing w:after="160" w:before="140"/>
-        <w:ind w:left="220" w:right="160"/>
+        <w:pStyle w:val="Heading3"/>
+        <w:spacing w:after="90" w:before="180"/>
       </w:pPr>
       <w:r>
         <w:rPr>
@@ -7214,11 +7184,16 @@
           <w:b/>
           <w:bCs/>
           <w:color w:val="1F3864"/>
-          <w:sz w:val="20"/>
-          <w:szCs w:val="20"/>
-        </w:rPr>
-        <w:t xml:space="preserve">During lunch.  </w:t>
-      </w:r>
+          <w:sz w:val="21"/>
+          <w:szCs w:val="21"/>
+        </w:rPr>
+        <w:t xml:space="preserve">Wave 4 · Core Failure (52:00 – 1:17:00)</w:t>
+      </w:r>
+    </w:p>
+    <w:p>
+      <w:pPr>
+        <w:spacing w:after="130"/>
+      </w:pPr>
       <w:r>
         <w:rPr>
           <w:rFonts w:ascii="Arial" w:cs="Arial" w:eastAsia="Arial" w:hAnsi="Arial"/>
@@ -7226,38 +7201,7 @@
           <w:sz w:val="20"/>
           <w:szCs w:val="20"/>
         </w:rPr>
-        <w:t xml:space="preserve">Transcribe the Council audio and one nominated sector. You need only three numbers per person for Debrief 1: talk time, interruptions, questions asked. The full report can follow next morning.</w:t>
-      </w:r>
-    </w:p>
-    <w:p>
-      <w:pPr>
-        <w:pStyle w:val="Heading2"/>
-        <w:spacing w:after="110" w:before="260"/>
-      </w:pPr>
-      <w:r>
-        <w:rPr>
-          <w:rFonts w:ascii="Arial" w:cs="Arial" w:eastAsia="Arial" w:hAnsi="Arial"/>
-          <w:b/>
-          <w:bCs/>
-          <w:color w:val="1A1A1A"/>
-          <w:sz w:val="24"/>
-          <w:szCs w:val="24"/>
-        </w:rPr>
-        <w:t xml:space="preserve">5.4 Debrief 1 (60 min)</w:t>
-      </w:r>
-    </w:p>
-    <w:p>
-      <w:pPr>
-        <w:spacing w:after="130"/>
-      </w:pPr>
-      <w:r>
-        <w:rPr>
-          <w:rFonts w:ascii="Arial" w:cs="Arial" w:eastAsia="Arial" w:hAnsi="Arial"/>
-          <w:color w:val="1A1A1A"/>
-          <w:sz w:val="20"/>
-          <w:szCs w:val="20"/>
-        </w:rPr>
-        <w:t xml:space="preserve">Structure, not free discussion. Free discussion becomes a war story session and transfers nothing.</w:t>
+        <w:t xml:space="preserve">The climax. Two-spec faults, fast decay, and a decision with no right answer — landing on a city that has had no break since the shift began.</w:t>
       </w:r>
     </w:p>
     <w:tbl>
@@ -7301,7 +7245,7 @@
                 <w:bCs/>
                 <w:color w:val="FFFFFF"/>
               </w:rPr>
-              <w:t xml:space="preserve">TIME</w:t>
+              <w:t xml:space="preserve">MASTER TIME</w:t>
             </w:r>
           </w:p>
         </w:tc>
@@ -7380,7 +7324,7 @@
               <w:rPr>
                 <w:rFonts w:ascii="Arial" w:cs="Arial" w:eastAsia="Arial" w:hAnsi="Arial"/>
               </w:rPr>
-              <w:t xml:space="preserve">00:00</w:t>
+              <w:t xml:space="preserve">52:00</w:t>
             </w:r>
           </w:p>
         </w:tc>
@@ -7403,7 +7347,7 @@
               <w:rPr>
                 <w:rFonts w:ascii="Arial" w:cs="Arial" w:eastAsia="Arial" w:hAnsi="Arial"/>
               </w:rPr>
-              <w:t xml:space="preserve">Replay the day factually on the big screen. What failed, when, what got decided. No interpretation yet.</w:t>
+              <w:t xml:space="preserve">NEXT PHASE → Core Failure. Announce: "Core integrity is falling. Assume nothing is routine."</w:t>
             </w:r>
           </w:p>
         </w:tc>
@@ -7426,7 +7370,7 @@
               <w:rPr>
                 <w:rFonts w:ascii="Arial" w:cs="Arial" w:eastAsia="Arial" w:hAnsi="Arial"/>
               </w:rPr>
-              <w:t xml:space="preserve">Corrections from the floor — useful, and they surface disputed memories.</w:t>
+              <w:t xml:space="preserve"/>
             </w:r>
           </w:p>
         </w:tc>
@@ -7451,7 +7395,7 @@
               <w:rPr>
                 <w:rFonts w:ascii="Arial" w:cs="Arial" w:eastAsia="Arial" w:hAnsi="Arial"/>
               </w:rPr>
-              <w:t xml:space="preserve">10:00</w:t>
+              <w:t xml:space="preserve">53:00</w:t>
             </w:r>
           </w:p>
         </w:tc>
@@ -7474,7 +7418,7 @@
               <w:rPr>
                 <w:rFonts w:ascii="Arial" w:cs="Arial" w:eastAsia="Arial" w:hAnsi="Arial"/>
               </w:rPr>
-              <w:t xml:space="preserve">Hand out personal headline metrics. Silent reading, three minutes, no discussion.</w:t>
+              <w:t xml:space="preserve">Fire F-301 (POW), F-303 (MED).</w:t>
             </w:r>
           </w:p>
         </w:tc>
@@ -7497,7 +7441,7 @@
               <w:rPr>
                 <w:rFonts w:ascii="Arial" w:cs="Arial" w:eastAsia="Arial" w:hAnsi="Arial"/>
               </w:rPr>
-              <w:t xml:space="preserve">Faces. This is the moment the day lands or does not.</w:t>
+              <w:t xml:space="preserve">Two specs each now. Coordination cost doubles.</w:t>
             </w:r>
           </w:p>
         </w:tc>
@@ -7522,7 +7466,7 @@
               <w:rPr>
                 <w:rFonts w:ascii="Arial" w:cs="Arial" w:eastAsia="Arial" w:hAnsi="Arial"/>
               </w:rPr>
-              <w:t xml:space="preserve">15:00</w:t>
+              <w:t xml:space="preserve">56:00</w:t>
             </w:r>
           </w:p>
         </w:tc>
@@ -7545,7 +7489,7 @@
               <w:rPr>
                 <w:rFonts w:ascii="Arial" w:cs="Arial" w:eastAsia="Arial" w:hAnsi="Arial"/>
               </w:rPr>
-              <w:t xml:space="preserve">Pairs. "What surprised you in your numbers?"</w:t>
+              <w:t xml:space="preserve">Fire F-302 (WTR, 3.0/min decay) and F-305 (AGR).</w:t>
             </w:r>
           </w:p>
         </w:tc>
@@ -7568,7 +7512,7 @@
               <w:rPr>
                 <w:rFonts w:ascii="Arial" w:cs="Arial" w:eastAsia="Arial" w:hAnsi="Arial"/>
               </w:rPr>
-              <w:t xml:space="preserve">Deflection onto the game design is normal at first. Let it pass once, then redirect.</w:t>
+              <w:t xml:space="preserve">Both need their own buried Appendix C. Watch how long before anyone opens the back of the binder.</w:t>
             </w:r>
           </w:p>
         </w:tc>
@@ -7593,7 +7537,7 @@
               <w:rPr>
                 <w:rFonts w:ascii="Arial" w:cs="Arial" w:eastAsia="Arial" w:hAnsi="Arial"/>
               </w:rPr>
-              <w:t xml:space="preserve">25:00</w:t>
+              <w:t xml:space="preserve">57:00</w:t>
             </w:r>
           </w:p>
         </w:tc>
@@ -7616,7 +7560,7 @@
               <w:rPr>
                 <w:rFonts w:ascii="Arial" w:cs="Arial" w:eastAsia="Arial" w:hAnsi="Arial"/>
               </w:rPr>
-              <w:t xml:space="preserve">Trigger work in sector groups. "Go back to the moment your behaviour changed. What was happening? What did you feel just before?"</w:t>
+              <w:t xml:space="preserve">Drop Core Integrity to 60. Announce: "Core output cannot sustain six sectors." Klaxon.</w:t>
             </w:r>
           </w:p>
         </w:tc>
@@ -7639,7 +7583,7 @@
               <w:rPr>
                 <w:rFonts w:ascii="Arial" w:cs="Arial" w:eastAsia="Arial" w:hAnsi="Arial"/>
               </w:rPr>
-              <w:t xml:space="preserve">Specificity. "I get stressed" is not a trigger. "When two people talk at once and a clock is running" is.</w:t>
+              <w:t xml:space="preserve">The room changes here. Note who moves first — toward the problem or toward protecting their own sector.</w:t>
             </w:r>
           </w:p>
         </w:tc>
@@ -7664,7 +7608,7 @@
               <w:rPr>
                 <w:rFonts w:ascii="Arial" w:cs="Arial" w:eastAsia="Arial" w:hAnsi="Arial"/>
               </w:rPr>
-              <w:t xml:space="preserve">40:00</w:t>
+              <w:t xml:space="preserve">60:00</w:t>
             </w:r>
           </w:p>
         </w:tc>
@@ -7687,7 +7631,7 @@
               <w:rPr>
                 <w:rFonts w:ascii="Arial" w:cs="Arial" w:eastAsia="Arial" w:hAnsi="Arial"/>
               </w:rPr>
-              <w:t xml:space="preserve">Name the reactive-to-creative distinction. Reactive is what the trigger does to you. Creative is what you choose next.</w:t>
+              <w:t xml:space="preserve">Fire F-304 (TRN, 2.5/min decay), F-306 (COM).</w:t>
             </w:r>
           </w:p>
         </w:tc>
@@ -7710,7 +7654,7 @@
               <w:rPr>
                 <w:rFonts w:ascii="Arial" w:cs="Arial" w:eastAsia="Arial" w:hAnsi="Arial"/>
               </w:rPr>
-              <w:t xml:space="preserve">Participants trying to make this abstract. Keep pulling it back to their transcript.</w:t>
+              <w:t xml:space="preserve">Health is draining fast now. Watch for panic-guessing at the console.</w:t>
             </w:r>
           </w:p>
         </w:tc>
@@ -7735,7 +7679,7 @@
               <w:rPr>
                 <w:rFonts w:ascii="Arial" w:cs="Arial" w:eastAsia="Arial" w:hAnsi="Arial"/>
               </w:rPr>
-              <w:t xml:space="preserve">48:00</w:t>
+              <w:t xml:space="preserve">67:00</w:t>
             </w:r>
           </w:p>
         </w:tc>
@@ -7758,7 +7702,7 @@
               <w:rPr>
                 <w:rFonts w:ascii="Arial" w:cs="Arial" w:eastAsia="Arial" w:hAnsi="Arial"/>
               </w:rPr>
-              <w:t xml:space="preserve">Each participant writes ONE behavioural commitment for Round 4. Observable, not aspirational. They keep it visible on the table.</w:t>
+              <w:t xml:space="preserve">CALL COUNCIL. Announce the Continuity Order is due. Place the form on the centre table.</w:t>
             </w:r>
           </w:p>
         </w:tc>
@@ -7781,7 +7725,7 @@
               <w:rPr>
                 <w:rFonts w:ascii="Arial" w:cs="Arial" w:eastAsia="Arial" w:hAnsi="Arial"/>
               </w:rPr>
-              <w:t xml:space="preserve">"Be more collaborative" is not usable. "Ask one question before offering my answer" is. Push until every commitment is countable.</w:t>
+              <w:t xml:space="preserve">Clause 7 says essential services take precedence and never defines essential. The argument about what essential means IS the exercise.</w:t>
             </w:r>
           </w:p>
         </w:tc>
@@ -7806,7 +7750,7 @@
               <w:rPr>
                 <w:rFonts w:ascii="Arial" w:cs="Arial" w:eastAsia="Arial" w:hAnsi="Arial"/>
               </w:rPr>
-              <w:t xml:space="preserve">58:00</w:t>
+              <w:t xml:space="preserve">72:00</w:t>
             </w:r>
           </w:p>
         </w:tc>
@@ -7829,7 +7773,7 @@
               <w:rPr>
                 <w:rFonts w:ascii="Arial" w:cs="Arial" w:eastAsia="Arial" w:hAnsi="Arial"/>
               </w:rPr>
-              <w:t xml:space="preserve">Reveal the three probes only if they have not surfaced: discrepancy, false alarm, buried appendices.</w:t>
+              <w:t xml:space="preserve">Ninety-second warning. Do not offer help or extend.</w:t>
             </w:r>
           </w:p>
         </w:tc>
@@ -7852,7 +7796,149 @@
               <w:rPr>
                 <w:rFonts w:ascii="Arial" w:cs="Arial" w:eastAsia="Arial" w:hAnsi="Arial"/>
               </w:rPr>
-              <w:t xml:space="preserve">Reactions to the discrepancy tell you as much as the original moment did.</w:t>
+              <w:t xml:space="preserve">Decision paralysis, or one voice bulldozing. Both are common. Tag both.</w:t>
+            </w:r>
+          </w:p>
+        </w:tc>
+      </w:tr>
+      <w:tr>
+        <w:tc>
+          <w:tcPr>
+            <w:tcW w:type="dxa" w:w="1300"/>
+            <w:tcMar>
+              <w:top w:type="dxa" w:w="70"/>
+              <w:left w:type="dxa" w:w="100"/>
+              <w:bottom w:type="dxa" w:w="70"/>
+              <w:right w:type="dxa" w:w="100"/>
+            </w:tcMar>
+            <w:vAlign w:val="top"/>
+          </w:tcPr>
+          <w:p>
+            <w:pPr>
+              <w:spacing w:after="0"/>
+            </w:pPr>
+            <w:r>
+              <w:rPr>
+                <w:rFonts w:ascii="Arial" w:cs="Arial" w:eastAsia="Arial" w:hAnsi="Arial"/>
+              </w:rPr>
+              <w:t xml:space="preserve">74:00</w:t>
+            </w:r>
+          </w:p>
+        </w:tc>
+        <w:tc>
+          <w:tcPr>
+            <w:tcW w:type="dxa" w:w="4400"/>
+            <w:tcMar>
+              <w:top w:type="dxa" w:w="70"/>
+              <w:left w:type="dxa" w:w="100"/>
+              <w:bottom w:type="dxa" w:w="70"/>
+              <w:right w:type="dxa" w:w="100"/>
+            </w:tcMar>
+            <w:vAlign w:val="top"/>
+          </w:tcPr>
+          <w:p>
+            <w:pPr>
+              <w:spacing w:after="0"/>
+            </w:pPr>
+            <w:r>
+              <w:rPr>
+                <w:rFonts w:ascii="Arial" w:cs="Arial" w:eastAsia="Arial" w:hAnsi="Arial"/>
+              </w:rPr>
+              <w:t xml:space="preserve">If the form is submitted: apply brownout to the two lowest-ranked sectors. If not: announce rolling blackouts across all six.</w:t>
+            </w:r>
+          </w:p>
+        </w:tc>
+        <w:tc>
+          <w:tcPr>
+            <w:tcW w:type="dxa" w:w="3938"/>
+            <w:tcMar>
+              <w:top w:type="dxa" w:w="70"/>
+              <w:left w:type="dxa" w:w="100"/>
+              <w:bottom w:type="dxa" w:w="70"/>
+              <w:right w:type="dxa" w:w="100"/>
+            </w:tcMar>
+            <w:vAlign w:val="top"/>
+          </w:tcPr>
+          <w:p>
+            <w:pPr>
+              <w:spacing w:after="0"/>
+            </w:pPr>
+            <w:r>
+              <w:rPr>
+                <w:rFonts w:ascii="Arial" w:cs="Arial" w:eastAsia="Arial" w:hAnsi="Arial"/>
+              </w:rPr>
+              <w:t xml:space="preserve">Indecision must cost more than any decision. Do not soften this.</w:t>
+            </w:r>
+          </w:p>
+        </w:tc>
+      </w:tr>
+      <w:tr>
+        <w:tc>
+          <w:tcPr>
+            <w:tcW w:type="dxa" w:w="1300"/>
+            <w:tcMar>
+              <w:top w:type="dxa" w:w="70"/>
+              <w:left w:type="dxa" w:w="100"/>
+              <w:bottom w:type="dxa" w:w="70"/>
+              <w:right w:type="dxa" w:w="100"/>
+            </w:tcMar>
+            <w:vAlign w:val="top"/>
+          </w:tcPr>
+          <w:p>
+            <w:pPr>
+              <w:spacing w:after="0"/>
+            </w:pPr>
+            <w:r>
+              <w:rPr>
+                <w:rFonts w:ascii="Arial" w:cs="Arial" w:eastAsia="Arial" w:hAnsi="Arial"/>
+              </w:rPr>
+              <w:t xml:space="preserve">76:00</w:t>
+            </w:r>
+          </w:p>
+        </w:tc>
+        <w:tc>
+          <w:tcPr>
+            <w:tcW w:type="dxa" w:w="4400"/>
+            <w:tcMar>
+              <w:top w:type="dxa" w:w="70"/>
+              <w:left w:type="dxa" w:w="100"/>
+              <w:bottom w:type="dxa" w:w="70"/>
+              <w:right w:type="dxa" w:w="100"/>
+            </w:tcMar>
+            <w:vAlign w:val="top"/>
+          </w:tcPr>
+          <w:p>
+            <w:pPr>
+              <w:spacing w:after="0"/>
+            </w:pPr>
+            <w:r>
+              <w:rPr>
+                <w:rFonts w:ascii="Arial" w:cs="Arial" w:eastAsia="Arial" w:hAnsi="Arial"/>
+              </w:rPr>
+              <w:t xml:space="preserve">Redeploy brownout sectors as aid crews to other tables. Nobody sits out.</w:t>
+            </w:r>
+          </w:p>
+        </w:tc>
+        <w:tc>
+          <w:tcPr>
+            <w:tcW w:type="dxa" w:w="3938"/>
+            <w:tcMar>
+              <w:top w:type="dxa" w:w="70"/>
+              <w:left w:type="dxa" w:w="100"/>
+              <w:bottom w:type="dxa" w:w="70"/>
+              <w:right w:type="dxa" w:w="100"/>
+            </w:tcMar>
+            <w:vAlign w:val="top"/>
+          </w:tcPr>
+          <w:p>
+            <w:pPr>
+              <w:spacing w:after="0"/>
+            </w:pPr>
+            <w:r>
+              <w:rPr>
+                <w:rFonts w:ascii="Arial" w:cs="Arial" w:eastAsia="Arial" w:hAnsi="Arial"/>
+              </w:rPr>
+              <w:t xml:space="preserve">How brownout participants are treated by the sectors they join.</w:t>
             </w:r>
           </w:p>
         </w:tc>
@@ -7860,25 +7946,41 @@
     </w:tbl>
     <w:p>
       <w:pPr>
-        <w:pStyle w:val="Heading2"/>
-        <w:spacing w:after="110" w:before="260"/>
+        <w:pStyle w:val="Heading3"/>
+        <w:spacing w:after="90" w:before="180"/>
       </w:pPr>
       <w:r>
         <w:rPr>
           <w:rFonts w:ascii="Arial" w:cs="Arial" w:eastAsia="Arial" w:hAnsi="Arial"/>
           <w:b/>
           <w:bCs/>
-          <w:color w:val="1A1A1A"/>
-          <w:sz w:val="24"/>
-          <w:szCs w:val="24"/>
-        </w:rPr>
-        <w:t xml:space="preserve">5.5 Round 4 — Aftershock (25 min)</w:t>
-      </w:r>
-    </w:p>
-    <w:p>
-      <w:pPr>
-        <w:spacing w:after="130"/>
-      </w:pPr>
+          <w:color w:val="1F3864"/>
+          <w:sz w:val="21"/>
+          <w:szCs w:val="21"/>
+        </w:rPr>
+        <w:t xml:space="preserve">Wave 5 · Temporary Stabilisation (1:17:00 – 1:25:00)</w:t>
+      </w:r>
+    </w:p>
+    <w:p>
+      <w:pPr>
+        <w:pBdr>
+          <w:left w:val="single" w:color="2E7D32" w:sz="18"/>
+        </w:pBdr>
+        <w:shd w:fill="E8F5E8" w:color="auto" w:val="clear"/>
+        <w:spacing w:after="160" w:before="140"/>
+        <w:ind w:left="220" w:right="160"/>
+      </w:pPr>
+      <w:r>
+        <w:rPr>
+          <w:rFonts w:ascii="Arial" w:cs="Arial" w:eastAsia="Arial" w:hAnsi="Arial"/>
+          <w:b/>
+          <w:bCs/>
+          <w:color w:val="2E7D32"/>
+          <w:sz w:val="20"/>
+          <w:szCs w:val="20"/>
+        </w:rPr>
+        <w:t xml:space="preserve">This is not a break, and it must never be called one.  </w:t>
+      </w:r>
       <w:r>
         <w:rPr>
           <w:rFonts w:ascii="Arial" w:cs="Arial" w:eastAsia="Arial" w:hAnsi="Arial"/>
@@ -7886,7 +7988,7 @@
           <w:sz w:val="20"/>
           <w:szCs w:val="20"/>
         </w:rPr>
-        <w:t xml:space="preserve">Same teams, same roles, new crisis. Every fault needs a value buried in another sector's Appendix C, so nothing can be solved from memory of Round 2. Agriculture and Comms hold no faults this round but are the most demanded spec sources — they will be busy being asked, which is its own test.</w:t>
+        <w:t xml:space="preserve">Press NEXT PHASE and then fire nothing new for eight minutes. The clock runs, faults decay, repairs and transfers continue, the operating cycle charges upkeep. Tables use the stretch to catch up. If you announce anything at all, announce it in-world: "Core output is holding."</w:t>
       </w:r>
     </w:p>
     <w:tbl>
@@ -7930,7 +8032,7 @@
                 <w:bCs/>
                 <w:color w:val="FFFFFF"/>
               </w:rPr>
-              <w:t xml:space="preserve">TIME</w:t>
+              <w:t xml:space="preserve">MASTER TIME</w:t>
             </w:r>
           </w:p>
         </w:tc>
@@ -8009,7 +8111,7 @@
               <w:rPr>
                 <w:rFonts w:ascii="Arial" w:cs="Arial" w:eastAsia="Arial" w:hAnsi="Arial"/>
               </w:rPr>
-              <w:t xml:space="preserve">00:00</w:t>
+              <w:t xml:space="preserve">1:17:00</w:t>
             </w:r>
           </w:p>
         </w:tc>
@@ -8032,7 +8134,7 @@
               <w:rPr>
                 <w:rFonts w:ascii="Arial" w:cs="Arial" w:eastAsia="Arial" w:hAnsi="Arial"/>
               </w:rPr>
-              <w:t xml:space="preserve">Announce an aftershock. Restore brownout sectors to active. Remind everyone their commitment is on the table.</w:t>
+              <w:t xml:space="preserve">NEXT PHASE → Temporary Stabilisation. Fire nothing.</w:t>
             </w:r>
           </w:p>
         </w:tc>
@@ -8055,7 +8157,7 @@
               <w:rPr>
                 <w:rFonts w:ascii="Arial" w:cs="Arial" w:eastAsia="Arial" w:hAnsi="Arial"/>
               </w:rPr>
-              <w:t xml:space="preserve">Whether commitments are visible or already buried under paper.</w:t>
+              <w:t xml:space="preserve">What a team does with slack: clear the backlog, fix the tray, help a neighbour, or stop working. All three are findings.</w:t>
             </w:r>
           </w:p>
         </w:tc>
@@ -8080,7 +8182,7 @@
               <w:rPr>
                 <w:rFonts w:ascii="Arial" w:cs="Arial" w:eastAsia="Arial" w:hAnsi="Arial"/>
               </w:rPr>
-              <w:t xml:space="preserve">02:00</w:t>
+              <w:t xml:space="preserve">1:20:00</w:t>
             </w:r>
           </w:p>
         </w:tc>
@@ -8103,7 +8205,7 @@
               <w:rPr>
                 <w:rFonts w:ascii="Arial" w:cs="Arial" w:eastAsia="Arial" w:hAnsi="Arial"/>
               </w:rPr>
-              <w:t xml:space="preserve">Fire F-401 (POW), F-402 (MED).</w:t>
+              <w:t xml:space="preserve">Walk the floor. Tag. Do not fix anything and do not explain anything.</w:t>
             </w:r>
           </w:p>
         </w:tc>
@@ -8126,220 +8228,7 @@
               <w:rPr>
                 <w:rFonts w:ascii="Arial" w:cs="Arial" w:eastAsia="Arial" w:hAnsi="Arial"/>
               </w:rPr>
-              <w:t xml:space="preserve">Both need buried appendices from other sectors. Watch the asking behaviour — it should look different from Round 2.</w:t>
-            </w:r>
-          </w:p>
-        </w:tc>
-      </w:tr>
-      <w:tr>
-        <w:tc>
-          <w:tcPr>
-            <w:tcW w:type="dxa" w:w="1300"/>
-            <w:tcMar>
-              <w:top w:type="dxa" w:w="70"/>
-              <w:left w:type="dxa" w:w="100"/>
-              <w:bottom w:type="dxa" w:w="70"/>
-              <w:right w:type="dxa" w:w="100"/>
-            </w:tcMar>
-            <w:vAlign w:val="top"/>
-          </w:tcPr>
-          <w:p>
-            <w:pPr>
-              <w:spacing w:after="0"/>
-            </w:pPr>
-            <w:r>
-              <w:rPr>
-                <w:rFonts w:ascii="Arial" w:cs="Arial" w:eastAsia="Arial" w:hAnsi="Arial"/>
-              </w:rPr>
-              <w:t xml:space="preserve">07:00</w:t>
-            </w:r>
-          </w:p>
-        </w:tc>
-        <w:tc>
-          <w:tcPr>
-            <w:tcW w:type="dxa" w:w="4400"/>
-            <w:tcMar>
-              <w:top w:type="dxa" w:w="70"/>
-              <w:left w:type="dxa" w:w="100"/>
-              <w:bottom w:type="dxa" w:w="70"/>
-              <w:right w:type="dxa" w:w="100"/>
-            </w:tcMar>
-            <w:vAlign w:val="top"/>
-          </w:tcPr>
-          <w:p>
-            <w:pPr>
-              <w:spacing w:after="0"/>
-            </w:pPr>
-            <w:r>
-              <w:rPr>
-                <w:rFonts w:ascii="Arial" w:cs="Arial" w:eastAsia="Arial" w:hAnsi="Arial"/>
-              </w:rPr>
-              <w:t xml:space="preserve">Fire F-403 (WTR), F-404 (TRN, 10:00 deadline).</w:t>
-            </w:r>
-          </w:p>
-        </w:tc>
-        <w:tc>
-          <w:tcPr>
-            <w:tcW w:type="dxa" w:w="3938"/>
-            <w:tcMar>
-              <w:top w:type="dxa" w:w="70"/>
-              <w:left w:type="dxa" w:w="100"/>
-              <w:bottom w:type="dxa" w:w="70"/>
-              <w:right w:type="dxa" w:w="100"/>
-            </w:tcMar>
-            <w:vAlign w:val="top"/>
-          </w:tcPr>
-          <w:p>
-            <w:pPr>
-              <w:spacing w:after="0"/>
-            </w:pPr>
-            <w:r>
-              <w:rPr>
-                <w:rFonts w:ascii="Arial" w:cs="Arial" w:eastAsia="Arial" w:hAnsi="Arial"/>
-              </w:rPr>
-              <w:t xml:space="preserve">TRN's is the mini-triage feed. Deadline pressure returns.</w:t>
-            </w:r>
-          </w:p>
-        </w:tc>
-      </w:tr>
-      <w:tr>
-        <w:tc>
-          <w:tcPr>
-            <w:tcW w:type="dxa" w:w="1300"/>
-            <w:tcMar>
-              <w:top w:type="dxa" w:w="70"/>
-              <w:left w:type="dxa" w:w="100"/>
-              <w:bottom w:type="dxa" w:w="70"/>
-              <w:right w:type="dxa" w:w="100"/>
-            </w:tcMar>
-            <w:vAlign w:val="top"/>
-          </w:tcPr>
-          <w:p>
-            <w:pPr>
-              <w:spacing w:after="0"/>
-            </w:pPr>
-            <w:r>
-              <w:rPr>
-                <w:rFonts w:ascii="Arial" w:cs="Arial" w:eastAsia="Arial" w:hAnsi="Arial"/>
-              </w:rPr>
-              <w:t xml:space="preserve">14:00</w:t>
-            </w:r>
-          </w:p>
-        </w:tc>
-        <w:tc>
-          <w:tcPr>
-            <w:tcW w:type="dxa" w:w="4400"/>
-            <w:tcMar>
-              <w:top w:type="dxa" w:w="70"/>
-              <w:left w:type="dxa" w:w="100"/>
-              <w:bottom w:type="dxa" w:w="70"/>
-              <w:right w:type="dxa" w:w="100"/>
-            </w:tcMar>
-            <w:vAlign w:val="top"/>
-          </w:tcPr>
-          <w:p>
-            <w:pPr>
-              <w:spacing w:after="0"/>
-            </w:pPr>
-            <w:r>
-              <w:rPr>
-                <w:rFonts w:ascii="Arial" w:cs="Arial" w:eastAsia="Arial" w:hAnsi="Arial"/>
-              </w:rPr>
-              <w:t xml:space="preserve">Optional short Council if the group is coping well. Skip if they are not.</w:t>
-            </w:r>
-          </w:p>
-        </w:tc>
-        <w:tc>
-          <w:tcPr>
-            <w:tcW w:type="dxa" w:w="3938"/>
-            <w:tcMar>
-              <w:top w:type="dxa" w:w="70"/>
-              <w:left w:type="dxa" w:w="100"/>
-              <w:bottom w:type="dxa" w:w="70"/>
-              <w:right w:type="dxa" w:w="100"/>
-            </w:tcMar>
-            <w:vAlign w:val="top"/>
-          </w:tcPr>
-          <w:p>
-            <w:pPr>
-              <w:spacing w:after="0"/>
-            </w:pPr>
-            <w:r>
-              <w:rPr>
-                <w:rFonts w:ascii="Arial" w:cs="Arial" w:eastAsia="Arial" w:hAnsi="Arial"/>
-              </w:rPr>
-              <w:t xml:space="preserve">Compare directly against the Round 2 sitting. Same people, same format, measurable difference.</w:t>
-            </w:r>
-          </w:p>
-        </w:tc>
-      </w:tr>
-      <w:tr>
-        <w:tc>
-          <w:tcPr>
-            <w:tcW w:type="dxa" w:w="1300"/>
-            <w:tcMar>
-              <w:top w:type="dxa" w:w="70"/>
-              <w:left w:type="dxa" w:w="100"/>
-              <w:bottom w:type="dxa" w:w="70"/>
-              <w:right w:type="dxa" w:w="100"/>
-            </w:tcMar>
-            <w:vAlign w:val="top"/>
-          </w:tcPr>
-          <w:p>
-            <w:pPr>
-              <w:spacing w:after="0"/>
-            </w:pPr>
-            <w:r>
-              <w:rPr>
-                <w:rFonts w:ascii="Arial" w:cs="Arial" w:eastAsia="Arial" w:hAnsi="Arial"/>
-              </w:rPr>
-              <w:t xml:space="preserve">22:00</w:t>
-            </w:r>
-          </w:p>
-        </w:tc>
-        <w:tc>
-          <w:tcPr>
-            <w:tcW w:type="dxa" w:w="4400"/>
-            <w:tcMar>
-              <w:top w:type="dxa" w:w="70"/>
-              <w:left w:type="dxa" w:w="100"/>
-              <w:bottom w:type="dxa" w:w="70"/>
-              <w:right w:type="dxa" w:w="100"/>
-            </w:tcMar>
-            <w:vAlign w:val="top"/>
-          </w:tcPr>
-          <w:p>
-            <w:pPr>
-              <w:spacing w:after="0"/>
-            </w:pPr>
-            <w:r>
-              <w:rPr>
-                <w:rFonts w:ascii="Arial" w:cs="Arial" w:eastAsia="Arial" w:hAnsi="Arial"/>
-              </w:rPr>
-              <w:t xml:space="preserve">Close. Leave the final state up.</w:t>
-            </w:r>
-          </w:p>
-        </w:tc>
-        <w:tc>
-          <w:tcPr>
-            <w:tcW w:type="dxa" w:w="3938"/>
-            <w:tcMar>
-              <w:top w:type="dxa" w:w="70"/>
-              <w:left w:type="dxa" w:w="100"/>
-              <w:bottom w:type="dxa" w:w="70"/>
-              <w:right w:type="dxa" w:w="100"/>
-            </w:tcMar>
-            <w:vAlign w:val="top"/>
-          </w:tcPr>
-          <w:p>
-            <w:pPr>
-              <w:spacing w:after="0"/>
-            </w:pPr>
-            <w:r>
-              <w:rPr>
-                <w:rFonts w:ascii="Arial" w:cs="Arial" w:eastAsia="Arial" w:hAnsi="Arial"/>
-              </w:rPr>
-              <w:t xml:space="preserve"/>
+              <w:t xml:space="preserve">Who starts talking about the day while it is still running — that is a table that has decided it is over.</w:t>
             </w:r>
           </w:p>
         </w:tc>
@@ -8347,19 +8236,33 @@
     </w:tbl>
     <w:p>
       <w:pPr>
-        <w:pStyle w:val="Heading2"/>
-        <w:spacing w:after="110" w:before="260"/>
+        <w:pStyle w:val="Heading3"/>
+        <w:spacing w:after="90" w:before="180"/>
       </w:pPr>
       <w:r>
         <w:rPr>
           <w:rFonts w:ascii="Arial" w:cs="Arial" w:eastAsia="Arial" w:hAnsi="Arial"/>
           <w:b/>
           <w:bCs/>
+          <w:color w:val="1F3864"/>
+          <w:sz w:val="21"/>
+          <w:szCs w:val="21"/>
+        </w:rPr>
+        <w:t xml:space="preserve">Wave 6 · Aftershock (1:25:00 – 1:37:00)</w:t>
+      </w:r>
+    </w:p>
+    <w:p>
+      <w:pPr>
+        <w:spacing w:after="130"/>
+      </w:pPr>
+      <w:r>
+        <w:rPr>
+          <w:rFonts w:ascii="Arial" w:cs="Arial" w:eastAsia="Arial" w:hAnsi="Arial"/>
           <w:color w:val="1A1A1A"/>
-          <w:sz w:val="24"/>
-          <w:szCs w:val="24"/>
-        </w:rPr>
-        <w:t xml:space="preserve">5.6 Debrief 2 (45 min)</w:t>
+          <w:sz w:val="20"/>
+          <w:szCs w:val="20"/>
+        </w:rPr>
+        <w:t xml:space="preserve">Same teams, same roles, a fresh crisis onto the city they have left. Every fault needs a value buried in another sector’s Appendix C, so nothing can be solved from memory. Nothing is restored, refilled or healed for this wave — they carry what they built and what they broke. This is where the post-measurement begins.</w:t>
       </w:r>
     </w:p>
     <w:tbl>
@@ -8403,7 +8306,7 @@
                 <w:bCs/>
                 <w:color w:val="FFFFFF"/>
               </w:rPr>
-              <w:t xml:space="preserve">TIME</w:t>
+              <w:t xml:space="preserve">MASTER TIME</w:t>
             </w:r>
           </w:p>
         </w:tc>
@@ -8482,6 +8385,830 @@
               <w:rPr>
                 <w:rFonts w:ascii="Arial" w:cs="Arial" w:eastAsia="Arial" w:hAnsi="Arial"/>
               </w:rPr>
+              <w:t xml:space="preserve">1:25:00</w:t>
+            </w:r>
+          </w:p>
+        </w:tc>
+        <w:tc>
+          <w:tcPr>
+            <w:tcW w:type="dxa" w:w="4400"/>
+            <w:tcMar>
+              <w:top w:type="dxa" w:w="70"/>
+              <w:left w:type="dxa" w:w="100"/>
+              <w:bottom w:type="dxa" w:w="70"/>
+              <w:right w:type="dxa" w:w="100"/>
+            </w:tcMar>
+            <w:vAlign w:val="top"/>
+          </w:tcPr>
+          <w:p>
+            <w:pPr>
+              <w:spacing w:after="0"/>
+            </w:pPr>
+            <w:r>
+              <w:rPr>
+                <w:rFonts w:ascii="Arial" w:cs="Arial" w:eastAsia="Arial" w:hAnsi="Arial"/>
+              </w:rPr>
+              <w:t xml:space="preserve">NEXT PHASE → Aftershock. Announce in-world: "Seismic activity detected." Restore brownout sectors to active.</w:t>
+            </w:r>
+          </w:p>
+        </w:tc>
+        <w:tc>
+          <w:tcPr>
+            <w:tcW w:type="dxa" w:w="3938"/>
+            <w:tcMar>
+              <w:top w:type="dxa" w:w="70"/>
+              <w:left w:type="dxa" w:w="100"/>
+              <w:bottom w:type="dxa" w:w="70"/>
+              <w:right w:type="dxa" w:w="100"/>
+            </w:tcMar>
+            <w:vAlign w:val="top"/>
+          </w:tcPr>
+          <w:p>
+            <w:pPr>
+              <w:spacing w:after="0"/>
+            </w:pPr>
+            <w:r>
+              <w:rPr>
+                <w:rFonts w:ascii="Arial" w:cs="Arial" w:eastAsia="Arial" w:hAnsi="Arial"/>
+              </w:rPr>
+              <w:t xml:space="preserve">Whether anyone notices that nothing else was given back.</w:t>
+            </w:r>
+          </w:p>
+        </w:tc>
+      </w:tr>
+      <w:tr>
+        <w:tc>
+          <w:tcPr>
+            <w:tcW w:type="dxa" w:w="1300"/>
+            <w:tcMar>
+              <w:top w:type="dxa" w:w="70"/>
+              <w:left w:type="dxa" w:w="100"/>
+              <w:bottom w:type="dxa" w:w="70"/>
+              <w:right w:type="dxa" w:w="100"/>
+            </w:tcMar>
+            <w:vAlign w:val="top"/>
+          </w:tcPr>
+          <w:p>
+            <w:pPr>
+              <w:spacing w:after="0"/>
+            </w:pPr>
+            <w:r>
+              <w:rPr>
+                <w:rFonts w:ascii="Arial" w:cs="Arial" w:eastAsia="Arial" w:hAnsi="Arial"/>
+              </w:rPr>
+              <w:t xml:space="preserve">1:26:00</w:t>
+            </w:r>
+          </w:p>
+        </w:tc>
+        <w:tc>
+          <w:tcPr>
+            <w:tcW w:type="dxa" w:w="4400"/>
+            <w:tcMar>
+              <w:top w:type="dxa" w:w="70"/>
+              <w:left w:type="dxa" w:w="100"/>
+              <w:bottom w:type="dxa" w:w="70"/>
+              <w:right w:type="dxa" w:w="100"/>
+            </w:tcMar>
+            <w:vAlign w:val="top"/>
+          </w:tcPr>
+          <w:p>
+            <w:pPr>
+              <w:spacing w:after="0"/>
+            </w:pPr>
+            <w:r>
+              <w:rPr>
+                <w:rFonts w:ascii="Arial" w:cs="Arial" w:eastAsia="Arial" w:hAnsi="Arial"/>
+              </w:rPr>
+              <w:t xml:space="preserve">Fire F-401 (POW), F-402 (MED).</w:t>
+            </w:r>
+          </w:p>
+        </w:tc>
+        <w:tc>
+          <w:tcPr>
+            <w:tcW w:type="dxa" w:w="3938"/>
+            <w:tcMar>
+              <w:top w:type="dxa" w:w="70"/>
+              <w:left w:type="dxa" w:w="100"/>
+              <w:bottom w:type="dxa" w:w="70"/>
+              <w:right w:type="dxa" w:w="100"/>
+            </w:tcMar>
+            <w:vAlign w:val="top"/>
+          </w:tcPr>
+          <w:p>
+            <w:pPr>
+              <w:spacing w:after="0"/>
+            </w:pPr>
+            <w:r>
+              <w:rPr>
+                <w:rFonts w:ascii="Arial" w:cs="Arial" w:eastAsia="Arial" w:hAnsi="Arial"/>
+              </w:rPr>
+              <w:t xml:space="preserve">Both need buried appendices from other sectors. Watch the asking behaviour — it should look different from the early shift. That difference is the deliverable.</w:t>
+            </w:r>
+          </w:p>
+        </w:tc>
+      </w:tr>
+      <w:tr>
+        <w:tc>
+          <w:tcPr>
+            <w:tcW w:type="dxa" w:w="1300"/>
+            <w:tcMar>
+              <w:top w:type="dxa" w:w="70"/>
+              <w:left w:type="dxa" w:w="100"/>
+              <w:bottom w:type="dxa" w:w="70"/>
+              <w:right w:type="dxa" w:w="100"/>
+            </w:tcMar>
+            <w:vAlign w:val="top"/>
+          </w:tcPr>
+          <w:p>
+            <w:pPr>
+              <w:spacing w:after="0"/>
+            </w:pPr>
+            <w:r>
+              <w:rPr>
+                <w:rFonts w:ascii="Arial" w:cs="Arial" w:eastAsia="Arial" w:hAnsi="Arial"/>
+              </w:rPr>
+              <w:t xml:space="preserve">1:30:00</w:t>
+            </w:r>
+          </w:p>
+        </w:tc>
+        <w:tc>
+          <w:tcPr>
+            <w:tcW w:type="dxa" w:w="4400"/>
+            <w:tcMar>
+              <w:top w:type="dxa" w:w="70"/>
+              <w:left w:type="dxa" w:w="100"/>
+              <w:bottom w:type="dxa" w:w="70"/>
+              <w:right w:type="dxa" w:w="100"/>
+            </w:tcMar>
+            <w:vAlign w:val="top"/>
+          </w:tcPr>
+          <w:p>
+            <w:pPr>
+              <w:spacing w:after="0"/>
+            </w:pPr>
+            <w:r>
+              <w:rPr>
+                <w:rFonts w:ascii="Arial" w:cs="Arial" w:eastAsia="Arial" w:hAnsi="Arial"/>
+              </w:rPr>
+              <w:t xml:space="preserve">Fire F-403 (WTR), F-404 (TRN).</w:t>
+            </w:r>
+          </w:p>
+        </w:tc>
+        <w:tc>
+          <w:tcPr>
+            <w:tcW w:type="dxa" w:w="3938"/>
+            <w:tcMar>
+              <w:top w:type="dxa" w:w="70"/>
+              <w:left w:type="dxa" w:w="100"/>
+              <w:bottom w:type="dxa" w:w="70"/>
+              <w:right w:type="dxa" w:w="100"/>
+            </w:tcMar>
+            <w:vAlign w:val="top"/>
+          </w:tcPr>
+          <w:p>
+            <w:pPr>
+              <w:spacing w:after="0"/>
+            </w:pPr>
+            <w:r>
+              <w:rPr>
+                <w:rFonts w:ascii="Arial" w:cs="Arial" w:eastAsia="Arial" w:hAnsi="Arial"/>
+              </w:rPr>
+              <w:t xml:space="preserve">TRN’s is the mini-triage feed. Decay pressure returns onto tired people.</w:t>
+            </w:r>
+          </w:p>
+        </w:tc>
+      </w:tr>
+      <w:tr>
+        <w:tc>
+          <w:tcPr>
+            <w:tcW w:type="dxa" w:w="1300"/>
+            <w:tcMar>
+              <w:top w:type="dxa" w:w="70"/>
+              <w:left w:type="dxa" w:w="100"/>
+              <w:bottom w:type="dxa" w:w="70"/>
+              <w:right w:type="dxa" w:w="100"/>
+            </w:tcMar>
+            <w:vAlign w:val="top"/>
+          </w:tcPr>
+          <w:p>
+            <w:pPr>
+              <w:spacing w:after="0"/>
+            </w:pPr>
+            <w:r>
+              <w:rPr>
+                <w:rFonts w:ascii="Arial" w:cs="Arial" w:eastAsia="Arial" w:hAnsi="Arial"/>
+              </w:rPr>
+              <w:t xml:space="preserve">1:34:00</w:t>
+            </w:r>
+          </w:p>
+        </w:tc>
+        <w:tc>
+          <w:tcPr>
+            <w:tcW w:type="dxa" w:w="4400"/>
+            <w:tcMar>
+              <w:top w:type="dxa" w:w="70"/>
+              <w:left w:type="dxa" w:w="100"/>
+              <w:bottom w:type="dxa" w:w="70"/>
+              <w:right w:type="dxa" w:w="100"/>
+            </w:tcMar>
+            <w:vAlign w:val="top"/>
+          </w:tcPr>
+          <w:p>
+            <w:pPr>
+              <w:spacing w:after="0"/>
+            </w:pPr>
+            <w:r>
+              <w:rPr>
+                <w:rFonts w:ascii="Arial" w:cs="Arial" w:eastAsia="Arial" w:hAnsi="Arial"/>
+              </w:rPr>
+              <w:t xml:space="preserve">Optional short Council if the group is coping well. Skip if they are not.</w:t>
+            </w:r>
+          </w:p>
+        </w:tc>
+        <w:tc>
+          <w:tcPr>
+            <w:tcW w:type="dxa" w:w="3938"/>
+            <w:tcMar>
+              <w:top w:type="dxa" w:w="70"/>
+              <w:left w:type="dxa" w:w="100"/>
+              <w:bottom w:type="dxa" w:w="70"/>
+              <w:right w:type="dxa" w:w="100"/>
+            </w:tcMar>
+            <w:vAlign w:val="top"/>
+          </w:tcPr>
+          <w:p>
+            <w:pPr>
+              <w:spacing w:after="0"/>
+            </w:pPr>
+            <w:r>
+              <w:rPr>
+                <w:rFonts w:ascii="Arial" w:cs="Arial" w:eastAsia="Arial" w:hAnsi="Arial"/>
+              </w:rPr>
+              <w:t xml:space="preserve">Compare directly against the first sitting. Same people, same format, measurable difference.</w:t>
+            </w:r>
+          </w:p>
+        </w:tc>
+      </w:tr>
+    </w:tbl>
+    <w:p>
+      <w:pPr>
+        <w:pStyle w:val="Heading3"/>
+        <w:spacing w:after="90" w:before="180"/>
+      </w:pPr>
+      <w:r>
+        <w:rPr>
+          <w:rFonts w:ascii="Arial" w:cs="Arial" w:eastAsia="Arial" w:hAnsi="Arial"/>
+          <w:b/>
+          <w:bCs/>
+          <w:color w:val="1F3864"/>
+          <w:sz w:val="21"/>
+          <w:szCs w:val="21"/>
+        </w:rPr>
+        <w:t xml:space="preserve">Wave 7 · Final Crisis (1:37:00 – 1:45:00)</w:t>
+      </w:r>
+    </w:p>
+    <w:tbl>
+      <w:tblPr>
+        <w:tblW w:type="dxa" w:w="9638"/>
+        <w:tblBorders>
+          <w:top w:val="single" w:color="BFBFBF" w:sz="4"/>
+          <w:left w:val="single" w:color="BFBFBF" w:sz="4"/>
+          <w:bottom w:val="single" w:color="BFBFBF" w:sz="4"/>
+          <w:right w:val="single" w:color="BFBFBF" w:sz="4"/>
+          <w:insideH w:val="single" w:color="BFBFBF" w:sz="4"/>
+          <w:insideV w:val="single" w:color="BFBFBF" w:sz="4"/>
+        </w:tblBorders>
+      </w:tblPr>
+      <w:tblGrid>
+        <w:gridCol w:w="1300"/>
+        <w:gridCol w:w="4400"/>
+        <w:gridCol w:w="3938"/>
+      </w:tblGrid>
+      <w:tr>
+        <w:tc>
+          <w:tcPr>
+            <w:tcW w:type="dxa" w:w="1300"/>
+            <w:shd w:fill="1F3864" w:color="auto" w:val="clear"/>
+            <w:tcMar>
+              <w:top w:type="dxa" w:w="70"/>
+              <w:left w:type="dxa" w:w="100"/>
+              <w:bottom w:type="dxa" w:w="70"/>
+              <w:right w:type="dxa" w:w="100"/>
+            </w:tcMar>
+            <w:vAlign w:val="top"/>
+          </w:tcPr>
+          <w:p>
+            <w:pPr>
+              <w:spacing w:after="0"/>
+            </w:pPr>
+            <w:r>
+              <w:rPr>
+                <w:rFonts w:ascii="Arial" w:cs="Arial" w:eastAsia="Arial" w:hAnsi="Arial"/>
+                <w:b/>
+                <w:bCs/>
+                <w:color w:val="FFFFFF"/>
+              </w:rPr>
+              <w:t xml:space="preserve">MASTER TIME</w:t>
+            </w:r>
+          </w:p>
+        </w:tc>
+        <w:tc>
+          <w:tcPr>
+            <w:tcW w:type="dxa" w:w="4400"/>
+            <w:shd w:fill="1F3864" w:color="auto" w:val="clear"/>
+            <w:tcMar>
+              <w:top w:type="dxa" w:w="70"/>
+              <w:left w:type="dxa" w:w="100"/>
+              <w:bottom w:type="dxa" w:w="70"/>
+              <w:right w:type="dxa" w:w="100"/>
+            </w:tcMar>
+            <w:vAlign w:val="top"/>
+          </w:tcPr>
+          <w:p>
+            <w:pPr>
+              <w:spacing w:after="0"/>
+            </w:pPr>
+            <w:r>
+              <w:rPr>
+                <w:rFonts w:ascii="Arial" w:cs="Arial" w:eastAsia="Arial" w:hAnsi="Arial"/>
+                <w:b/>
+                <w:bCs/>
+                <w:color w:val="FFFFFF"/>
+              </w:rPr>
+              <w:t xml:space="preserve">DO THIS</w:t>
+            </w:r>
+          </w:p>
+        </w:tc>
+        <w:tc>
+          <w:tcPr>
+            <w:tcW w:type="dxa" w:w="3938"/>
+            <w:shd w:fill="1F3864" w:color="auto" w:val="clear"/>
+            <w:tcMar>
+              <w:top w:type="dxa" w:w="70"/>
+              <w:left w:type="dxa" w:w="100"/>
+              <w:bottom w:type="dxa" w:w="70"/>
+              <w:right w:type="dxa" w:w="100"/>
+            </w:tcMar>
+            <w:vAlign w:val="top"/>
+          </w:tcPr>
+          <w:p>
+            <w:pPr>
+              <w:spacing w:after="0"/>
+            </w:pPr>
+            <w:r>
+              <w:rPr>
+                <w:rFonts w:ascii="Arial" w:cs="Arial" w:eastAsia="Arial" w:hAnsi="Arial"/>
+                <w:b/>
+                <w:bCs/>
+                <w:color w:val="FFFFFF"/>
+              </w:rPr>
+              <w:t xml:space="preserve">WATCH FOR</w:t>
+            </w:r>
+          </w:p>
+        </w:tc>
+      </w:tr>
+      <w:tr>
+        <w:tc>
+          <w:tcPr>
+            <w:tcW w:type="dxa" w:w="1300"/>
+            <w:tcMar>
+              <w:top w:type="dxa" w:w="70"/>
+              <w:left w:type="dxa" w:w="100"/>
+              <w:bottom w:type="dxa" w:w="70"/>
+              <w:right w:type="dxa" w:w="100"/>
+            </w:tcMar>
+            <w:vAlign w:val="top"/>
+          </w:tcPr>
+          <w:p>
+            <w:pPr>
+              <w:spacing w:after="0"/>
+            </w:pPr>
+            <w:r>
+              <w:rPr>
+                <w:rFonts w:ascii="Arial" w:cs="Arial" w:eastAsia="Arial" w:hAnsi="Arial"/>
+              </w:rPr>
+              <w:t xml:space="preserve">1:37:00</w:t>
+            </w:r>
+          </w:p>
+        </w:tc>
+        <w:tc>
+          <w:tcPr>
+            <w:tcW w:type="dxa" w:w="4400"/>
+            <w:tcMar>
+              <w:top w:type="dxa" w:w="70"/>
+              <w:left w:type="dxa" w:w="100"/>
+              <w:bottom w:type="dxa" w:w="70"/>
+              <w:right w:type="dxa" w:w="100"/>
+            </w:tcMar>
+            <w:vAlign w:val="top"/>
+          </w:tcPr>
+          <w:p>
+            <w:pPr>
+              <w:spacing w:after="0"/>
+            </w:pPr>
+            <w:r>
+              <w:rPr>
+                <w:rFonts w:ascii="Arial" w:cs="Arial" w:eastAsia="Arial" w:hAnsi="Arial"/>
+              </w:rPr>
+              <w:t xml:space="preserve">NEXT PHASE → Final Crisis. Fire into whichever two sectors are weakest.</w:t>
+            </w:r>
+          </w:p>
+        </w:tc>
+        <w:tc>
+          <w:tcPr>
+            <w:tcW w:type="dxa" w:w="3938"/>
+            <w:tcMar>
+              <w:top w:type="dxa" w:w="70"/>
+              <w:left w:type="dxa" w:w="100"/>
+              <w:bottom w:type="dxa" w:w="70"/>
+              <w:right w:type="dxa" w:w="100"/>
+            </w:tcMar>
+            <w:vAlign w:val="top"/>
+          </w:tcPr>
+          <w:p>
+            <w:pPr>
+              <w:spacing w:after="0"/>
+            </w:pPr>
+            <w:r>
+              <w:rPr>
+                <w:rFonts w:ascii="Arial" w:cs="Arial" w:eastAsia="Arial" w:hAnsi="Arial"/>
+              </w:rPr>
+              <w:t xml:space="preserve">Triage under exhaustion. Who is still asking questions and who has stopped.</w:t>
+            </w:r>
+          </w:p>
+        </w:tc>
+      </w:tr>
+      <w:tr>
+        <w:tc>
+          <w:tcPr>
+            <w:tcW w:type="dxa" w:w="1300"/>
+            <w:tcMar>
+              <w:top w:type="dxa" w:w="70"/>
+              <w:left w:type="dxa" w:w="100"/>
+              <w:bottom w:type="dxa" w:w="70"/>
+              <w:right w:type="dxa" w:w="100"/>
+            </w:tcMar>
+            <w:vAlign w:val="top"/>
+          </w:tcPr>
+          <w:p>
+            <w:pPr>
+              <w:spacing w:after="0"/>
+            </w:pPr>
+            <w:r>
+              <w:rPr>
+                <w:rFonts w:ascii="Arial" w:cs="Arial" w:eastAsia="Arial" w:hAnsi="Arial"/>
+              </w:rPr>
+              <w:t xml:space="preserve">1:42:00</w:t>
+            </w:r>
+          </w:p>
+        </w:tc>
+        <w:tc>
+          <w:tcPr>
+            <w:tcW w:type="dxa" w:w="4400"/>
+            <w:tcMar>
+              <w:top w:type="dxa" w:w="70"/>
+              <w:left w:type="dxa" w:w="100"/>
+              <w:bottom w:type="dxa" w:w="70"/>
+              <w:right w:type="dxa" w:w="100"/>
+            </w:tcMar>
+            <w:vAlign w:val="top"/>
+          </w:tcPr>
+          <w:p>
+            <w:pPr>
+              <w:spacing w:after="0"/>
+            </w:pPr>
+            <w:r>
+              <w:rPr>
+                <w:rFonts w:ascii="Arial" w:cs="Arial" w:eastAsia="Arial" w:hAnsi="Arial"/>
+              </w:rPr>
+              <w:t xml:space="preserve">Last three minutes. Announce the time remaining once, plainly.</w:t>
+            </w:r>
+          </w:p>
+        </w:tc>
+        <w:tc>
+          <w:tcPr>
+            <w:tcW w:type="dxa" w:w="3938"/>
+            <w:tcMar>
+              <w:top w:type="dxa" w:w="70"/>
+              <w:left w:type="dxa" w:w="100"/>
+              <w:bottom w:type="dxa" w:w="70"/>
+              <w:right w:type="dxa" w:w="100"/>
+            </w:tcMar>
+            <w:vAlign w:val="top"/>
+          </w:tcPr>
+          <w:p>
+            <w:pPr>
+              <w:spacing w:after="0"/>
+            </w:pPr>
+            <w:r>
+              <w:rPr>
+                <w:rFonts w:ascii="Arial" w:cs="Arial" w:eastAsia="Arial" w:hAnsi="Arial"/>
+              </w:rPr>
+              <w:t xml:space="preserve">What a table chooses to spend its last minutes on.</w:t>
+            </w:r>
+          </w:p>
+        </w:tc>
+      </w:tr>
+      <w:tr>
+        <w:tc>
+          <w:tcPr>
+            <w:tcW w:type="dxa" w:w="1300"/>
+            <w:tcMar>
+              <w:top w:type="dxa" w:w="70"/>
+              <w:left w:type="dxa" w:w="100"/>
+              <w:bottom w:type="dxa" w:w="70"/>
+              <w:right w:type="dxa" w:w="100"/>
+            </w:tcMar>
+            <w:vAlign w:val="top"/>
+          </w:tcPr>
+          <w:p>
+            <w:pPr>
+              <w:spacing w:after="0"/>
+            </w:pPr>
+            <w:r>
+              <w:rPr>
+                <w:rFonts w:ascii="Arial" w:cs="Arial" w:eastAsia="Arial" w:hAnsi="Arial"/>
+              </w:rPr>
+              <w:t xml:space="preserve">1:45:00</w:t>
+            </w:r>
+          </w:p>
+        </w:tc>
+        <w:tc>
+          <w:tcPr>
+            <w:tcW w:type="dxa" w:w="4400"/>
+            <w:tcMar>
+              <w:top w:type="dxa" w:w="70"/>
+              <w:left w:type="dxa" w:w="100"/>
+              <w:bottom w:type="dxa" w:w="70"/>
+              <w:right w:type="dxa" w:w="100"/>
+            </w:tcMar>
+            <w:vAlign w:val="top"/>
+          </w:tcPr>
+          <w:p>
+            <w:pPr>
+              <w:spacing w:after="0"/>
+            </w:pPr>
+            <w:r>
+              <w:rPr>
+                <w:rFonts w:ascii="Arial" w:cs="Arial" w:eastAsia="Arial" w:hAnsi="Arial"/>
+              </w:rPr>
+              <w:t xml:space="preserve">END SIMULATION. Every clock stops and the final city state stays exactly as they left it.</w:t>
+            </w:r>
+          </w:p>
+        </w:tc>
+        <w:tc>
+          <w:tcPr>
+            <w:tcW w:type="dxa" w:w="3938"/>
+            <w:tcMar>
+              <w:top w:type="dxa" w:w="70"/>
+              <w:left w:type="dxa" w:w="100"/>
+              <w:bottom w:type="dxa" w:w="70"/>
+              <w:right w:type="dxa" w:w="100"/>
+            </w:tcMar>
+            <w:vAlign w:val="top"/>
+          </w:tcPr>
+          <w:p>
+            <w:pPr>
+              <w:spacing w:after="0"/>
+            </w:pPr>
+            <w:r>
+              <w:rPr>
+                <w:rFonts w:ascii="Arial" w:cs="Arial" w:eastAsia="Arial" w:hAnsi="Arial"/>
+              </w:rPr>
+              <w:t xml:space="preserve">Silence, then talk. Do not explain anything yet.</w:t>
+            </w:r>
+          </w:p>
+        </w:tc>
+      </w:tr>
+    </w:tbl>
+    <w:p>
+      <w:pPr>
+        <w:pBdr>
+          <w:left w:val="single" w:color="E8A33A" w:sz="18"/>
+        </w:pBdr>
+        <w:shd w:fill="FFF4E5" w:color="auto" w:val="clear"/>
+        <w:spacing w:after="160" w:before="140"/>
+        <w:ind w:left="220" w:right="160"/>
+      </w:pPr>
+      <w:r>
+        <w:rPr>
+          <w:rFonts w:ascii="Arial" w:cs="Arial" w:eastAsia="Arial" w:hAnsi="Arial"/>
+          <w:b/>
+          <w:bCs/>
+          <w:color w:val="8A5A00"/>
+          <w:sz w:val="20"/>
+          <w:szCs w:val="20"/>
+        </w:rPr>
+        <w:t xml:space="preserve">End it deliberately.  </w:t>
+      </w:r>
+      <w:r>
+        <w:rPr>
+          <w:rFonts w:ascii="Arial" w:cs="Arial" w:eastAsia="Arial" w:hAnsi="Arial"/>
+          <w:color w:val="1A1A1A"/>
+          <w:sz w:val="20"/>
+          <w:szCs w:val="20"/>
+        </w:rPr>
+        <w:t xml:space="preserve">END SIMULATION on the control panel stops MASTER TIME, the operating cycle and every decay, and leaves the city as it stands. It clears nothing and scores nothing away, and no screen in the room turns into a debrief. The wall is your lunch exhibit — leave it up.</w:t>
+      </w:r>
+    </w:p>
+    <w:p>
+      <w:pPr>
+        <w:pStyle w:val="Heading2"/>
+        <w:spacing w:after="110" w:before="260"/>
+      </w:pPr>
+      <w:r>
+        <w:rPr>
+          <w:rFonts w:ascii="Arial" w:cs="Arial" w:eastAsia="Arial" w:hAnsi="Arial"/>
+          <w:b/>
+          <w:bCs/>
+          <w:color w:val="1A1A1A"/>
+          <w:sz w:val="24"/>
+          <w:szCs w:val="24"/>
+        </w:rPr>
+        <w:t xml:space="preserve">5.2 Lunch (45 min)</w:t>
+      </w:r>
+    </w:p>
+    <w:p>
+      <w:pPr>
+        <w:pBdr>
+          <w:left w:val="single" w:color="1F3864" w:sz="18"/>
+        </w:pBdr>
+        <w:shd w:fill="E8E8F5" w:color="auto" w:val="clear"/>
+        <w:spacing w:after="160" w:before="140"/>
+        <w:ind w:left="220" w:right="160"/>
+      </w:pPr>
+      <w:r>
+        <w:rPr>
+          <w:rFonts w:ascii="Arial" w:cs="Arial" w:eastAsia="Arial" w:hAnsi="Arial"/>
+          <w:b/>
+          <w:bCs/>
+          <w:color w:val="1F3864"/>
+          <w:sz w:val="20"/>
+          <w:szCs w:val="20"/>
+        </w:rPr>
+        <w:t xml:space="preserve">During lunch.  </w:t>
+      </w:r>
+      <w:r>
+        <w:rPr>
+          <w:rFonts w:ascii="Arial" w:cs="Arial" w:eastAsia="Arial" w:hAnsi="Arial"/>
+          <w:color w:val="1A1A1A"/>
+          <w:sz w:val="20"/>
+          <w:szCs w:val="20"/>
+        </w:rPr>
+        <w:t xml:space="preserve">Transcribe the Council audio and one nominated sector. You need only three numbers per person for Debrief 1: talk time, interruptions, questions asked. The full report can follow next morning. Leave the final city state on the big screen throughout — people will stand in front of it, and that is the debrief starting by itself.</w:t>
+      </w:r>
+    </w:p>
+    <w:p>
+      <w:pPr>
+        <w:pStyle w:val="Heading2"/>
+        <w:spacing w:after="110" w:before="260"/>
+      </w:pPr>
+      <w:r>
+        <w:rPr>
+          <w:rFonts w:ascii="Arial" w:cs="Arial" w:eastAsia="Arial" w:hAnsi="Arial"/>
+          <w:b/>
+          <w:bCs/>
+          <w:color w:val="1A1A1A"/>
+          <w:sz w:val="24"/>
+          <w:szCs w:val="24"/>
+        </w:rPr>
+        <w:t xml:space="preserve">5.3 Debrief 1 — the person (60 min)</w:t>
+      </w:r>
+    </w:p>
+    <w:p>
+      <w:pPr>
+        <w:spacing w:after="130"/>
+      </w:pPr>
+      <w:r>
+        <w:rPr>
+          <w:rFonts w:ascii="Arial" w:cs="Arial" w:eastAsia="Arial" w:hAnsi="Arial"/>
+          <w:color w:val="1A1A1A"/>
+          <w:sz w:val="20"/>
+          <w:szCs w:val="20"/>
+        </w:rPr>
+        <w:t xml:space="preserve">Structure, not free discussion. Free discussion becomes a war story session and transfers nothing.</w:t>
+      </w:r>
+    </w:p>
+    <w:tbl>
+      <w:tblPr>
+        <w:tblW w:type="dxa" w:w="9638"/>
+        <w:tblBorders>
+          <w:top w:val="single" w:color="BFBFBF" w:sz="4"/>
+          <w:left w:val="single" w:color="BFBFBF" w:sz="4"/>
+          <w:bottom w:val="single" w:color="BFBFBF" w:sz="4"/>
+          <w:right w:val="single" w:color="BFBFBF" w:sz="4"/>
+          <w:insideH w:val="single" w:color="BFBFBF" w:sz="4"/>
+          <w:insideV w:val="single" w:color="BFBFBF" w:sz="4"/>
+        </w:tblBorders>
+      </w:tblPr>
+      <w:tblGrid>
+        <w:gridCol w:w="1300"/>
+        <w:gridCol w:w="4400"/>
+        <w:gridCol w:w="3938"/>
+      </w:tblGrid>
+      <w:tr>
+        <w:tc>
+          <w:tcPr>
+            <w:tcW w:type="dxa" w:w="1300"/>
+            <w:shd w:fill="1F3864" w:color="auto" w:val="clear"/>
+            <w:tcMar>
+              <w:top w:type="dxa" w:w="70"/>
+              <w:left w:type="dxa" w:w="100"/>
+              <w:bottom w:type="dxa" w:w="70"/>
+              <w:right w:type="dxa" w:w="100"/>
+            </w:tcMar>
+            <w:vAlign w:val="top"/>
+          </w:tcPr>
+          <w:p>
+            <w:pPr>
+              <w:spacing w:after="0"/>
+            </w:pPr>
+            <w:r>
+              <w:rPr>
+                <w:rFonts w:ascii="Arial" w:cs="Arial" w:eastAsia="Arial" w:hAnsi="Arial"/>
+                <w:b/>
+                <w:bCs/>
+                <w:color w:val="FFFFFF"/>
+              </w:rPr>
+              <w:t xml:space="preserve">TIME</w:t>
+            </w:r>
+          </w:p>
+        </w:tc>
+        <w:tc>
+          <w:tcPr>
+            <w:tcW w:type="dxa" w:w="4400"/>
+            <w:shd w:fill="1F3864" w:color="auto" w:val="clear"/>
+            <w:tcMar>
+              <w:top w:type="dxa" w:w="70"/>
+              <w:left w:type="dxa" w:w="100"/>
+              <w:bottom w:type="dxa" w:w="70"/>
+              <w:right w:type="dxa" w:w="100"/>
+            </w:tcMar>
+            <w:vAlign w:val="top"/>
+          </w:tcPr>
+          <w:p>
+            <w:pPr>
+              <w:spacing w:after="0"/>
+            </w:pPr>
+            <w:r>
+              <w:rPr>
+                <w:rFonts w:ascii="Arial" w:cs="Arial" w:eastAsia="Arial" w:hAnsi="Arial"/>
+                <w:b/>
+                <w:bCs/>
+                <w:color w:val="FFFFFF"/>
+              </w:rPr>
+              <w:t xml:space="preserve">DO THIS</w:t>
+            </w:r>
+          </w:p>
+        </w:tc>
+        <w:tc>
+          <w:tcPr>
+            <w:tcW w:type="dxa" w:w="3938"/>
+            <w:shd w:fill="1F3864" w:color="auto" w:val="clear"/>
+            <w:tcMar>
+              <w:top w:type="dxa" w:w="70"/>
+              <w:left w:type="dxa" w:w="100"/>
+              <w:bottom w:type="dxa" w:w="70"/>
+              <w:right w:type="dxa" w:w="100"/>
+            </w:tcMar>
+            <w:vAlign w:val="top"/>
+          </w:tcPr>
+          <w:p>
+            <w:pPr>
+              <w:spacing w:after="0"/>
+            </w:pPr>
+            <w:r>
+              <w:rPr>
+                <w:rFonts w:ascii="Arial" w:cs="Arial" w:eastAsia="Arial" w:hAnsi="Arial"/>
+                <w:b/>
+                <w:bCs/>
+                <w:color w:val="FFFFFF"/>
+              </w:rPr>
+              <w:t xml:space="preserve">WATCH FOR</w:t>
+            </w:r>
+          </w:p>
+        </w:tc>
+      </w:tr>
+      <w:tr>
+        <w:tc>
+          <w:tcPr>
+            <w:tcW w:type="dxa" w:w="1300"/>
+            <w:tcMar>
+              <w:top w:type="dxa" w:w="70"/>
+              <w:left w:type="dxa" w:w="100"/>
+              <w:bottom w:type="dxa" w:w="70"/>
+              <w:right w:type="dxa" w:w="100"/>
+            </w:tcMar>
+            <w:vAlign w:val="top"/>
+          </w:tcPr>
+          <w:p>
+            <w:pPr>
+              <w:spacing w:after="0"/>
+            </w:pPr>
+            <w:r>
+              <w:rPr>
+                <w:rFonts w:ascii="Arial" w:cs="Arial" w:eastAsia="Arial" w:hAnsi="Arial"/>
+              </w:rPr>
               <w:t xml:space="preserve">00:00</w:t>
             </w:r>
           </w:p>
@@ -8505,7 +9232,7 @@
               <w:rPr>
                 <w:rFonts w:ascii="Arial" w:cs="Arial" w:eastAsia="Arial" w:hAnsi="Arial"/>
               </w:rPr>
-              <w:t xml:space="preserve">Put the aggregate deltas on the big screen. Interruptions, talk-time balance, questions asked, Round 2 against Round 4.</w:t>
+              <w:t xml:space="preserve">Replay the shift factually on the big screen. What failed, when, what got decided. No interpretation yet.</w:t>
             </w:r>
           </w:p>
         </w:tc>
@@ -8528,6 +9255,635 @@
               <w:rPr>
                 <w:rFonts w:ascii="Arial" w:cs="Arial" w:eastAsia="Arial" w:hAnsi="Arial"/>
               </w:rPr>
+              <w:t xml:space="preserve">Corrections from the floor — useful, and they surface disputed memories.</w:t>
+            </w:r>
+          </w:p>
+        </w:tc>
+      </w:tr>
+      <w:tr>
+        <w:tc>
+          <w:tcPr>
+            <w:tcW w:type="dxa" w:w="1300"/>
+            <w:tcMar>
+              <w:top w:type="dxa" w:w="70"/>
+              <w:left w:type="dxa" w:w="100"/>
+              <w:bottom w:type="dxa" w:w="70"/>
+              <w:right w:type="dxa" w:w="100"/>
+            </w:tcMar>
+            <w:vAlign w:val="top"/>
+          </w:tcPr>
+          <w:p>
+            <w:pPr>
+              <w:spacing w:after="0"/>
+            </w:pPr>
+            <w:r>
+              <w:rPr>
+                <w:rFonts w:ascii="Arial" w:cs="Arial" w:eastAsia="Arial" w:hAnsi="Arial"/>
+              </w:rPr>
+              <w:t xml:space="preserve">10:00</w:t>
+            </w:r>
+          </w:p>
+        </w:tc>
+        <w:tc>
+          <w:tcPr>
+            <w:tcW w:type="dxa" w:w="4400"/>
+            <w:tcMar>
+              <w:top w:type="dxa" w:w="70"/>
+              <w:left w:type="dxa" w:w="100"/>
+              <w:bottom w:type="dxa" w:w="70"/>
+              <w:right w:type="dxa" w:w="100"/>
+            </w:tcMar>
+            <w:vAlign w:val="top"/>
+          </w:tcPr>
+          <w:p>
+            <w:pPr>
+              <w:spacing w:after="0"/>
+            </w:pPr>
+            <w:r>
+              <w:rPr>
+                <w:rFonts w:ascii="Arial" w:cs="Arial" w:eastAsia="Arial" w:hAnsi="Arial"/>
+              </w:rPr>
+              <w:t xml:space="preserve">Hand out personal headline metrics. Silent reading, three minutes, no discussion.</w:t>
+            </w:r>
+          </w:p>
+        </w:tc>
+        <w:tc>
+          <w:tcPr>
+            <w:tcW w:type="dxa" w:w="3938"/>
+            <w:tcMar>
+              <w:top w:type="dxa" w:w="70"/>
+              <w:left w:type="dxa" w:w="100"/>
+              <w:bottom w:type="dxa" w:w="70"/>
+              <w:right w:type="dxa" w:w="100"/>
+            </w:tcMar>
+            <w:vAlign w:val="top"/>
+          </w:tcPr>
+          <w:p>
+            <w:pPr>
+              <w:spacing w:after="0"/>
+            </w:pPr>
+            <w:r>
+              <w:rPr>
+                <w:rFonts w:ascii="Arial" w:cs="Arial" w:eastAsia="Arial" w:hAnsi="Arial"/>
+              </w:rPr>
+              <w:t xml:space="preserve">Faces. This is the moment the day lands or does not.</w:t>
+            </w:r>
+          </w:p>
+        </w:tc>
+      </w:tr>
+      <w:tr>
+        <w:tc>
+          <w:tcPr>
+            <w:tcW w:type="dxa" w:w="1300"/>
+            <w:tcMar>
+              <w:top w:type="dxa" w:w="70"/>
+              <w:left w:type="dxa" w:w="100"/>
+              <w:bottom w:type="dxa" w:w="70"/>
+              <w:right w:type="dxa" w:w="100"/>
+            </w:tcMar>
+            <w:vAlign w:val="top"/>
+          </w:tcPr>
+          <w:p>
+            <w:pPr>
+              <w:spacing w:after="0"/>
+            </w:pPr>
+            <w:r>
+              <w:rPr>
+                <w:rFonts w:ascii="Arial" w:cs="Arial" w:eastAsia="Arial" w:hAnsi="Arial"/>
+              </w:rPr>
+              <w:t xml:space="preserve">15:00</w:t>
+            </w:r>
+          </w:p>
+        </w:tc>
+        <w:tc>
+          <w:tcPr>
+            <w:tcW w:type="dxa" w:w="4400"/>
+            <w:tcMar>
+              <w:top w:type="dxa" w:w="70"/>
+              <w:left w:type="dxa" w:w="100"/>
+              <w:bottom w:type="dxa" w:w="70"/>
+              <w:right w:type="dxa" w:w="100"/>
+            </w:tcMar>
+            <w:vAlign w:val="top"/>
+          </w:tcPr>
+          <w:p>
+            <w:pPr>
+              <w:spacing w:after="0"/>
+            </w:pPr>
+            <w:r>
+              <w:rPr>
+                <w:rFonts w:ascii="Arial" w:cs="Arial" w:eastAsia="Arial" w:hAnsi="Arial"/>
+              </w:rPr>
+              <w:t xml:space="preserve">Pairs. "What surprised you in your numbers?"</w:t>
+            </w:r>
+          </w:p>
+        </w:tc>
+        <w:tc>
+          <w:tcPr>
+            <w:tcW w:type="dxa" w:w="3938"/>
+            <w:tcMar>
+              <w:top w:type="dxa" w:w="70"/>
+              <w:left w:type="dxa" w:w="100"/>
+              <w:bottom w:type="dxa" w:w="70"/>
+              <w:right w:type="dxa" w:w="100"/>
+            </w:tcMar>
+            <w:vAlign w:val="top"/>
+          </w:tcPr>
+          <w:p>
+            <w:pPr>
+              <w:spacing w:after="0"/>
+            </w:pPr>
+            <w:r>
+              <w:rPr>
+                <w:rFonts w:ascii="Arial" w:cs="Arial" w:eastAsia="Arial" w:hAnsi="Arial"/>
+              </w:rPr>
+              <w:t xml:space="preserve">Deflection onto the game design is normal at first. Let it pass once, then redirect.</w:t>
+            </w:r>
+          </w:p>
+        </w:tc>
+      </w:tr>
+      <w:tr>
+        <w:tc>
+          <w:tcPr>
+            <w:tcW w:type="dxa" w:w="1300"/>
+            <w:tcMar>
+              <w:top w:type="dxa" w:w="70"/>
+              <w:left w:type="dxa" w:w="100"/>
+              <w:bottom w:type="dxa" w:w="70"/>
+              <w:right w:type="dxa" w:w="100"/>
+            </w:tcMar>
+            <w:vAlign w:val="top"/>
+          </w:tcPr>
+          <w:p>
+            <w:pPr>
+              <w:spacing w:after="0"/>
+            </w:pPr>
+            <w:r>
+              <w:rPr>
+                <w:rFonts w:ascii="Arial" w:cs="Arial" w:eastAsia="Arial" w:hAnsi="Arial"/>
+              </w:rPr>
+              <w:t xml:space="preserve">25:00</w:t>
+            </w:r>
+          </w:p>
+        </w:tc>
+        <w:tc>
+          <w:tcPr>
+            <w:tcW w:type="dxa" w:w="4400"/>
+            <w:tcMar>
+              <w:top w:type="dxa" w:w="70"/>
+              <w:left w:type="dxa" w:w="100"/>
+              <w:bottom w:type="dxa" w:w="70"/>
+              <w:right w:type="dxa" w:w="100"/>
+            </w:tcMar>
+            <w:vAlign w:val="top"/>
+          </w:tcPr>
+          <w:p>
+            <w:pPr>
+              <w:spacing w:after="0"/>
+            </w:pPr>
+            <w:r>
+              <w:rPr>
+                <w:rFonts w:ascii="Arial" w:cs="Arial" w:eastAsia="Arial" w:hAnsi="Arial"/>
+              </w:rPr>
+              <w:t xml:space="preserve">Trigger work in sector groups. "Go back to the moment your behaviour changed. What was happening? What did you feel just before?"</w:t>
+            </w:r>
+          </w:p>
+        </w:tc>
+        <w:tc>
+          <w:tcPr>
+            <w:tcW w:type="dxa" w:w="3938"/>
+            <w:tcMar>
+              <w:top w:type="dxa" w:w="70"/>
+              <w:left w:type="dxa" w:w="100"/>
+              <w:bottom w:type="dxa" w:w="70"/>
+              <w:right w:type="dxa" w:w="100"/>
+            </w:tcMar>
+            <w:vAlign w:val="top"/>
+          </w:tcPr>
+          <w:p>
+            <w:pPr>
+              <w:spacing w:after="0"/>
+            </w:pPr>
+            <w:r>
+              <w:rPr>
+                <w:rFonts w:ascii="Arial" w:cs="Arial" w:eastAsia="Arial" w:hAnsi="Arial"/>
+              </w:rPr>
+              <w:t xml:space="preserve">Specificity. "I get stressed" is not a trigger. "When two people talk at once and a clock is running" is.</w:t>
+            </w:r>
+          </w:p>
+        </w:tc>
+      </w:tr>
+      <w:tr>
+        <w:tc>
+          <w:tcPr>
+            <w:tcW w:type="dxa" w:w="1300"/>
+            <w:tcMar>
+              <w:top w:type="dxa" w:w="70"/>
+              <w:left w:type="dxa" w:w="100"/>
+              <w:bottom w:type="dxa" w:w="70"/>
+              <w:right w:type="dxa" w:w="100"/>
+            </w:tcMar>
+            <w:vAlign w:val="top"/>
+          </w:tcPr>
+          <w:p>
+            <w:pPr>
+              <w:spacing w:after="0"/>
+            </w:pPr>
+            <w:r>
+              <w:rPr>
+                <w:rFonts w:ascii="Arial" w:cs="Arial" w:eastAsia="Arial" w:hAnsi="Arial"/>
+              </w:rPr>
+              <w:t xml:space="preserve">40:00</w:t>
+            </w:r>
+          </w:p>
+        </w:tc>
+        <w:tc>
+          <w:tcPr>
+            <w:tcW w:type="dxa" w:w="4400"/>
+            <w:tcMar>
+              <w:top w:type="dxa" w:w="70"/>
+              <w:left w:type="dxa" w:w="100"/>
+              <w:bottom w:type="dxa" w:w="70"/>
+              <w:right w:type="dxa" w:w="100"/>
+            </w:tcMar>
+            <w:vAlign w:val="top"/>
+          </w:tcPr>
+          <w:p>
+            <w:pPr>
+              <w:spacing w:after="0"/>
+            </w:pPr>
+            <w:r>
+              <w:rPr>
+                <w:rFonts w:ascii="Arial" w:cs="Arial" w:eastAsia="Arial" w:hAnsi="Arial"/>
+              </w:rPr>
+              <w:t xml:space="preserve">Name the reactive-to-creative distinction. Reactive is what the trigger does to you. Creative is what you choose next.</w:t>
+            </w:r>
+          </w:p>
+        </w:tc>
+        <w:tc>
+          <w:tcPr>
+            <w:tcW w:type="dxa" w:w="3938"/>
+            <w:tcMar>
+              <w:top w:type="dxa" w:w="70"/>
+              <w:left w:type="dxa" w:w="100"/>
+              <w:bottom w:type="dxa" w:w="70"/>
+              <w:right w:type="dxa" w:w="100"/>
+            </w:tcMar>
+            <w:vAlign w:val="top"/>
+          </w:tcPr>
+          <w:p>
+            <w:pPr>
+              <w:spacing w:after="0"/>
+            </w:pPr>
+            <w:r>
+              <w:rPr>
+                <w:rFonts w:ascii="Arial" w:cs="Arial" w:eastAsia="Arial" w:hAnsi="Arial"/>
+              </w:rPr>
+              <w:t xml:space="preserve">Participants trying to make this abstract. Keep pulling it back to their transcript.</w:t>
+            </w:r>
+          </w:p>
+        </w:tc>
+      </w:tr>
+      <w:tr>
+        <w:tc>
+          <w:tcPr>
+            <w:tcW w:type="dxa" w:w="1300"/>
+            <w:tcMar>
+              <w:top w:type="dxa" w:w="70"/>
+              <w:left w:type="dxa" w:w="100"/>
+              <w:bottom w:type="dxa" w:w="70"/>
+              <w:right w:type="dxa" w:w="100"/>
+            </w:tcMar>
+            <w:vAlign w:val="top"/>
+          </w:tcPr>
+          <w:p>
+            <w:pPr>
+              <w:spacing w:after="0"/>
+            </w:pPr>
+            <w:r>
+              <w:rPr>
+                <w:rFonts w:ascii="Arial" w:cs="Arial" w:eastAsia="Arial" w:hAnsi="Arial"/>
+              </w:rPr>
+              <w:t xml:space="preserve">50:00</w:t>
+            </w:r>
+          </w:p>
+        </w:tc>
+        <w:tc>
+          <w:tcPr>
+            <w:tcW w:type="dxa" w:w="4400"/>
+            <w:tcMar>
+              <w:top w:type="dxa" w:w="70"/>
+              <w:left w:type="dxa" w:w="100"/>
+              <w:bottom w:type="dxa" w:w="70"/>
+              <w:right w:type="dxa" w:w="100"/>
+            </w:tcMar>
+            <w:vAlign w:val="top"/>
+          </w:tcPr>
+          <w:p>
+            <w:pPr>
+              <w:spacing w:after="0"/>
+            </w:pPr>
+            <w:r>
+              <w:rPr>
+                <w:rFonts w:ascii="Arial" w:cs="Arial" w:eastAsia="Arial" w:hAnsi="Arial"/>
+              </w:rPr>
+              <w:t xml:space="preserve">Reveal the three probes only if they have not surfaced: discrepancy, false alarm, buried appendices.</w:t>
+            </w:r>
+          </w:p>
+        </w:tc>
+        <w:tc>
+          <w:tcPr>
+            <w:tcW w:type="dxa" w:w="3938"/>
+            <w:tcMar>
+              <w:top w:type="dxa" w:w="70"/>
+              <w:left w:type="dxa" w:w="100"/>
+              <w:bottom w:type="dxa" w:w="70"/>
+              <w:right w:type="dxa" w:w="100"/>
+            </w:tcMar>
+            <w:vAlign w:val="top"/>
+          </w:tcPr>
+          <w:p>
+            <w:pPr>
+              <w:spacing w:after="0"/>
+            </w:pPr>
+            <w:r>
+              <w:rPr>
+                <w:rFonts w:ascii="Arial" w:cs="Arial" w:eastAsia="Arial" w:hAnsi="Arial"/>
+              </w:rPr>
+              <w:t xml:space="preserve">Reactions to the discrepancy tell you as much as the original moment did.</w:t>
+            </w:r>
+          </w:p>
+        </w:tc>
+      </w:tr>
+      <w:tr>
+        <w:tc>
+          <w:tcPr>
+            <w:tcW w:type="dxa" w:w="1300"/>
+            <w:tcMar>
+              <w:top w:type="dxa" w:w="70"/>
+              <w:left w:type="dxa" w:w="100"/>
+              <w:bottom w:type="dxa" w:w="70"/>
+              <w:right w:type="dxa" w:w="100"/>
+            </w:tcMar>
+            <w:vAlign w:val="top"/>
+          </w:tcPr>
+          <w:p>
+            <w:pPr>
+              <w:spacing w:after="0"/>
+            </w:pPr>
+            <w:r>
+              <w:rPr>
+                <w:rFonts w:ascii="Arial" w:cs="Arial" w:eastAsia="Arial" w:hAnsi="Arial"/>
+              </w:rPr>
+              <w:t xml:space="preserve">55:00</w:t>
+            </w:r>
+          </w:p>
+        </w:tc>
+        <w:tc>
+          <w:tcPr>
+            <w:tcW w:type="dxa" w:w="4400"/>
+            <w:tcMar>
+              <w:top w:type="dxa" w:w="70"/>
+              <w:left w:type="dxa" w:w="100"/>
+              <w:bottom w:type="dxa" w:w="70"/>
+              <w:right w:type="dxa" w:w="100"/>
+            </w:tcMar>
+            <w:vAlign w:val="top"/>
+          </w:tcPr>
+          <w:p>
+            <w:pPr>
+              <w:spacing w:after="0"/>
+            </w:pPr>
+            <w:r>
+              <w:rPr>
+                <w:rFonts w:ascii="Arial" w:cs="Arial" w:eastAsia="Arial" w:hAnsi="Arial"/>
+              </w:rPr>
+              <w:t xml:space="preserve">Ask the question the continuous shift earns you: "There was no break. When did you notice that, and what did you do about it?"</w:t>
+            </w:r>
+          </w:p>
+        </w:tc>
+        <w:tc>
+          <w:tcPr>
+            <w:tcW w:type="dxa" w:w="3938"/>
+            <w:tcMar>
+              <w:top w:type="dxa" w:w="70"/>
+              <w:left w:type="dxa" w:w="100"/>
+              <w:bottom w:type="dxa" w:w="70"/>
+              <w:right w:type="dxa" w:w="100"/>
+            </w:tcMar>
+            <w:vAlign w:val="top"/>
+          </w:tcPr>
+          <w:p>
+            <w:pPr>
+              <w:spacing w:after="0"/>
+            </w:pPr>
+            <w:r>
+              <w:rPr>
+                <w:rFonts w:ascii="Arial" w:cs="Arial" w:eastAsia="Arial" w:hAnsi="Arial"/>
+              </w:rPr>
+              <w:t xml:space="preserve">The honest answers here are the best material in the day. Nobody was given permission to recover; some took it anyway, and some did not.</w:t>
+            </w:r>
+          </w:p>
+        </w:tc>
+      </w:tr>
+    </w:tbl>
+    <w:p>
+      <w:pPr>
+        <w:pStyle w:val="Heading2"/>
+        <w:spacing w:after="110" w:before="260"/>
+      </w:pPr>
+      <w:r>
+        <w:rPr>
+          <w:rFonts w:ascii="Arial" w:cs="Arial" w:eastAsia="Arial" w:hAnsi="Arial"/>
+          <w:b/>
+          <w:bCs/>
+          <w:color w:val="1A1A1A"/>
+          <w:sz w:val="24"/>
+          <w:szCs w:val="24"/>
+        </w:rPr>
+        <w:t xml:space="preserve">5.4 Debrief 2 — the delta and the transfer (45 min)</w:t>
+      </w:r>
+    </w:p>
+    <w:p>
+      <w:pPr>
+        <w:spacing w:after="130"/>
+      </w:pPr>
+      <w:r>
+        <w:rPr>
+          <w:rFonts w:ascii="Arial" w:cs="Arial" w:eastAsia="Arial" w:hAnsi="Arial"/>
+          <w:color w:val="1A1A1A"/>
+          <w:sz w:val="20"/>
+          <w:szCs w:val="20"/>
+        </w:rPr>
+        <w:t xml:space="preserve">The delta is early shift against late shift: the same people, the same format, four hours of accumulating load apart. Because the shift ran unbroken, the comparison is clean — nothing in the middle reset the city or rested the room.</w:t>
+      </w:r>
+    </w:p>
+    <w:tbl>
+      <w:tblPr>
+        <w:tblW w:type="dxa" w:w="9638"/>
+        <w:tblBorders>
+          <w:top w:val="single" w:color="BFBFBF" w:sz="4"/>
+          <w:left w:val="single" w:color="BFBFBF" w:sz="4"/>
+          <w:bottom w:val="single" w:color="BFBFBF" w:sz="4"/>
+          <w:right w:val="single" w:color="BFBFBF" w:sz="4"/>
+          <w:insideH w:val="single" w:color="BFBFBF" w:sz="4"/>
+          <w:insideV w:val="single" w:color="BFBFBF" w:sz="4"/>
+        </w:tblBorders>
+      </w:tblPr>
+      <w:tblGrid>
+        <w:gridCol w:w="1300"/>
+        <w:gridCol w:w="4400"/>
+        <w:gridCol w:w="3938"/>
+      </w:tblGrid>
+      <w:tr>
+        <w:tc>
+          <w:tcPr>
+            <w:tcW w:type="dxa" w:w="1300"/>
+            <w:shd w:fill="1F3864" w:color="auto" w:val="clear"/>
+            <w:tcMar>
+              <w:top w:type="dxa" w:w="70"/>
+              <w:left w:type="dxa" w:w="100"/>
+              <w:bottom w:type="dxa" w:w="70"/>
+              <w:right w:type="dxa" w:w="100"/>
+            </w:tcMar>
+            <w:vAlign w:val="top"/>
+          </w:tcPr>
+          <w:p>
+            <w:pPr>
+              <w:spacing w:after="0"/>
+            </w:pPr>
+            <w:r>
+              <w:rPr>
+                <w:rFonts w:ascii="Arial" w:cs="Arial" w:eastAsia="Arial" w:hAnsi="Arial"/>
+                <w:b/>
+                <w:bCs/>
+                <w:color w:val="FFFFFF"/>
+              </w:rPr>
+              <w:t xml:space="preserve">TIME</w:t>
+            </w:r>
+          </w:p>
+        </w:tc>
+        <w:tc>
+          <w:tcPr>
+            <w:tcW w:type="dxa" w:w="4400"/>
+            <w:shd w:fill="1F3864" w:color="auto" w:val="clear"/>
+            <w:tcMar>
+              <w:top w:type="dxa" w:w="70"/>
+              <w:left w:type="dxa" w:w="100"/>
+              <w:bottom w:type="dxa" w:w="70"/>
+              <w:right w:type="dxa" w:w="100"/>
+            </w:tcMar>
+            <w:vAlign w:val="top"/>
+          </w:tcPr>
+          <w:p>
+            <w:pPr>
+              <w:spacing w:after="0"/>
+            </w:pPr>
+            <w:r>
+              <w:rPr>
+                <w:rFonts w:ascii="Arial" w:cs="Arial" w:eastAsia="Arial" w:hAnsi="Arial"/>
+                <w:b/>
+                <w:bCs/>
+                <w:color w:val="FFFFFF"/>
+              </w:rPr>
+              <w:t xml:space="preserve">DO THIS</w:t>
+            </w:r>
+          </w:p>
+        </w:tc>
+        <w:tc>
+          <w:tcPr>
+            <w:tcW w:type="dxa" w:w="3938"/>
+            <w:shd w:fill="1F3864" w:color="auto" w:val="clear"/>
+            <w:tcMar>
+              <w:top w:type="dxa" w:w="70"/>
+              <w:left w:type="dxa" w:w="100"/>
+              <w:bottom w:type="dxa" w:w="70"/>
+              <w:right w:type="dxa" w:w="100"/>
+            </w:tcMar>
+            <w:vAlign w:val="top"/>
+          </w:tcPr>
+          <w:p>
+            <w:pPr>
+              <w:spacing w:after="0"/>
+            </w:pPr>
+            <w:r>
+              <w:rPr>
+                <w:rFonts w:ascii="Arial" w:cs="Arial" w:eastAsia="Arial" w:hAnsi="Arial"/>
+                <w:b/>
+                <w:bCs/>
+                <w:color w:val="FFFFFF"/>
+              </w:rPr>
+              <w:t xml:space="preserve">WATCH FOR</w:t>
+            </w:r>
+          </w:p>
+        </w:tc>
+      </w:tr>
+      <w:tr>
+        <w:tc>
+          <w:tcPr>
+            <w:tcW w:type="dxa" w:w="1300"/>
+            <w:tcMar>
+              <w:top w:type="dxa" w:w="70"/>
+              <w:left w:type="dxa" w:w="100"/>
+              <w:bottom w:type="dxa" w:w="70"/>
+              <w:right w:type="dxa" w:w="100"/>
+            </w:tcMar>
+            <w:vAlign w:val="top"/>
+          </w:tcPr>
+          <w:p>
+            <w:pPr>
+              <w:spacing w:after="0"/>
+            </w:pPr>
+            <w:r>
+              <w:rPr>
+                <w:rFonts w:ascii="Arial" w:cs="Arial" w:eastAsia="Arial" w:hAnsi="Arial"/>
+              </w:rPr>
+              <w:t xml:space="preserve">00:00</w:t>
+            </w:r>
+          </w:p>
+        </w:tc>
+        <w:tc>
+          <w:tcPr>
+            <w:tcW w:type="dxa" w:w="4400"/>
+            <w:tcMar>
+              <w:top w:type="dxa" w:w="70"/>
+              <w:left w:type="dxa" w:w="100"/>
+              <w:bottom w:type="dxa" w:w="70"/>
+              <w:right w:type="dxa" w:w="100"/>
+            </w:tcMar>
+            <w:vAlign w:val="top"/>
+          </w:tcPr>
+          <w:p>
+            <w:pPr>
+              <w:spacing w:after="0"/>
+            </w:pPr>
+            <w:r>
+              <w:rPr>
+                <w:rFonts w:ascii="Arial" w:cs="Arial" w:eastAsia="Arial" w:hAnsi="Arial"/>
+              </w:rPr>
+              <w:t xml:space="preserve">Put the aggregate deltas on the big screen. Interruptions, talk-time balance, questions asked — early shift against late shift.</w:t>
+            </w:r>
+          </w:p>
+        </w:tc>
+        <w:tc>
+          <w:tcPr>
+            <w:tcW w:type="dxa" w:w="3938"/>
+            <w:tcMar>
+              <w:top w:type="dxa" w:w="70"/>
+              <w:left w:type="dxa" w:w="100"/>
+              <w:bottom w:type="dxa" w:w="70"/>
+              <w:right w:type="dxa" w:w="100"/>
+            </w:tcMar>
+            <w:vAlign w:val="top"/>
+          </w:tcPr>
+          <w:p>
+            <w:pPr>
+              <w:spacing w:after="0"/>
+            </w:pPr>
+            <w:r>
+              <w:rPr>
+                <w:rFonts w:ascii="Arial" w:cs="Arial" w:eastAsia="Arial" w:hAnsi="Arial"/>
+              </w:rPr>
               <w:t xml:space="preserve">This is the product shot. Let it sit on screen while people absorb it.</w:t>
             </w:r>
           </w:p>
@@ -8576,7 +9932,7 @@
               <w:rPr>
                 <w:rFonts w:ascii="Arial" w:cs="Arial" w:eastAsia="Arial" w:hAnsi="Arial"/>
               </w:rPr>
-              <w:t xml:space="preserve">Individual deltas handed out. "Did your commitment hold? Where did it break?"</w:t>
+              <w:t xml:space="preserve">Individual deltas handed out. "What did you do differently by the end, and was it a choice?"</w:t>
             </w:r>
           </w:p>
         </w:tc>
@@ -8599,7 +9955,7 @@
               <w:rPr>
                 <w:rFonts w:ascii="Arial" w:cs="Arial" w:eastAsia="Arial" w:hAnsi="Arial"/>
               </w:rPr>
-              <w:t xml:space="preserve">Honest reporting of failure. Reward it visibly, or the room learns to perform success.</w:t>
+              <w:t xml:space="preserve">Honest reporting of the moments it slipped. Reward it visibly, or the room learns to perform success.</w:t>
             </w:r>
           </w:p>
         </w:tc>
@@ -8624,7 +9980,7 @@
               <w:rPr>
                 <w:rFonts w:ascii="Arial" w:cs="Arial" w:eastAsia="Arial" w:hAnsi="Arial"/>
               </w:rPr>
-              <w:t xml:space="preserve">20:00</w:t>
+              <w:t xml:space="preserve">18:00</w:t>
             </w:r>
           </w:p>
         </w:tc>
@@ -8647,7 +10003,7 @@
               <w:rPr>
                 <w:rFonts w:ascii="Arial" w:cs="Arial" w:eastAsia="Arial" w:hAnsi="Arial"/>
               </w:rPr>
-              <w:t xml:space="preserve">Map to work. "Which meeting next week is your Round 3?" Name the actual meeting, the actual people.</w:t>
+              <w:t xml:space="preserve">Each participant writes ONE behavioural commitment. Observable, not aspirational.</w:t>
             </w:r>
           </w:p>
         </w:tc>
@@ -8670,6 +10026,77 @@
               <w:rPr>
                 <w:rFonts w:ascii="Arial" w:cs="Arial" w:eastAsia="Arial" w:hAnsi="Arial"/>
               </w:rPr>
+              <w:t xml:space="preserve">"Be more collaborative" is not usable. "Ask one question before offering my answer" is. Push until every commitment is countable.</w:t>
+            </w:r>
+          </w:p>
+        </w:tc>
+      </w:tr>
+      <w:tr>
+        <w:tc>
+          <w:tcPr>
+            <w:tcW w:type="dxa" w:w="1300"/>
+            <w:tcMar>
+              <w:top w:type="dxa" w:w="70"/>
+              <w:left w:type="dxa" w:w="100"/>
+              <w:bottom w:type="dxa" w:w="70"/>
+              <w:right w:type="dxa" w:w="100"/>
+            </w:tcMar>
+            <w:vAlign w:val="top"/>
+          </w:tcPr>
+          <w:p>
+            <w:pPr>
+              <w:spacing w:after="0"/>
+            </w:pPr>
+            <w:r>
+              <w:rPr>
+                <w:rFonts w:ascii="Arial" w:cs="Arial" w:eastAsia="Arial" w:hAnsi="Arial"/>
+              </w:rPr>
+              <w:t xml:space="preserve">26:00</w:t>
+            </w:r>
+          </w:p>
+        </w:tc>
+        <w:tc>
+          <w:tcPr>
+            <w:tcW w:type="dxa" w:w="4400"/>
+            <w:tcMar>
+              <w:top w:type="dxa" w:w="70"/>
+              <w:left w:type="dxa" w:w="100"/>
+              <w:bottom w:type="dxa" w:w="70"/>
+              <w:right w:type="dxa" w:w="100"/>
+            </w:tcMar>
+            <w:vAlign w:val="top"/>
+          </w:tcPr>
+          <w:p>
+            <w:pPr>
+              <w:spacing w:after="0"/>
+            </w:pPr>
+            <w:r>
+              <w:rPr>
+                <w:rFonts w:ascii="Arial" w:cs="Arial" w:eastAsia="Arial" w:hAnsi="Arial"/>
+              </w:rPr>
+              <w:t xml:space="preserve">Map to work. "Which meeting next week is your Core Failure?" Name the actual meeting, the actual people.</w:t>
+            </w:r>
+          </w:p>
+        </w:tc>
+        <w:tc>
+          <w:tcPr>
+            <w:tcW w:type="dxa" w:w="3938"/>
+            <w:tcMar>
+              <w:top w:type="dxa" w:w="70"/>
+              <w:left w:type="dxa" w:w="100"/>
+              <w:bottom w:type="dxa" w:w="70"/>
+              <w:right w:type="dxa" w:w="100"/>
+            </w:tcMar>
+            <w:vAlign w:val="top"/>
+          </w:tcPr>
+          <w:p>
+            <w:pPr>
+              <w:spacing w:after="0"/>
+            </w:pPr>
+            <w:r>
+              <w:rPr>
+                <w:rFonts w:ascii="Arial" w:cs="Arial" w:eastAsia="Arial" w:hAnsi="Arial"/>
+              </w:rPr>
               <w:t xml:space="preserve">Vagueness. Push for a named meeting and a date.</w:t>
             </w:r>
           </w:p>
@@ -8695,7 +10122,7 @@
               <w:rPr>
                 <w:rFonts w:ascii="Arial" w:cs="Arial" w:eastAsia="Arial" w:hAnsi="Arial"/>
               </w:rPr>
-              <w:t xml:space="preserve">32:00</w:t>
+              <w:t xml:space="preserve">34:00</w:t>
             </w:r>
           </w:p>
         </w:tc>
@@ -8741,7 +10168,7 @@
               <w:rPr>
                 <w:rFonts w:ascii="Arial" w:cs="Arial" w:eastAsia="Arial" w:hAnsi="Arial"/>
               </w:rPr>
-              <w:t xml:space="preserve">Peer accountability outlasts facilitator accountability.</w:t>
+              <w:t xml:space="preserve">Peer accountability outlasts facilitator accountability. This is where the change is checked — the simulation is finished.</w:t>
             </w:r>
           </w:p>
         </w:tc>
@@ -9006,7 +10433,7 @@
               <w:rPr>
                 <w:rFonts w:ascii="Arial" w:cs="Arial" w:eastAsia="Arial" w:hAnsi="Arial"/>
               </w:rPr>
-              <w:t xml:space="preserve">Pause one of their faults from the control panel. Do not announce it. If it persists, grant resources quietly. Note both in the log.</w:t>
+              <w:t xml:space="preserve">Pause one of their faults from the control panel, or grant resources quietly. Do not announce either, and do not pause the session — the relief has to look like the city easing, not like the facilitator stopping the day.</w:t>
             </w:r>
           </w:p>
         </w:tc>
@@ -9175,6 +10602,102 @@
               <w:rPr>
                 <w:rFonts w:ascii="Arial" w:cs="Arial" w:eastAsia="Arial" w:hAnsi="Arial"/>
               </w:rPr>
+              <w:t xml:space="preserve">A participant asks when the break is</w:t>
+            </w:r>
+          </w:p>
+        </w:tc>
+        <w:tc>
+          <w:tcPr>
+            <w:tcW w:type="dxa" w:w="5638"/>
+            <w:tcMar>
+              <w:top w:type="dxa" w:w="70"/>
+              <w:left w:type="dxa" w:w="100"/>
+              <w:bottom w:type="dxa" w:w="70"/>
+              <w:right w:type="dxa" w:w="100"/>
+            </w:tcMar>
+            <w:vAlign w:val="top"/>
+          </w:tcPr>
+          <w:p>
+            <w:pPr>
+              <w:spacing w:after="0"/>
+            </w:pPr>
+            <w:r>
+              <w:rPr>
+                <w:rFonts w:ascii="Arial" w:cs="Arial" w:eastAsia="Arial" w:hAnsi="Arial"/>
+              </w:rPr>
+              <w:t xml:space="preserve">"There isn't one — the city doesn't get one either." Say it once, plainly, and move on. Do not apologise for the design and do not invent a pause.</w:t>
+            </w:r>
+          </w:p>
+        </w:tc>
+      </w:tr>
+      <w:tr>
+        <w:tc>
+          <w:tcPr>
+            <w:tcW w:type="dxa" w:w="4000"/>
+            <w:tcMar>
+              <w:top w:type="dxa" w:w="70"/>
+              <w:left w:type="dxa" w:w="100"/>
+              <w:bottom w:type="dxa" w:w="70"/>
+              <w:right w:type="dxa" w:w="100"/>
+            </w:tcMar>
+            <w:vAlign w:val="top"/>
+          </w:tcPr>
+          <w:p>
+            <w:pPr>
+              <w:spacing w:after="0"/>
+            </w:pPr>
+            <w:r>
+              <w:rPr>
+                <w:rFonts w:ascii="Arial" w:cs="Arial" w:eastAsia="Arial" w:hAnsi="Arial"/>
+              </w:rPr>
+              <w:t xml:space="preserve">The shift is running long or short</w:t>
+            </w:r>
+          </w:p>
+        </w:tc>
+        <w:tc>
+          <w:tcPr>
+            <w:tcW w:type="dxa" w:w="5638"/>
+            <w:tcMar>
+              <w:top w:type="dxa" w:w="70"/>
+              <w:left w:type="dxa" w:w="100"/>
+              <w:bottom w:type="dxa" w:w="70"/>
+              <w:right w:type="dxa" w:w="100"/>
+            </w:tcMar>
+            <w:vAlign w:val="top"/>
+          </w:tcPr>
+          <w:p>
+            <w:pPr>
+              <w:spacing w:after="0"/>
+            </w:pPr>
+            <w:r>
+              <w:rPr>
+                <w:rFonts w:ascii="Arial" w:cs="Arial" w:eastAsia="Arial" w:hAnsi="Arial"/>
+              </w:rPr>
+              <w:t xml:space="preserve">Use the − and + buttons beside MASTER TIME: one click, one minute. The clock is the only thing that moves — no stock, health, fault, transfer or phase changes. Every click is logged with a reason.</w:t>
+            </w:r>
+          </w:p>
+        </w:tc>
+      </w:tr>
+      <w:tr>
+        <w:tc>
+          <w:tcPr>
+            <w:tcW w:type="dxa" w:w="4000"/>
+            <w:tcMar>
+              <w:top w:type="dxa" w:w="70"/>
+              <w:left w:type="dxa" w:w="100"/>
+              <w:bottom w:type="dxa" w:w="70"/>
+              <w:right w:type="dxa" w:w="100"/>
+            </w:tcMar>
+            <w:vAlign w:val="top"/>
+          </w:tcPr>
+          <w:p>
+            <w:pPr>
+              <w:spacing w:after="0"/>
+            </w:pPr>
+            <w:r>
+              <w:rPr>
+                <w:rFonts w:ascii="Arial" w:cs="Arial" w:eastAsia="Arial" w:hAnsi="Arial"/>
+              </w:rPr>
               <w:t xml:space="preserve">A participant disengages entirely</w:t>
             </w:r>
           </w:p>
@@ -9246,7 +10769,7 @@
               <w:rPr>
                 <w:rFonts w:ascii="Arial" w:cs="Arial" w:eastAsia="Arial" w:hAnsi="Arial"/>
               </w:rPr>
-              <w:t xml:space="preserve">Call a thirty-second operational pause. Redirect to the system, not the person: "What does your procedure require?" If it persists after the round, handle it in the debrief with the transcript in hand, privately.</w:t>
+              <w:t xml:space="preserve">Go to the table yourself and redirect to the system, not the person: "What does your procedure require?" Do not stop the simulation to do it. If it persists, handle it in the debrief with the transcript in hand, privately.</w:t>
             </w:r>
           </w:p>
         </w:tc>
@@ -9319,7 +10842,7 @@
               <w:rPr>
                 <w:rFonts w:ascii="Arial" w:cs="Arial" w:eastAsia="Arial" w:hAnsi="Arial"/>
               </w:rPr>
-              <w:t xml:space="preserve">A recorder failed mid-round</w:t>
+              <w:t xml:space="preserve">A recorder failed mid-shift</w:t>
             </w:r>
           </w:p>
         </w:tc>
@@ -9342,7 +10865,7 @@
               <w:rPr>
                 <w:rFonts w:ascii="Arial" w:cs="Arial" w:eastAsia="Arial" w:hAnsi="Arial"/>
               </w:rPr>
-              <w:t xml:space="preserve">Use the phone backup. If both failed, tell affected participants honestly at the debrief that their personal report will cover fewer rounds. Do not fabricate metrics.</w:t>
+              <w:t xml:space="preserve">Use the phone backup. If both failed, tell affected participants honestly at the debrief that their personal report covers part of the shift only. Do not fabricate metrics.</w:t>
             </w:r>
           </w:p>
         </w:tc>
@@ -9598,7 +11121,7 @@
               <w:rPr>
                 <w:rFonts w:ascii="Arial" w:cs="Arial" w:eastAsia="Arial" w:hAnsi="Arial"/>
               </w:rPr>
-              <w:t xml:space="preserve">Collect all fault cards from tables and floor. Re-sort by round tab. Count to 36. A missing card silently breaks a cascade in the next run.</w:t>
+              <w:t xml:space="preserve">Collect all fault cards from tables and floor. Re-sort by wave tab. Count to 36. A missing card silently breaks a cascade in the next run.</w:t>
             </w:r>
           </w:p>
         </w:tc>

--- a/kit/UNDERCITY_Facilitator_Guidebook.docx
+++ b/kit/UNDERCITY_Facilitator_Guidebook.docx
@@ -3393,7 +3393,61 @@
           <w:sz w:val="20"/>
           <w:szCs w:val="20"/>
         </w:rPr>
-        <w:t xml:space="preserve">. Pressing NEXT PHASE changes what you may fire next and stamps the log for analysis. It changes nothing the room can see: no clock resets, no screen announces it, no stock, health, worker, transfer or upgrade moves. If you want the room to feel a change, fire something.</w:t>
+        <w:t xml:space="preserve">. Pressing NEXT ROUND changes what you may fire next and stamps the log for analysis. It changes nothing else: no clock resets, no stock, health, worker, transfer or upgrade moves, and the wall says only the new number for three seconds. If you want the room to feel a change, fire something.</w:t>
+      </w:r>
+    </w:p>
+    <w:p>
+      <w:pPr>
+        <w:spacing w:after="130"/>
+      </w:pPr>
+      <w:r>
+        <w:rPr>
+          <w:rFonts w:ascii="Arial" w:cs="Arial" w:eastAsia="Arial" w:hAnsi="Arial"/>
+          <w:b/>
+          <w:bCs/>
+          <w:color w:val="1A1A1A"/>
+          <w:sz w:val="20"/>
+          <w:szCs w:val="20"/>
+        </w:rPr>
+        <w:t xml:space="preserve">The waves named in Part 5 are </w:t>
+      </w:r>
+      <w:r>
+        <w:rPr>
+          <w:rFonts w:ascii="Arial" w:cs="Arial" w:eastAsia="Arial" w:hAnsi="Arial"/>
+          <w:color w:val="1A1A1A"/>
+          <w:sz w:val="20"/>
+          <w:szCs w:val="20"/>
+        </w:rPr>
+        <w:t xml:space="preserve">yours and the paper's. </w:t>
+      </w:r>
+      <w:r>
+        <w:rPr>
+          <w:rFonts w:ascii="Arial" w:cs="Arial" w:eastAsia="Arial" w:hAnsi="Arial"/>
+          <w:color w:val="1A1A1A"/>
+          <w:sz w:val="20"/>
+          <w:szCs w:val="20"/>
+        </w:rPr>
+        <w:t xml:space="preserve">Every screen in the building — yours included — shows one thing: </w:t>
+      </w:r>
+      <w:r>
+        <w:rPr>
+          <w:rFonts w:ascii="Arial" w:cs="Arial" w:eastAsia="Arial" w:hAnsi="Arial"/>
+          <w:b/>
+          <w:bCs/>
+          <w:color w:val="1A1A1A"/>
+          <w:sz w:val="20"/>
+          <w:szCs w:val="20"/>
+        </w:rPr>
+        <w:t xml:space="preserve">Round 0 to Round 4</w:t>
+      </w:r>
+      <w:r>
+        <w:rPr>
+          <w:rFonts w:ascii="Arial" w:cs="Arial" w:eastAsia="Arial" w:hAnsi="Arial"/>
+          <w:color w:val="1A1A1A"/>
+          <w:sz w:val="20"/>
+          <w:szCs w:val="20"/>
+        </w:rPr>
+        <w:t xml:space="preserve">. A title like “Core Failure” on a console is one screenshot away from the room, and a table that can name what is coming stops behaving like a table under pressure. So the runbook below names the waves, the console counts them, and only four of them are a button.</w:t>
       </w:r>
     </w:p>
     <w:p>
@@ -5487,7 +5541,7 @@
           <w:sz w:val="20"/>
           <w:szCs w:val="20"/>
         </w:rPr>
-        <w:t xml:space="preserve">Press NEXT PHASE to Stable Operations, then START. That is the only start of the day. From here you change waves with NEXT PHASE — which interrupts nothing — and you end the day with END SIMULATION. STOP CLOCK and PAUSE are not part of the script.</w:t>
+        <w:t xml:space="preserve">Press NEXT ROUND to Round 1, then START. That is the only start of the day. From here the button is pressed exactly four times — Rounds 1, 2, 3 and 4 — and the day ends with END SIMULATION. STOP CLOCK and PAUSE are not part of the script.</w:t>
       </w:r>
     </w:p>
     <w:p>
@@ -5538,7 +5592,7 @@
           <w:sz w:val="21"/>
           <w:szCs w:val="21"/>
         </w:rPr>
-        <w:t xml:space="preserve">Wave 1 · Stable Operations (00:00 – 15:00)</w:t>
+        <w:t xml:space="preserve">Wave 1 · Stable Operations (00:00 – 15:00) · Round 1</w:t>
       </w:r>
     </w:p>
     <w:p>
@@ -6112,7 +6166,7 @@
           <w:sz w:val="21"/>
           <w:szCs w:val="21"/>
         </w:rPr>
-        <w:t xml:space="preserve">Wave 2 · Interdependence (15:00 – 40:00)</w:t>
+        <w:t xml:space="preserve">Wave 2 · Interdependence (15:00 – 40:00) · Round 2</w:t>
       </w:r>
     </w:p>
     <w:p>
@@ -6126,7 +6180,7 @@
           <w:sz w:val="20"/>
           <w:szCs w:val="20"/>
         </w:rPr>
-        <w:t xml:space="preserve">The first cross-sector wave. Every fault now requires a value that lives in another sector’s binder. Liaisons must move; the room gets loud. Press NEXT PHASE and say nothing — the faults are the announcement.</w:t>
+        <w:t xml:space="preserve">The first cross-sector wave. Every fault now requires a value that lives in another sector’s binder. Liaisons must move; the room gets loud. Press NEXT ROUND and say nothing — the faults are the announcement.</w:t>
       </w:r>
     </w:p>
     <w:tbl>
@@ -6272,7 +6326,7 @@
               <w:rPr>
                 <w:rFonts w:ascii="Arial" w:cs="Arial" w:eastAsia="Arial" w:hAnsi="Arial"/>
               </w:rPr>
-              <w:t xml:space="preserve">NEXT PHASE → Interdependence. Announce in-world: "Core output is fluctuating. Systems are coupling in ways they should not."</w:t>
+              <w:t xml:space="preserve">NEXT ROUND → Round 2. Announce in-world: "Core output is fluctuating. Systems are coupling in ways they should not."</w:t>
             </w:r>
           </w:p>
         </w:tc>
@@ -6842,7 +6896,7 @@
           <w:sz w:val="21"/>
           <w:szCs w:val="21"/>
         </w:rPr>
-        <w:t xml:space="preserve">Wave 3 · Escalation (40:00 – 52:00)</w:t>
+        <w:t xml:space="preserve">Wave 3 · Escalation (40:00 – 52:00) · Round 2</w:t>
       </w:r>
     </w:p>
     <w:p>
@@ -7002,7 +7056,7 @@
               <w:rPr>
                 <w:rFonts w:ascii="Arial" w:cs="Arial" w:eastAsia="Arial" w:hAnsi="Arial"/>
               </w:rPr>
-              <w:t xml:space="preserve">NEXT PHASE → Escalation. Fire F-208 (TRN), F-212 (COM).</w:t>
+              <w:t xml:space="preserve">No button — this wave is inside Round 2. Fire F-208 (TRN), F-212 (COM).</w:t>
             </w:r>
           </w:p>
         </w:tc>
@@ -7187,7 +7241,7 @@
           <w:sz w:val="21"/>
           <w:szCs w:val="21"/>
         </w:rPr>
-        <w:t xml:space="preserve">Wave 4 · Core Failure (52:00 – 1:17:00)</w:t>
+        <w:t xml:space="preserve">Wave 4 · Core Failure (52:00 – 1:17:00) · Round 3</w:t>
       </w:r>
     </w:p>
     <w:p>
@@ -7347,7 +7401,7 @@
               <w:rPr>
                 <w:rFonts w:ascii="Arial" w:cs="Arial" w:eastAsia="Arial" w:hAnsi="Arial"/>
               </w:rPr>
-              <w:t xml:space="preserve">NEXT PHASE → Core Failure. Announce: "Core integrity is falling. Assume nothing is routine."</w:t>
+              <w:t xml:space="preserve">NEXT ROUND → Round 3. Announce: "Core integrity is falling. Assume nothing is routine."</w:t>
             </w:r>
           </w:p>
         </w:tc>
@@ -7958,7 +8012,7 @@
           <w:sz w:val="21"/>
           <w:szCs w:val="21"/>
         </w:rPr>
-        <w:t xml:space="preserve">Wave 5 · Temporary Stabilisation (1:17:00 – 1:25:00)</w:t>
+        <w:t xml:space="preserve">Wave 5 · Temporary Stabilisation (1:17:00 – 1:25:00) · Round 3</w:t>
       </w:r>
     </w:p>
     <w:p>
@@ -7988,7 +8042,7 @@
           <w:sz w:val="20"/>
           <w:szCs w:val="20"/>
         </w:rPr>
-        <w:t xml:space="preserve">Press NEXT PHASE and then fire nothing new for eight minutes. The clock runs, faults decay, repairs and transfers continue, the operating cycle charges upkeep. Tables use the stretch to catch up. If you announce anything at all, announce it in-world: "Core output is holding."</w:t>
+        <w:t xml:space="preserve">Fire nothing new for eight minutes — no button, this wave is inside Round 3. The clock runs, faults decay, repairs and transfers continue, the operating cycle charges upkeep. Tables use the stretch to catch up. If you announce anything at all, announce it in-world: "Core output is holding."</w:t>
       </w:r>
     </w:p>
     <w:tbl>
@@ -8134,7 +8188,7 @@
               <w:rPr>
                 <w:rFonts w:ascii="Arial" w:cs="Arial" w:eastAsia="Arial" w:hAnsi="Arial"/>
               </w:rPr>
-              <w:t xml:space="preserve">NEXT PHASE → Temporary Stabilisation. Fire nothing.</w:t>
+              <w:t xml:space="preserve">No button — still Round 3. Fire nothing.</w:t>
             </w:r>
           </w:p>
         </w:tc>
@@ -8248,7 +8302,7 @@
           <w:sz w:val="21"/>
           <w:szCs w:val="21"/>
         </w:rPr>
-        <w:t xml:space="preserve">Wave 6 · Aftershock (1:25:00 – 1:37:00)</w:t>
+        <w:t xml:space="preserve">Wave 6 · Aftershock (1:25:00 – 1:37:00) · Round 4</w:t>
       </w:r>
     </w:p>
     <w:p>
@@ -8408,7 +8462,7 @@
               <w:rPr>
                 <w:rFonts w:ascii="Arial" w:cs="Arial" w:eastAsia="Arial" w:hAnsi="Arial"/>
               </w:rPr>
-              <w:t xml:space="preserve">NEXT PHASE → Aftershock. Announce in-world: "Seismic activity detected." Restore brownout sectors to active.</w:t>
+              <w:t xml:space="preserve">NEXT ROUND → Round 4. Announce in-world: "Seismic activity detected." Restore brownout sectors to active.</w:t>
             </w:r>
           </w:p>
         </w:tc>
@@ -8664,7 +8718,7 @@
           <w:sz w:val="21"/>
           <w:szCs w:val="21"/>
         </w:rPr>
-        <w:t xml:space="preserve">Wave 7 · Final Crisis (1:37:00 – 1:45:00)</w:t>
+        <w:t xml:space="preserve">Wave 7 · Final Crisis (1:37:00 – 1:45:00) · Round 4</w:t>
       </w:r>
     </w:p>
     <w:tbl>
@@ -8810,7 +8864,7 @@
               <w:rPr>
                 <w:rFonts w:ascii="Arial" w:cs="Arial" w:eastAsia="Arial" w:hAnsi="Arial"/>
               </w:rPr>
-              <w:t xml:space="preserve">NEXT PHASE → Final Crisis. Fire into whichever two sectors are weakest.</w:t>
+              <w:t xml:space="preserve">No button — still Round 4. Fire into whichever two sectors are weakest.</w:t>
             </w:r>
           </w:p>
         </w:tc>

--- a/kit/UNDERCITY_Facilitator_Guidebook.docx
+++ b/kit/UNDERCITY_Facilitator_Guidebook.docx
@@ -3494,7 +3494,7 @@
           <w:sz w:val="24"/>
           <w:szCs w:val="24"/>
         </w:rPr>
-        <w:t xml:space="preserve">3.4 The three seeded probes</w:t>
+        <w:t xml:space="preserve">3.4 The two seeded probes</w:t>
       </w:r>
     </w:p>
     <w:p>
@@ -3508,7 +3508,7 @@
           <w:sz w:val="20"/>
           <w:szCs w:val="20"/>
         </w:rPr>
-        <w:t xml:space="preserve">Three things in this simulation are not what they appear. Know all three cold; participants will challenge you on them in the debrief.</w:t>
+        <w:t xml:space="preserve">Two things in this simulation are not what they appear. Know both cold; participants will challenge you on them in the debrief.</w:t>
       </w:r>
     </w:p>
     <w:p>
@@ -3592,7 +3592,7 @@
           <w:sz w:val="21"/>
           <w:szCs w:val="21"/>
         </w:rPr>
-        <w:t xml:space="preserve">The false alarm — F-210</w:t>
+        <w:t xml:space="preserve">The buried appendices</w:t>
       </w:r>
     </w:p>
     <w:p>
@@ -3606,38 +3606,7 @@
           <w:sz w:val="20"/>
           <w:szCs w:val="20"/>
         </w:rPr>
-        <w:t xml:space="preserve">Agriculture receives a fault card for a flooded bay. There is no flood and there is no resolution code. Their index tells them to verify telemetry with Comms before committing resources. If they burn resources on it, that is the finding. Clear the fault manually from the control panel once COM confirms the ghost — or once AGR has wasted enough to make the point.</w:t>
-      </w:r>
-    </w:p>
-    <w:p>
-      <w:pPr>
-        <w:pStyle w:val="Heading3"/>
-        <w:spacing w:after="90" w:before="180"/>
-      </w:pPr>
-      <w:r>
-        <w:rPr>
-          <w:rFonts w:ascii="Arial" w:cs="Arial" w:eastAsia="Arial" w:hAnsi="Arial"/>
-          <w:b/>
-          <w:bCs/>
-          <w:color w:val="1F3864"/>
-          <w:sz w:val="21"/>
-          <w:szCs w:val="21"/>
-        </w:rPr>
-        <w:t xml:space="preserve">The buried appendices</w:t>
-      </w:r>
-    </w:p>
-    <w:p>
-      <w:pPr>
-        <w:spacing w:after="130"/>
-      </w:pPr>
-      <w:r>
-        <w:rPr>
-          <w:rFonts w:ascii="Arial" w:cs="Arial" w:eastAsia="Arial" w:hAnsi="Arial"/>
-          <w:color w:val="1A1A1A"/>
-          <w:sz w:val="20"/>
-          <w:szCs w:val="20"/>
-        </w:rPr>
-        <w:t xml:space="preserve">Every binder holds one Appendix C value that appears in no index. Water and Agriculture need their own during Core Failure; the rest are raided by other sectors in the late shift. Teams that never open the back of the binder will stall. That stall is a finding about how people behave when the documentation fights back.</w:t>
+        <w:t xml:space="preserve">Every binder holds one Appendix C value that appears in no index. Water and Agriculture need their own during Core Failure; every one of the six is raided by another sector in the late shift. Teams that never open the back of the binder will stall. That stall is a finding about how people behave when the documentation fights back.</w:t>
       </w:r>
     </w:p>
     <w:p>
@@ -5839,7 +5808,7 @@
               <w:rPr>
                 <w:rFonts w:ascii="Arial" w:cs="Arial" w:eastAsia="Arial" w:hAnsi="Arial"/>
               </w:rPr>
-              <w:t xml:space="preserve">Fire F-101 (POW), F-103 (WTR).</w:t>
+              <w:t xml:space="preserve">Fire F-101 (POW), F-102 (WTR).</w:t>
             </w:r>
           </w:p>
         </w:tc>
@@ -5910,7 +5879,7 @@
               <w:rPr>
                 <w:rFonts w:ascii="Arial" w:cs="Arial" w:eastAsia="Arial" w:hAnsi="Arial"/>
               </w:rPr>
-              <w:t xml:space="preserve">Fire F-105 (MED), F-106 (TRN).</w:t>
+              <w:t xml:space="preserve">Fire F-103 (MED), F-104 (TRN).</w:t>
             </w:r>
           </w:p>
         </w:tc>
@@ -5981,7 +5950,7 @@
               <w:rPr>
                 <w:rFonts w:ascii="Arial" w:cs="Arial" w:eastAsia="Arial" w:hAnsi="Arial"/>
               </w:rPr>
-              <w:t xml:space="preserve">Fire F-102 (POW), F-107 (AGR).</w:t>
+              <w:t xml:space="preserve">Fire F-105 (AGR), F-106 (COM).</w:t>
             </w:r>
           </w:p>
         </w:tc>
@@ -6004,7 +5973,7 @@
               <w:rPr>
                 <w:rFonts w:ascii="Arial" w:cs="Arial" w:eastAsia="Arial" w:hAnsi="Arial"/>
               </w:rPr>
-              <w:t xml:space="preserve">POW now has two faults. First hint of load.</w:t>
+              <w:t xml:space="preserve">Every table now holds exactly one fault. Six tables, one load — compare how they carry it.</w:t>
             </w:r>
           </w:p>
         </w:tc>
@@ -6052,7 +6021,7 @@
               <w:rPr>
                 <w:rFonts w:ascii="Arial" w:cs="Arial" w:eastAsia="Arial" w:hAnsi="Arial"/>
               </w:rPr>
-              <w:t xml:space="preserve">Fire F-104 (WTR), F-108 (COM).</w:t>
+              <w:t xml:space="preserve">Nothing new fires. Walk the floor.</w:t>
             </w:r>
           </w:p>
         </w:tc>
@@ -6539,7 +6508,7 @@
               <w:rPr>
                 <w:rFonts w:ascii="Arial" w:cs="Arial" w:eastAsia="Arial" w:hAnsi="Arial"/>
               </w:rPr>
-              <w:t xml:space="preserve">Fire F-210 (AGR) — the false alarm.</w:t>
+              <w:t xml:space="preserve">Fire F-210 (AGR).</w:t>
             </w:r>
           </w:p>
         </w:tc>
@@ -6562,7 +6531,7 @@
               <w:rPr>
                 <w:rFonts w:ascii="Arial" w:cs="Arial" w:eastAsia="Arial" w:hAnsi="Arial"/>
               </w:rPr>
-              <w:t xml:space="preserve">Do they check with COM, or spend resources on a ghost? Tag either way.</w:t>
+              <w:t xml:space="preserve">AGR now holds two faults and needs COM for both. Watch whether the liaison batches the two requests or makes two trips.</w:t>
             </w:r>
           </w:p>
         </w:tc>
@@ -8652,7 +8621,78 @@
               <w:rPr>
                 <w:rFonts w:ascii="Arial" w:cs="Arial" w:eastAsia="Arial" w:hAnsi="Arial"/>
               </w:rPr>
-              <w:t xml:space="preserve">1:34:00</w:t>
+              <w:t xml:space="preserve">1:33:00</w:t>
+            </w:r>
+          </w:p>
+        </w:tc>
+        <w:tc>
+          <w:tcPr>
+            <w:tcW w:type="dxa" w:w="4400"/>
+            <w:tcMar>
+              <w:top w:type="dxa" w:w="70"/>
+              <w:left w:type="dxa" w:w="100"/>
+              <w:bottom w:type="dxa" w:w="70"/>
+              <w:right w:type="dxa" w:w="100"/>
+            </w:tcMar>
+            <w:vAlign w:val="top"/>
+          </w:tcPr>
+          <w:p>
+            <w:pPr>
+              <w:spacing w:after="0"/>
+            </w:pPr>
+            <w:r>
+              <w:rPr>
+                <w:rFonts w:ascii="Arial" w:cs="Arial" w:eastAsia="Arial" w:hAnsi="Arial"/>
+              </w:rPr>
+              <w:t xml:space="preserve">Fire F-405 (AGR), F-406 (COM).</w:t>
+            </w:r>
+          </w:p>
+        </w:tc>
+        <w:tc>
+          <w:tcPr>
+            <w:tcW w:type="dxa" w:w="3938"/>
+            <w:tcMar>
+              <w:top w:type="dxa" w:w="70"/>
+              <w:left w:type="dxa" w:w="100"/>
+              <w:bottom w:type="dxa" w:w="70"/>
+              <w:right w:type="dxa" w:w="100"/>
+            </w:tcMar>
+            <w:vAlign w:val="top"/>
+          </w:tcPr>
+          <w:p>
+            <w:pPr>
+              <w:spacing w:after="0"/>
+            </w:pPr>
+            <w:r>
+              <w:rPr>
+                <w:rFonts w:ascii="Arial" w:cs="Arial" w:eastAsia="Arial" w:hAnsi="Arial"/>
+              </w:rPr>
+              <w:t xml:space="preserve">Six sectors, six raids on six appendices. Watch who is asked twice and how they answer the second time.</w:t>
+            </w:r>
+          </w:p>
+        </w:tc>
+      </w:tr>
+      <w:tr>
+        <w:tc>
+          <w:tcPr>
+            <w:tcW w:type="dxa" w:w="1300"/>
+            <w:tcMar>
+              <w:top w:type="dxa" w:w="70"/>
+              <w:left w:type="dxa" w:w="100"/>
+              <w:bottom w:type="dxa" w:w="70"/>
+              <w:right w:type="dxa" w:w="100"/>
+            </w:tcMar>
+            <w:vAlign w:val="top"/>
+          </w:tcPr>
+          <w:p>
+            <w:pPr>
+              <w:spacing w:after="0"/>
+            </w:pPr>
+            <w:r>
+              <w:rPr>
+                <w:rFonts w:ascii="Arial" w:cs="Arial" w:eastAsia="Arial" w:hAnsi="Arial"/>
+              </w:rPr>
+              <w:t xml:space="preserve">1:35:00</w:t>
             </w:r>
           </w:p>
         </w:tc>
@@ -9641,7 +9681,7 @@
               <w:rPr>
                 <w:rFonts w:ascii="Arial" w:cs="Arial" w:eastAsia="Arial" w:hAnsi="Arial"/>
               </w:rPr>
-              <w:t xml:space="preserve">Reveal the three probes only if they have not surfaced: discrepancy, false alarm, buried appendices.</w:t>
+              <w:t xml:space="preserve">Reveal the two probes only if they have not surfaced: discrepancy, buried appendices.</w:t>
             </w:r>
           </w:p>
         </w:tc>

--- a/kit/UNDERCITY_Facilitator_Guidebook.docx
+++ b/kit/UNDERCITY_Facilitator_Guidebook.docx
@@ -314,7 +314,7 @@
           <w:sz w:val="20"/>
           <w:szCs w:val="20"/>
         </w:rPr>
-        <w:t xml:space="preserve">The change in all of the above between the early shift and the late shift — the same people, four hours of rising load apart.</w:t>
+        <w:t xml:space="preserve">The change in all of the above between the early shift and the late shift — the same people, a full shift of rising load apart.</w:t>
       </w:r>
     </w:p>
     <w:p>
@@ -3862,7 +3862,7 @@
               <w:rPr>
                 <w:rFonts w:ascii="Arial" w:cs="Arial" w:eastAsia="Arial" w:hAnsi="Arial"/>
               </w:rPr>
-              <w:t xml:space="preserve">15 min</w:t>
+              <w:t xml:space="preserve">20 min</w:t>
             </w:r>
           </w:p>
         </w:tc>
@@ -3933,7 +3933,7 @@
               <w:rPr>
                 <w:rFonts w:ascii="Arial" w:cs="Arial" w:eastAsia="Arial" w:hAnsi="Arial"/>
               </w:rPr>
-              <w:t xml:space="preserve">105 min</w:t>
+              <w:t xml:space="preserve">50 min</w:t>
             </w:r>
           </w:p>
         </w:tc>
@@ -4420,7 +4420,7 @@
               <w:rPr>
                 <w:rFonts w:ascii="Arial" w:cs="Arial" w:eastAsia="Arial" w:hAnsi="Arial"/>
               </w:rPr>
-              <w:t xml:space="preserve">15:00–40:00</w:t>
+              <w:t xml:space="preserve">15:00–26:00</w:t>
             </w:r>
           </w:p>
         </w:tc>
@@ -4491,7 +4491,7 @@
               <w:rPr>
                 <w:rFonts w:ascii="Arial" w:cs="Arial" w:eastAsia="Arial" w:hAnsi="Arial"/>
               </w:rPr>
-              <w:t xml:space="preserve">40:00–52:00</w:t>
+              <w:t xml:space="preserve">26:00–30:00</w:t>
             </w:r>
           </w:p>
         </w:tc>
@@ -4562,7 +4562,7 @@
               <w:rPr>
                 <w:rFonts w:ascii="Arial" w:cs="Arial" w:eastAsia="Arial" w:hAnsi="Arial"/>
               </w:rPr>
-              <w:t xml:space="preserve">52:00–1:17:00</w:t>
+              <w:t xml:space="preserve">30:00–40:00</w:t>
             </w:r>
           </w:p>
         </w:tc>
@@ -4633,7 +4633,7 @@
               <w:rPr>
                 <w:rFonts w:ascii="Arial" w:cs="Arial" w:eastAsia="Arial" w:hAnsi="Arial"/>
               </w:rPr>
-              <w:t xml:space="preserve">1:17:00–1:25:00</w:t>
+              <w:t xml:space="preserve">40:00–42:00</w:t>
             </w:r>
           </w:p>
         </w:tc>
@@ -4704,7 +4704,7 @@
               <w:rPr>
                 <w:rFonts w:ascii="Arial" w:cs="Arial" w:eastAsia="Arial" w:hAnsi="Arial"/>
               </w:rPr>
-              <w:t xml:space="preserve">1:25:00–1:37:00</w:t>
+              <w:t xml:space="preserve">42:00–47:00</w:t>
             </w:r>
           </w:p>
         </w:tc>
@@ -4775,7 +4775,7 @@
               <w:rPr>
                 <w:rFonts w:ascii="Arial" w:cs="Arial" w:eastAsia="Arial" w:hAnsi="Arial"/>
               </w:rPr>
-              <w:t xml:space="preserve">1:37:00–1:45:00</w:t>
+              <w:t xml:space="preserve">47:00–50:00</w:t>
             </w:r>
           </w:p>
         </w:tc>
@@ -4887,7 +4887,7 @@
           <w:sz w:val="24"/>
           <w:szCs w:val="24"/>
         </w:rPr>
-        <w:t xml:space="preserve">5.0 Briefing and Orientation (15 min, before the shift)</w:t>
+        <w:t xml:space="preserve">5.0 Briefing and Orientation (20 min, before the shift)</w:t>
       </w:r>
     </w:p>
     <w:p>
@@ -5343,7 +5343,7 @@
               <w:rPr>
                 <w:rFonts w:ascii="Arial" w:cs="Arial" w:eastAsia="Arial" w:hAnsi="Arial"/>
               </w:rPr>
-              <w:t xml:space="preserve">00:12</w:t>
+              <w:t xml:space="preserve">00:16</w:t>
             </w:r>
           </w:p>
         </w:tc>
@@ -5414,7 +5414,7 @@
               <w:rPr>
                 <w:rFonts w:ascii="Arial" w:cs="Arial" w:eastAsia="Arial" w:hAnsi="Arial"/>
               </w:rPr>
-              <w:t xml:space="preserve">00:14</w:t>
+              <w:t xml:space="preserve">00:19</w:t>
             </w:r>
           </w:p>
         </w:tc>
@@ -6135,7 +6135,7 @@
           <w:sz w:val="21"/>
           <w:szCs w:val="21"/>
         </w:rPr>
-        <w:t xml:space="preserve">Wave 2 · Interdependence (15:00 – 40:00) · Round 2</w:t>
+        <w:t xml:space="preserve">Wave 2 · Interdependence (15:00 – 26:00) · Round 2</w:t>
       </w:r>
     </w:p>
     <w:p>
@@ -6343,7 +6343,7 @@
               <w:rPr>
                 <w:rFonts w:ascii="Arial" w:cs="Arial" w:eastAsia="Arial" w:hAnsi="Arial"/>
               </w:rPr>
-              <w:t xml:space="preserve">16:00</w:t>
+              <w:t xml:space="preserve">15:30</w:t>
             </w:r>
           </w:p>
         </w:tc>
@@ -6414,6 +6414,219 @@
               <w:rPr>
                 <w:rFonts w:ascii="Arial" w:cs="Arial" w:eastAsia="Arial" w:hAnsi="Arial"/>
               </w:rPr>
+              <w:t xml:space="preserve">17:00</w:t>
+            </w:r>
+          </w:p>
+        </w:tc>
+        <w:tc>
+          <w:tcPr>
+            <w:tcW w:type="dxa" w:w="4400"/>
+            <w:tcMar>
+              <w:top w:type="dxa" w:w="70"/>
+              <w:left w:type="dxa" w:w="100"/>
+              <w:bottom w:type="dxa" w:w="70"/>
+              <w:right w:type="dxa" w:w="100"/>
+            </w:tcMar>
+            <w:vAlign w:val="top"/>
+          </w:tcPr>
+          <w:p>
+            <w:pPr>
+              <w:spacing w:after="0"/>
+            </w:pPr>
+            <w:r>
+              <w:rPr>
+                <w:rFonts w:ascii="Arial" w:cs="Arial" w:eastAsia="Arial" w:hAnsi="Arial"/>
+              </w:rPr>
+              <w:t xml:space="preserve">Fire F-205 (MED), F-209 (AGR).</w:t>
+            </w:r>
+          </w:p>
+        </w:tc>
+        <w:tc>
+          <w:tcPr>
+            <w:tcW w:type="dxa" w:w="3938"/>
+            <w:tcMar>
+              <w:top w:type="dxa" w:w="70"/>
+              <w:left w:type="dxa" w:w="100"/>
+              <w:bottom w:type="dxa" w:w="70"/>
+              <w:right w:type="dxa" w:w="100"/>
+            </w:tcMar>
+            <w:vAlign w:val="top"/>
+          </w:tcPr>
+          <w:p>
+            <w:pPr>
+              <w:spacing w:after="0"/>
+            </w:pPr>
+            <w:r>
+              <w:rPr>
+                <w:rFonts w:ascii="Arial" w:cs="Arial" w:eastAsia="Arial" w:hAnsi="Arial"/>
+              </w:rPr>
+              <w:t xml:space="preserve">MED’s cold chain has real urgency. Do they escalate or absorb?</w:t>
+            </w:r>
+          </w:p>
+        </w:tc>
+      </w:tr>
+      <w:tr>
+        <w:tc>
+          <w:tcPr>
+            <w:tcW w:type="dxa" w:w="1300"/>
+            <w:tcMar>
+              <w:top w:type="dxa" w:w="70"/>
+              <w:left w:type="dxa" w:w="100"/>
+              <w:bottom w:type="dxa" w:w="70"/>
+              <w:right w:type="dxa" w:w="100"/>
+            </w:tcMar>
+            <w:vAlign w:val="top"/>
+          </w:tcPr>
+          <w:p>
+            <w:pPr>
+              <w:spacing w:after="0"/>
+            </w:pPr>
+            <w:r>
+              <w:rPr>
+                <w:rFonts w:ascii="Arial" w:cs="Arial" w:eastAsia="Arial" w:hAnsi="Arial"/>
+              </w:rPr>
+              <w:t xml:space="preserve">18:00</w:t>
+            </w:r>
+          </w:p>
+        </w:tc>
+        <w:tc>
+          <w:tcPr>
+            <w:tcW w:type="dxa" w:w="4400"/>
+            <w:tcMar>
+              <w:top w:type="dxa" w:w="70"/>
+              <w:left w:type="dxa" w:w="100"/>
+              <w:bottom w:type="dxa" w:w="70"/>
+              <w:right w:type="dxa" w:w="100"/>
+            </w:tcMar>
+            <w:vAlign w:val="top"/>
+          </w:tcPr>
+          <w:p>
+            <w:pPr>
+              <w:spacing w:after="0"/>
+            </w:pPr>
+            <w:r>
+              <w:rPr>
+                <w:rFonts w:ascii="Arial" w:cs="Arial" w:eastAsia="Arial" w:hAnsi="Arial"/>
+              </w:rPr>
+              <w:t xml:space="preserve">Fire F-210 (AGR).</w:t>
+            </w:r>
+          </w:p>
+        </w:tc>
+        <w:tc>
+          <w:tcPr>
+            <w:tcW w:type="dxa" w:w="3938"/>
+            <w:tcMar>
+              <w:top w:type="dxa" w:w="70"/>
+              <w:left w:type="dxa" w:w="100"/>
+              <w:bottom w:type="dxa" w:w="70"/>
+              <w:right w:type="dxa" w:w="100"/>
+            </w:tcMar>
+            <w:vAlign w:val="top"/>
+          </w:tcPr>
+          <w:p>
+            <w:pPr>
+              <w:spacing w:after="0"/>
+            </w:pPr>
+            <w:r>
+              <w:rPr>
+                <w:rFonts w:ascii="Arial" w:cs="Arial" w:eastAsia="Arial" w:hAnsi="Arial"/>
+              </w:rPr>
+              <w:t xml:space="preserve">AGR now holds two faults and needs COM for both. Watch whether the liaison batches the two requests or makes two trips.</w:t>
+            </w:r>
+          </w:p>
+        </w:tc>
+      </w:tr>
+      <w:tr>
+        <w:tc>
+          <w:tcPr>
+            <w:tcW w:type="dxa" w:w="1300"/>
+            <w:tcMar>
+              <w:top w:type="dxa" w:w="70"/>
+              <w:left w:type="dxa" w:w="100"/>
+              <w:bottom w:type="dxa" w:w="70"/>
+              <w:right w:type="dxa" w:w="100"/>
+            </w:tcMar>
+            <w:vAlign w:val="top"/>
+          </w:tcPr>
+          <w:p>
+            <w:pPr>
+              <w:spacing w:after="0"/>
+            </w:pPr>
+            <w:r>
+              <w:rPr>
+                <w:rFonts w:ascii="Arial" w:cs="Arial" w:eastAsia="Arial" w:hAnsi="Arial"/>
+              </w:rPr>
+              <w:t xml:space="preserve">19:00</w:t>
+            </w:r>
+          </w:p>
+        </w:tc>
+        <w:tc>
+          <w:tcPr>
+            <w:tcW w:type="dxa" w:w="4400"/>
+            <w:tcMar>
+              <w:top w:type="dxa" w:w="70"/>
+              <w:left w:type="dxa" w:w="100"/>
+              <w:bottom w:type="dxa" w:w="70"/>
+              <w:right w:type="dxa" w:w="100"/>
+            </w:tcMar>
+            <w:vAlign w:val="top"/>
+          </w:tcPr>
+          <w:p>
+            <w:pPr>
+              <w:spacing w:after="0"/>
+            </w:pPr>
+            <w:r>
+              <w:rPr>
+                <w:rFonts w:ascii="Arial" w:cs="Arial" w:eastAsia="Arial" w:hAnsi="Arial"/>
+              </w:rPr>
+              <w:t xml:space="preserve">Fire F-207 (TRN). Move two TRN workforce tokens physically to the MED table.</w:t>
+            </w:r>
+          </w:p>
+        </w:tc>
+        <w:tc>
+          <w:tcPr>
+            <w:tcW w:type="dxa" w:w="3938"/>
+            <w:tcMar>
+              <w:top w:type="dxa" w:w="70"/>
+              <w:left w:type="dxa" w:w="100"/>
+              <w:bottom w:type="dxa" w:w="70"/>
+              <w:right w:type="dxa" w:w="100"/>
+            </w:tcMar>
+            <w:vAlign w:val="top"/>
+          </w:tcPr>
+          <w:p>
+            <w:pPr>
+              <w:spacing w:after="0"/>
+            </w:pPr>
+            <w:r>
+              <w:rPr>
+                <w:rFonts w:ascii="Arial" w:cs="Arial" w:eastAsia="Arial" w:hAnsi="Arial"/>
+              </w:rPr>
+              <w:t xml:space="preserve">The injury is visible and physical. Watch whether TRN asks MED for them back, and how.</w:t>
+            </w:r>
+          </w:p>
+        </w:tc>
+      </w:tr>
+      <w:tr>
+        <w:tc>
+          <w:tcPr>
+            <w:tcW w:type="dxa" w:w="1300"/>
+            <w:tcMar>
+              <w:top w:type="dxa" w:w="70"/>
+              <w:left w:type="dxa" w:w="100"/>
+              <w:bottom w:type="dxa" w:w="70"/>
+              <w:right w:type="dxa" w:w="100"/>
+            </w:tcMar>
+            <w:vAlign w:val="top"/>
+          </w:tcPr>
+          <w:p>
+            <w:pPr>
+              <w:spacing w:after="0"/>
+            </w:pPr>
+            <w:r>
+              <w:rPr>
+                <w:rFonts w:ascii="Arial" w:cs="Arial" w:eastAsia="Arial" w:hAnsi="Arial"/>
+              </w:rPr>
               <w:t xml:space="preserve">20:00</w:t>
             </w:r>
           </w:p>
@@ -6437,7 +6650,7 @@
               <w:rPr>
                 <w:rFonts w:ascii="Arial" w:cs="Arial" w:eastAsia="Arial" w:hAnsi="Arial"/>
               </w:rPr>
-              <w:t xml:space="preserve">Fire F-205 (MED), F-209 (AGR).</w:t>
+              <w:t xml:space="preserve">Fire F-211 (COM), F-202 (POW).</w:t>
             </w:r>
           </w:p>
         </w:tc>
@@ -6460,7 +6673,7 @@
               <w:rPr>
                 <w:rFonts w:ascii="Arial" w:cs="Arial" w:eastAsia="Arial" w:hAnsi="Arial"/>
               </w:rPr>
-              <w:t xml:space="preserve">MED’s cold chain has real urgency. Do they escalate or absorb?</w:t>
+              <w:t xml:space="preserve">POW now holds two and is being asked for specs by two others. Classic bottleneck. Watch for hoarding or brusqueness.</w:t>
             </w:r>
           </w:p>
         </w:tc>
@@ -6485,7 +6698,7 @@
               <w:rPr>
                 <w:rFonts w:ascii="Arial" w:cs="Arial" w:eastAsia="Arial" w:hAnsi="Arial"/>
               </w:rPr>
-              <w:t xml:space="preserve">23:00</w:t>
+              <w:t xml:space="preserve">21:00</w:t>
             </w:r>
           </w:p>
         </w:tc>
@@ -6508,7 +6721,7 @@
               <w:rPr>
                 <w:rFonts w:ascii="Arial" w:cs="Arial" w:eastAsia="Arial" w:hAnsi="Arial"/>
               </w:rPr>
-              <w:t xml:space="preserve">Fire F-210 (AGR).</w:t>
+              <w:t xml:space="preserve">CALL COUNCIL. Five-minute clock. Chiefs and liaisons to the centre table — the rest of the city keeps running.</w:t>
             </w:r>
           </w:p>
         </w:tc>
@@ -6531,7 +6744,7 @@
               <w:rPr>
                 <w:rFonts w:ascii="Arial" w:cs="Arial" w:eastAsia="Arial" w:hAnsi="Arial"/>
               </w:rPr>
-              <w:t xml:space="preserve">AGR now holds two faults and needs COM for both. Watch whether the liaison batches the two requests or makes two trips.</w:t>
+              <w:t xml:space="preserve">THE KEY OBSERVATION WINDOW. Who speaks, in what order, for how long. Who never speaks. Who runs the meeting without being asked. Also: what happens at the stations while the leaders are away.</w:t>
             </w:r>
           </w:p>
         </w:tc>
@@ -6557,219 +6770,6 @@
                 <w:rFonts w:ascii="Arial" w:cs="Arial" w:eastAsia="Arial" w:hAnsi="Arial"/>
               </w:rPr>
               <w:t xml:space="preserve">26:00</w:t>
-            </w:r>
-          </w:p>
-        </w:tc>
-        <w:tc>
-          <w:tcPr>
-            <w:tcW w:type="dxa" w:w="4400"/>
-            <w:tcMar>
-              <w:top w:type="dxa" w:w="70"/>
-              <w:left w:type="dxa" w:w="100"/>
-              <w:bottom w:type="dxa" w:w="70"/>
-              <w:right w:type="dxa" w:w="100"/>
-            </w:tcMar>
-            <w:vAlign w:val="top"/>
-          </w:tcPr>
-          <w:p>
-            <w:pPr>
-              <w:spacing w:after="0"/>
-            </w:pPr>
-            <w:r>
-              <w:rPr>
-                <w:rFonts w:ascii="Arial" w:cs="Arial" w:eastAsia="Arial" w:hAnsi="Arial"/>
-              </w:rPr>
-              <w:t xml:space="preserve">Fire F-207 (TRN). Move two TRN workforce tokens physically to the MED table.</w:t>
-            </w:r>
-          </w:p>
-        </w:tc>
-        <w:tc>
-          <w:tcPr>
-            <w:tcW w:type="dxa" w:w="3938"/>
-            <w:tcMar>
-              <w:top w:type="dxa" w:w="70"/>
-              <w:left w:type="dxa" w:w="100"/>
-              <w:bottom w:type="dxa" w:w="70"/>
-              <w:right w:type="dxa" w:w="100"/>
-            </w:tcMar>
-            <w:vAlign w:val="top"/>
-          </w:tcPr>
-          <w:p>
-            <w:pPr>
-              <w:spacing w:after="0"/>
-            </w:pPr>
-            <w:r>
-              <w:rPr>
-                <w:rFonts w:ascii="Arial" w:cs="Arial" w:eastAsia="Arial" w:hAnsi="Arial"/>
-              </w:rPr>
-              <w:t xml:space="preserve">The injury is visible and physical. Watch whether TRN asks MED for them back, and how.</w:t>
-            </w:r>
-          </w:p>
-        </w:tc>
-      </w:tr>
-      <w:tr>
-        <w:tc>
-          <w:tcPr>
-            <w:tcW w:type="dxa" w:w="1300"/>
-            <w:tcMar>
-              <w:top w:type="dxa" w:w="70"/>
-              <w:left w:type="dxa" w:w="100"/>
-              <w:bottom w:type="dxa" w:w="70"/>
-              <w:right w:type="dxa" w:w="100"/>
-            </w:tcMar>
-            <w:vAlign w:val="top"/>
-          </w:tcPr>
-          <w:p>
-            <w:pPr>
-              <w:spacing w:after="0"/>
-            </w:pPr>
-            <w:r>
-              <w:rPr>
-                <w:rFonts w:ascii="Arial" w:cs="Arial" w:eastAsia="Arial" w:hAnsi="Arial"/>
-              </w:rPr>
-              <w:t xml:space="preserve">29:00</w:t>
-            </w:r>
-          </w:p>
-        </w:tc>
-        <w:tc>
-          <w:tcPr>
-            <w:tcW w:type="dxa" w:w="4400"/>
-            <w:tcMar>
-              <w:top w:type="dxa" w:w="70"/>
-              <w:left w:type="dxa" w:w="100"/>
-              <w:bottom w:type="dxa" w:w="70"/>
-              <w:right w:type="dxa" w:w="100"/>
-            </w:tcMar>
-            <w:vAlign w:val="top"/>
-          </w:tcPr>
-          <w:p>
-            <w:pPr>
-              <w:spacing w:after="0"/>
-            </w:pPr>
-            <w:r>
-              <w:rPr>
-                <w:rFonts w:ascii="Arial" w:cs="Arial" w:eastAsia="Arial" w:hAnsi="Arial"/>
-              </w:rPr>
-              <w:t xml:space="preserve">Fire F-211 (COM), F-202 (POW).</w:t>
-            </w:r>
-          </w:p>
-        </w:tc>
-        <w:tc>
-          <w:tcPr>
-            <w:tcW w:type="dxa" w:w="3938"/>
-            <w:tcMar>
-              <w:top w:type="dxa" w:w="70"/>
-              <w:left w:type="dxa" w:w="100"/>
-              <w:bottom w:type="dxa" w:w="70"/>
-              <w:right w:type="dxa" w:w="100"/>
-            </w:tcMar>
-            <w:vAlign w:val="top"/>
-          </w:tcPr>
-          <w:p>
-            <w:pPr>
-              <w:spacing w:after="0"/>
-            </w:pPr>
-            <w:r>
-              <w:rPr>
-                <w:rFonts w:ascii="Arial" w:cs="Arial" w:eastAsia="Arial" w:hAnsi="Arial"/>
-              </w:rPr>
-              <w:t xml:space="preserve">POW now holds two and is being asked for specs by two others. Classic bottleneck. Watch for hoarding or brusqueness.</w:t>
-            </w:r>
-          </w:p>
-        </w:tc>
-      </w:tr>
-      <w:tr>
-        <w:tc>
-          <w:tcPr>
-            <w:tcW w:type="dxa" w:w="1300"/>
-            <w:tcMar>
-              <w:top w:type="dxa" w:w="70"/>
-              <w:left w:type="dxa" w:w="100"/>
-              <w:bottom w:type="dxa" w:w="70"/>
-              <w:right w:type="dxa" w:w="100"/>
-            </w:tcMar>
-            <w:vAlign w:val="top"/>
-          </w:tcPr>
-          <w:p>
-            <w:pPr>
-              <w:spacing w:after="0"/>
-            </w:pPr>
-            <w:r>
-              <w:rPr>
-                <w:rFonts w:ascii="Arial" w:cs="Arial" w:eastAsia="Arial" w:hAnsi="Arial"/>
-              </w:rPr>
-              <w:t xml:space="preserve">32:00</w:t>
-            </w:r>
-          </w:p>
-        </w:tc>
-        <w:tc>
-          <w:tcPr>
-            <w:tcW w:type="dxa" w:w="4400"/>
-            <w:tcMar>
-              <w:top w:type="dxa" w:w="70"/>
-              <w:left w:type="dxa" w:w="100"/>
-              <w:bottom w:type="dxa" w:w="70"/>
-              <w:right w:type="dxa" w:w="100"/>
-            </w:tcMar>
-            <w:vAlign w:val="top"/>
-          </w:tcPr>
-          <w:p>
-            <w:pPr>
-              <w:spacing w:after="0"/>
-            </w:pPr>
-            <w:r>
-              <w:rPr>
-                <w:rFonts w:ascii="Arial" w:cs="Arial" w:eastAsia="Arial" w:hAnsi="Arial"/>
-              </w:rPr>
-              <w:t xml:space="preserve">CALL COUNCIL. Five-minute clock. Chiefs and liaisons to the centre table — the rest of the city keeps running.</w:t>
-            </w:r>
-          </w:p>
-        </w:tc>
-        <w:tc>
-          <w:tcPr>
-            <w:tcW w:type="dxa" w:w="3938"/>
-            <w:tcMar>
-              <w:top w:type="dxa" w:w="70"/>
-              <w:left w:type="dxa" w:w="100"/>
-              <w:bottom w:type="dxa" w:w="70"/>
-              <w:right w:type="dxa" w:w="100"/>
-            </w:tcMar>
-            <w:vAlign w:val="top"/>
-          </w:tcPr>
-          <w:p>
-            <w:pPr>
-              <w:spacing w:after="0"/>
-            </w:pPr>
-            <w:r>
-              <w:rPr>
-                <w:rFonts w:ascii="Arial" w:cs="Arial" w:eastAsia="Arial" w:hAnsi="Arial"/>
-              </w:rPr>
-              <w:t xml:space="preserve">THE KEY OBSERVATION WINDOW. Who speaks, in what order, for how long. Who never speaks. Who runs the meeting without being asked. Also: what happens at the stations while the leaders are away.</w:t>
-            </w:r>
-          </w:p>
-        </w:tc>
-      </w:tr>
-      <w:tr>
-        <w:tc>
-          <w:tcPr>
-            <w:tcW w:type="dxa" w:w="1300"/>
-            <w:tcMar>
-              <w:top w:type="dxa" w:w="70"/>
-              <w:left w:type="dxa" w:w="100"/>
-              <w:bottom w:type="dxa" w:w="70"/>
-              <w:right w:type="dxa" w:w="100"/>
-            </w:tcMar>
-            <w:vAlign w:val="top"/>
-          </w:tcPr>
-          <w:p>
-            <w:pPr>
-              <w:spacing w:after="0"/>
-            </w:pPr>
-            <w:r>
-              <w:rPr>
-                <w:rFonts w:ascii="Arial" w:cs="Arial" w:eastAsia="Arial" w:hAnsi="Arial"/>
-              </w:rPr>
-              <w:t xml:space="preserve">37:00</w:t>
             </w:r>
           </w:p>
         </w:tc>
@@ -6865,7 +6865,7 @@
           <w:sz w:val="21"/>
           <w:szCs w:val="21"/>
         </w:rPr>
-        <w:t xml:space="preserve">Wave 3 · Escalation (40:00 – 52:00) · Round 2</w:t>
+        <w:t xml:space="preserve">Wave 3 · Escalation (26:00 – 30:00) · Round 2</w:t>
       </w:r>
     </w:p>
     <w:p>
@@ -7002,7 +7002,7 @@
               <w:rPr>
                 <w:rFonts w:ascii="Arial" w:cs="Arial" w:eastAsia="Arial" w:hAnsi="Arial"/>
               </w:rPr>
-              <w:t xml:space="preserve">40:00</w:t>
+              <w:t xml:space="preserve">26:30</w:t>
             </w:r>
           </w:p>
         </w:tc>
@@ -7073,7 +7073,7 @@
               <w:rPr>
                 <w:rFonts w:ascii="Arial" w:cs="Arial" w:eastAsia="Arial" w:hAnsi="Arial"/>
               </w:rPr>
-              <w:t xml:space="preserve">44:00</w:t>
+              <w:t xml:space="preserve">28:00</w:t>
             </w:r>
           </w:p>
         </w:tc>
@@ -7144,7 +7144,7 @@
               <w:rPr>
                 <w:rFonts w:ascii="Arial" w:cs="Arial" w:eastAsia="Arial" w:hAnsi="Arial"/>
               </w:rPr>
-              <w:t xml:space="preserve">48:00</w:t>
+              <w:t xml:space="preserve">29:00</w:t>
             </w:r>
           </w:p>
         </w:tc>
@@ -7210,7 +7210,7 @@
           <w:sz w:val="21"/>
           <w:szCs w:val="21"/>
         </w:rPr>
-        <w:t xml:space="preserve">Wave 4 · Core Failure (52:00 – 1:17:00) · Round 3</w:t>
+        <w:t xml:space="preserve">Wave 4 · Core Failure (30:00 – 40:00) · Round 3</w:t>
       </w:r>
     </w:p>
     <w:p>
@@ -7347,7 +7347,7 @@
               <w:rPr>
                 <w:rFonts w:ascii="Arial" w:cs="Arial" w:eastAsia="Arial" w:hAnsi="Arial"/>
               </w:rPr>
-              <w:t xml:space="preserve">52:00</w:t>
+              <w:t xml:space="preserve">30:00</w:t>
             </w:r>
           </w:p>
         </w:tc>
@@ -7418,7 +7418,7 @@
               <w:rPr>
                 <w:rFonts w:ascii="Arial" w:cs="Arial" w:eastAsia="Arial" w:hAnsi="Arial"/>
               </w:rPr>
-              <w:t xml:space="preserve">53:00</w:t>
+              <w:t xml:space="preserve">30:30</w:t>
             </w:r>
           </w:p>
         </w:tc>
@@ -7489,7 +7489,7 @@
               <w:rPr>
                 <w:rFonts w:ascii="Arial" w:cs="Arial" w:eastAsia="Arial" w:hAnsi="Arial"/>
               </w:rPr>
-              <w:t xml:space="preserve">56:00</w:t>
+              <w:t xml:space="preserve">31:30</w:t>
             </w:r>
           </w:p>
         </w:tc>
@@ -7560,7 +7560,7 @@
               <w:rPr>
                 <w:rFonts w:ascii="Arial" w:cs="Arial" w:eastAsia="Arial" w:hAnsi="Arial"/>
               </w:rPr>
-              <w:t xml:space="preserve">57:00</w:t>
+              <w:t xml:space="preserve">32:00</w:t>
             </w:r>
           </w:p>
         </w:tc>
@@ -7631,7 +7631,7 @@
               <w:rPr>
                 <w:rFonts w:ascii="Arial" w:cs="Arial" w:eastAsia="Arial" w:hAnsi="Arial"/>
               </w:rPr>
-              <w:t xml:space="preserve">60:00</w:t>
+              <w:t xml:space="preserve">33:00</w:t>
             </w:r>
           </w:p>
         </w:tc>
@@ -7702,7 +7702,7 @@
               <w:rPr>
                 <w:rFonts w:ascii="Arial" w:cs="Arial" w:eastAsia="Arial" w:hAnsi="Arial"/>
               </w:rPr>
-              <w:t xml:space="preserve">67:00</w:t>
+              <w:t xml:space="preserve">35:00</w:t>
             </w:r>
           </w:p>
         </w:tc>
@@ -7773,7 +7773,7 @@
               <w:rPr>
                 <w:rFonts w:ascii="Arial" w:cs="Arial" w:eastAsia="Arial" w:hAnsi="Arial"/>
               </w:rPr>
-              <w:t xml:space="preserve">72:00</w:t>
+              <w:t xml:space="preserve">38:30</w:t>
             </w:r>
           </w:p>
         </w:tc>
@@ -7844,7 +7844,7 @@
               <w:rPr>
                 <w:rFonts w:ascii="Arial" w:cs="Arial" w:eastAsia="Arial" w:hAnsi="Arial"/>
               </w:rPr>
-              <w:t xml:space="preserve">74:00</w:t>
+              <w:t xml:space="preserve">40:00</w:t>
             </w:r>
           </w:p>
         </w:tc>
@@ -7915,7 +7915,7 @@
               <w:rPr>
                 <w:rFonts w:ascii="Arial" w:cs="Arial" w:eastAsia="Arial" w:hAnsi="Arial"/>
               </w:rPr>
-              <w:t xml:space="preserve">76:00</w:t>
+              <w:t xml:space="preserve">40:30</w:t>
             </w:r>
           </w:p>
         </w:tc>
@@ -7981,7 +7981,7 @@
           <w:sz w:val="21"/>
           <w:szCs w:val="21"/>
         </w:rPr>
-        <w:t xml:space="preserve">Wave 5 · Temporary Stabilisation (1:17:00 – 1:25:00) · Round 3</w:t>
+        <w:t xml:space="preserve">Wave 5 · Temporary Stabilisation (40:00 – 42:00) · Round 3</w:t>
       </w:r>
     </w:p>
     <w:p>
@@ -8011,7 +8011,7 @@
           <w:sz w:val="20"/>
           <w:szCs w:val="20"/>
         </w:rPr>
-        <w:t xml:space="preserve">Fire nothing new for eight minutes — no button, this wave is inside Round 3. The clock runs, faults decay, repairs and transfers continue, the operating cycle charges upkeep. Tables use the stretch to catch up. If you announce anything at all, announce it in-world: "Core output is holding."</w:t>
+        <w:t xml:space="preserve">Fire nothing new for two minutes — no button, this wave is inside Round 3. The clock runs, faults decay, repairs and transfers continue, the operating cycle charges upkeep. Tables use the stretch to catch up. If you announce anything at all, announce it in-world: "Core output is holding."</w:t>
       </w:r>
     </w:p>
     <w:tbl>
@@ -8134,7 +8134,7 @@
               <w:rPr>
                 <w:rFonts w:ascii="Arial" w:cs="Arial" w:eastAsia="Arial" w:hAnsi="Arial"/>
               </w:rPr>
-              <w:t xml:space="preserve">1:17:00</w:t>
+              <w:t xml:space="preserve">41:00</w:t>
             </w:r>
           </w:p>
         </w:tc>
@@ -8205,7 +8205,7 @@
               <w:rPr>
                 <w:rFonts w:ascii="Arial" w:cs="Arial" w:eastAsia="Arial" w:hAnsi="Arial"/>
               </w:rPr>
-              <w:t xml:space="preserve">1:20:00</w:t>
+              <w:t xml:space="preserve">41:30</w:t>
             </w:r>
           </w:p>
         </w:tc>
@@ -8271,7 +8271,7 @@
           <w:sz w:val="21"/>
           <w:szCs w:val="21"/>
         </w:rPr>
-        <w:t xml:space="preserve">Wave 6 · Aftershock (1:25:00 – 1:37:00) · Round 4</w:t>
+        <w:t xml:space="preserve">Wave 6 · Aftershock (42:00 – 47:00) · Round 4</w:t>
       </w:r>
     </w:p>
     <w:p>
@@ -8408,7 +8408,7 @@
               <w:rPr>
                 <w:rFonts w:ascii="Arial" w:cs="Arial" w:eastAsia="Arial" w:hAnsi="Arial"/>
               </w:rPr>
-              <w:t xml:space="preserve">1:25:00</w:t>
+              <w:t xml:space="preserve">42:00</w:t>
             </w:r>
           </w:p>
         </w:tc>
@@ -8479,7 +8479,7 @@
               <w:rPr>
                 <w:rFonts w:ascii="Arial" w:cs="Arial" w:eastAsia="Arial" w:hAnsi="Arial"/>
               </w:rPr>
-              <w:t xml:space="preserve">1:26:00</w:t>
+              <w:t xml:space="preserve">42:30</w:t>
             </w:r>
           </w:p>
         </w:tc>
@@ -8550,7 +8550,7 @@
               <w:rPr>
                 <w:rFonts w:ascii="Arial" w:cs="Arial" w:eastAsia="Arial" w:hAnsi="Arial"/>
               </w:rPr>
-              <w:t xml:space="preserve">1:30:00</w:t>
+              <w:t xml:space="preserve">43:30</w:t>
             </w:r>
           </w:p>
         </w:tc>
@@ -8621,7 +8621,7 @@
               <w:rPr>
                 <w:rFonts w:ascii="Arial" w:cs="Arial" w:eastAsia="Arial" w:hAnsi="Arial"/>
               </w:rPr>
-              <w:t xml:space="preserve">1:33:00</w:t>
+              <w:t xml:space="preserve">44:30</w:t>
             </w:r>
           </w:p>
         </w:tc>
@@ -8692,7 +8692,7 @@
               <w:rPr>
                 <w:rFonts w:ascii="Arial" w:cs="Arial" w:eastAsia="Arial" w:hAnsi="Arial"/>
               </w:rPr>
-              <w:t xml:space="preserve">1:35:00</w:t>
+              <w:t xml:space="preserve">45:30</w:t>
             </w:r>
           </w:p>
         </w:tc>
@@ -8758,7 +8758,7 @@
           <w:sz w:val="21"/>
           <w:szCs w:val="21"/>
         </w:rPr>
-        <w:t xml:space="preserve">Wave 7 · Final Crisis (1:37:00 – 1:45:00) · Round 4</w:t>
+        <w:t xml:space="preserve">Wave 7 · Final Crisis (47:00 – 50:00) · Round 4</w:t>
       </w:r>
     </w:p>
     <w:tbl>
@@ -8881,7 +8881,7 @@
               <w:rPr>
                 <w:rFonts w:ascii="Arial" w:cs="Arial" w:eastAsia="Arial" w:hAnsi="Arial"/>
               </w:rPr>
-              <w:t xml:space="preserve">1:37:00</w:t>
+              <w:t xml:space="preserve">47:00</w:t>
             </w:r>
           </w:p>
         </w:tc>
@@ -8952,7 +8952,7 @@
               <w:rPr>
                 <w:rFonts w:ascii="Arial" w:cs="Arial" w:eastAsia="Arial" w:hAnsi="Arial"/>
               </w:rPr>
-              <w:t xml:space="preserve">1:42:00</w:t>
+              <w:t xml:space="preserve">48:00</w:t>
             </w:r>
           </w:p>
         </w:tc>
@@ -8975,7 +8975,7 @@
               <w:rPr>
                 <w:rFonts w:ascii="Arial" w:cs="Arial" w:eastAsia="Arial" w:hAnsi="Arial"/>
               </w:rPr>
-              <w:t xml:space="preserve">Last three minutes. Announce the time remaining once, plainly.</w:t>
+              <w:t xml:space="preserve">Last two minutes. Announce the time remaining once, plainly.</w:t>
             </w:r>
           </w:p>
         </w:tc>
@@ -9023,7 +9023,7 @@
               <w:rPr>
                 <w:rFonts w:ascii="Arial" w:cs="Arial" w:eastAsia="Arial" w:hAnsi="Arial"/>
               </w:rPr>
-              <w:t xml:space="preserve">1:45:00</w:t>
+              <w:t xml:space="preserve">50:00</w:t>
             </w:r>
           </w:p>
         </w:tc>
@@ -9809,7 +9809,7 @@
           <w:sz w:val="20"/>
           <w:szCs w:val="20"/>
         </w:rPr>
-        <w:t xml:space="preserve">The delta is early shift against late shift: the same people, the same format, four hours of accumulating load apart. Because the shift ran unbroken, the comparison is clean — nothing in the middle reset the city or rested the room.</w:t>
+        <w:t xml:space="preserve">The delta is early shift against late shift: the same people, the same format, a full shift of accumulating load apart. Because the shift ran unbroken, the comparison is clean — nothing in the middle reset the city or rested the room.</w:t>
       </w:r>
     </w:p>
     <w:tbl>

--- a/kit/UNDERCITY_Facilitator_Guidebook.docx
+++ b/kit/UNDERCITY_Facilitator_Guidebook.docx
@@ -3359,7 +3359,7 @@
           <w:sz w:val="20"/>
           <w:szCs w:val="20"/>
         </w:rPr>
-        <w:t xml:space="preserve">. MASTER TIME, open faults and their decay, repairs, transfers, healing, generator upgrades, COM’s board, Council consequences, and the operating cycle that charges upkeep. A team can use the stretch to catch up on all of it. That is the recovery — operational, earned, and visible in the log.</w:t>
+        <w:t xml:space="preserve">. The round timer, open faults and their decay, repairs, transfers, healing, generator upgrades, COM’s board, Council consequences, and the operating cycle that charges upkeep. A team can use the stretch to catch up on all of it. That is the recovery — operational, earned, and visible in the log.</w:t>
       </w:r>
     </w:p>
     <w:p>
@@ -3910,7 +3910,7 @@
               <w:rPr>
                 <w:rFonts w:ascii="Arial" w:cs="Arial" w:eastAsia="Arial" w:hAnsi="Arial"/>
               </w:rPr>
-              <w:t xml:space="preserve">THE SHIFT — continuous</w:t>
+              <w:t xml:space="preserve">THE SHIFT — four timed rounds</w:t>
             </w:r>
           </w:p>
         </w:tc>
@@ -3956,7 +3956,7 @@
               <w:rPr>
                 <w:rFonts w:ascii="Arial" w:cs="Arial" w:eastAsia="Arial" w:hAnsi="Arial"/>
               </w:rPr>
-              <w:t xml:space="preserve">One unbroken crisis in seven waves. No breaks, no round breaks, nothing on any screen that says pause.</w:t>
+              <w:t xml:space="preserve">One crisis in seven waves. Each round runs on its own clock — started by you, stopped by 00:00 — and between rounds nothing is reset and nothing on any screen says pause.</w:t>
             </w:r>
           </w:p>
         </w:tc>
@@ -4203,7 +4203,7 @@
           <w:sz w:val="20"/>
           <w:szCs w:val="20"/>
         </w:rPr>
-        <w:t xml:space="preserve">These are internal phases in the control panel. Participants never see a name, a number or a boundary — they see faults arriving and MASTER TIME running down. Times are MASTER TIME elapsed.</w:t>
+        <w:t xml:space="preserve">These are internal phases in the control panel. Participants never see a name or a boundary — they see the round number, its clock running down and faults arriving. Times are minutes into the round.</w:t>
       </w:r>
     </w:p>
     <w:tbl>
@@ -4274,7 +4274,7 @@
                 <w:bCs/>
                 <w:color w:val="FFFFFF"/>
               </w:rPr>
-              <w:t xml:space="preserve">ELAPSED</w:t>
+              <w:t xml:space="preserve">ROUND · TIME</w:t>
             </w:r>
           </w:p>
         </w:tc>
@@ -4349,7 +4349,7 @@
               <w:rPr>
                 <w:rFonts w:ascii="Arial" w:cs="Arial" w:eastAsia="Arial" w:hAnsi="Arial"/>
               </w:rPr>
-              <w:t xml:space="preserve">00:00–15:00</w:t>
+              <w:t xml:space="preserve">R1 00:00–15:00</w:t>
             </w:r>
           </w:p>
         </w:tc>
@@ -4420,7 +4420,7 @@
               <w:rPr>
                 <w:rFonts w:ascii="Arial" w:cs="Arial" w:eastAsia="Arial" w:hAnsi="Arial"/>
               </w:rPr>
-              <w:t xml:space="preserve">15:00–26:00</w:t>
+              <w:t xml:space="preserve">R2 00:00–11:00</w:t>
             </w:r>
           </w:p>
         </w:tc>
@@ -4491,7 +4491,7 @@
               <w:rPr>
                 <w:rFonts w:ascii="Arial" w:cs="Arial" w:eastAsia="Arial" w:hAnsi="Arial"/>
               </w:rPr>
-              <w:t xml:space="preserve">26:00–30:00</w:t>
+              <w:t xml:space="preserve">R2 11:00–15:00</w:t>
             </w:r>
           </w:p>
         </w:tc>
@@ -4562,7 +4562,7 @@
               <w:rPr>
                 <w:rFonts w:ascii="Arial" w:cs="Arial" w:eastAsia="Arial" w:hAnsi="Arial"/>
               </w:rPr>
-              <w:t xml:space="preserve">30:00–40:00</w:t>
+              <w:t xml:space="preserve">R3 00:00–10:00</w:t>
             </w:r>
           </w:p>
         </w:tc>
@@ -4633,7 +4633,7 @@
               <w:rPr>
                 <w:rFonts w:ascii="Arial" w:cs="Arial" w:eastAsia="Arial" w:hAnsi="Arial"/>
               </w:rPr>
-              <w:t xml:space="preserve">40:00–42:00</w:t>
+              <w:t xml:space="preserve">R3 10:00–12:00</w:t>
             </w:r>
           </w:p>
         </w:tc>
@@ -4704,7 +4704,7 @@
               <w:rPr>
                 <w:rFonts w:ascii="Arial" w:cs="Arial" w:eastAsia="Arial" w:hAnsi="Arial"/>
               </w:rPr>
-              <w:t xml:space="preserve">42:00–47:00</w:t>
+              <w:t xml:space="preserve">R4 00:00–05:00</w:t>
             </w:r>
           </w:p>
         </w:tc>
@@ -4775,7 +4775,7 @@
               <w:rPr>
                 <w:rFonts w:ascii="Arial" w:cs="Arial" w:eastAsia="Arial" w:hAnsi="Arial"/>
               </w:rPr>
-              <w:t xml:space="preserve">47:00–50:00</w:t>
+              <w:t xml:space="preserve">R4 05:00–08:00</w:t>
             </w:r>
           </w:p>
         </w:tc>
@@ -4831,7 +4831,7 @@
           <w:sz w:val="20"/>
           <w:szCs w:val="20"/>
         </w:rPr>
-        <w:t xml:space="preserve">Cut from Escalation and Temporary Stabilisation first — they are connective, not diagnostic — then trim fifteen minutes from Debrief 1. Never the aftershock, never the final crisis, never the delta readout. Use the − button beside MASTER TIME: one click, one minute, and nothing else in the city moves.</w:t>
+        <w:t xml:space="preserve">Cut from Escalation and Temporary Stabilisation first — they are connective, not diagnostic — then trim fifteen minutes from Debrief 1. Never the aftershock, never the final crisis, never the delta readout. Use the − button beside ROUND TIME: one click, one minute off this round, and nothing else in the city moves.</w:t>
       </w:r>
     </w:p>
     <w:p>
@@ -4870,7 +4870,7 @@
           <w:sz w:val="20"/>
           <w:szCs w:val="20"/>
         </w:rPr>
-        <w:t xml:space="preserve">Run the day from this part. The control panel mirrors these beats in order; firing a beat there marks it done and stamps the log. Inside the shift, every time is MASTER TIME elapsed — one clock, started once, running until you end the simulation.</w:t>
+        <w:t xml:space="preserve">Run the day from this part. The control panel mirrors these beats in order; firing a beat there marks it done and stamps the log. Inside the shift, every time is minutes into the round: each round's clock loads at its full length when you press NEXT ROUND, runs from START, and stops at 00:00.</w:t>
       </w:r>
     </w:p>
     <w:p>
@@ -5501,7 +5501,7 @@
           <w:sz w:val="20"/>
           <w:szCs w:val="20"/>
         </w:rPr>
-        <w:t xml:space="preserve">You start MASTER TIME once.  </w:t>
+        <w:t xml:space="preserve">Every round has its own clock.  </w:t>
       </w:r>
       <w:r>
         <w:rPr>
@@ -5510,7 +5510,7 @@
           <w:sz w:val="20"/>
           <w:szCs w:val="20"/>
         </w:rPr>
-        <w:t xml:space="preserve">Press NEXT ROUND to Round 1, then START. That is the only start of the day. From here the button is pressed exactly four times — Rounds 1, 2, 3 and 4 — and the day ends with END SIMULATION. STOP CLOCK and PAUSE are not part of the script.</w:t>
+        <w:t xml:space="preserve">Press NEXT ROUND to Round 1, then START. NEXT ROUND loads the round's clock at its full length and waits; START runs it. The pair is pressed four times — Rounds 1, 2, 3 and 4 — and the day ends with END SIMULATION. A clock that reaches 00:00 stops on its own and moves nothing, and the city keeps bleeding until the next START, so do not dawdle between rounds. STOP CLOCK and PAUSE are not part of the script.</w:t>
       </w:r>
     </w:p>
     <w:p>
@@ -5524,7 +5524,7 @@
           <w:sz w:val="20"/>
           <w:szCs w:val="20"/>
         </w:rPr>
-        <w:t xml:space="preserve">What the room sees from now on: MASTER TIME counting down, their own health and stock, their faults, and the next operating cycle. What they never see: a round, a phase, a debrief screen, or a screen telling them to rest. </w:t>
+        <w:t xml:space="preserve">What the room sees from now on: the round number and its clock counting down, their own health and stock, their faults, and the next operating cycle. What they never see: a phase name, a debrief screen, or a screen telling them to rest. </w:t>
       </w:r>
       <w:r>
         <w:rPr>
@@ -5561,7 +5561,7 @@
           <w:sz w:val="21"/>
           <w:szCs w:val="21"/>
         </w:rPr>
-        <w:t xml:space="preserve">Wave 1 · Stable Operations (00:00 – 15:00) · Round 1</w:t>
+        <w:t xml:space="preserve">Wave 1 · Stable Operations · Round 1 (00:00 – 15:00)</w:t>
       </w:r>
     </w:p>
     <w:p>
@@ -5635,7 +5635,7 @@
                 <w:bCs/>
                 <w:color w:val="FFFFFF"/>
               </w:rPr>
-              <w:t xml:space="preserve">MASTER TIME</w:t>
+              <w:t xml:space="preserve">ROUND TIME</w:t>
             </w:r>
           </w:p>
         </w:tc>
@@ -5737,7 +5737,7 @@
               <w:rPr>
                 <w:rFonts w:ascii="Arial" w:cs="Arial" w:eastAsia="Arial" w:hAnsi="Arial"/>
               </w:rPr>
-              <w:t xml:space="preserve">START. Announce: routine shift, standard faults.</w:t>
+              <w:t xml:space="preserve">START Round 1's clock. Announce: routine shift, standard faults.</w:t>
             </w:r>
           </w:p>
         </w:tc>
@@ -6135,7 +6135,7 @@
           <w:sz w:val="21"/>
           <w:szCs w:val="21"/>
         </w:rPr>
-        <w:t xml:space="preserve">Wave 2 · Interdependence (15:00 – 26:00) · Round 2</w:t>
+        <w:t xml:space="preserve">Wave 2 · Interdependence · Round 2 (00:00 – 11:00)</w:t>
       </w:r>
     </w:p>
     <w:p>
@@ -6193,7 +6193,7 @@
                 <w:bCs/>
                 <w:color w:val="FFFFFF"/>
               </w:rPr>
-              <w:t xml:space="preserve">MASTER TIME</w:t>
+              <w:t xml:space="preserve">ROUND TIME</w:t>
             </w:r>
           </w:p>
         </w:tc>
@@ -6272,7 +6272,7 @@
               <w:rPr>
                 <w:rFonts w:ascii="Arial" w:cs="Arial" w:eastAsia="Arial" w:hAnsi="Arial"/>
               </w:rPr>
-              <w:t xml:space="preserve">15:00</w:t>
+              <w:t xml:space="preserve">00:00</w:t>
             </w:r>
           </w:p>
         </w:tc>
@@ -6295,7 +6295,7 @@
               <w:rPr>
                 <w:rFonts w:ascii="Arial" w:cs="Arial" w:eastAsia="Arial" w:hAnsi="Arial"/>
               </w:rPr>
-              <w:t xml:space="preserve">NEXT ROUND → Round 2. Announce in-world: "Core output is fluctuating. Systems are coupling in ways they should not."</w:t>
+              <w:t xml:space="preserve">NEXT ROUND → Round 2, then START. Announce in-world: "Core output is fluctuating. Systems are coupling in ways they should not."</w:t>
             </w:r>
           </w:p>
         </w:tc>
@@ -6343,7 +6343,7 @@
               <w:rPr>
                 <w:rFonts w:ascii="Arial" w:cs="Arial" w:eastAsia="Arial" w:hAnsi="Arial"/>
               </w:rPr>
-              <w:t xml:space="preserve">15:30</w:t>
+              <w:t xml:space="preserve">00:30</w:t>
             </w:r>
           </w:p>
         </w:tc>
@@ -6414,7 +6414,7 @@
               <w:rPr>
                 <w:rFonts w:ascii="Arial" w:cs="Arial" w:eastAsia="Arial" w:hAnsi="Arial"/>
               </w:rPr>
-              <w:t xml:space="preserve">17:00</w:t>
+              <w:t xml:space="preserve">02:00</w:t>
             </w:r>
           </w:p>
         </w:tc>
@@ -6485,7 +6485,7 @@
               <w:rPr>
                 <w:rFonts w:ascii="Arial" w:cs="Arial" w:eastAsia="Arial" w:hAnsi="Arial"/>
               </w:rPr>
-              <w:t xml:space="preserve">18:00</w:t>
+              <w:t xml:space="preserve">03:00</w:t>
             </w:r>
           </w:p>
         </w:tc>
@@ -6556,7 +6556,7 @@
               <w:rPr>
                 <w:rFonts w:ascii="Arial" w:cs="Arial" w:eastAsia="Arial" w:hAnsi="Arial"/>
               </w:rPr>
-              <w:t xml:space="preserve">19:00</w:t>
+              <w:t xml:space="preserve">04:00</w:t>
             </w:r>
           </w:p>
         </w:tc>
@@ -6627,7 +6627,7 @@
               <w:rPr>
                 <w:rFonts w:ascii="Arial" w:cs="Arial" w:eastAsia="Arial" w:hAnsi="Arial"/>
               </w:rPr>
-              <w:t xml:space="preserve">20:00</w:t>
+              <w:t xml:space="preserve">05:00</w:t>
             </w:r>
           </w:p>
         </w:tc>
@@ -6698,7 +6698,7 @@
               <w:rPr>
                 <w:rFonts w:ascii="Arial" w:cs="Arial" w:eastAsia="Arial" w:hAnsi="Arial"/>
               </w:rPr>
-              <w:t xml:space="preserve">21:00</w:t>
+              <w:t xml:space="preserve">06:00</w:t>
             </w:r>
           </w:p>
         </w:tc>
@@ -6721,7 +6721,7 @@
               <w:rPr>
                 <w:rFonts w:ascii="Arial" w:cs="Arial" w:eastAsia="Arial" w:hAnsi="Arial"/>
               </w:rPr>
-              <w:t xml:space="preserve">CALL COUNCIL. Five-minute clock. Chiefs and liaisons to the centre table — the rest of the city keeps running.</w:t>
+              <w:t xml:space="preserve">CALL COUNCIL. Three-minute clock. Chiefs and liaisons to the centre table — the rest of the city keeps running.</w:t>
             </w:r>
           </w:p>
         </w:tc>
@@ -6769,7 +6769,7 @@
               <w:rPr>
                 <w:rFonts w:ascii="Arial" w:cs="Arial" w:eastAsia="Arial" w:hAnsi="Arial"/>
               </w:rPr>
-              <w:t xml:space="preserve">26:00</w:t>
+              <w:t xml:space="preserve">09:00</w:t>
             </w:r>
           </w:p>
         </w:tc>
@@ -6865,7 +6865,7 @@
           <w:sz w:val="21"/>
           <w:szCs w:val="21"/>
         </w:rPr>
-        <w:t xml:space="preserve">Wave 3 · Escalation (26:00 – 30:00) · Round 2</w:t>
+        <w:t xml:space="preserve">Wave 3 · Escalation · Round 2 (11:00 – 15:00)</w:t>
       </w:r>
     </w:p>
     <w:p>
@@ -6923,7 +6923,7 @@
                 <w:bCs/>
                 <w:color w:val="FFFFFF"/>
               </w:rPr>
-              <w:t xml:space="preserve">MASTER TIME</w:t>
+              <w:t xml:space="preserve">ROUND TIME</w:t>
             </w:r>
           </w:p>
         </w:tc>
@@ -7002,7 +7002,7 @@
               <w:rPr>
                 <w:rFonts w:ascii="Arial" w:cs="Arial" w:eastAsia="Arial" w:hAnsi="Arial"/>
               </w:rPr>
-              <w:t xml:space="preserve">26:30</w:t>
+              <w:t xml:space="preserve">11:30</w:t>
             </w:r>
           </w:p>
         </w:tc>
@@ -7073,7 +7073,7 @@
               <w:rPr>
                 <w:rFonts w:ascii="Arial" w:cs="Arial" w:eastAsia="Arial" w:hAnsi="Arial"/>
               </w:rPr>
-              <w:t xml:space="preserve">28:00</w:t>
+              <w:t xml:space="preserve">13:00</w:t>
             </w:r>
           </w:p>
         </w:tc>
@@ -7144,7 +7144,7 @@
               <w:rPr>
                 <w:rFonts w:ascii="Arial" w:cs="Arial" w:eastAsia="Arial" w:hAnsi="Arial"/>
               </w:rPr>
-              <w:t xml:space="preserve">29:00</w:t>
+              <w:t xml:space="preserve">14:00</w:t>
             </w:r>
           </w:p>
         </w:tc>
@@ -7210,7 +7210,7 @@
           <w:sz w:val="21"/>
           <w:szCs w:val="21"/>
         </w:rPr>
-        <w:t xml:space="preserve">Wave 4 · Core Failure (30:00 – 40:00) · Round 3</w:t>
+        <w:t xml:space="preserve">Wave 4 · Core Failure · Round 3 (00:00 – 10:00)</w:t>
       </w:r>
     </w:p>
     <w:p>
@@ -7268,7 +7268,7 @@
                 <w:bCs/>
                 <w:color w:val="FFFFFF"/>
               </w:rPr>
-              <w:t xml:space="preserve">MASTER TIME</w:t>
+              <w:t xml:space="preserve">ROUND TIME</w:t>
             </w:r>
           </w:p>
         </w:tc>
@@ -7347,7 +7347,7 @@
               <w:rPr>
                 <w:rFonts w:ascii="Arial" w:cs="Arial" w:eastAsia="Arial" w:hAnsi="Arial"/>
               </w:rPr>
-              <w:t xml:space="preserve">30:00</w:t>
+              <w:t xml:space="preserve">00:00</w:t>
             </w:r>
           </w:p>
         </w:tc>
@@ -7370,7 +7370,7 @@
               <w:rPr>
                 <w:rFonts w:ascii="Arial" w:cs="Arial" w:eastAsia="Arial" w:hAnsi="Arial"/>
               </w:rPr>
-              <w:t xml:space="preserve">NEXT ROUND → Round 3. Announce: "Core integrity is falling. Assume nothing is routine."</w:t>
+              <w:t xml:space="preserve">NEXT ROUND → Round 3, then START. Announce: "Core integrity is falling. Assume nothing is routine."</w:t>
             </w:r>
           </w:p>
         </w:tc>
@@ -7418,7 +7418,7 @@
               <w:rPr>
                 <w:rFonts w:ascii="Arial" w:cs="Arial" w:eastAsia="Arial" w:hAnsi="Arial"/>
               </w:rPr>
-              <w:t xml:space="preserve">30:30</w:t>
+              <w:t xml:space="preserve">00:30</w:t>
             </w:r>
           </w:p>
         </w:tc>
@@ -7489,7 +7489,7 @@
               <w:rPr>
                 <w:rFonts w:ascii="Arial" w:cs="Arial" w:eastAsia="Arial" w:hAnsi="Arial"/>
               </w:rPr>
-              <w:t xml:space="preserve">31:30</w:t>
+              <w:t xml:space="preserve">01:30</w:t>
             </w:r>
           </w:p>
         </w:tc>
@@ -7560,7 +7560,7 @@
               <w:rPr>
                 <w:rFonts w:ascii="Arial" w:cs="Arial" w:eastAsia="Arial" w:hAnsi="Arial"/>
               </w:rPr>
-              <w:t xml:space="preserve">32:00</w:t>
+              <w:t xml:space="preserve">02:00</w:t>
             </w:r>
           </w:p>
         </w:tc>
@@ -7631,7 +7631,7 @@
               <w:rPr>
                 <w:rFonts w:ascii="Arial" w:cs="Arial" w:eastAsia="Arial" w:hAnsi="Arial"/>
               </w:rPr>
-              <w:t xml:space="preserve">33:00</w:t>
+              <w:t xml:space="preserve">03:00</w:t>
             </w:r>
           </w:p>
         </w:tc>
@@ -7702,7 +7702,7 @@
               <w:rPr>
                 <w:rFonts w:ascii="Arial" w:cs="Arial" w:eastAsia="Arial" w:hAnsi="Arial"/>
               </w:rPr>
-              <w:t xml:space="preserve">35:00</w:t>
+              <w:t xml:space="preserve">05:00</w:t>
             </w:r>
           </w:p>
         </w:tc>
@@ -7773,7 +7773,7 @@
               <w:rPr>
                 <w:rFonts w:ascii="Arial" w:cs="Arial" w:eastAsia="Arial" w:hAnsi="Arial"/>
               </w:rPr>
-              <w:t xml:space="preserve">38:30</w:t>
+              <w:t xml:space="preserve">06:30</w:t>
             </w:r>
           </w:p>
         </w:tc>
@@ -7844,7 +7844,7 @@
               <w:rPr>
                 <w:rFonts w:ascii="Arial" w:cs="Arial" w:eastAsia="Arial" w:hAnsi="Arial"/>
               </w:rPr>
-              <w:t xml:space="preserve">40:00</w:t>
+              <w:t xml:space="preserve">08:00</w:t>
             </w:r>
           </w:p>
         </w:tc>
@@ -7915,7 +7915,7 @@
               <w:rPr>
                 <w:rFonts w:ascii="Arial" w:cs="Arial" w:eastAsia="Arial" w:hAnsi="Arial"/>
               </w:rPr>
-              <w:t xml:space="preserve">40:30</w:t>
+              <w:t xml:space="preserve">08:30</w:t>
             </w:r>
           </w:p>
         </w:tc>
@@ -7981,7 +7981,7 @@
           <w:sz w:val="21"/>
           <w:szCs w:val="21"/>
         </w:rPr>
-        <w:t xml:space="preserve">Wave 5 · Temporary Stabilisation (40:00 – 42:00) · Round 3</w:t>
+        <w:t xml:space="preserve">Wave 5 · Temporary Stabilisation · Round 3 (10:00 – 12:00)</w:t>
       </w:r>
     </w:p>
     <w:p>
@@ -8055,7 +8055,7 @@
                 <w:bCs/>
                 <w:color w:val="FFFFFF"/>
               </w:rPr>
-              <w:t xml:space="preserve">MASTER TIME</w:t>
+              <w:t xml:space="preserve">ROUND TIME</w:t>
             </w:r>
           </w:p>
         </w:tc>
@@ -8134,7 +8134,7 @@
               <w:rPr>
                 <w:rFonts w:ascii="Arial" w:cs="Arial" w:eastAsia="Arial" w:hAnsi="Arial"/>
               </w:rPr>
-              <w:t xml:space="preserve">41:00</w:t>
+              <w:t xml:space="preserve">11:00</w:t>
             </w:r>
           </w:p>
         </w:tc>
@@ -8205,7 +8205,7 @@
               <w:rPr>
                 <w:rFonts w:ascii="Arial" w:cs="Arial" w:eastAsia="Arial" w:hAnsi="Arial"/>
               </w:rPr>
-              <w:t xml:space="preserve">41:30</w:t>
+              <w:t xml:space="preserve">11:30</w:t>
             </w:r>
           </w:p>
         </w:tc>
@@ -8271,7 +8271,7 @@
           <w:sz w:val="21"/>
           <w:szCs w:val="21"/>
         </w:rPr>
-        <w:t xml:space="preserve">Wave 6 · Aftershock (42:00 – 47:00) · Round 4</w:t>
+        <w:t xml:space="preserve">Wave 6 · Aftershock · Round 4 (00:00 – 05:00)</w:t>
       </w:r>
     </w:p>
     <w:p>
@@ -8329,7 +8329,7 @@
                 <w:bCs/>
                 <w:color w:val="FFFFFF"/>
               </w:rPr>
-              <w:t xml:space="preserve">MASTER TIME</w:t>
+              <w:t xml:space="preserve">ROUND TIME</w:t>
             </w:r>
           </w:p>
         </w:tc>
@@ -8408,7 +8408,7 @@
               <w:rPr>
                 <w:rFonts w:ascii="Arial" w:cs="Arial" w:eastAsia="Arial" w:hAnsi="Arial"/>
               </w:rPr>
-              <w:t xml:space="preserve">42:00</w:t>
+              <w:t xml:space="preserve">00:00</w:t>
             </w:r>
           </w:p>
         </w:tc>
@@ -8431,7 +8431,7 @@
               <w:rPr>
                 <w:rFonts w:ascii="Arial" w:cs="Arial" w:eastAsia="Arial" w:hAnsi="Arial"/>
               </w:rPr>
-              <w:t xml:space="preserve">NEXT ROUND → Round 4. Announce in-world: "Seismic activity detected." Restore brownout sectors to active.</w:t>
+              <w:t xml:space="preserve">NEXT ROUND → Round 4, then START. Announce in-world: "Seismic activity detected." Restore brownout sectors to active.</w:t>
             </w:r>
           </w:p>
         </w:tc>
@@ -8479,7 +8479,7 @@
               <w:rPr>
                 <w:rFonts w:ascii="Arial" w:cs="Arial" w:eastAsia="Arial" w:hAnsi="Arial"/>
               </w:rPr>
-              <w:t xml:space="preserve">42:30</w:t>
+              <w:t xml:space="preserve">00:30</w:t>
             </w:r>
           </w:p>
         </w:tc>
@@ -8550,7 +8550,7 @@
               <w:rPr>
                 <w:rFonts w:ascii="Arial" w:cs="Arial" w:eastAsia="Arial" w:hAnsi="Arial"/>
               </w:rPr>
-              <w:t xml:space="preserve">43:30</w:t>
+              <w:t xml:space="preserve">01:30</w:t>
             </w:r>
           </w:p>
         </w:tc>
@@ -8621,7 +8621,7 @@
               <w:rPr>
                 <w:rFonts w:ascii="Arial" w:cs="Arial" w:eastAsia="Arial" w:hAnsi="Arial"/>
               </w:rPr>
-              <w:t xml:space="preserve">44:30</w:t>
+              <w:t xml:space="preserve">02:30</w:t>
             </w:r>
           </w:p>
         </w:tc>
@@ -8692,7 +8692,7 @@
               <w:rPr>
                 <w:rFonts w:ascii="Arial" w:cs="Arial" w:eastAsia="Arial" w:hAnsi="Arial"/>
               </w:rPr>
-              <w:t xml:space="preserve">45:30</w:t>
+              <w:t xml:space="preserve">03:30</w:t>
             </w:r>
           </w:p>
         </w:tc>
@@ -8758,7 +8758,7 @@
           <w:sz w:val="21"/>
           <w:szCs w:val="21"/>
         </w:rPr>
-        <w:t xml:space="preserve">Wave 7 · Final Crisis (47:00 – 50:00) · Round 4</w:t>
+        <w:t xml:space="preserve">Wave 7 · Final Crisis · Round 4 (05:00 – 08:00)</w:t>
       </w:r>
     </w:p>
     <w:tbl>
@@ -8802,7 +8802,7 @@
                 <w:bCs/>
                 <w:color w:val="FFFFFF"/>
               </w:rPr>
-              <w:t xml:space="preserve">MASTER TIME</w:t>
+              <w:t xml:space="preserve">ROUND TIME</w:t>
             </w:r>
           </w:p>
         </w:tc>
@@ -8881,7 +8881,7 @@
               <w:rPr>
                 <w:rFonts w:ascii="Arial" w:cs="Arial" w:eastAsia="Arial" w:hAnsi="Arial"/>
               </w:rPr>
-              <w:t xml:space="preserve">47:00</w:t>
+              <w:t xml:space="preserve">05:00</w:t>
             </w:r>
           </w:p>
         </w:tc>
@@ -8952,7 +8952,7 @@
               <w:rPr>
                 <w:rFonts w:ascii="Arial" w:cs="Arial" w:eastAsia="Arial" w:hAnsi="Arial"/>
               </w:rPr>
-              <w:t xml:space="preserve">48:00</w:t>
+              <w:t xml:space="preserve">06:00</w:t>
             </w:r>
           </w:p>
         </w:tc>
@@ -9023,7 +9023,7 @@
               <w:rPr>
                 <w:rFonts w:ascii="Arial" w:cs="Arial" w:eastAsia="Arial" w:hAnsi="Arial"/>
               </w:rPr>
-              <w:t xml:space="preserve">50:00</w:t>
+              <w:t xml:space="preserve">08:00</w:t>
             </w:r>
           </w:p>
         </w:tc>
@@ -9102,7 +9102,7 @@
           <w:sz w:val="20"/>
           <w:szCs w:val="20"/>
         </w:rPr>
-        <w:t xml:space="preserve">END SIMULATION on the control panel stops MASTER TIME, the operating cycle and every decay, and leaves the city as it stands. It clears nothing and scores nothing away, and no screen in the room turns into a debrief. The wall is your lunch exhibit — leave it up.</w:t>
+        <w:t xml:space="preserve">END SIMULATION on the control panel stops the round timer, the operating cycle and every decay, and leaves the city as it stands. It clears nothing and scores nothing away, and no screen in the room turns into a debrief. The wall is your lunch exhibit — leave it up.</w:t>
       </w:r>
     </w:p>
     <w:p>
@@ -10744,7 +10744,7 @@
               <w:rPr>
                 <w:rFonts w:ascii="Arial" w:cs="Arial" w:eastAsia="Arial" w:hAnsi="Arial"/>
               </w:rPr>
-              <w:t xml:space="preserve">The shift is running long or short</w:t>
+              <w:t xml:space="preserve">A round is running long or short</w:t>
             </w:r>
           </w:p>
         </w:tc>
@@ -10767,7 +10767,7 @@
               <w:rPr>
                 <w:rFonts w:ascii="Arial" w:cs="Arial" w:eastAsia="Arial" w:hAnsi="Arial"/>
               </w:rPr>
-              <w:t xml:space="preserve">Use the − and + buttons beside MASTER TIME: one click, one minute. The clock is the only thing that moves — no stock, health, fault, transfer or phase changes. Every click is logged with a reason.</w:t>
+              <w:t xml:space="preserve">Use the − and + buttons beside ROUND TIME: one click, one minute on this round's clock. The clock is the only thing that moves — no stock, health, fault, transfer or round changes. Every click is logged with a reason.</w:t>
             </w:r>
           </w:p>
         </w:tc>

--- a/kit/UNDERCITY_Facilitator_Guidebook.docx
+++ b/kit/UNDERCITY_Facilitator_Guidebook.docx
@@ -5295,7 +5295,7 @@
               <w:rPr>
                 <w:rFonts w:ascii="Arial" w:cs="Arial" w:eastAsia="Arial" w:hAnsi="Arial"/>
               </w:rPr>
-              <w:t xml:space="preserve">Fire the six tutorial faults F-001 to F-006, one per sector. Hand the cards.</w:t>
+              <w:t xml:space="preserve">Activate ROUND 0 on the console: its six tutorial faults F-001 to F-006 land at once, one per sector. Hand the cards.</w:t>
             </w:r>
           </w:p>
         </w:tc>
@@ -5510,7 +5510,7 @@
           <w:sz w:val="20"/>
           <w:szCs w:val="20"/>
         </w:rPr>
-        <w:t xml:space="preserve">Press NEXT ROUND to Round 1, then START. NEXT ROUND loads the round's clock at its full length and waits; START runs it. The pair is pressed four times — Rounds 1, 2, 3 and 4 — and the day ends with END SIMULATION. A clock that reaches 00:00 stops on its own and moves nothing, and the city keeps bleeding until the next START, so do not dawdle between rounds. STOP CLOCK and PAUSE are not part of the script.</w:t>
+        <w:t xml:space="preserve">Press NEXT ROUND to Round 1, then START. NEXT ROUND deals every fault of the round onto the tables at once and loads the round's clock at its full length, waiting; START runs the clock. The pair is pressed four times — Rounds 1, 2, 3 and 4 — and the day ends with END SIMULATION. A clock that reaches 00:00 stops on its own and moves nothing, and the city keeps bleeding until the next START, so do not dawdle between rounds. Pressing the round you are already in offers a restart: the clock reloads and that round's faults go back to active. STOP CLOCK and PAUSE are not part of the script.</w:t>
       </w:r>
     </w:p>
     <w:p>
@@ -5737,7 +5737,7 @@
               <w:rPr>
                 <w:rFonts w:ascii="Arial" w:cs="Arial" w:eastAsia="Arial" w:hAnsi="Arial"/>
               </w:rPr>
-              <w:t xml:space="preserve">START Round 1's clock. Announce: routine shift, standard faults.</w:t>
+              <w:t xml:space="preserve">NEXT ROUND → Round 1: its six faults land at once, one per sector. START the clock. Announce: routine shift, standard faults.</w:t>
             </w:r>
           </w:p>
         </w:tc>
@@ -5808,7 +5808,7 @@
               <w:rPr>
                 <w:rFonts w:ascii="Arial" w:cs="Arial" w:eastAsia="Arial" w:hAnsi="Arial"/>
               </w:rPr>
-              <w:t xml:space="preserve">Fire F-101 (POW), F-102 (WTR).</w:t>
+              <w:t xml:space="preserve">Walk the floor. Every table holds exactly one fault.</w:t>
             </w:r>
           </w:p>
         </w:tc>
@@ -5831,7 +5831,7 @@
               <w:rPr>
                 <w:rFonts w:ascii="Arial" w:cs="Arial" w:eastAsia="Arial" w:hAnsi="Arial"/>
               </w:rPr>
-              <w:t xml:space="preserve">Procedure read aloud or not.</w:t>
+              <w:t xml:space="preserve">Procedure read aloud or not. Crew assignment discussion, or one person deciding.</w:t>
             </w:r>
           </w:p>
         </w:tc>
@@ -5856,7 +5856,7 @@
               <w:rPr>
                 <w:rFonts w:ascii="Arial" w:cs="Arial" w:eastAsia="Arial" w:hAnsi="Arial"/>
               </w:rPr>
-              <w:t xml:space="preserve">05:00</w:t>
+              <w:t xml:space="preserve">06:00</w:t>
             </w:r>
           </w:p>
         </w:tc>
@@ -5879,7 +5879,7 @@
               <w:rPr>
                 <w:rFonts w:ascii="Arial" w:cs="Arial" w:eastAsia="Arial" w:hAnsi="Arial"/>
               </w:rPr>
-              <w:t xml:space="preserve">Fire F-103 (MED), F-104 (TRN).</w:t>
+              <w:t xml:space="preserve">Nothing new fires in this round.</w:t>
             </w:r>
           </w:p>
         </w:tc>
@@ -5902,7 +5902,7 @@
               <w:rPr>
                 <w:rFonts w:ascii="Arial" w:cs="Arial" w:eastAsia="Arial" w:hAnsi="Arial"/>
               </w:rPr>
-              <w:t xml:space="preserve">Crew assignment discussion, or one person deciding.</w:t>
+              <w:t xml:space="preserve">Six tables, one load — compare how they carry it.</w:t>
             </w:r>
           </w:p>
         </w:tc>
@@ -5927,7 +5927,7 @@
               <w:rPr>
                 <w:rFonts w:ascii="Arial" w:cs="Arial" w:eastAsia="Arial" w:hAnsi="Arial"/>
               </w:rPr>
-              <w:t xml:space="preserve">08:00</w:t>
+              <w:t xml:space="preserve">10:00</w:t>
             </w:r>
           </w:p>
         </w:tc>
@@ -5950,7 +5950,7 @@
               <w:rPr>
                 <w:rFonts w:ascii="Arial" w:cs="Arial" w:eastAsia="Arial" w:hAnsi="Arial"/>
               </w:rPr>
-              <w:t xml:space="preserve">Fire F-105 (AGR), F-106 (COM).</w:t>
+              <w:t xml:space="preserve">Anyone finished? Say nothing.</w:t>
             </w:r>
           </w:p>
         </w:tc>
@@ -5973,7 +5973,7 @@
               <w:rPr>
                 <w:rFonts w:ascii="Arial" w:cs="Arial" w:eastAsia="Arial" w:hAnsi="Arial"/>
               </w:rPr>
-              <w:t xml:space="preserve">Every table now holds exactly one fault. Six tables, one load — compare how they carry it.</w:t>
+              <w:t xml:space="preserve">Anyone finishing early and offering help to a neighbour — rare and worth tagging.</w:t>
             </w:r>
           </w:p>
         </w:tc>
@@ -5998,7 +5998,7 @@
               <w:rPr>
                 <w:rFonts w:ascii="Arial" w:cs="Arial" w:eastAsia="Arial" w:hAnsi="Arial"/>
               </w:rPr>
-              <w:t xml:space="preserve">11:00</w:t>
+              <w:t xml:space="preserve">14:00</w:t>
             </w:r>
           </w:p>
         </w:tc>
@@ -6021,78 +6021,7 @@
               <w:rPr>
                 <w:rFonts w:ascii="Arial" w:cs="Arial" w:eastAsia="Arial" w:hAnsi="Arial"/>
               </w:rPr>
-              <w:t xml:space="preserve">Nothing new fires. Walk the floor.</w:t>
-            </w:r>
-          </w:p>
-        </w:tc>
-        <w:tc>
-          <w:tcPr>
-            <w:tcW w:type="dxa" w:w="3938"/>
-            <w:tcMar>
-              <w:top w:type="dxa" w:w="70"/>
-              <w:left w:type="dxa" w:w="100"/>
-              <w:bottom w:type="dxa" w:w="70"/>
-              <w:right w:type="dxa" w:w="100"/>
-            </w:tcMar>
-            <w:vAlign w:val="top"/>
-          </w:tcPr>
-          <w:p>
-            <w:pPr>
-              <w:spacing w:after="0"/>
-            </w:pPr>
-            <w:r>
-              <w:rPr>
-                <w:rFonts w:ascii="Arial" w:cs="Arial" w:eastAsia="Arial" w:hAnsi="Arial"/>
-              </w:rPr>
-              <w:t xml:space="preserve">Anyone finishing early and offering help to a neighbour — rare and worth tagging.</w:t>
-            </w:r>
-          </w:p>
-        </w:tc>
-      </w:tr>
-      <w:tr>
-        <w:tc>
-          <w:tcPr>
-            <w:tcW w:type="dxa" w:w="1300"/>
-            <w:tcMar>
-              <w:top w:type="dxa" w:w="70"/>
-              <w:left w:type="dxa" w:w="100"/>
-              <w:bottom w:type="dxa" w:w="70"/>
-              <w:right w:type="dxa" w:w="100"/>
-            </w:tcMar>
-            <w:vAlign w:val="top"/>
-          </w:tcPr>
-          <w:p>
-            <w:pPr>
-              <w:spacing w:after="0"/>
-            </w:pPr>
-            <w:r>
-              <w:rPr>
-                <w:rFonts w:ascii="Arial" w:cs="Arial" w:eastAsia="Arial" w:hAnsi="Arial"/>
-              </w:rPr>
-              <w:t xml:space="preserve">14:00</w:t>
-            </w:r>
-          </w:p>
-        </w:tc>
-        <w:tc>
-          <w:tcPr>
-            <w:tcW w:type="dxa" w:w="4400"/>
-            <w:tcMar>
-              <w:top w:type="dxa" w:w="70"/>
-              <w:left w:type="dxa" w:w="100"/>
-              <w:bottom w:type="dxa" w:w="70"/>
-              <w:right w:type="dxa" w:w="100"/>
-            </w:tcMar>
-            <w:vAlign w:val="top"/>
-          </w:tcPr>
-          <w:p>
-            <w:pPr>
-              <w:spacing w:after="0"/>
-            </w:pPr>
-            <w:r>
-              <w:rPr>
-                <w:rFonts w:ascii="Arial" w:cs="Arial" w:eastAsia="Arial" w:hAnsi="Arial"/>
-              </w:rPr>
-              <w:t xml:space="preserve">Nothing new. Let the tables clear what they hold.</w:t>
+              <w:t xml:space="preserve">Let the tables clear what they hold.</w:t>
             </w:r>
           </w:p>
         </w:tc>
@@ -6295,7 +6224,7 @@
               <w:rPr>
                 <w:rFonts w:ascii="Arial" w:cs="Arial" w:eastAsia="Arial" w:hAnsi="Arial"/>
               </w:rPr>
-              <w:t xml:space="preserve">NEXT ROUND → Round 2, then START. Announce in-world: "Core output is fluctuating. Systems are coupling in ways they should not."</w:t>
+              <w:t xml:space="preserve">NEXT ROUND → Round 2: all twelve faults land at once, two per sector. Move two TRN workforce tokens physically to the MED table (F-207’s injury). START. Announce in-world: "Core output is fluctuating. Systems are coupling in ways they should not."</w:t>
             </w:r>
           </w:p>
         </w:tc>
@@ -6318,7 +6247,7 @@
               <w:rPr>
                 <w:rFonts w:ascii="Arial" w:cs="Arial" w:eastAsia="Arial" w:hAnsi="Arial"/>
               </w:rPr>
-              <w:t xml:space="preserve">How long before the first liaison stands up.</w:t>
+              <w:t xml:space="preserve">How long before the first liaison stands up. Every table now needs another table’s binder.</w:t>
             </w:r>
           </w:p>
         </w:tc>
@@ -6343,7 +6272,7 @@
               <w:rPr>
                 <w:rFonts w:ascii="Arial" w:cs="Arial" w:eastAsia="Arial" w:hAnsi="Arial"/>
               </w:rPr>
-              <w:t xml:space="preserve">00:30</w:t>
+              <w:t xml:space="preserve">01:00</w:t>
             </w:r>
           </w:p>
         </w:tc>
@@ -6366,7 +6295,7 @@
               <w:rPr>
                 <w:rFonts w:ascii="Arial" w:cs="Arial" w:eastAsia="Arial" w:hAnsi="Arial"/>
               </w:rPr>
-              <w:t xml:space="preserve">Fire F-201 (POW) and F-203 (WTR).</w:t>
+              <w:t xml:space="preserve">Walk the floor. Say nothing.</w:t>
             </w:r>
           </w:p>
         </w:tc>
@@ -6389,7 +6318,7 @@
               <w:rPr>
                 <w:rFonts w:ascii="Arial" w:cs="Arial" w:eastAsia="Arial" w:hAnsi="Arial"/>
               </w:rPr>
-              <w:t xml:space="preserve">F-201 is the discrepancy fault. Watch WTR’s table when POW asks for the reservoir figure.</w:t>
+              <w:t xml:space="preserve">F-201 is the discrepancy fault: watch WTR’s table when POW asks for the reservoir figure. MED’s cold chain has real urgency — do they escalate or absorb?</w:t>
             </w:r>
           </w:p>
         </w:tc>
@@ -6414,7 +6343,7 @@
               <w:rPr>
                 <w:rFonts w:ascii="Arial" w:cs="Arial" w:eastAsia="Arial" w:hAnsi="Arial"/>
               </w:rPr>
-              <w:t xml:space="preserve">02:00</w:t>
+              <w:t xml:space="preserve">03:00</w:t>
             </w:r>
           </w:p>
         </w:tc>
@@ -6437,7 +6366,7 @@
               <w:rPr>
                 <w:rFonts w:ascii="Arial" w:cs="Arial" w:eastAsia="Arial" w:hAnsi="Arial"/>
               </w:rPr>
-              <w:t xml:space="preserve">Fire F-205 (MED), F-209 (AGR).</w:t>
+              <w:t xml:space="preserve">Watch AGR and POW.</w:t>
             </w:r>
           </w:p>
         </w:tc>
@@ -6460,7 +6389,7 @@
               <w:rPr>
                 <w:rFonts w:ascii="Arial" w:cs="Arial" w:eastAsia="Arial" w:hAnsi="Arial"/>
               </w:rPr>
-              <w:t xml:space="preserve">MED’s cold chain has real urgency. Do they escalate or absorb?</w:t>
+              <w:t xml:space="preserve">AGR holds two faults and needs COM for both — does the liaison batch the requests or make two trips? POW holds two and is asked for specs by two others: classic bottleneck. Hoarding or brusqueness?</w:t>
             </w:r>
           </w:p>
         </w:tc>
@@ -6485,7 +6414,7 @@
               <w:rPr>
                 <w:rFonts w:ascii="Arial" w:cs="Arial" w:eastAsia="Arial" w:hAnsi="Arial"/>
               </w:rPr>
-              <w:t xml:space="preserve">03:00</w:t>
+              <w:t xml:space="preserve">04:00</w:t>
             </w:r>
           </w:p>
         </w:tc>
@@ -6508,7 +6437,7 @@
               <w:rPr>
                 <w:rFonts w:ascii="Arial" w:cs="Arial" w:eastAsia="Arial" w:hAnsi="Arial"/>
               </w:rPr>
-              <w:t xml:space="preserve">Fire F-210 (AGR).</w:t>
+              <w:t xml:space="preserve">Watch TRN.</w:t>
             </w:r>
           </w:p>
         </w:tc>
@@ -6531,7 +6460,7 @@
               <w:rPr>
                 <w:rFonts w:ascii="Arial" w:cs="Arial" w:eastAsia="Arial" w:hAnsi="Arial"/>
               </w:rPr>
-              <w:t xml:space="preserve">AGR now holds two faults and needs COM for both. Watch whether the liaison batches the two requests or makes two trips.</w:t>
+              <w:t xml:space="preserve">The injury is visible and physical. Watch whether TRN asks MED for the two workers back, and how.</w:t>
             </w:r>
           </w:p>
         </w:tc>
@@ -6556,7 +6485,7 @@
               <w:rPr>
                 <w:rFonts w:ascii="Arial" w:cs="Arial" w:eastAsia="Arial" w:hAnsi="Arial"/>
               </w:rPr>
-              <w:t xml:space="preserve">04:00</w:t>
+              <w:t xml:space="preserve">06:00</w:t>
             </w:r>
           </w:p>
         </w:tc>
@@ -6579,7 +6508,7 @@
               <w:rPr>
                 <w:rFonts w:ascii="Arial" w:cs="Arial" w:eastAsia="Arial" w:hAnsi="Arial"/>
               </w:rPr>
-              <w:t xml:space="preserve">Fire F-207 (TRN). Move two TRN workforce tokens physically to the MED table.</w:t>
+              <w:t xml:space="preserve">CALL COUNCIL. Three-minute clock. Chiefs and liaisons to the centre table — the rest of the city keeps running.</w:t>
             </w:r>
           </w:p>
         </w:tc>
@@ -6602,7 +6531,7 @@
               <w:rPr>
                 <w:rFonts w:ascii="Arial" w:cs="Arial" w:eastAsia="Arial" w:hAnsi="Arial"/>
               </w:rPr>
-              <w:t xml:space="preserve">The injury is visible and physical. Watch whether TRN asks MED for them back, and how.</w:t>
+              <w:t xml:space="preserve">THE KEY OBSERVATION WINDOW. Who speaks, in what order, for how long. Who never speaks. Who runs the meeting without being asked. Also: what happens at the stations while the leaders are away.</w:t>
             </w:r>
           </w:p>
         </w:tc>
@@ -6627,7 +6556,7 @@
               <w:rPr>
                 <w:rFonts w:ascii="Arial" w:cs="Arial" w:eastAsia="Arial" w:hAnsi="Arial"/>
               </w:rPr>
-              <w:t xml:space="preserve">05:00</w:t>
+              <w:t xml:space="preserve">09:00</w:t>
             </w:r>
           </w:p>
         </w:tc>
@@ -6650,149 +6579,7 @@
               <w:rPr>
                 <w:rFonts w:ascii="Arial" w:cs="Arial" w:eastAsia="Arial" w:hAnsi="Arial"/>
               </w:rPr>
-              <w:t xml:space="preserve">Fire F-211 (COM), F-202 (POW).</w:t>
-            </w:r>
-          </w:p>
-        </w:tc>
-        <w:tc>
-          <w:tcPr>
-            <w:tcW w:type="dxa" w:w="3938"/>
-            <w:tcMar>
-              <w:top w:type="dxa" w:w="70"/>
-              <w:left w:type="dxa" w:w="100"/>
-              <w:bottom w:type="dxa" w:w="70"/>
-              <w:right w:type="dxa" w:w="100"/>
-            </w:tcMar>
-            <w:vAlign w:val="top"/>
-          </w:tcPr>
-          <w:p>
-            <w:pPr>
-              <w:spacing w:after="0"/>
-            </w:pPr>
-            <w:r>
-              <w:rPr>
-                <w:rFonts w:ascii="Arial" w:cs="Arial" w:eastAsia="Arial" w:hAnsi="Arial"/>
-              </w:rPr>
-              <w:t xml:space="preserve">POW now holds two and is being asked for specs by two others. Classic bottleneck. Watch for hoarding or brusqueness.</w:t>
-            </w:r>
-          </w:p>
-        </w:tc>
-      </w:tr>
-      <w:tr>
-        <w:tc>
-          <w:tcPr>
-            <w:tcW w:type="dxa" w:w="1300"/>
-            <w:tcMar>
-              <w:top w:type="dxa" w:w="70"/>
-              <w:left w:type="dxa" w:w="100"/>
-              <w:bottom w:type="dxa" w:w="70"/>
-              <w:right w:type="dxa" w:w="100"/>
-            </w:tcMar>
-            <w:vAlign w:val="top"/>
-          </w:tcPr>
-          <w:p>
-            <w:pPr>
-              <w:spacing w:after="0"/>
-            </w:pPr>
-            <w:r>
-              <w:rPr>
-                <w:rFonts w:ascii="Arial" w:cs="Arial" w:eastAsia="Arial" w:hAnsi="Arial"/>
-              </w:rPr>
-              <w:t xml:space="preserve">06:00</w:t>
-            </w:r>
-          </w:p>
-        </w:tc>
-        <w:tc>
-          <w:tcPr>
-            <w:tcW w:type="dxa" w:w="4400"/>
-            <w:tcMar>
-              <w:top w:type="dxa" w:w="70"/>
-              <w:left w:type="dxa" w:w="100"/>
-              <w:bottom w:type="dxa" w:w="70"/>
-              <w:right w:type="dxa" w:w="100"/>
-            </w:tcMar>
-            <w:vAlign w:val="top"/>
-          </w:tcPr>
-          <w:p>
-            <w:pPr>
-              <w:spacing w:after="0"/>
-            </w:pPr>
-            <w:r>
-              <w:rPr>
-                <w:rFonts w:ascii="Arial" w:cs="Arial" w:eastAsia="Arial" w:hAnsi="Arial"/>
-              </w:rPr>
-              <w:t xml:space="preserve">CALL COUNCIL. Three-minute clock. Chiefs and liaisons to the centre table — the rest of the city keeps running.</w:t>
-            </w:r>
-          </w:p>
-        </w:tc>
-        <w:tc>
-          <w:tcPr>
-            <w:tcW w:type="dxa" w:w="3938"/>
-            <w:tcMar>
-              <w:top w:type="dxa" w:w="70"/>
-              <w:left w:type="dxa" w:w="100"/>
-              <w:bottom w:type="dxa" w:w="70"/>
-              <w:right w:type="dxa" w:w="100"/>
-            </w:tcMar>
-            <w:vAlign w:val="top"/>
-          </w:tcPr>
-          <w:p>
-            <w:pPr>
-              <w:spacing w:after="0"/>
-            </w:pPr>
-            <w:r>
-              <w:rPr>
-                <w:rFonts w:ascii="Arial" w:cs="Arial" w:eastAsia="Arial" w:hAnsi="Arial"/>
-              </w:rPr>
-              <w:t xml:space="preserve">THE KEY OBSERVATION WINDOW. Who speaks, in what order, for how long. Who never speaks. Who runs the meeting without being asked. Also: what happens at the stations while the leaders are away.</w:t>
-            </w:r>
-          </w:p>
-        </w:tc>
-      </w:tr>
-      <w:tr>
-        <w:tc>
-          <w:tcPr>
-            <w:tcW w:type="dxa" w:w="1300"/>
-            <w:tcMar>
-              <w:top w:type="dxa" w:w="70"/>
-              <w:left w:type="dxa" w:w="100"/>
-              <w:bottom w:type="dxa" w:w="70"/>
-              <w:right w:type="dxa" w:w="100"/>
-            </w:tcMar>
-            <w:vAlign w:val="top"/>
-          </w:tcPr>
-          <w:p>
-            <w:pPr>
-              <w:spacing w:after="0"/>
-            </w:pPr>
-            <w:r>
-              <w:rPr>
-                <w:rFonts w:ascii="Arial" w:cs="Arial" w:eastAsia="Arial" w:hAnsi="Arial"/>
-              </w:rPr>
-              <w:t xml:space="preserve">09:00</w:t>
-            </w:r>
-          </w:p>
-        </w:tc>
-        <w:tc>
-          <w:tcPr>
-            <w:tcW w:type="dxa" w:w="4400"/>
-            <w:tcMar>
-              <w:top w:type="dxa" w:w="70"/>
-              <w:left w:type="dxa" w:w="100"/>
-              <w:bottom w:type="dxa" w:w="70"/>
-              <w:right w:type="dxa" w:w="100"/>
-            </w:tcMar>
-            <w:vAlign w:val="top"/>
-          </w:tcPr>
-          <w:p>
-            <w:pPr>
-              <w:spacing w:after="0"/>
-            </w:pPr>
-            <w:r>
-              <w:rPr>
-                <w:rFonts w:ascii="Arial" w:cs="Arial" w:eastAsia="Arial" w:hAnsi="Arial"/>
-              </w:rPr>
-              <w:t xml:space="preserve">Council ends. Fire F-204 (WTR), F-206 (MED).</w:t>
+              <w:t xml:space="preserve">Council ends.</w:t>
             </w:r>
           </w:p>
         </w:tc>
@@ -7025,7 +6812,7 @@
               <w:rPr>
                 <w:rFonts w:ascii="Arial" w:cs="Arial" w:eastAsia="Arial" w:hAnsi="Arial"/>
               </w:rPr>
-              <w:t xml:space="preserve">No button — this wave is inside Round 2. Fire F-208 (TRN), F-212 (COM).</w:t>
+              <w:t xml:space="preserve">No button — this wave is inside Round 2. Nothing new is scripted: the twelve faults are already on the tables.</w:t>
             </w:r>
           </w:p>
         </w:tc>
@@ -7370,7 +7157,7 @@
               <w:rPr>
                 <w:rFonts w:ascii="Arial" w:cs="Arial" w:eastAsia="Arial" w:hAnsi="Arial"/>
               </w:rPr>
-              <w:t xml:space="preserve">NEXT ROUND → Round 3, then START. Announce: "Core integrity is falling. Assume nothing is routine."</w:t>
+              <w:t xml:space="preserve">NEXT ROUND → Round 3: its six critical faults land at once, one per sector, two specs each. START. Announce: "Core integrity is falling. Assume nothing is routine."</w:t>
             </w:r>
           </w:p>
         </w:tc>
@@ -7418,7 +7205,7 @@
               <w:rPr>
                 <w:rFonts w:ascii="Arial" w:cs="Arial" w:eastAsia="Arial" w:hAnsi="Arial"/>
               </w:rPr>
-              <w:t xml:space="preserve">00:30</w:t>
+              <w:t xml:space="preserve">01:00</w:t>
             </w:r>
           </w:p>
         </w:tc>
@@ -7441,7 +7228,7 @@
               <w:rPr>
                 <w:rFonts w:ascii="Arial" w:cs="Arial" w:eastAsia="Arial" w:hAnsi="Arial"/>
               </w:rPr>
-              <w:t xml:space="preserve">Fire F-301 (POW), F-303 (MED).</w:t>
+              <w:t xml:space="preserve">Walk the floor. Say nothing.</w:t>
             </w:r>
           </w:p>
         </w:tc>
@@ -7464,7 +7251,7 @@
               <w:rPr>
                 <w:rFonts w:ascii="Arial" w:cs="Arial" w:eastAsia="Arial" w:hAnsi="Arial"/>
               </w:rPr>
-              <w:t xml:space="preserve">Two specs each now. Coordination cost doubles.</w:t>
+              <w:t xml:space="preserve">Two specs each now — coordination cost doubles. WTR and AGR need their own buried Appendix C: how long before anyone opens the back of the binder? F-302 bleeds at 3.0/min and F-304 at 2.5/min — watch for panic-guessing at the console.</w:t>
             </w:r>
           </w:p>
         </w:tc>
@@ -7489,7 +7276,7 @@
               <w:rPr>
                 <w:rFonts w:ascii="Arial" w:cs="Arial" w:eastAsia="Arial" w:hAnsi="Arial"/>
               </w:rPr>
-              <w:t xml:space="preserve">01:30</w:t>
+              <w:t xml:space="preserve">02:00</w:t>
             </w:r>
           </w:p>
         </w:tc>
@@ -7512,7 +7299,7 @@
               <w:rPr>
                 <w:rFonts w:ascii="Arial" w:cs="Arial" w:eastAsia="Arial" w:hAnsi="Arial"/>
               </w:rPr>
-              <w:t xml:space="preserve">Fire F-302 (WTR, 3.0/min decay) and F-305 (AGR).</w:t>
+              <w:t xml:space="preserve">Drop Core Integrity to 60. Announce: "Core output cannot sustain six sectors." Klaxon.</w:t>
             </w:r>
           </w:p>
         </w:tc>
@@ -7535,149 +7322,7 @@
               <w:rPr>
                 <w:rFonts w:ascii="Arial" w:cs="Arial" w:eastAsia="Arial" w:hAnsi="Arial"/>
               </w:rPr>
-              <w:t xml:space="preserve">Both need their own buried Appendix C. Watch how long before anyone opens the back of the binder.</w:t>
-            </w:r>
-          </w:p>
-        </w:tc>
-      </w:tr>
-      <w:tr>
-        <w:tc>
-          <w:tcPr>
-            <w:tcW w:type="dxa" w:w="1300"/>
-            <w:tcMar>
-              <w:top w:type="dxa" w:w="70"/>
-              <w:left w:type="dxa" w:w="100"/>
-              <w:bottom w:type="dxa" w:w="70"/>
-              <w:right w:type="dxa" w:w="100"/>
-            </w:tcMar>
-            <w:vAlign w:val="top"/>
-          </w:tcPr>
-          <w:p>
-            <w:pPr>
-              <w:spacing w:after="0"/>
-            </w:pPr>
-            <w:r>
-              <w:rPr>
-                <w:rFonts w:ascii="Arial" w:cs="Arial" w:eastAsia="Arial" w:hAnsi="Arial"/>
-              </w:rPr>
-              <w:t xml:space="preserve">02:00</w:t>
-            </w:r>
-          </w:p>
-        </w:tc>
-        <w:tc>
-          <w:tcPr>
-            <w:tcW w:type="dxa" w:w="4400"/>
-            <w:tcMar>
-              <w:top w:type="dxa" w:w="70"/>
-              <w:left w:type="dxa" w:w="100"/>
-              <w:bottom w:type="dxa" w:w="70"/>
-              <w:right w:type="dxa" w:w="100"/>
-            </w:tcMar>
-            <w:vAlign w:val="top"/>
-          </w:tcPr>
-          <w:p>
-            <w:pPr>
-              <w:spacing w:after="0"/>
-            </w:pPr>
-            <w:r>
-              <w:rPr>
-                <w:rFonts w:ascii="Arial" w:cs="Arial" w:eastAsia="Arial" w:hAnsi="Arial"/>
-              </w:rPr>
-              <w:t xml:space="preserve">Drop Core Integrity to 60. Announce: "Core output cannot sustain six sectors." Klaxon.</w:t>
-            </w:r>
-          </w:p>
-        </w:tc>
-        <w:tc>
-          <w:tcPr>
-            <w:tcW w:type="dxa" w:w="3938"/>
-            <w:tcMar>
-              <w:top w:type="dxa" w:w="70"/>
-              <w:left w:type="dxa" w:w="100"/>
-              <w:bottom w:type="dxa" w:w="70"/>
-              <w:right w:type="dxa" w:w="100"/>
-            </w:tcMar>
-            <w:vAlign w:val="top"/>
-          </w:tcPr>
-          <w:p>
-            <w:pPr>
-              <w:spacing w:after="0"/>
-            </w:pPr>
-            <w:r>
-              <w:rPr>
-                <w:rFonts w:ascii="Arial" w:cs="Arial" w:eastAsia="Arial" w:hAnsi="Arial"/>
-              </w:rPr>
               <w:t xml:space="preserve">The room changes here. Note who moves first — toward the problem or toward protecting their own sector.</w:t>
-            </w:r>
-          </w:p>
-        </w:tc>
-      </w:tr>
-      <w:tr>
-        <w:tc>
-          <w:tcPr>
-            <w:tcW w:type="dxa" w:w="1300"/>
-            <w:tcMar>
-              <w:top w:type="dxa" w:w="70"/>
-              <w:left w:type="dxa" w:w="100"/>
-              <w:bottom w:type="dxa" w:w="70"/>
-              <w:right w:type="dxa" w:w="100"/>
-            </w:tcMar>
-            <w:vAlign w:val="top"/>
-          </w:tcPr>
-          <w:p>
-            <w:pPr>
-              <w:spacing w:after="0"/>
-            </w:pPr>
-            <w:r>
-              <w:rPr>
-                <w:rFonts w:ascii="Arial" w:cs="Arial" w:eastAsia="Arial" w:hAnsi="Arial"/>
-              </w:rPr>
-              <w:t xml:space="preserve">03:00</w:t>
-            </w:r>
-          </w:p>
-        </w:tc>
-        <w:tc>
-          <w:tcPr>
-            <w:tcW w:type="dxa" w:w="4400"/>
-            <w:tcMar>
-              <w:top w:type="dxa" w:w="70"/>
-              <w:left w:type="dxa" w:w="100"/>
-              <w:bottom w:type="dxa" w:w="70"/>
-              <w:right w:type="dxa" w:w="100"/>
-            </w:tcMar>
-            <w:vAlign w:val="top"/>
-          </w:tcPr>
-          <w:p>
-            <w:pPr>
-              <w:spacing w:after="0"/>
-            </w:pPr>
-            <w:r>
-              <w:rPr>
-                <w:rFonts w:ascii="Arial" w:cs="Arial" w:eastAsia="Arial" w:hAnsi="Arial"/>
-              </w:rPr>
-              <w:t xml:space="preserve">Fire F-304 (TRN, 2.5/min decay), F-306 (COM).</w:t>
-            </w:r>
-          </w:p>
-        </w:tc>
-        <w:tc>
-          <w:tcPr>
-            <w:tcW w:type="dxa" w:w="3938"/>
-            <w:tcMar>
-              <w:top w:type="dxa" w:w="70"/>
-              <w:left w:type="dxa" w:w="100"/>
-              <w:bottom w:type="dxa" w:w="70"/>
-              <w:right w:type="dxa" w:w="100"/>
-            </w:tcMar>
-            <w:vAlign w:val="top"/>
-          </w:tcPr>
-          <w:p>
-            <w:pPr>
-              <w:spacing w:after="0"/>
-            </w:pPr>
-            <w:r>
-              <w:rPr>
-                <w:rFonts w:ascii="Arial" w:cs="Arial" w:eastAsia="Arial" w:hAnsi="Arial"/>
-              </w:rPr>
-              <w:t xml:space="preserve">Health is draining fast now. Watch for panic-guessing at the console.</w:t>
             </w:r>
           </w:p>
         </w:tc>
@@ -8431,7 +8076,7 @@
               <w:rPr>
                 <w:rFonts w:ascii="Arial" w:cs="Arial" w:eastAsia="Arial" w:hAnsi="Arial"/>
               </w:rPr>
-              <w:t xml:space="preserve">NEXT ROUND → Round 4, then START. Announce in-world: "Seismic activity detected." Restore brownout sectors to active.</w:t>
+              <w:t xml:space="preserve">NEXT ROUND → Round 4: its six faults land at once, each needing another sector’s buried appendix. START. Announce in-world: "Seismic activity detected." Restore brownout sectors to active.</w:t>
             </w:r>
           </w:p>
         </w:tc>
@@ -8479,7 +8124,7 @@
               <w:rPr>
                 <w:rFonts w:ascii="Arial" w:cs="Arial" w:eastAsia="Arial" w:hAnsi="Arial"/>
               </w:rPr>
-              <w:t xml:space="preserve">00:30</w:t>
+              <w:t xml:space="preserve">01:00</w:t>
             </w:r>
           </w:p>
         </w:tc>
@@ -8502,7 +8147,7 @@
               <w:rPr>
                 <w:rFonts w:ascii="Arial" w:cs="Arial" w:eastAsia="Arial" w:hAnsi="Arial"/>
               </w:rPr>
-              <w:t xml:space="preserve">Fire F-401 (POW), F-402 (MED).</w:t>
+              <w:t xml:space="preserve">Walk the floor.</w:t>
             </w:r>
           </w:p>
         </w:tc>
@@ -8525,149 +8170,7 @@
               <w:rPr>
                 <w:rFonts w:ascii="Arial" w:cs="Arial" w:eastAsia="Arial" w:hAnsi="Arial"/>
               </w:rPr>
-              <w:t xml:space="preserve">Both need buried appendices from other sectors. Watch the asking behaviour — it should look different from the early shift. That difference is the deliverable.</w:t>
-            </w:r>
-          </w:p>
-        </w:tc>
-      </w:tr>
-      <w:tr>
-        <w:tc>
-          <w:tcPr>
-            <w:tcW w:type="dxa" w:w="1300"/>
-            <w:tcMar>
-              <w:top w:type="dxa" w:w="70"/>
-              <w:left w:type="dxa" w:w="100"/>
-              <w:bottom w:type="dxa" w:w="70"/>
-              <w:right w:type="dxa" w:w="100"/>
-            </w:tcMar>
-            <w:vAlign w:val="top"/>
-          </w:tcPr>
-          <w:p>
-            <w:pPr>
-              <w:spacing w:after="0"/>
-            </w:pPr>
-            <w:r>
-              <w:rPr>
-                <w:rFonts w:ascii="Arial" w:cs="Arial" w:eastAsia="Arial" w:hAnsi="Arial"/>
-              </w:rPr>
-              <w:t xml:space="preserve">01:30</w:t>
-            </w:r>
-          </w:p>
-        </w:tc>
-        <w:tc>
-          <w:tcPr>
-            <w:tcW w:type="dxa" w:w="4400"/>
-            <w:tcMar>
-              <w:top w:type="dxa" w:w="70"/>
-              <w:left w:type="dxa" w:w="100"/>
-              <w:bottom w:type="dxa" w:w="70"/>
-              <w:right w:type="dxa" w:w="100"/>
-            </w:tcMar>
-            <w:vAlign w:val="top"/>
-          </w:tcPr>
-          <w:p>
-            <w:pPr>
-              <w:spacing w:after="0"/>
-            </w:pPr>
-            <w:r>
-              <w:rPr>
-                <w:rFonts w:ascii="Arial" w:cs="Arial" w:eastAsia="Arial" w:hAnsi="Arial"/>
-              </w:rPr>
-              <w:t xml:space="preserve">Fire F-403 (WTR), F-404 (TRN).</w:t>
-            </w:r>
-          </w:p>
-        </w:tc>
-        <w:tc>
-          <w:tcPr>
-            <w:tcW w:type="dxa" w:w="3938"/>
-            <w:tcMar>
-              <w:top w:type="dxa" w:w="70"/>
-              <w:left w:type="dxa" w:w="100"/>
-              <w:bottom w:type="dxa" w:w="70"/>
-              <w:right w:type="dxa" w:w="100"/>
-            </w:tcMar>
-            <w:vAlign w:val="top"/>
-          </w:tcPr>
-          <w:p>
-            <w:pPr>
-              <w:spacing w:after="0"/>
-            </w:pPr>
-            <w:r>
-              <w:rPr>
-                <w:rFonts w:ascii="Arial" w:cs="Arial" w:eastAsia="Arial" w:hAnsi="Arial"/>
-              </w:rPr>
-              <w:t xml:space="preserve">TRN’s is the mini-triage feed. Decay pressure returns onto tired people.</w:t>
-            </w:r>
-          </w:p>
-        </w:tc>
-      </w:tr>
-      <w:tr>
-        <w:tc>
-          <w:tcPr>
-            <w:tcW w:type="dxa" w:w="1300"/>
-            <w:tcMar>
-              <w:top w:type="dxa" w:w="70"/>
-              <w:left w:type="dxa" w:w="100"/>
-              <w:bottom w:type="dxa" w:w="70"/>
-              <w:right w:type="dxa" w:w="100"/>
-            </w:tcMar>
-            <w:vAlign w:val="top"/>
-          </w:tcPr>
-          <w:p>
-            <w:pPr>
-              <w:spacing w:after="0"/>
-            </w:pPr>
-            <w:r>
-              <w:rPr>
-                <w:rFonts w:ascii="Arial" w:cs="Arial" w:eastAsia="Arial" w:hAnsi="Arial"/>
-              </w:rPr>
-              <w:t xml:space="preserve">02:30</w:t>
-            </w:r>
-          </w:p>
-        </w:tc>
-        <w:tc>
-          <w:tcPr>
-            <w:tcW w:type="dxa" w:w="4400"/>
-            <w:tcMar>
-              <w:top w:type="dxa" w:w="70"/>
-              <w:left w:type="dxa" w:w="100"/>
-              <w:bottom w:type="dxa" w:w="70"/>
-              <w:right w:type="dxa" w:w="100"/>
-            </w:tcMar>
-            <w:vAlign w:val="top"/>
-          </w:tcPr>
-          <w:p>
-            <w:pPr>
-              <w:spacing w:after="0"/>
-            </w:pPr>
-            <w:r>
-              <w:rPr>
-                <w:rFonts w:ascii="Arial" w:cs="Arial" w:eastAsia="Arial" w:hAnsi="Arial"/>
-              </w:rPr>
-              <w:t xml:space="preserve">Fire F-405 (AGR), F-406 (COM).</w:t>
-            </w:r>
-          </w:p>
-        </w:tc>
-        <w:tc>
-          <w:tcPr>
-            <w:tcW w:type="dxa" w:w="3938"/>
-            <w:tcMar>
-              <w:top w:type="dxa" w:w="70"/>
-              <w:left w:type="dxa" w:w="100"/>
-              <w:bottom w:type="dxa" w:w="70"/>
-              <w:right w:type="dxa" w:w="100"/>
-            </w:tcMar>
-            <w:vAlign w:val="top"/>
-          </w:tcPr>
-          <w:p>
-            <w:pPr>
-              <w:spacing w:after="0"/>
-            </w:pPr>
-            <w:r>
-              <w:rPr>
-                <w:rFonts w:ascii="Arial" w:cs="Arial" w:eastAsia="Arial" w:hAnsi="Arial"/>
-              </w:rPr>
-              <w:t xml:space="preserve">Six sectors, six raids on six appendices. Watch who is asked twice and how they answer the second time.</w:t>
+              <w:t xml:space="preserve">Six sectors, six raids on six appendices. The asking behaviour should look different from the early shift — that difference is the deliverable. Watch who is asked twice and how they answer the second time. TRN’s fault is the mini-triage feed; decay pressure returns onto tired people.</w:t>
             </w:r>
           </w:p>
         </w:tc>

--- a/kit/UNDERCITY_Facilitator_Guidebook.docx
+++ b/kit/UNDERCITY_Facilitator_Guidebook.docx
@@ -3359,7 +3359,7 @@
           <w:sz w:val="20"/>
           <w:szCs w:val="20"/>
         </w:rPr>
-        <w:t xml:space="preserve">. The round timer, open faults and their decay, repairs, transfers, healing, generator upgrades, COM’s board, Council consequences, and the operating cycle that charges upkeep. A team can use the stretch to catch up on all of it. That is the recovery — operational, earned, and visible in the log.</w:t>
+        <w:t xml:space="preserve">. The round timer, open faults and their decay, repairs, transfers, healing, generator upgrades, COM’s board, Council consequences, and the upkeep the next round will charge. A team can use the stretch to catch up on all of it. That is the recovery — operational, earned, and visible in the log.</w:t>
       </w:r>
     </w:p>
     <w:p>
@@ -5524,7 +5524,7 @@
           <w:sz w:val="20"/>
           <w:szCs w:val="20"/>
         </w:rPr>
-        <w:t xml:space="preserve">What the room sees from now on: the round number and its clock counting down, their own health and stock, their faults, and the next operating cycle. What they never see: a phase name, a debrief screen, or a screen telling them to rest. </w:t>
+        <w:t xml:space="preserve">What the room sees from now on: the round number and its clock counting down, their own health and stock, and their faults. What they never see: a phase name, a debrief screen, or a screen telling them to rest. </w:t>
       </w:r>
       <w:r>
         <w:rPr>
@@ -5535,7 +5535,7 @@
           <w:sz w:val="20"/>
           <w:szCs w:val="20"/>
         </w:rPr>
-        <w:t xml:space="preserve">The operating cycle</w:t>
+        <w:t xml:space="preserve">The round is the period</w:t>
       </w:r>
       <w:r>
         <w:rPr>
@@ -5544,7 +5544,7 @@
           <w:sz w:val="20"/>
           <w:szCs w:val="20"/>
         </w:rPr>
-        <w:t xml:space="preserve"> comes round every ten minutes and is when the city produces, pays its upkeep and hands back Transport’s approvals, Medical’s heals and Agriculture’s intervention cards. It is not a round: it interrupts nothing and it pauses nobody.</w:t>
+        <w:t xml:space="preserve">: when you activate the next round the city pays the outgoing round’s upkeep — POW and WTR generate their output by button during the round, and it lands then — and Transport’s approvals, Medical’s heals and Agriculture’s intervention cards come back for the new round. Round 0 is orientation and is never charged.</w:t>
       </w:r>
     </w:p>
     <w:p>
@@ -7656,7 +7656,7 @@
           <w:sz w:val="20"/>
           <w:szCs w:val="20"/>
         </w:rPr>
-        <w:t xml:space="preserve">Fire nothing new for two minutes — no button, this wave is inside Round 3. The clock runs, faults decay, repairs and transfers continue, the operating cycle charges upkeep. Tables use the stretch to catch up. If you announce anything at all, announce it in-world: "Core output is holding."</w:t>
+        <w:t xml:space="preserve">Fire nothing new for two minutes — no button, this wave is inside Round 3. The clock runs, faults decay, repairs and transfers continue, upkeep waits for the next round. Tables use the stretch to catch up. If you announce anything at all, announce it in-world: "Core output is holding."</w:t>
       </w:r>
     </w:p>
     <w:tbl>
@@ -8605,7 +8605,7 @@
           <w:sz w:val="20"/>
           <w:szCs w:val="20"/>
         </w:rPr>
-        <w:t xml:space="preserve">END SIMULATION on the control panel stops the round timer, the operating cycle and every decay, and leaves the city as it stands. It clears nothing and scores nothing away, and no screen in the room turns into a debrief. The wall is your lunch exhibit — leave it up.</w:t>
+        <w:t xml:space="preserve">END SIMULATION on the control panel stops the round timer and every decay, and leaves the city as it stands. It clears nothing and scores nothing away, and no screen in the room turns into a debrief. The wall is your lunch exhibit — leave it up.</w:t>
       </w:r>
     </w:p>
     <w:p>

--- a/kit/UNDERCITY_Facilitator_Guidebook.docx
+++ b/kit/UNDERCITY_Facilitator_Guidebook.docx
@@ -2790,7 +2790,7 @@
           <w:sz w:val="20"/>
           <w:szCs w:val="20"/>
         </w:rPr>
-        <w:t xml:space="preserve">Every observation you type into the control panel is timestamped alongside the game events, and the debrief timeline assembles itself from those tags. Untagged observations are lost by lunchtime. Aim for at least twenty tags across the day.</w:t>
+        <w:t xml:space="preserve">Every observation goes on your paper pad with the time from the wall clock — the console has no observation pad. In the debrief you lay those notes beside the exported event log, which carries the same clock, and the timeline assembles itself from the two. Untagged observations are lost by lunchtime. Aim for at least twenty tags across the day.</w:t>
       </w:r>
     </w:p>
     <w:p>

--- a/kit/UNDERCITY_Facilitator_Guidebook.docx
+++ b/kit/UNDERCITY_Facilitator_Guidebook.docx
@@ -6508,7 +6508,7 @@
               <w:rPr>
                 <w:rFonts w:ascii="Arial" w:cs="Arial" w:eastAsia="Arial" w:hAnsi="Arial"/>
               </w:rPr>
-              <w:t xml:space="preserve">CALL COUNCIL. Three-minute clock. Chiefs and liaisons to the centre table — the rest of the city keeps running.</w:t>
+              <w:t xml:space="preserve">Call Council out loud and put the COUNCIL SUMMONED alert on every screen. Run the three minutes on your own clock. Chiefs and liaisons to the centre table — the rest of the city keeps running.</w:t>
             </w:r>
           </w:p>
         </w:tc>
@@ -6579,7 +6579,7 @@
               <w:rPr>
                 <w:rFonts w:ascii="Arial" w:cs="Arial" w:eastAsia="Arial" w:hAnsi="Arial"/>
               </w:rPr>
-              <w:t xml:space="preserve">Council ends.</w:t>
+              <w:t xml:space="preserve">Council ends. Dismiss the alert.</w:t>
             </w:r>
           </w:p>
         </w:tc>
@@ -7370,7 +7370,7 @@
               <w:rPr>
                 <w:rFonts w:ascii="Arial" w:cs="Arial" w:eastAsia="Arial" w:hAnsi="Arial"/>
               </w:rPr>
-              <w:t xml:space="preserve">CALL COUNCIL. Announce the Continuity Order is due. Place the form on the centre table.</w:t>
+              <w:t xml:space="preserve">Call Council out loud, alert CONTINUITY ORDER REQUIRED, and run the three minutes on your own clock. Announce the Continuity Order is due. Place the form on the centre table.</w:t>
             </w:r>
           </w:p>
         </w:tc>
@@ -7512,7 +7512,7 @@
               <w:rPr>
                 <w:rFonts w:ascii="Arial" w:cs="Arial" w:eastAsia="Arial" w:hAnsi="Arial"/>
               </w:rPr>
-              <w:t xml:space="preserve">If the form is submitted: apply brownout to the two lowest-ranked sectors. If not: announce rolling blackouts across all six.</w:t>
+              <w:t xml:space="preserve">If the form is submitted: put the two lowest-ranked sectors into BROWNOUT (the quick action, one sector at a time). If not: announce rolling blackouts and start ROLLING BLACKOUT from EVENTS › PRESSURE.</w:t>
             </w:r>
           </w:p>
         </w:tc>

--- a/kit/UNDERCITY_Facilitator_Guidebook.docx
+++ b/kit/UNDERCITY_Facilitator_Guidebook.docx
@@ -4443,7 +4443,7 @@
               <w:rPr>
                 <w:rFonts w:ascii="Arial" w:cs="Arial" w:eastAsia="Arial" w:hAnsi="Arial"/>
               </w:rPr>
-              <w:t xml:space="preserve">Sectors collide. Cross-sector specs, transfers, Council sitting one.</w:t>
+              <w:t xml:space="preserve">Sectors collide. Cross-sector specs, transfers, the Council's brownout decision.</w:t>
             </w:r>
           </w:p>
         </w:tc>
@@ -4585,7 +4585,7 @@
               <w:rPr>
                 <w:rFonts w:ascii="Arial" w:cs="Arial" w:eastAsia="Arial" w:hAnsi="Arial"/>
               </w:rPr>
-              <w:t xml:space="preserve">Peak pressure. Core decline, Continuity Order, brownouts.</w:t>
+              <w:t xml:space="preserve">Peak pressure. The Council's two sectors brown out; core decline.</w:t>
             </w:r>
           </w:p>
         </w:tc>
@@ -6508,7 +6508,7 @@
               <w:rPr>
                 <w:rFonts w:ascii="Arial" w:cs="Arial" w:eastAsia="Arial" w:hAnsi="Arial"/>
               </w:rPr>
-              <w:t xml:space="preserve">Call Council out loud and put the COUNCIL SUMMONED alert on every screen. Run the three minutes on your own clock. Chiefs and liaisons to the centre table — the rest of the city keeps running.</w:t>
+              <w:t xml:space="preserve">CALL COUNCIL from EVENTS › COUNCIL. Every laptop shows CORE INSUFFICIENCY — PRIVATE NOMINATION with a 60-second clock: each table names exactly TWO sectors for a temporary brownout, itself allowed. Say nothing about what the numbers mean.</w:t>
             </w:r>
           </w:p>
         </w:tc>
@@ -6531,7 +6531,7 @@
               <w:rPr>
                 <w:rFonts w:ascii="Arial" w:cs="Arial" w:eastAsia="Arial" w:hAnsi="Arial"/>
               </w:rPr>
-              <w:t xml:space="preserve">THE KEY OBSERVATION WINDOW. Who speaks, in what order, for how long. Who never speaks. Who runs the meeting without being asked. Also: what happens at the stations while the leaders are away.</w:t>
+              <w:t xml:space="preserve">Who at each table decides the two names, and how fast. A table that names itself. A table that argues past the clock — its nomination is void, and that is data.</w:t>
             </w:r>
           </w:p>
         </w:tc>
@@ -6556,7 +6556,7 @@
               <w:rPr>
                 <w:rFonts w:ascii="Arial" w:cs="Arial" w:eastAsia="Arial" w:hAnsi="Arial"/>
               </w:rPr>
-              <w:t xml:space="preserve">09:00</w:t>
+              <w:t xml:space="preserve">07:00</w:t>
             </w:r>
           </w:p>
         </w:tc>
@@ -6579,7 +6579,7 @@
               <w:rPr>
                 <w:rFonts w:ascii="Arial" w:cs="Arial" w:eastAsia="Arial" w:hAnsi="Arial"/>
               </w:rPr>
-              <w:t xml:space="preserve">Council ends. Dismiss the alert.</w:t>
+              <w:t xml:space="preserve">The sixth nomination, the clock or CLOSE NOMINATIONS closes the vote. Every screen shows the totals and the PROVISIONAL two (a tie is shown as unresolved, never broken), and the five-minute Council starts. Chiefs and liaisons to the centre table — the rest of the city keeps running.</w:t>
             </w:r>
           </w:p>
         </w:tc>
@@ -6602,7 +6602,78 @@
               <w:rPr>
                 <w:rFonts w:ascii="Arial" w:cs="Arial" w:eastAsia="Arial" w:hAnsi="Arial"/>
               </w:rPr>
-              <w:t xml:space="preserve">Whether anything agreed at Council actually changes behaviour.</w:t>
+              <w:t xml:space="preserve">THE KEY OBSERVATION WINDOW. Who speaks, in what order, for how long. Who never speaks. Who runs the meeting without being asked. Whether the Council follows the room's provisional two or overrules them, and who argues for the change.</w:t>
+            </w:r>
+          </w:p>
+        </w:tc>
+      </w:tr>
+      <w:tr>
+        <w:tc>
+          <w:tcPr>
+            <w:tcW w:type="dxa" w:w="1300"/>
+            <w:tcMar>
+              <w:top w:type="dxa" w:w="70"/>
+              <w:left w:type="dxa" w:w="100"/>
+              <w:bottom w:type="dxa" w:w="70"/>
+              <w:right w:type="dxa" w:w="100"/>
+            </w:tcMar>
+            <w:vAlign w:val="top"/>
+          </w:tcPr>
+          <w:p>
+            <w:pPr>
+              <w:spacing w:after="0"/>
+            </w:pPr>
+            <w:r>
+              <w:rPr>
+                <w:rFonts w:ascii="Arial" w:cs="Arial" w:eastAsia="Arial" w:hAnsi="Arial"/>
+              </w:rPr>
+              <w:t xml:space="preserve">12:00</w:t>
+            </w:r>
+          </w:p>
+        </w:tc>
+        <w:tc>
+          <w:tcPr>
+            <w:tcW w:type="dxa" w:w="4400"/>
+            <w:tcMar>
+              <w:top w:type="dxa" w:w="70"/>
+              <w:left w:type="dxa" w:w="100"/>
+              <w:bottom w:type="dxa" w:w="70"/>
+              <w:right w:type="dxa" w:w="100"/>
+            </w:tcMar>
+            <w:vAlign w:val="top"/>
+          </w:tcPr>
+          <w:p>
+            <w:pPr>
+              <w:spacing w:after="0"/>
+            </w:pPr>
+            <w:r>
+              <w:rPr>
+                <w:rFonts w:ascii="Arial" w:cs="Arial" w:eastAsia="Arial" w:hAnsi="Arial"/>
+              </w:rPr>
+              <w:t xml:space="preserve">The Council's recorder enters the final two on a station laptop (or you record it on the console): SUBMIT CONTINUITY ORDER. It locks at once; the two sectors brown out when Round 3 begins. At 00:00 with no order the rolling blackout starts by itself — do not extend.</w:t>
+            </w:r>
+          </w:p>
+        </w:tc>
+        <w:tc>
+          <w:tcPr>
+            <w:tcW w:type="dxa" w:w="3938"/>
+            <w:tcMar>
+              <w:top w:type="dxa" w:w="70"/>
+              <w:left w:type="dxa" w:w="100"/>
+              <w:bottom w:type="dxa" w:w="70"/>
+              <w:right w:type="dxa" w:w="100"/>
+            </w:tcMar>
+            <w:vAlign w:val="top"/>
+          </w:tcPr>
+          <w:p>
+            <w:pPr>
+              <w:spacing w:after="0"/>
+            </w:pPr>
+            <w:r>
+              <w:rPr>
+                <w:rFonts w:ascii="Arial" w:cs="Arial" w:eastAsia="Arial" w:hAnsi="Arial"/>
+              </w:rPr>
+              <w:t xml:space="preserve">Decision paralysis, or one voice bulldozing. Both are common. Tag both. Then: how the two named sectors are treated by the others for the rest of the round.</w:t>
             </w:r>
           </w:p>
         </w:tc>
@@ -7157,7 +7228,7 @@
               <w:rPr>
                 <w:rFonts w:ascii="Arial" w:cs="Arial" w:eastAsia="Arial" w:hAnsi="Arial"/>
               </w:rPr>
-              <w:t xml:space="preserve">NEXT ROUND → Round 3: its six critical faults land at once, one per sector, two specs each. START. Announce: "Core integrity is falling. Assume nothing is routine."</w:t>
+              <w:t xml:space="preserve">NEXT ROUND → Round 3: the Council's two sectors enter BROWNOUT as the round begins, and its six critical faults land at once, one per sector, two specs each. START. Announce: "Core integrity is falling. Assume nothing is routine."</w:t>
             </w:r>
           </w:p>
         </w:tc>
@@ -7180,7 +7251,7 @@
               <w:rPr>
                 <w:rFonts w:ascii="Arial" w:cs="Arial" w:eastAsia="Arial" w:hAnsi="Arial"/>
               </w:rPr>
-              <w:t xml:space="preserve"/>
+              <w:t xml:space="preserve">The two browned-out tables: do they fold, or do they trade harder? Nobody sits out — brownout is reduced capability, not elimination.</w:t>
             </w:r>
           </w:p>
         </w:tc>
@@ -7370,7 +7441,7 @@
               <w:rPr>
                 <w:rFonts w:ascii="Arial" w:cs="Arial" w:eastAsia="Arial" w:hAnsi="Arial"/>
               </w:rPr>
-              <w:t xml:space="preserve">Call Council out loud, alert CONTINUITY ORDER REQUIRED, and run the three minutes on your own clock. Announce the Continuity Order is due. Place the form on the centre table.</w:t>
+              <w:t xml:space="preserve">Walk the two browned-out tables. Say nothing. If the Council never submitted an order, the rolling blackout is rotating through the city — do not end it before 08:00.</w:t>
             </w:r>
           </w:p>
         </w:tc>
@@ -7393,7 +7464,7 @@
               <w:rPr>
                 <w:rFonts w:ascii="Arial" w:cs="Arial" w:eastAsia="Arial" w:hAnsi="Arial"/>
               </w:rPr>
-              <w:t xml:space="preserve">Clause 7 says essential services take precedence and never defines essential. The argument about what essential means IS the exercise.</w:t>
+              <w:t xml:space="preserve">Clause 7 says essential services take precedence and never defines essential. The argument about what essential meant, in Round 2, is what the room is now living with.</w:t>
             </w:r>
           </w:p>
         </w:tc>
@@ -7441,7 +7512,7 @@
               <w:rPr>
                 <w:rFonts w:ascii="Arial" w:cs="Arial" w:eastAsia="Arial" w:hAnsi="Arial"/>
               </w:rPr>
-              <w:t xml:space="preserve">Ninety-second warning. Do not offer help or extend.</w:t>
+              <w:t xml:space="preserve">Ninety-second reminder that Core output is still at 60. Do not offer help.</w:t>
             </w:r>
           </w:p>
         </w:tc>
@@ -7464,78 +7535,7 @@
               <w:rPr>
                 <w:rFonts w:ascii="Arial" w:cs="Arial" w:eastAsia="Arial" w:hAnsi="Arial"/>
               </w:rPr>
-              <w:t xml:space="preserve">Decision paralysis, or one voice bulldozing. Both are common. Tag both.</w:t>
-            </w:r>
-          </w:p>
-        </w:tc>
-      </w:tr>
-      <w:tr>
-        <w:tc>
-          <w:tcPr>
-            <w:tcW w:type="dxa" w:w="1300"/>
-            <w:tcMar>
-              <w:top w:type="dxa" w:w="70"/>
-              <w:left w:type="dxa" w:w="100"/>
-              <w:bottom w:type="dxa" w:w="70"/>
-              <w:right w:type="dxa" w:w="100"/>
-            </w:tcMar>
-            <w:vAlign w:val="top"/>
-          </w:tcPr>
-          <w:p>
-            <w:pPr>
-              <w:spacing w:after="0"/>
-            </w:pPr>
-            <w:r>
-              <w:rPr>
-                <w:rFonts w:ascii="Arial" w:cs="Arial" w:eastAsia="Arial" w:hAnsi="Arial"/>
-              </w:rPr>
-              <w:t xml:space="preserve">08:00</w:t>
-            </w:r>
-          </w:p>
-        </w:tc>
-        <w:tc>
-          <w:tcPr>
-            <w:tcW w:type="dxa" w:w="4400"/>
-            <w:tcMar>
-              <w:top w:type="dxa" w:w="70"/>
-              <w:left w:type="dxa" w:w="100"/>
-              <w:bottom w:type="dxa" w:w="70"/>
-              <w:right w:type="dxa" w:w="100"/>
-            </w:tcMar>
-            <w:vAlign w:val="top"/>
-          </w:tcPr>
-          <w:p>
-            <w:pPr>
-              <w:spacing w:after="0"/>
-            </w:pPr>
-            <w:r>
-              <w:rPr>
-                <w:rFonts w:ascii="Arial" w:cs="Arial" w:eastAsia="Arial" w:hAnsi="Arial"/>
-              </w:rPr>
-              <w:t xml:space="preserve">If the form is submitted: put the two lowest-ranked sectors into BROWNOUT (the quick action, one sector at a time). If not: announce rolling blackouts and start ROLLING BLACKOUT from EVENTS › PRESSURE.</w:t>
-            </w:r>
-          </w:p>
-        </w:tc>
-        <w:tc>
-          <w:tcPr>
-            <w:tcW w:type="dxa" w:w="3938"/>
-            <w:tcMar>
-              <w:top w:type="dxa" w:w="70"/>
-              <w:left w:type="dxa" w:w="100"/>
-              <w:bottom w:type="dxa" w:w="70"/>
-              <w:right w:type="dxa" w:w="100"/>
-            </w:tcMar>
-            <w:vAlign w:val="top"/>
-          </w:tcPr>
-          <w:p>
-            <w:pPr>
-              <w:spacing w:after="0"/>
-            </w:pPr>
-            <w:r>
-              <w:rPr>
-                <w:rFonts w:ascii="Arial" w:cs="Arial" w:eastAsia="Arial" w:hAnsi="Arial"/>
-              </w:rPr>
-              <w:t xml:space="preserve">Indecision must cost more than any decision. Do not soften this.</w:t>
+              <w:t xml:space="preserve">Indecision in Round 2 must cost more than any decision did. Do not soften this.</w:t>
             </w:r>
           </w:p>
         </w:tc>
@@ -8218,7 +8218,7 @@
               <w:rPr>
                 <w:rFonts w:ascii="Arial" w:cs="Arial" w:eastAsia="Arial" w:hAnsi="Arial"/>
               </w:rPr>
-              <w:t xml:space="preserve">Optional short Council if the group is coping well. Skip if they are not.</w:t>
+              <w:t xml:space="preserve">Optional: CALL COUNCIL again if the group is coping well — the same private nomination and five-minute sitting; this time the order applies at once. Skip if they are not.</w:t>
             </w:r>
           </w:p>
         </w:tc>

--- a/kit/UNDERCITY_Facilitator_Guidebook.docx
+++ b/kit/UNDERCITY_Facilitator_Guidebook.docx
@@ -4443,7 +4443,7 @@
               <w:rPr>
                 <w:rFonts w:ascii="Arial" w:cs="Arial" w:eastAsia="Arial" w:hAnsi="Arial"/>
               </w:rPr>
-              <w:t xml:space="preserve">Sectors collide. Cross-sector specs, transfers, the Council's brownout decision.</w:t>
+              <w:t xml:space="preserve">Sectors collide. Cross-sector specs, transfers, Council sitting one.</w:t>
             </w:r>
           </w:p>
         </w:tc>
@@ -4585,7 +4585,7 @@
               <w:rPr>
                 <w:rFonts w:ascii="Arial" w:cs="Arial" w:eastAsia="Arial" w:hAnsi="Arial"/>
               </w:rPr>
-              <w:t xml:space="preserve">Peak pressure. The Council's two sectors brown out; core decline.</w:t>
+              <w:t xml:space="preserve">Peak pressure. Core decline, Continuity Order, brownouts.</w:t>
             </w:r>
           </w:p>
         </w:tc>
@@ -6508,7 +6508,7 @@
               <w:rPr>
                 <w:rFonts w:ascii="Arial" w:cs="Arial" w:eastAsia="Arial" w:hAnsi="Arial"/>
               </w:rPr>
-              <w:t xml:space="preserve">CALL COUNCIL from EVENTS › COUNCIL. Every laptop shows CORE INSUFFICIENCY — PRIVATE NOMINATION with a 60-second clock: each table names exactly TWO sectors for a temporary brownout, itself allowed. Say nothing about what the numbers mean.</w:t>
+              <w:t xml:space="preserve">CALL COUNCIL on the Overview. Every screen shows COUNCIL IN SESSION with the one-minute clock; +0:30 as often as the room needs it. Chiefs and liaisons to the centre table — the rest of the city keeps running.</w:t>
             </w:r>
           </w:p>
         </w:tc>
@@ -6531,7 +6531,7 @@
               <w:rPr>
                 <w:rFonts w:ascii="Arial" w:cs="Arial" w:eastAsia="Arial" w:hAnsi="Arial"/>
               </w:rPr>
-              <w:t xml:space="preserve">Who at each table decides the two names, and how fast. A table that names itself. A table that argues past the clock — its nomination is void, and that is data.</w:t>
+              <w:t xml:space="preserve">THE KEY OBSERVATION WINDOW. Who speaks, in what order, for how long. Who never speaks. Who runs the meeting without being asked. Also: what happens at the stations while the leaders are away.</w:t>
             </w:r>
           </w:p>
         </w:tc>
@@ -6556,7 +6556,7 @@
               <w:rPr>
                 <w:rFonts w:ascii="Arial" w:cs="Arial" w:eastAsia="Arial" w:hAnsi="Arial"/>
               </w:rPr>
-              <w:t xml:space="preserve">07:00</w:t>
+              <w:t xml:space="preserve">09:00</w:t>
             </w:r>
           </w:p>
         </w:tc>
@@ -6579,7 +6579,7 @@
               <w:rPr>
                 <w:rFonts w:ascii="Arial" w:cs="Arial" w:eastAsia="Arial" w:hAnsi="Arial"/>
               </w:rPr>
-              <w:t xml:space="preserve">The sixth nomination, the clock or CLOSE NOMINATIONS closes the vote. Every screen shows the totals and the PROVISIONAL two (a tie is shown as unresolved, never broken), and the five-minute Council starts. Chiefs and liaisons to the centre table — the rest of the city keeps running.</w:t>
+              <w:t xml:space="preserve">CLOSE COUNCIL.</w:t>
             </w:r>
           </w:p>
         </w:tc>
@@ -6602,78 +6602,7 @@
               <w:rPr>
                 <w:rFonts w:ascii="Arial" w:cs="Arial" w:eastAsia="Arial" w:hAnsi="Arial"/>
               </w:rPr>
-              <w:t xml:space="preserve">THE KEY OBSERVATION WINDOW. Who speaks, in what order, for how long. Who never speaks. Who runs the meeting without being asked. Whether the Council follows the room's provisional two or overrules them, and who argues for the change.</w:t>
-            </w:r>
-          </w:p>
-        </w:tc>
-      </w:tr>
-      <w:tr>
-        <w:tc>
-          <w:tcPr>
-            <w:tcW w:type="dxa" w:w="1300"/>
-            <w:tcMar>
-              <w:top w:type="dxa" w:w="70"/>
-              <w:left w:type="dxa" w:w="100"/>
-              <w:bottom w:type="dxa" w:w="70"/>
-              <w:right w:type="dxa" w:w="100"/>
-            </w:tcMar>
-            <w:vAlign w:val="top"/>
-          </w:tcPr>
-          <w:p>
-            <w:pPr>
-              <w:spacing w:after="0"/>
-            </w:pPr>
-            <w:r>
-              <w:rPr>
-                <w:rFonts w:ascii="Arial" w:cs="Arial" w:eastAsia="Arial" w:hAnsi="Arial"/>
-              </w:rPr>
-              <w:t xml:space="preserve">12:00</w:t>
-            </w:r>
-          </w:p>
-        </w:tc>
-        <w:tc>
-          <w:tcPr>
-            <w:tcW w:type="dxa" w:w="4400"/>
-            <w:tcMar>
-              <w:top w:type="dxa" w:w="70"/>
-              <w:left w:type="dxa" w:w="100"/>
-              <w:bottom w:type="dxa" w:w="70"/>
-              <w:right w:type="dxa" w:w="100"/>
-            </w:tcMar>
-            <w:vAlign w:val="top"/>
-          </w:tcPr>
-          <w:p>
-            <w:pPr>
-              <w:spacing w:after="0"/>
-            </w:pPr>
-            <w:r>
-              <w:rPr>
-                <w:rFonts w:ascii="Arial" w:cs="Arial" w:eastAsia="Arial" w:hAnsi="Arial"/>
-              </w:rPr>
-              <w:t xml:space="preserve">The Council's recorder enters the final two on a station laptop (or you record it on the console): SUBMIT CONTINUITY ORDER. It locks at once; the two sectors brown out when Round 3 begins. At 00:00 with no order the rolling blackout starts by itself — do not extend.</w:t>
-            </w:r>
-          </w:p>
-        </w:tc>
-        <w:tc>
-          <w:tcPr>
-            <w:tcW w:type="dxa" w:w="3938"/>
-            <w:tcMar>
-              <w:top w:type="dxa" w:w="70"/>
-              <w:left w:type="dxa" w:w="100"/>
-              <w:bottom w:type="dxa" w:w="70"/>
-              <w:right w:type="dxa" w:w="100"/>
-            </w:tcMar>
-            <w:vAlign w:val="top"/>
-          </w:tcPr>
-          <w:p>
-            <w:pPr>
-              <w:spacing w:after="0"/>
-            </w:pPr>
-            <w:r>
-              <w:rPr>
-                <w:rFonts w:ascii="Arial" w:cs="Arial" w:eastAsia="Arial" w:hAnsi="Arial"/>
-              </w:rPr>
-              <w:t xml:space="preserve">Decision paralysis, or one voice bulldozing. Both are common. Tag both. Then: how the two named sectors are treated by the others for the rest of the round.</w:t>
+              <w:t xml:space="preserve">Whether anything agreed at Council actually changes behaviour.</w:t>
             </w:r>
           </w:p>
         </w:tc>
@@ -7228,7 +7157,7 @@
               <w:rPr>
                 <w:rFonts w:ascii="Arial" w:cs="Arial" w:eastAsia="Arial" w:hAnsi="Arial"/>
               </w:rPr>
-              <w:t xml:space="preserve">NEXT ROUND → Round 3: the Council's two sectors enter BROWNOUT as the round begins, and its six critical faults land at once, one per sector, two specs each. START. Announce: "Core integrity is falling. Assume nothing is routine."</w:t>
+              <w:t xml:space="preserve">NEXT ROUND → Round 3: its six critical faults land at once, one per sector, two specs each. START. Announce: "Core integrity is falling. Assume nothing is routine."</w:t>
             </w:r>
           </w:p>
         </w:tc>
@@ -7251,7 +7180,7 @@
               <w:rPr>
                 <w:rFonts w:ascii="Arial" w:cs="Arial" w:eastAsia="Arial" w:hAnsi="Arial"/>
               </w:rPr>
-              <w:t xml:space="preserve">The two browned-out tables: do they fold, or do they trade harder? Nobody sits out — brownout is reduced capability, not elimination.</w:t>
+              <w:t xml:space="preserve"/>
             </w:r>
           </w:p>
         </w:tc>
@@ -7441,7 +7370,7 @@
               <w:rPr>
                 <w:rFonts w:ascii="Arial" w:cs="Arial" w:eastAsia="Arial" w:hAnsi="Arial"/>
               </w:rPr>
-              <w:t xml:space="preserve">Walk the two browned-out tables. Say nothing. If the Council never submitted an order, the rolling blackout is rotating through the city — do not end it before 08:00.</w:t>
+              <w:t xml:space="preserve">CALL COUNCIL on the Overview and announce the Continuity Order is due. Place the form on the centre table. +0:30 as needed; at 00:00 the clock says COUNCIL TIME EXPIRED and nothing else happens.</w:t>
             </w:r>
           </w:p>
         </w:tc>
@@ -7464,7 +7393,7 @@
               <w:rPr>
                 <w:rFonts w:ascii="Arial" w:cs="Arial" w:eastAsia="Arial" w:hAnsi="Arial"/>
               </w:rPr>
-              <w:t xml:space="preserve">Clause 7 says essential services take precedence and never defines essential. The argument about what essential meant, in Round 2, is what the room is now living with.</w:t>
+              <w:t xml:space="preserve">Clause 7 says essential services take precedence and never defines essential. The argument about what essential means IS the exercise.</w:t>
             </w:r>
           </w:p>
         </w:tc>
@@ -7512,7 +7441,7 @@
               <w:rPr>
                 <w:rFonts w:ascii="Arial" w:cs="Arial" w:eastAsia="Arial" w:hAnsi="Arial"/>
               </w:rPr>
-              <w:t xml:space="preserve">Ninety-second reminder that Core output is still at 60. Do not offer help.</w:t>
+              <w:t xml:space="preserve">Ninety-second warning. Do not offer help or extend.</w:t>
             </w:r>
           </w:p>
         </w:tc>
@@ -7535,7 +7464,78 @@
               <w:rPr>
                 <w:rFonts w:ascii="Arial" w:cs="Arial" w:eastAsia="Arial" w:hAnsi="Arial"/>
               </w:rPr>
-              <w:t xml:space="preserve">Indecision in Round 2 must cost more than any decision did. Do not soften this.</w:t>
+              <w:t xml:space="preserve">Decision paralysis, or one voice bulldozing. Both are common. Tag both.</w:t>
+            </w:r>
+          </w:p>
+        </w:tc>
+      </w:tr>
+      <w:tr>
+        <w:tc>
+          <w:tcPr>
+            <w:tcW w:type="dxa" w:w="1300"/>
+            <w:tcMar>
+              <w:top w:type="dxa" w:w="70"/>
+              <w:left w:type="dxa" w:w="100"/>
+              <w:bottom w:type="dxa" w:w="70"/>
+              <w:right w:type="dxa" w:w="100"/>
+            </w:tcMar>
+            <w:vAlign w:val="top"/>
+          </w:tcPr>
+          <w:p>
+            <w:pPr>
+              <w:spacing w:after="0"/>
+            </w:pPr>
+            <w:r>
+              <w:rPr>
+                <w:rFonts w:ascii="Arial" w:cs="Arial" w:eastAsia="Arial" w:hAnsi="Arial"/>
+              </w:rPr>
+              <w:t xml:space="preserve">08:00</w:t>
+            </w:r>
+          </w:p>
+        </w:tc>
+        <w:tc>
+          <w:tcPr>
+            <w:tcW w:type="dxa" w:w="4400"/>
+            <w:tcMar>
+              <w:top w:type="dxa" w:w="70"/>
+              <w:left w:type="dxa" w:w="100"/>
+              <w:bottom w:type="dxa" w:w="70"/>
+              <w:right w:type="dxa" w:w="100"/>
+            </w:tcMar>
+            <w:vAlign w:val="top"/>
+          </w:tcPr>
+          <w:p>
+            <w:pPr>
+              <w:spacing w:after="0"/>
+            </w:pPr>
+            <w:r>
+              <w:rPr>
+                <w:rFonts w:ascii="Arial" w:cs="Arial" w:eastAsia="Arial" w:hAnsi="Arial"/>
+              </w:rPr>
+              <w:t xml:space="preserve">If the form is submitted: put the two lowest-ranked sectors into BROWNOUT (the quick action, one sector at a time). If not: announce rolling blackouts and start ROLLING BLACKOUT from EVENTS › PRESSURE.</w:t>
+            </w:r>
+          </w:p>
+        </w:tc>
+        <w:tc>
+          <w:tcPr>
+            <w:tcW w:type="dxa" w:w="3938"/>
+            <w:tcMar>
+              <w:top w:type="dxa" w:w="70"/>
+              <w:left w:type="dxa" w:w="100"/>
+              <w:bottom w:type="dxa" w:w="70"/>
+              <w:right w:type="dxa" w:w="100"/>
+            </w:tcMar>
+            <w:vAlign w:val="top"/>
+          </w:tcPr>
+          <w:p>
+            <w:pPr>
+              <w:spacing w:after="0"/>
+            </w:pPr>
+            <w:r>
+              <w:rPr>
+                <w:rFonts w:ascii="Arial" w:cs="Arial" w:eastAsia="Arial" w:hAnsi="Arial"/>
+              </w:rPr>
+              <w:t xml:space="preserve">Indecision must cost more than any decision. Do not soften this.</w:t>
             </w:r>
           </w:p>
         </w:tc>
@@ -8218,7 +8218,7 @@
               <w:rPr>
                 <w:rFonts w:ascii="Arial" w:cs="Arial" w:eastAsia="Arial" w:hAnsi="Arial"/>
               </w:rPr>
-              <w:t xml:space="preserve">Optional: CALL COUNCIL again if the group is coping well — the same private nomination and five-minute sitting; this time the order applies at once. Skip if they are not.</w:t>
+              <w:t xml:space="preserve">Optional short Council if the group is coping well. Skip if they are not.</w:t>
             </w:r>
           </w:p>
         </w:tc>

--- a/kit/UNDERCITY_Facilitator_Guidebook.docx
+++ b/kit/UNDERCITY_Facilitator_Guidebook.docx
@@ -3610,6 +3610,228 @@
       </w:r>
     </w:p>
     <w:p>
+      <w:pPr>
+        <w:pStyle w:val="Heading2"/>
+        <w:spacing w:after="110" w:before="260"/>
+      </w:pPr>
+      <w:r>
+        <w:rPr>
+          <w:rFonts w:ascii="Arial" w:cs="Arial" w:eastAsia="Arial" w:hAnsi="Arial"/>
+          <w:b/>
+          <w:bCs/>
+          <w:color w:val="1A1A1A"/>
+          <w:sz w:val="24"/>
+          <w:szCs w:val="24"/>
+        </w:rPr>
+        <w:t xml:space="preserve">3.5 Agriculture's operational decisions</w:t>
+      </w:r>
+    </w:p>
+    <w:p>
+      <w:pPr>
+        <w:spacing w:after="130"/>
+      </w:pPr>
+      <w:r>
+        <w:rPr>
+          <w:rFonts w:ascii="Arial" w:cs="Arial" w:eastAsia="Arial" w:hAnsi="Arial"/>
+          <w:color w:val="1A1A1A"/>
+          <w:sz w:val="20"/>
+          <w:szCs w:val="20"/>
+        </w:rPr>
+        <w:t xml:space="preserve">Agriculture's console deals it three cards at the start of every round and lets it play one. In Round 0 and Round 1 the cards are free: a gain, nothing owed, and the table learns the rhythm. From Round 2 every card is an operational decision with two halves, and the console will not let AGR take one half without the other.</w:t>
+      </w:r>
+    </w:p>
+    <w:p>
+      <w:pPr>
+        <w:spacing w:after="70"/>
+        <w:ind w:left="300" w:hanging="300"/>
+      </w:pPr>
+      <w:r>
+        <w:rPr>
+          <w:rFonts w:ascii="Courier New" w:cs="Courier New" w:eastAsia="Courier New" w:hAnsi="Courier New"/>
+          <w:color w:val="1A1A1A"/>
+          <w:sz w:val="19"/>
+          <w:szCs w:val="19"/>
+        </w:rPr>
+        <w:t xml:space="preserve">—  </w:t>
+      </w:r>
+      <w:r>
+        <w:rPr>
+          <w:rFonts w:ascii="Arial" w:cs="Arial" w:eastAsia="Arial" w:hAnsi="Arial"/>
+          <w:b/>
+          <w:bCs/>
+          <w:color w:val="1A1A1A"/>
+          <w:sz w:val="20"/>
+          <w:szCs w:val="20"/>
+        </w:rPr>
+        <w:t xml:space="preserve">IMMEDIATE GAIN</w:t>
+      </w:r>
+      <w:r>
+        <w:rPr>
+          <w:rFonts w:ascii="Arial" w:cs="Arial" w:eastAsia="Arial" w:hAnsi="Arial"/>
+          <w:color w:val="1A1A1A"/>
+          <w:sz w:val="20"/>
+          <w:szCs w:val="20"/>
+        </w:rPr>
+        <w:t xml:space="preserve"> — what the city gets the moment AGR authorises: stock to a sector, health to a sector, a worker or an approval for the round. These are the same gains the cards have always given.</w:t>
+      </w:r>
+    </w:p>
+    <w:p>
+      <w:pPr>
+        <w:spacing w:after="70"/>
+        <w:ind w:left="300" w:hanging="300"/>
+      </w:pPr>
+      <w:r>
+        <w:rPr>
+          <w:rFonts w:ascii="Courier New" w:cs="Courier New" w:eastAsia="Courier New" w:hAnsi="Courier New"/>
+          <w:color w:val="1A1A1A"/>
+          <w:sz w:val="19"/>
+          <w:szCs w:val="19"/>
+        </w:rPr>
+        <w:t xml:space="preserve">—  </w:t>
+      </w:r>
+      <w:r>
+        <w:rPr>
+          <w:rFonts w:ascii="Arial" w:cs="Arial" w:eastAsia="Arial" w:hAnsi="Arial"/>
+          <w:b/>
+          <w:bCs/>
+          <w:color w:val="1A1A1A"/>
+          <w:sz w:val="20"/>
+          <w:szCs w:val="20"/>
+        </w:rPr>
+        <w:t xml:space="preserve">CONSEQUENCE</w:t>
+      </w:r>
+      <w:r>
+        <w:rPr>
+          <w:rFonts w:ascii="Arial" w:cs="Arial" w:eastAsia="Arial" w:hAnsi="Arial"/>
+          <w:color w:val="1A1A1A"/>
+          <w:sz w:val="20"/>
+          <w:szCs w:val="20"/>
+        </w:rPr>
+        <w:t xml:space="preserve"> — what Agriculture pays for it, and when: an extra unit on its next upkeep line, a technician gone for the round, Integrity lost now or at the start of the next round. The card says which, in plain words, before anything is pressed.</w:t>
+      </w:r>
+    </w:p>
+    <w:p>
+      <w:pPr>
+        <w:spacing w:after="130"/>
+      </w:pPr>
+      <w:r>
+        <w:rPr>
+          <w:rFonts w:ascii="Arial" w:cs="Arial" w:eastAsia="Arial" w:hAnsi="Arial"/>
+          <w:color w:val="1A1A1A"/>
+          <w:sz w:val="20"/>
+          <w:szCs w:val="20"/>
+        </w:rPr>
+        <w:t xml:space="preserve">The card reads as a situation in the bays, not a prize. The confirmation step restates both halves under one line — IF AUTHORISED, BOTH EFFECTS APPLY — and the buttons are AUTHORISE DECISION and BACK TO OPTIONS. There is no way to accept the gain and refuse the cost; the only refusal is to leave the card unplayed, and the other two cards are still on the table.</w:t>
+      </w:r>
+    </w:p>
+    <w:p>
+      <w:pPr>
+        <w:spacing w:after="130"/>
+      </w:pPr>
+      <w:r>
+        <w:rPr>
+          <w:rFonts w:ascii="Arial" w:cs="Arial" w:eastAsia="Arial" w:hAnsi="Arial"/>
+          <w:color w:val="1A1A1A"/>
+          <w:sz w:val="20"/>
+          <w:szCs w:val="20"/>
+        </w:rPr>
+        <w:t xml:space="preserve">An upkeep consequence appears on AGR's </w:t>
+      </w:r>
+      <w:r>
+        <w:rPr>
+          <w:rFonts w:ascii="Courier New" w:cs="Courier New" w:eastAsia="Courier New" w:hAnsi="Courier New"/>
+          <w:color w:val="1A1A1A"/>
+          <w:sz w:val="19"/>
+          <w:szCs w:val="19"/>
+        </w:rPr>
+        <w:t xml:space="preserve">NEXT ROUND UPKEEP</w:t>
+      </w:r>
+      <w:r>
+        <w:rPr>
+          <w:rFonts w:ascii="Arial" w:cs="Arial" w:eastAsia="Arial" w:hAnsi="Arial"/>
+          <w:color w:val="1A1A1A"/>
+          <w:sz w:val="20"/>
+          <w:szCs w:val="20"/>
+        </w:rPr>
+        <w:t xml:space="preserve"> line as soon as the decision is authorised, and is paid when the next round is activated, exactly like the rest of that line. A round whose clock was never started charges nothing, so an obligation waits for a round that was actually played. The hand is weighted by round: Round 2 deals LOW and MEDIUM trade-offs, Round 3 and 4 deal MEDIUM and HIGH. The two heaviest cards — OPEN THE CONTINGENCY STORES and ATMOSPHERIC BIOFILTER FLUSH — keep their full gains for now and are flagged for review; note how often each is dealt, and whether AGR takes it every time it appears.</w:t>
+      </w:r>
+    </w:p>
+    <w:p>
+      <w:pPr>
+        <w:pStyle w:val="Heading3"/>
+        <w:spacing w:after="90" w:before="180"/>
+      </w:pPr>
+      <w:r>
+        <w:rPr>
+          <w:rFonts w:ascii="Arial" w:cs="Arial" w:eastAsia="Arial" w:hAnsi="Arial"/>
+          <w:b/>
+          <w:bCs/>
+          <w:color w:val="1F3864"/>
+          <w:sz w:val="21"/>
+          <w:szCs w:val="21"/>
+        </w:rPr>
+        <w:t xml:space="preserve">The freight slot needs Transport's word</w:t>
+      </w:r>
+    </w:p>
+    <w:p>
+      <w:pPr>
+        <w:spacing w:after="130"/>
+      </w:pPr>
+      <w:r>
+        <w:rPr>
+          <w:rFonts w:ascii="Arial" w:cs="Arial" w:eastAsia="Arial" w:hAnsi="Arial"/>
+          <w:color w:val="1A1A1A"/>
+          <w:sz w:val="20"/>
+          <w:szCs w:val="20"/>
+        </w:rPr>
+        <w:t xml:space="preserve">One card is a proposal rather than a decision. RELEASE THE FREIGHT SLOT lends Transport one extra approval this round and takes one back from it next round — and Agriculture cannot impose that on Transport. When AGR authorises it, nothing happens except that a card appears on Transport's TRANSFER CONTROL page under NEEDS MY ACTION, carrying both halves, with ACCEPT and DECLINE. AGR's own console reads PENDING TRN APPROVAL and its other two cards lock until Transport answers. The point is the conversation: AGR has to go and make the case. If Transport declines, nothing applies and AGR may choose another card. If Transport never answers, the proposal lapses — on the paperwork timeout within the round, or when the round changes — and nothing applies either. A proposal is never carried into the next round.</w:t>
+      </w:r>
+    </w:p>
+    <w:p>
+      <w:pPr>
+        <w:spacing w:after="130"/>
+      </w:pPr>
+      <w:r>
+        <w:rPr>
+          <w:rFonts w:ascii="Arial" w:cs="Arial" w:eastAsia="Arial" w:hAnsi="Arial"/>
+          <w:color w:val="1A1A1A"/>
+          <w:sz w:val="20"/>
+          <w:szCs w:val="20"/>
+        </w:rPr>
+        <w:t xml:space="preserve">The first time the mechanic applies, AGR's screen stops on an AGRICULTURE OPERATING NOTICE that says the rules have changed and must be acknowledged. It shows once. If you see it still up two minutes into Round 2, somebody at AGR is not reading their screen — that is worth a tag before it is worth a nudge.</w:t>
+      </w:r>
+    </w:p>
+    <w:p>
+      <w:pPr>
+        <w:pBdr>
+          <w:left w:val="single" w:color="E8A33A" w:sz="18"/>
+        </w:pBdr>
+        <w:shd w:fill="FFF4E5" w:color="auto" w:val="clear"/>
+        <w:spacing w:after="160" w:before="140"/>
+        <w:ind w:left="220" w:right="160"/>
+      </w:pPr>
+      <w:r>
+        <w:rPr>
+          <w:rFonts w:ascii="Arial" w:cs="Arial" w:eastAsia="Arial" w:hAnsi="Arial"/>
+          <w:b/>
+          <w:bCs/>
+          <w:color w:val="8A5A00"/>
+          <w:sz w:val="20"/>
+          <w:szCs w:val="20"/>
+        </w:rPr>
+        <w:t xml:space="preserve">Do not explain the trade-off for them.  </w:t>
+      </w:r>
+      <w:r>
+        <w:rPr>
+          <w:rFonts w:ascii="Arial" w:cs="Arial" w:eastAsia="Arial" w:hAnsi="Arial"/>
+          <w:color w:val="1A1A1A"/>
+          <w:sz w:val="20"/>
+          <w:szCs w:val="20"/>
+        </w:rPr>
+        <w:t xml:space="preserve">Every card says what it costs. A table that authorises without reading the second half has told you something about how it reads under pressure; a table that argues over a one-unit water obligation for three minutes has told you something else. Both are the data. Tag, do not coach.</w:t>
+      </w:r>
+    </w:p>
+    <w:p>
       <w:r>
         <w:br w:type="page"/>
       </w:r>
@@ -6414,6 +6636,77 @@
               <w:rPr>
                 <w:rFonts w:ascii="Arial" w:cs="Arial" w:eastAsia="Arial" w:hAnsi="Arial"/>
               </w:rPr>
+              <w:t xml:space="preserve">05:00</w:t>
+            </w:r>
+          </w:p>
+        </w:tc>
+        <w:tc>
+          <w:tcPr>
+            <w:tcW w:type="dxa" w:w="4400"/>
+            <w:tcMar>
+              <w:top w:type="dxa" w:w="70"/>
+              <w:left w:type="dxa" w:w="100"/>
+              <w:bottom w:type="dxa" w:w="70"/>
+              <w:right w:type="dxa" w:w="100"/>
+            </w:tcMar>
+            <w:vAlign w:val="top"/>
+          </w:tcPr>
+          <w:p>
+            <w:pPr>
+              <w:spacing w:after="0"/>
+            </w:pPr>
+            <w:r>
+              <w:rPr>
+                <w:rFonts w:ascii="Arial" w:cs="Arial" w:eastAsia="Arial" w:hAnsi="Arial"/>
+              </w:rPr>
+              <w:t xml:space="preserve">Glance at AGR's console. From this round its three cards carry a CONSEQUENCE as well as a gain, and the screen opened on a notice saying so.</w:t>
+            </w:r>
+          </w:p>
+        </w:tc>
+        <w:tc>
+          <w:tcPr>
+            <w:tcW w:type="dxa" w:w="3938"/>
+            <w:tcMar>
+              <w:top w:type="dxa" w:w="70"/>
+              <w:left w:type="dxa" w:w="100"/>
+              <w:bottom w:type="dxa" w:w="70"/>
+              <w:right w:type="dxa" w:w="100"/>
+            </w:tcMar>
+            <w:vAlign w:val="top"/>
+          </w:tcPr>
+          <w:p>
+            <w:pPr>
+              <w:spacing w:after="0"/>
+            </w:pPr>
+            <w:r>
+              <w:rPr>
+                <w:rFonts w:ascii="Arial" w:cs="Arial" w:eastAsia="Arial" w:hAnsi="Arial"/>
+              </w:rPr>
+              <w:t xml:space="preserve">Whether the notice was acknowledged or is still sitting there. When AGR authorises a card, does anyone at the table read the second half aloud? If they play RELEASE THE FREIGHT SLOT, watch who walks to Transport and what they say — the card does nothing until TRN accepts.</w:t>
+            </w:r>
+          </w:p>
+        </w:tc>
+      </w:tr>
+      <w:tr>
+        <w:tc>
+          <w:tcPr>
+            <w:tcW w:type="dxa" w:w="1300"/>
+            <w:tcMar>
+              <w:top w:type="dxa" w:w="70"/>
+              <w:left w:type="dxa" w:w="100"/>
+              <w:bottom w:type="dxa" w:w="70"/>
+              <w:right w:type="dxa" w:w="100"/>
+            </w:tcMar>
+            <w:vAlign w:val="top"/>
+          </w:tcPr>
+          <w:p>
+            <w:pPr>
+              <w:spacing w:after="0"/>
+            </w:pPr>
+            <w:r>
+              <w:rPr>
+                <w:rFonts w:ascii="Arial" w:cs="Arial" w:eastAsia="Arial" w:hAnsi="Arial"/>
+              </w:rPr>
               <w:t xml:space="preserve">04:00</w:t>
             </w:r>
           </w:p>
@@ -7276,6 +7569,77 @@
               <w:rPr>
                 <w:rFonts w:ascii="Arial" w:cs="Arial" w:eastAsia="Arial" w:hAnsi="Arial"/>
               </w:rPr>
+              <w:t xml:space="preserve">01:30</w:t>
+            </w:r>
+          </w:p>
+        </w:tc>
+        <w:tc>
+          <w:tcPr>
+            <w:tcW w:type="dxa" w:w="4400"/>
+            <w:tcMar>
+              <w:top w:type="dxa" w:w="70"/>
+              <w:left w:type="dxa" w:w="100"/>
+              <w:bottom w:type="dxa" w:w="70"/>
+              <w:right w:type="dxa" w:w="100"/>
+            </w:tcMar>
+            <w:vAlign w:val="top"/>
+          </w:tcPr>
+          <w:p>
+            <w:pPr>
+              <w:spacing w:after="0"/>
+            </w:pPr>
+            <w:r>
+              <w:rPr>
+                <w:rFonts w:ascii="Arial" w:cs="Arial" w:eastAsia="Arial" w:hAnsi="Arial"/>
+              </w:rPr>
+              <w:t xml:space="preserve">AGR's hand is MEDIUM and HIGH trade-offs from here: a sector saved for ten Integrity of their own, or every sector lifted for twelve.</w:t>
+            </w:r>
+          </w:p>
+        </w:tc>
+        <w:tc>
+          <w:tcPr>
+            <w:tcW w:type="dxa" w:w="3938"/>
+            <w:tcMar>
+              <w:top w:type="dxa" w:w="70"/>
+              <w:left w:type="dxa" w:w="100"/>
+              <w:bottom w:type="dxa" w:w="70"/>
+              <w:right w:type="dxa" w:w="100"/>
+            </w:tcMar>
+            <w:vAlign w:val="top"/>
+          </w:tcPr>
+          <w:p>
+            <w:pPr>
+              <w:spacing w:after="0"/>
+            </w:pPr>
+            <w:r>
+              <w:rPr>
+                <w:rFonts w:ascii="Arial" w:cs="Arial" w:eastAsia="Arial" w:hAnsi="Arial"/>
+              </w:rPr>
+              <w:t xml:space="preserve">Whether AGR spends its own health to carry the city, and whether anyone asks it to. A table that will not take a HIGH card to rescue a neighbour at 20% is a finding; so is one that takes it without a word to anyone.</w:t>
+            </w:r>
+          </w:p>
+        </w:tc>
+      </w:tr>
+      <w:tr>
+        <w:tc>
+          <w:tcPr>
+            <w:tcW w:type="dxa" w:w="1300"/>
+            <w:tcMar>
+              <w:top w:type="dxa" w:w="70"/>
+              <w:left w:type="dxa" w:w="100"/>
+              <w:bottom w:type="dxa" w:w="70"/>
+              <w:right w:type="dxa" w:w="100"/>
+            </w:tcMar>
+            <w:vAlign w:val="top"/>
+          </w:tcPr>
+          <w:p>
+            <w:pPr>
+              <w:spacing w:after="0"/>
+            </w:pPr>
+            <w:r>
+              <w:rPr>
+                <w:rFonts w:ascii="Arial" w:cs="Arial" w:eastAsia="Arial" w:hAnsi="Arial"/>
+              </w:rPr>
               <w:t xml:space="preserve">02:00</w:t>
             </w:r>
           </w:p>
@@ -10511,6 +10875,102 @@
                 <w:rFonts w:ascii="Arial" w:cs="Arial" w:eastAsia="Arial" w:hAnsi="Arial"/>
               </w:rPr>
               <w:t xml:space="preserve">Answer immediately and plainly: no. Individual reports go to individuals. Do not hedge.</w:t>
+            </w:r>
+          </w:p>
+        </w:tc>
+      </w:tr>
+      <w:tr>
+        <w:tc>
+          <w:tcPr>
+            <w:tcW w:type="dxa" w:w="4000"/>
+            <w:tcMar>
+              <w:top w:type="dxa" w:w="70"/>
+              <w:left w:type="dxa" w:w="100"/>
+              <w:bottom w:type="dxa" w:w="70"/>
+              <w:right w:type="dxa" w:w="100"/>
+            </w:tcMar>
+            <w:vAlign w:val="top"/>
+          </w:tcPr>
+          <w:p>
+            <w:pPr>
+              <w:spacing w:after="0"/>
+            </w:pPr>
+            <w:r>
+              <w:rPr>
+                <w:rFonts w:ascii="Arial" w:cs="Arial" w:eastAsia="Arial" w:hAnsi="Arial"/>
+              </w:rPr>
+              <w:t xml:space="preserve">AGR says its cards are locked</w:t>
+            </w:r>
+          </w:p>
+        </w:tc>
+        <w:tc>
+          <w:tcPr>
+            <w:tcW w:type="dxa" w:w="5638"/>
+            <w:tcMar>
+              <w:top w:type="dxa" w:w="70"/>
+              <w:left w:type="dxa" w:w="100"/>
+              <w:bottom w:type="dxa" w:w="70"/>
+              <w:right w:type="dxa" w:w="100"/>
+            </w:tcMar>
+            <w:vAlign w:val="top"/>
+          </w:tcPr>
+          <w:p>
+            <w:pPr>
+              <w:spacing w:after="0"/>
+            </w:pPr>
+            <w:r>
+              <w:rPr>
+                <w:rFonts w:ascii="Arial" w:cs="Arial" w:eastAsia="Arial" w:hAnsi="Arial"/>
+              </w:rPr>
+              <w:t xml:space="preserve">It has proposed the freight slot and Transport has not answered: the console says PENDING TRN APPROVAL and the other two cards wait. That is the design — send nobody; see whether AGR goes to Transport itself. If it must be cleared, the AGR block on the control panel shows the proposal with ACCEPT FOR TRN and DECLINE FOR TRN; or let it lapse, which it does on its own at the round change.</w:t>
+            </w:r>
+          </w:p>
+        </w:tc>
+      </w:tr>
+      <w:tr>
+        <w:tc>
+          <w:tcPr>
+            <w:tcW w:type="dxa" w:w="4000"/>
+            <w:tcMar>
+              <w:top w:type="dxa" w:w="70"/>
+              <w:left w:type="dxa" w:w="100"/>
+              <w:bottom w:type="dxa" w:w="70"/>
+              <w:right w:type="dxa" w:w="100"/>
+            </w:tcMar>
+            <w:vAlign w:val="top"/>
+          </w:tcPr>
+          <w:p>
+            <w:pPr>
+              <w:spacing w:after="0"/>
+            </w:pPr>
+            <w:r>
+              <w:rPr>
+                <w:rFonts w:ascii="Arial" w:cs="Arial" w:eastAsia="Arial" w:hAnsi="Arial"/>
+              </w:rPr>
+              <w:t xml:space="preserve">AGR took a card and now says it did not agree to the cost</w:t>
+            </w:r>
+          </w:p>
+        </w:tc>
+        <w:tc>
+          <w:tcPr>
+            <w:tcW w:type="dxa" w:w="5638"/>
+            <w:tcMar>
+              <w:top w:type="dxa" w:w="70"/>
+              <w:left w:type="dxa" w:w="100"/>
+              <w:bottom w:type="dxa" w:w="70"/>
+              <w:right w:type="dxa" w:w="100"/>
+            </w:tcMar>
+            <w:vAlign w:val="top"/>
+          </w:tcPr>
+          <w:p>
+            <w:pPr>
+              <w:spacing w:after="0"/>
+            </w:pPr>
+            <w:r>
+              <w:rPr>
+                <w:rFonts w:ascii="Arial" w:cs="Arial" w:eastAsia="Arial" w:hAnsi="Arial"/>
+              </w:rPr>
+              <w:t xml:space="preserve">It did: the cost was on the card and again on the confirmation under IF AUTHORISED, BOTH EFFECTS APPLY, and the log holds the authorisation. Do not reverse it. Keep it for the debrief — reading the second half of a decision is the behaviour this mechanic exists to surface.</w:t>
             </w:r>
           </w:p>
         </w:tc>

--- a/kit/UNDERCITY_Facilitator_Guidebook.docx
+++ b/kit/UNDERCITY_Facilitator_Guidebook.docx
@@ -5517,7 +5517,7 @@
               <w:rPr>
                 <w:rFonts w:ascii="Arial" w:cs="Arial" w:eastAsia="Arial" w:hAnsi="Arial"/>
               </w:rPr>
-              <w:t xml:space="preserve">Activate ROUND 0 on the console: its six tutorial faults F-001 to F-006 land at once, one per sector. Hand the cards.</w:t>
+              <w:t xml:space="preserve">Fire the six tutorial faults F-001 to F-006 from the fault library on the control panel, one per sector, and hand the cards. No round button deals a fault: every fault in this shift is fired by you.</w:t>
             </w:r>
           </w:p>
         </w:tc>
@@ -5959,7 +5959,7 @@
               <w:rPr>
                 <w:rFonts w:ascii="Arial" w:cs="Arial" w:eastAsia="Arial" w:hAnsi="Arial"/>
               </w:rPr>
-              <w:t xml:space="preserve">NEXT ROUND → Round 1: its six faults land at once, one per sector. START the clock. Announce: routine shift, standard faults.</w:t>
+              <w:t xml:space="preserve">NEXT ROUND → Round 1. START the clock. Then fire the round's six faults F-101 to F-106 from the library, one per sector, as fast or as slowly as the room can take them. Announce: routine shift, standard faults.</w:t>
             </w:r>
           </w:p>
         </w:tc>
@@ -6446,7 +6446,7 @@
               <w:rPr>
                 <w:rFonts w:ascii="Arial" w:cs="Arial" w:eastAsia="Arial" w:hAnsi="Arial"/>
               </w:rPr>
-              <w:t xml:space="preserve">NEXT ROUND → Round 2: all twelve faults land at once, two per sector. Move two TRN workforce tokens physically to the MED table (F-207’s injury). START. Announce in-world: "Core output is fluctuating. Systems are coupling in ways they should not."</w:t>
+              <w:t xml:space="preserve">NEXT ROUND → Round 2, START, then fire the round's twelve faults from the library, two per sector — all at once for the full wave, or staggered if the room is behind. Move two TRN workforce tokens physically to the MED table (F-207’s injury). START. Announce in-world: "Core output is fluctuating. Systems are coupling in ways they should not."</w:t>
             </w:r>
           </w:p>
         </w:tc>
@@ -7105,7 +7105,7 @@
               <w:rPr>
                 <w:rFonts w:ascii="Arial" w:cs="Arial" w:eastAsia="Arial" w:hAnsi="Arial"/>
               </w:rPr>
-              <w:t xml:space="preserve">No button — this wave is inside Round 2. Nothing new is scripted: the twelve faults are already on the tables.</w:t>
+              <w:t xml:space="preserve">No button — this wave is inside Round 2. Nothing new is scripted; whatever of the twelve you fired is still on the tables.</w:t>
             </w:r>
           </w:p>
         </w:tc>
@@ -7450,7 +7450,7 @@
               <w:rPr>
                 <w:rFonts w:ascii="Arial" w:cs="Arial" w:eastAsia="Arial" w:hAnsi="Arial"/>
               </w:rPr>
-              <w:t xml:space="preserve">NEXT ROUND → Round 3: its six critical faults land at once, one per sector, two specs each. START. Announce: "Core integrity is falling. Assume nothing is routine."</w:t>
+              <w:t xml:space="preserve">NEXT ROUND → Round 3. START, then fire its six critical faults from the library, one per sector, two specs each. Announce: "Core integrity is falling. Assume nothing is routine."</w:t>
             </w:r>
           </w:p>
         </w:tc>
@@ -8440,7 +8440,7 @@
               <w:rPr>
                 <w:rFonts w:ascii="Arial" w:cs="Arial" w:eastAsia="Arial" w:hAnsi="Arial"/>
               </w:rPr>
-              <w:t xml:space="preserve">NEXT ROUND → Round 4: its six faults land at once, each needing another sector’s buried appendix. START. Announce in-world: "Seismic activity detected." Restore brownout sectors to active.</w:t>
+              <w:t xml:space="preserve">NEXT ROUND → Round 4. START, then fire its six faults from the library, each needing another sector’s buried appendix. Announce in-world: "Seismic activity detected." Restore brownout sectors to active.</w:t>
             </w:r>
           </w:p>
         </w:tc>

--- a/kit/UNDERCITY_Facilitator_Guidebook.docx
+++ b/kit/UNDERCITY_Facilitator_Guidebook.docx
@@ -3663,7 +3663,7 @@
           <w:sz w:val="20"/>
           <w:szCs w:val="20"/>
         </w:rPr>
-        <w:t xml:space="preserve">IMMEDIATE GAIN</w:t>
+        <w:t xml:space="preserve">GAIN</w:t>
       </w:r>
       <w:r>
         <w:rPr>
@@ -3672,7 +3672,7 @@
           <w:sz w:val="20"/>
           <w:szCs w:val="20"/>
         </w:rPr>
-        <w:t xml:space="preserve"> — what the city gets the moment AGR authorises: stock to a sector, health to a sector, a worker or an approval for the round. These are the same gains the cards have always given.</w:t>
+        <w:t xml:space="preserve"> — what the city gets the moment AGR confirms: stock to a sector, health to a sector, a worker or an approval for the round. These are the same gains the cards have always given. The line leads with the sector and the number — POW +1 WORKER, THIS ROUND.</w:t>
       </w:r>
     </w:p>
     <w:p>
@@ -3698,7 +3698,7 @@
           <w:sz w:val="20"/>
           <w:szCs w:val="20"/>
         </w:rPr>
-        <w:t xml:space="preserve">CONSEQUENCE</w:t>
+        <w:t xml:space="preserve">TRADE-OFF</w:t>
       </w:r>
       <w:r>
         <w:rPr>
@@ -3707,7 +3707,7 @@
           <w:sz w:val="20"/>
           <w:szCs w:val="20"/>
         </w:rPr>
-        <w:t xml:space="preserve"> — what Agriculture pays for it, and when: an extra unit on its next upkeep line, a technician gone for the round, Integrity lost now or at the start of the next round. The card says which, in plain words, before anything is pressed.</w:t>
+        <w:t xml:space="preserve"> — what Agriculture pays for it, and when: an extra unit on its next upkeep line, a technician gone for the round, Integrity lost now or at the start of the next round. The card says which, beside the gain, before anything is pressed — AGR −1 WORKER, THIS ROUND.</w:t>
       </w:r>
     </w:p>
     <w:p>
@@ -3721,7 +3721,7 @@
           <w:sz w:val="20"/>
           <w:szCs w:val="20"/>
         </w:rPr>
-        <w:t xml:space="preserve">The card reads as a situation in the bays, not a prize. The confirmation step restates both halves under one line — IF AUTHORISED, BOTH EFFECTS APPLY — and the buttons are AUTHORISE DECISION and BACK TO OPTIONS. There is no way to accept the gain and refuse the cost; the only refusal is to leave the card unplayed, and the other two cards are still on the table.</w:t>
+        <w:t xml:space="preserve">The card reads as a situation in the bays, not a prize: two sentences, then GAIN and TRADE-OFF side by side, shown once. Where a card needs a target the selector sits above the two columns and the chosen sector is written into the gain as it is picked. The confirmation step adds one line — BOTH EFFECTS APPLY IF CONFIRMED — and the buttons are the card's own verb (SEND TECHNICIAN, OPEN CACHE, OFFER FREIGHT SLOT) and BACK. There is no way to accept the gain and refuse the cost; the only refusal is to leave the card unplayed, and the other two cards are still on the table.</w:t>
       </w:r>
     </w:p>
     <w:p>
@@ -3753,7 +3753,7 @@
           <w:sz w:val="20"/>
           <w:szCs w:val="20"/>
         </w:rPr>
-        <w:t xml:space="preserve"> line as soon as the decision is authorised, and is paid when the next round is activated, exactly like the rest of that line. A round whose clock was never started charges nothing, so an obligation waits for a round that was actually played. The hand is weighted by round: Round 2 deals LOW and MEDIUM trade-offs, Round 3 and 4 deal MEDIUM and HIGH. The two heaviest cards — OPEN THE CONTINGENCY STORES and ATMOSPHERIC BIOFILTER FLUSH — keep their full gains for now and are flagged for review; note how often each is dealt, and whether AGR takes it every time it appears.</w:t>
+        <w:t xml:space="preserve"> line as soon as the decision is confirmed, and is paid when the next round is activated, exactly like the rest of that line. A round whose clock was never started charges nothing, so an obligation waits for a round that was actually played. The hand is weighted by round: Round 2 deals LOW and MEDIUM trade-offs, Round 3 and 4 deal MEDIUM and HIGH. The two heaviest cards — OPEN THE CONTINGENCY STORES and ATMOSPHERIC BIOFILTER FLUSH — keep their full gains for now and are flagged for review; note how often each is dealt, and whether AGR takes it every time it appears.</w:t>
       </w:r>
     </w:p>
     <w:p>
@@ -3784,7 +3784,7 @@
           <w:sz w:val="20"/>
           <w:szCs w:val="20"/>
         </w:rPr>
-        <w:t xml:space="preserve">One card is a proposal rather than a decision. RELEASE THE FREIGHT SLOT lends Transport one extra approval this round and takes one back from it next round — and Agriculture cannot impose that on Transport. When AGR authorises it, nothing happens except that a card appears on Transport's TRANSFER CONTROL page under NEEDS MY ACTION, carrying both halves, with ACCEPT and DECLINE. AGR's own console reads PENDING TRN APPROVAL and its other two cards lock until Transport answers. The point is the conversation: AGR has to go and make the case. If Transport declines, nothing applies and AGR may choose another card. If Transport never answers, the proposal lapses — on the paperwork timeout within the round, or when the round changes — and nothing applies either. A proposal is never carried into the next round.</w:t>
+        <w:t xml:space="preserve">One card is a proposal rather than a decision. RELEASE THE FREIGHT SLOT lends Transport one extra approval this round and takes one back from it next round — and Agriculture cannot impose that on Transport. When AGR offers it — the button says OFFER FREIGHT SLOT — nothing happens except that a card appears on Transport's TRANSFER CONTROL page under NEEDS MY ACTION, carrying the same GAIN and TRADE-OFF columns, with ACCEPT and DECLINE. AGR's own console reads PENDING TRN APPROVAL and its other two cards lock until Transport answers. The point is the conversation: AGR has to go and make the case. If Transport declines, nothing applies, AGR's console says TRN DECLINED THE ARRANGEMENT, and AGR may choose another card. If Transport never answers, the proposal lapses — on the paperwork timeout within the round, or when the round changes — and nothing applies either. A proposal is never carried into the next round.</w:t>
       </w:r>
     </w:p>
     <w:p>
@@ -3828,7 +3828,7 @@
           <w:sz w:val="20"/>
           <w:szCs w:val="20"/>
         </w:rPr>
-        <w:t xml:space="preserve">Every card says what it costs. A table that authorises without reading the second half has told you something about how it reads under pressure; a table that argues over a one-unit water obligation for three minutes has told you something else. Both are the data. Tag, do not coach.</w:t>
+        <w:t xml:space="preserve">Every card says what it costs. A table that confirms without reading the TRADE-OFF column has told you something about how it reads under pressure; a table that argues over a one-unit water obligation for three minutes has told you something else. Both are the data. Tag, do not coach.</w:t>
       </w:r>
     </w:p>
     <w:p>
@@ -6659,7 +6659,7 @@
               <w:rPr>
                 <w:rFonts w:ascii="Arial" w:cs="Arial" w:eastAsia="Arial" w:hAnsi="Arial"/>
               </w:rPr>
-              <w:t xml:space="preserve">Glance at AGR's console. From this round its three cards carry a CONSEQUENCE as well as a gain, and the screen opened on a notice saying so.</w:t>
+              <w:t xml:space="preserve">Glance at AGR's console. From this round its three cards carry a TRADE-OFF as well as a gain, and the screen opened on a notice saying so.</w:t>
             </w:r>
           </w:p>
         </w:tc>
@@ -6682,7 +6682,7 @@
               <w:rPr>
                 <w:rFonts w:ascii="Arial" w:cs="Arial" w:eastAsia="Arial" w:hAnsi="Arial"/>
               </w:rPr>
-              <w:t xml:space="preserve">Whether the notice was acknowledged or is still sitting there. When AGR authorises a card, does anyone at the table read the second half aloud? If they play RELEASE THE FREIGHT SLOT, watch who walks to Transport and what they say — the card does nothing until TRN accepts.</w:t>
+              <w:t xml:space="preserve">Whether the notice was acknowledged or is still sitting there. When AGR confirms a card, does anyone at the table read the TRADE-OFF column aloud? If they play RELEASE THE FREIGHT SLOT, watch who walks to Transport and what they say — the card does nothing until TRN accepts.</w:t>
             </w:r>
           </w:p>
         </w:tc>
@@ -10970,7 +10970,7 @@
               <w:rPr>
                 <w:rFonts w:ascii="Arial" w:cs="Arial" w:eastAsia="Arial" w:hAnsi="Arial"/>
               </w:rPr>
-              <w:t xml:space="preserve">It did: the cost was on the card and again on the confirmation under IF AUTHORISED, BOTH EFFECTS APPLY, and the log holds the authorisation. Do not reverse it. Keep it for the debrief — reading the second half of a decision is the behaviour this mechanic exists to surface.</w:t>
+              <w:t xml:space="preserve">It did: the cost was on the card under TRADE-OFF, beside the gain, over the line BOTH EFFECTS APPLY IF CONFIRMED, and the log holds the confirmation. Do not reverse it. Keep it for the debrief — reading the second half of a decision is the behaviour this mechanic exists to surface.</w:t>
             </w:r>
           </w:p>
         </w:tc>

--- a/kit/UNDERCITY_Facilitator_Guidebook.docx
+++ b/kit/UNDERCITY_Facilitator_Guidebook.docx
@@ -3611,6 +3611,42 @@
     </w:p>
     <w:p>
       <w:pPr>
+        <w:pStyle w:val="Heading3"/>
+        <w:spacing w:after="90" w:before="180"/>
+      </w:pPr>
+      <w:r>
+        <w:rPr>
+          <w:rFonts w:ascii="Arial" w:cs="Arial" w:eastAsia="Arial" w:hAnsi="Arial"/>
+          <w:b/>
+          <w:bCs/>
+          <w:color w:val="1F3864"/>
+          <w:sz w:val="21"/>
+          <w:szCs w:val="21"/>
+        </w:rPr>
+        <w:t xml:space="preserve">The late shift</w:t>
+      </w:r>
+    </w:p>
+    <w:p>
+      <w:pPr>
+        <w:spacing w:after="130"/>
+      </w:pPr>
+      <w:r>
+        <w:rPr>
+          <w:rFonts w:ascii="Arial" w:cs="Arial" w:eastAsia="Arial" w:hAnsi="Arial"/>
+          <w:color w:val="1A1A1A"/>
+          <w:sz w:val="20"/>
+          <w:szCs w:val="20"/>
+        </w:rPr>
+        <w:t xml:space="preserve">Every binder's Fault Code Index ends with two more procedures, P-09 and P-10, and the card deck has a LATE SHIFT section after REFERENCE CHAIN. They add no mechanic. A P-09 fault needs two values from two other binders, exactly as Round 3's did. A P-10 fault is the same with three crew, heavier materials and Integrity falling three points a minute while it stays open: the card says TIME-CRITICAL and nothing counts down, because nothing does — the control panel's preview shows you a target time to call out loud if the room needs the pressure, and that is all it is. They exist so Round 4, and whatever follows it when the round table grows, can mix every kind of fault the room has learned without repeating one. Fire them from the library like everything else; the preview shows you the two sources and the answer, and no table ever sees that.</w:t>
+      </w:r>
+    </w:p>
+    <w:p>
+      <w:r>
+        <w:br w:type="page"/>
+      </w:r>
+    </w:p>
+    <w:p>
+      <w:pPr>
         <w:pStyle w:val="Heading2"/>
         <w:spacing w:after="110" w:before="260"/>
       </w:pPr>
@@ -8464,6 +8500,77 @@
                 <w:rFonts w:ascii="Arial" w:cs="Arial" w:eastAsia="Arial" w:hAnsi="Arial"/>
               </w:rPr>
               <w:t xml:space="preserve">Whether anyone notices that nothing else was given back.</w:t>
+            </w:r>
+          </w:p>
+        </w:tc>
+      </w:tr>
+      <w:tr>
+        <w:tc>
+          <w:tcPr>
+            <w:tcW w:type="dxa" w:w="1300"/>
+            <w:tcMar>
+              <w:top w:type="dxa" w:w="70"/>
+              <w:left w:type="dxa" w:w="100"/>
+              <w:bottom w:type="dxa" w:w="70"/>
+              <w:right w:type="dxa" w:w="100"/>
+            </w:tcMar>
+            <w:vAlign w:val="top"/>
+          </w:tcPr>
+          <w:p>
+            <w:pPr>
+              <w:spacing w:after="0"/>
+            </w:pPr>
+            <w:r>
+              <w:rPr>
+                <w:rFonts w:ascii="Arial" w:cs="Arial" w:eastAsia="Arial" w:hAnsi="Arial"/>
+              </w:rPr>
+              <w:t xml:space="preserve">01:00</w:t>
+            </w:r>
+          </w:p>
+        </w:tc>
+        <w:tc>
+          <w:tcPr>
+            <w:tcW w:type="dxa" w:w="4400"/>
+            <w:tcMar>
+              <w:top w:type="dxa" w:w="70"/>
+              <w:left w:type="dxa" w:w="100"/>
+              <w:bottom w:type="dxa" w:w="70"/>
+              <w:right w:type="dxa" w:w="100"/>
+            </w:tcMar>
+            <w:vAlign w:val="top"/>
+          </w:tcPr>
+          <w:p>
+            <w:pPr>
+              <w:spacing w:after="0"/>
+            </w:pPr>
+            <w:r>
+              <w:rPr>
+                <w:rFonts w:ascii="Arial" w:cs="Arial" w:eastAsia="Arial" w:hAnsi="Arial"/>
+              </w:rPr>
+              <w:t xml:space="preserve">The library's LATE SHIFT section is yours from here: twelve more faults, P-09 (two values from two other binders) and P-10 (TIME-CRITICAL — Integrity falls three a minute while it stays open). Mix them with Round 4's own six and the reference chains. Keep every table at two live faults; three only as a deliberate overload. Across the late shift, make each sector somebody's dependency at least once.</w:t>
+            </w:r>
+          </w:p>
+        </w:tc>
+        <w:tc>
+          <w:tcPr>
+            <w:tcW w:type="dxa" w:w="3938"/>
+            <w:tcMar>
+              <w:top w:type="dxa" w:w="70"/>
+              <w:left w:type="dxa" w:w="100"/>
+              <w:bottom w:type="dxa" w:w="70"/>
+              <w:right w:type="dxa" w:w="100"/>
+            </w:tcMar>
+            <w:vAlign w:val="top"/>
+          </w:tcPr>
+          <w:p>
+            <w:pPr>
+              <w:spacing w:after="0"/>
+            </w:pPr>
+            <w:r>
+              <w:rPr>
+                <w:rFonts w:ascii="Arial" w:cs="Arial" w:eastAsia="Arial" w:hAnsi="Arial"/>
+              </w:rPr>
+              <w:t xml:space="preserve">Who is asked for a value by two tables at once, and whether they queue the asks or pick a favourite.</w:t>
             </w:r>
           </w:p>
         </w:tc>

--- a/kit/UNDERCITY_Facilitator_Guidebook.docx
+++ b/kit/UNDERCITY_Facilitator_Guidebook.docx
@@ -345,7 +345,7 @@
           <w:sz w:val="20"/>
           <w:szCs w:val="20"/>
         </w:rPr>
-        <w:t xml:space="preserve">The opening stretch is deliberately easy. It is the baseline: you cannot say someone dominates under pressure unless you know how they speak when there is none. Every wave after it raises the load in a defined step, and the late shift — the aftershock and the final crisis — lands on a city the room has already half-broken. The diagnostic is the difference between the early shift and the late one, not the behaviour at any single moment.</w:t>
+        <w:t xml:space="preserve">The opening stretch is deliberately easy. It is the baseline: you cannot say someone dominates under pressure unless you know how they speak when there is none. Every wave after it raises the load in a defined step, and the late shift — Rounds 4 to 7 — lands on a city the room has already half-broken. The diagnostic is the difference between the early shift and the late one, not the behaviour at any single moment.</w:t>
       </w:r>
     </w:p>
     <w:p>
@@ -403,7 +403,7 @@
           <w:sz w:val="20"/>
           <w:szCs w:val="20"/>
         </w:rPr>
-        <w:t xml:space="preserve">If the day is running late, shorten Escalation and Temporary Stabilisation — the connective waves — or trim Debrief 1. The aftershock, the final crisis and the delta readout are the deliverable. Everything before them is setup.</w:t>
+        <w:t xml:space="preserve">If the day is running late, shorten the second half of Round 2 and the quiet two minutes of Round 3 — the connective stretches — or trim Debrief 1. Rounds 4 to 7 and the delta readout are the deliverable. Everything before them is setup.</w:t>
       </w:r>
     </w:p>
     <w:p>
@@ -1967,7 +1967,7 @@
               <w:rPr>
                 <w:rFonts w:ascii="Arial" w:cs="Arial" w:eastAsia="Arial" w:hAnsi="Arial"/>
               </w:rPr>
-              <w:t xml:space="preserve">36</w:t>
+              <w:t xml:space="preserve">60</w:t>
             </w:r>
           </w:p>
         </w:tc>
@@ -1990,7 +1990,7 @@
               <w:rPr>
                 <w:rFonts w:ascii="Arial" w:cs="Arial" w:eastAsia="Arial" w:hAnsi="Arial"/>
               </w:rPr>
-              <w:t xml:space="preserve">9 A4 landscape sheets, 4-up. Cut and tab by wave (R0–R4 on the sheet, ORIENTATION / SHIFT 1–3 / AFTERSHOCK on the card). The tabs are your filing, not a schedule the room is shown.</w:t>
+              <w:t xml:space="preserve">15 A4 landscape sheets, 4-up. Cut and tab by section — ROUND 0 to ROUND 4, REFERENCE CHAIN and LATE SHIFT on the card. The tabs are your filing, not a schedule the room is shown.</w:t>
             </w:r>
           </w:p>
         </w:tc>
@@ -2274,7 +2274,7 @@
               <w:rPr>
                 <w:rFonts w:ascii="Arial" w:cs="Arial" w:eastAsia="Arial" w:hAnsi="Arial"/>
               </w:rPr>
-              <w:t xml:space="preserve">One for use, one spare. The Core Failure wave only.</w:t>
+              <w:t xml:space="preserve">One for use, one spare. Round 3 only.</w:t>
             </w:r>
           </w:p>
         </w:tc>
@@ -3373,7 +3373,7 @@
           <w:sz w:val="20"/>
           <w:szCs w:val="20"/>
         </w:rPr>
-        <w:t xml:space="preserve">The internal phases in the console — Stable Operations, Interdependence, Escalation, Core Failure, Temporary Stabilisation, Aftershock, Final Crisis — are </w:t>
+        <w:t xml:space="preserve">The rounds have no names — not in the console, not in the log, not in this guide. A round is its number, and what each one is for is written in Part 4 and in the runbook below as </w:t>
       </w:r>
       <w:r>
         <w:rPr>
@@ -3384,7 +3384,7 @@
           <w:sz w:val="20"/>
           <w:szCs w:val="20"/>
         </w:rPr>
-        <w:t xml:space="preserve">yours, not theirs</w:t>
+        <w:t xml:space="preserve">guidance to you, never as a title</w:t>
       </w:r>
       <w:r>
         <w:rPr>
@@ -3438,7 +3438,7 @@
           <w:sz w:val="20"/>
           <w:szCs w:val="20"/>
         </w:rPr>
-        <w:t xml:space="preserve">Round 0 to Round 4</w:t>
+        <w:t xml:space="preserve">Round 0 to Round 7</w:t>
       </w:r>
       <w:r>
         <w:rPr>
@@ -3447,7 +3447,7 @@
           <w:sz w:val="20"/>
           <w:szCs w:val="20"/>
         </w:rPr>
-        <w:t xml:space="preserve">. A title like “Core Failure” on a console is one screenshot away from the room, and a table that can name what is coming stops behaving like a table under pressure. So the runbook below names the waves, the console counts them, and only four of them are a button.</w:t>
+        <w:t xml:space="preserve">. A title on a console is one screenshot away from the room, and a table that can name what is coming stops behaving like a table under pressure. So this guide says what each round is for, the console counts them, and every one of them is a button.</w:t>
       </w:r>
     </w:p>
     <w:p>
@@ -3606,7 +3606,7 @@
           <w:sz w:val="20"/>
           <w:szCs w:val="20"/>
         </w:rPr>
-        <w:t xml:space="preserve">Every binder holds one Appendix C value that appears in no index. Water and Agriculture need their own during Core Failure; every one of the six is raided by another sector in the late shift. Teams that never open the back of the binder will stall. That stall is a finding about how people behave when the documentation fights back.</w:t>
+        <w:t xml:space="preserve">Every binder holds one Appendix C value that appears in no index. Water and Agriculture need their own during Round 3; every one of the six is raided by another sector in the late shift. Teams that never open the back of the binder will stall. That stall is a finding about how people behave when the documentation fights back.</w:t>
       </w:r>
     </w:p>
     <w:p>
@@ -3637,7 +3637,7 @@
           <w:sz w:val="20"/>
           <w:szCs w:val="20"/>
         </w:rPr>
-        <w:t xml:space="preserve">Every binder's Fault Code Index ends with two more procedures, P-09 and P-10, and the card deck has a LATE SHIFT section after REFERENCE CHAIN. They add no mechanic. A P-09 fault needs two values from two other binders, exactly as Round 3's did. A P-10 fault is the same with three crew, heavier materials and Integrity falling three points a minute while it stays open: the card says TIME-CRITICAL and nothing counts down, because nothing does — the control panel's preview shows you a target time to call out loud if the room needs the pressure, and that is all it is. They exist so Round 4, and whatever follows it when the round table grows, can mix every kind of fault the room has learned without repeating one. Fire them from the library like everything else; the preview shows you the two sources and the answer, and no table ever sees that.</w:t>
+        <w:t xml:space="preserve">Every binder's Fault Code Index ends with two more procedures, P-09 and P-10, and the card deck has a LATE SHIFT section after REFERENCE CHAIN. They add no mechanic. A P-09 fault needs two values from two other binders, exactly as Round 3's did. A P-10 fault is the same with three crew, heavier materials and Integrity falling three points a minute while it stays open: the card says TIME-CRITICAL and nothing counts down, because nothing does — the control panel's preview shows you a target time to call out loud if the room needs the pressure, and that is all it is. They exist so Rounds 4 to 7 can mix every kind of fault the room has learned without repeating one. Fire them from the library like everything else; the preview shows you the two sources and the answer, and no table ever sees that.</w:t>
       </w:r>
     </w:p>
     <w:p>
@@ -4097,7 +4097,7 @@
               <w:rPr>
                 <w:rFonts w:ascii="Arial" w:cs="Arial" w:eastAsia="Arial" w:hAnsi="Arial"/>
               </w:rPr>
-              <w:t xml:space="preserve">Orientation</w:t>
+              <w:t xml:space="preserve">Round 0</w:t>
             </w:r>
           </w:p>
         </w:tc>
@@ -4168,7 +4168,7 @@
               <w:rPr>
                 <w:rFonts w:ascii="Arial" w:cs="Arial" w:eastAsia="Arial" w:hAnsi="Arial"/>
               </w:rPr>
-              <w:t xml:space="preserve">THE SHIFT — four timed rounds</w:t>
+              <w:t xml:space="preserve">THE SHIFT — seven timed rounds</w:t>
             </w:r>
           </w:p>
         </w:tc>
@@ -4191,7 +4191,7 @@
               <w:rPr>
                 <w:rFonts w:ascii="Arial" w:cs="Arial" w:eastAsia="Arial" w:hAnsi="Arial"/>
               </w:rPr>
-              <w:t xml:space="preserve">50 min</w:t>
+              <w:t xml:space="preserve">80 min</w:t>
             </w:r>
           </w:p>
         </w:tc>
@@ -4214,7 +4214,7 @@
               <w:rPr>
                 <w:rFonts w:ascii="Arial" w:cs="Arial" w:eastAsia="Arial" w:hAnsi="Arial"/>
               </w:rPr>
-              <w:t xml:space="preserve">One crisis in seven waves. Each round runs on its own clock — started by you, stopped by 00:00 — and between rounds nothing is reset and nothing on any screen says pause.</w:t>
+              <w:t xml:space="preserve">One crisis, Round 1 to Round 7: three rounds that teach, four that mix everything learned under rising pressure. Each round runs on its own clock — started by you, stopped by 00:00 — and between rounds nothing is reset and nothing on any screen says pause.</w:t>
             </w:r>
           </w:p>
         </w:tc>
@@ -4447,7 +4447,7 @@
           <w:sz w:val="24"/>
           <w:szCs w:val="24"/>
         </w:rPr>
-        <w:t xml:space="preserve">The seven waves inside the shift</w:t>
+        <w:t xml:space="preserve">The rounds inside the shift</w:t>
       </w:r>
     </w:p>
     <w:p>
@@ -4461,7 +4461,7 @@
           <w:sz w:val="20"/>
           <w:szCs w:val="20"/>
         </w:rPr>
-        <w:t xml:space="preserve">These are internal phases in the control panel. Participants never see a name or a boundary — they see the round number, its clock running down and faults arriving. Times are minutes into the round.</w:t>
+        <w:t xml:space="preserve">Participants see the round number, its clock running down and faults arriving — never a name or a boundary. What each round is for is yours. Times are minutes into the round.</w:t>
       </w:r>
     </w:p>
     <w:tbl>
@@ -4505,7 +4505,7 @@
                 <w:bCs/>
                 <w:color w:val="FFFFFF"/>
               </w:rPr>
-              <w:t xml:space="preserve">WAVE</w:t>
+              <w:t xml:space="preserve">ROUND</w:t>
             </w:r>
           </w:p>
         </w:tc>
@@ -4532,7 +4532,7 @@
                 <w:bCs/>
                 <w:color w:val="FFFFFF"/>
               </w:rPr>
-              <w:t xml:space="preserve">ROUND · TIME</w:t>
+              <w:t xml:space="preserve">TIME</w:t>
             </w:r>
           </w:p>
         </w:tc>
@@ -4584,7 +4584,7 @@
               <w:rPr>
                 <w:rFonts w:ascii="Arial" w:cs="Arial" w:eastAsia="Arial" w:hAnsi="Arial"/>
               </w:rPr>
-              <w:t xml:space="preserve">Stable Operations</w:t>
+              <w:t xml:space="preserve">Round 1</w:t>
             </w:r>
           </w:p>
         </w:tc>
@@ -4607,7 +4607,7 @@
               <w:rPr>
                 <w:rFonts w:ascii="Arial" w:cs="Arial" w:eastAsia="Arial" w:hAnsi="Arial"/>
               </w:rPr>
-              <w:t xml:space="preserve">R1 00:00–15:00</w:t>
+              <w:t xml:space="preserve">00:00–15:00</w:t>
             </w:r>
           </w:p>
         </w:tc>
@@ -4655,7 +4655,7 @@
               <w:rPr>
                 <w:rFonts w:ascii="Arial" w:cs="Arial" w:eastAsia="Arial" w:hAnsi="Arial"/>
               </w:rPr>
-              <w:t xml:space="preserve">Interdependence</w:t>
+              <w:t xml:space="preserve">Round 2</w:t>
             </w:r>
           </w:p>
         </w:tc>
@@ -4678,7 +4678,7 @@
               <w:rPr>
                 <w:rFonts w:ascii="Arial" w:cs="Arial" w:eastAsia="Arial" w:hAnsi="Arial"/>
               </w:rPr>
-              <w:t xml:space="preserve">R2 00:00–11:00</w:t>
+              <w:t xml:space="preserve">00:00–11:00</w:t>
             </w:r>
           </w:p>
         </w:tc>
@@ -4701,7 +4701,7 @@
               <w:rPr>
                 <w:rFonts w:ascii="Arial" w:cs="Arial" w:eastAsia="Arial" w:hAnsi="Arial"/>
               </w:rPr>
-              <w:t xml:space="preserve">Sectors collide. Cross-sector specs, transfers, Council sitting one.</w:t>
+              <w:t xml:space="preserve">Sectors collide. Cross-sector specs, transfers, Council sitting one, AGR's first trade-offs.</w:t>
             </w:r>
           </w:p>
         </w:tc>
@@ -4726,7 +4726,7 @@
               <w:rPr>
                 <w:rFonts w:ascii="Arial" w:cs="Arial" w:eastAsia="Arial" w:hAnsi="Arial"/>
               </w:rPr>
-              <w:t xml:space="preserve">Escalation</w:t>
+              <w:t xml:space="preserve">Round 2</w:t>
             </w:r>
           </w:p>
         </w:tc>
@@ -4749,7 +4749,7 @@
               <w:rPr>
                 <w:rFonts w:ascii="Arial" w:cs="Arial" w:eastAsia="Arial" w:hAnsi="Arial"/>
               </w:rPr>
-              <w:t xml:space="preserve">R2 11:00–15:00</w:t>
+              <w:t xml:space="preserve">11:00–15:00</w:t>
             </w:r>
           </w:p>
         </w:tc>
@@ -4797,7 +4797,7 @@
               <w:rPr>
                 <w:rFonts w:ascii="Arial" w:cs="Arial" w:eastAsia="Arial" w:hAnsi="Arial"/>
               </w:rPr>
-              <w:t xml:space="preserve">Core Failure</w:t>
+              <w:t xml:space="preserve">Round 3</w:t>
             </w:r>
           </w:p>
         </w:tc>
@@ -4820,7 +4820,7 @@
               <w:rPr>
                 <w:rFonts w:ascii="Arial" w:cs="Arial" w:eastAsia="Arial" w:hAnsi="Arial"/>
               </w:rPr>
-              <w:t xml:space="preserve">R3 00:00–10:00</w:t>
+              <w:t xml:space="preserve">00:00–10:00</w:t>
             </w:r>
           </w:p>
         </w:tc>
@@ -4843,7 +4843,7 @@
               <w:rPr>
                 <w:rFonts w:ascii="Arial" w:cs="Arial" w:eastAsia="Arial" w:hAnsi="Arial"/>
               </w:rPr>
-              <w:t xml:space="preserve">Peak pressure. Core decline, Continuity Order, brownouts.</w:t>
+              <w:t xml:space="preserve">Peak pressure of the learning phase. Core decline, Continuity Order, brownouts, the reference chains.</w:t>
             </w:r>
           </w:p>
         </w:tc>
@@ -4868,7 +4868,7 @@
               <w:rPr>
                 <w:rFonts w:ascii="Arial" w:cs="Arial" w:eastAsia="Arial" w:hAnsi="Arial"/>
               </w:rPr>
-              <w:t xml:space="preserve">Temporary Stabilisation</w:t>
+              <w:t xml:space="preserve">Round 3</w:t>
             </w:r>
           </w:p>
         </w:tc>
@@ -4891,7 +4891,7 @@
               <w:rPr>
                 <w:rFonts w:ascii="Arial" w:cs="Arial" w:eastAsia="Arial" w:hAnsi="Arial"/>
               </w:rPr>
-              <w:t xml:space="preserve">R3 10:00–12:00</w:t>
+              <w:t xml:space="preserve">10:00–12:00</w:t>
             </w:r>
           </w:p>
         </w:tc>
@@ -4939,7 +4939,7 @@
               <w:rPr>
                 <w:rFonts w:ascii="Arial" w:cs="Arial" w:eastAsia="Arial" w:hAnsi="Arial"/>
               </w:rPr>
-              <w:t xml:space="preserve">Aftershock</w:t>
+              <w:t xml:space="preserve">Round 4</w:t>
             </w:r>
           </w:p>
         </w:tc>
@@ -4962,7 +4962,7 @@
               <w:rPr>
                 <w:rFonts w:ascii="Arial" w:cs="Arial" w:eastAsia="Arial" w:hAnsi="Arial"/>
               </w:rPr>
-              <w:t xml:space="preserve">R4 00:00–05:00</w:t>
+              <w:t xml:space="preserve">00:00–08:00</w:t>
             </w:r>
           </w:p>
         </w:tc>
@@ -4985,7 +4985,7 @@
               <w:rPr>
                 <w:rFonts w:ascii="Arial" w:cs="Arial" w:eastAsia="Arial" w:hAnsi="Arial"/>
               </w:rPr>
-              <w:t xml:space="preserve">A late wave onto the city they are already carrying. POST-MEASUREMENT begins.</w:t>
+              <w:t xml:space="preserve">The mixed phase opens: a fresh crisis onto the city they are already carrying, every learned mechanic in play, medium pressure. POST-MEASUREMENT begins.</w:t>
             </w:r>
           </w:p>
         </w:tc>
@@ -5010,7 +5010,7 @@
               <w:rPr>
                 <w:rFonts w:ascii="Arial" w:cs="Arial" w:eastAsia="Arial" w:hAnsi="Arial"/>
               </w:rPr>
-              <w:t xml:space="preserve">Final Crisis</w:t>
+              <w:t xml:space="preserve">Round 5</w:t>
             </w:r>
           </w:p>
         </w:tc>
@@ -5033,7 +5033,7 @@
               <w:rPr>
                 <w:rFonts w:ascii="Arial" w:cs="Arial" w:eastAsia="Arial" w:hAnsi="Arial"/>
               </w:rPr>
-              <w:t xml:space="preserve">R4 05:00–08:00</w:t>
+              <w:t xml:space="preserve">00:00–10:00</w:t>
             </w:r>
           </w:p>
         </w:tc>
@@ -5056,7 +5056,149 @@
               <w:rPr>
                 <w:rFonts w:ascii="Arial" w:cs="Arial" w:eastAsia="Arial" w:hAnsi="Arial"/>
               </w:rPr>
-              <w:t xml:space="preserve">The last sustained push into the end state.</w:t>
+              <w:t xml:space="preserve">Competing priorities, medium-high pressure. Several sectors need the same limited capability or resource at once, and one of them is a bottleneck.</w:t>
+            </w:r>
+          </w:p>
+        </w:tc>
+      </w:tr>
+      <w:tr>
+        <w:tc>
+          <w:tcPr>
+            <w:tcW w:type="dxa" w:w="3400"/>
+            <w:tcMar>
+              <w:top w:type="dxa" w:w="70"/>
+              <w:left w:type="dxa" w:w="100"/>
+              <w:bottom w:type="dxa" w:w="70"/>
+              <w:right w:type="dxa" w:w="100"/>
+            </w:tcMar>
+            <w:vAlign w:val="top"/>
+          </w:tcPr>
+          <w:p>
+            <w:pPr>
+              <w:spacing w:after="0"/>
+            </w:pPr>
+            <w:r>
+              <w:rPr>
+                <w:rFonts w:ascii="Arial" w:cs="Arial" w:eastAsia="Arial" w:hAnsi="Arial"/>
+              </w:rPr>
+              <w:t xml:space="preserve">Round 6</w:t>
+            </w:r>
+          </w:p>
+        </w:tc>
+        <w:tc>
+          <w:tcPr>
+            <w:tcW w:type="dxa" w:w="1600"/>
+            <w:tcMar>
+              <w:top w:type="dxa" w:w="70"/>
+              <w:left w:type="dxa" w:w="100"/>
+              <w:bottom w:type="dxa" w:w="70"/>
+              <w:right w:type="dxa" w:w="100"/>
+            </w:tcMar>
+            <w:vAlign w:val="top"/>
+          </w:tcPr>
+          <w:p>
+            <w:pPr>
+              <w:spacing w:after="0"/>
+            </w:pPr>
+            <w:r>
+              <w:rPr>
+                <w:rFonts w:ascii="Arial" w:cs="Arial" w:eastAsia="Arial" w:hAnsi="Arial"/>
+              </w:rPr>
+              <w:t xml:space="preserve">00:00–10:00</w:t>
+            </w:r>
+          </w:p>
+        </w:tc>
+        <w:tc>
+          <w:tcPr>
+            <w:tcW w:type="dxa" w:w="4638"/>
+            <w:tcMar>
+              <w:top w:type="dxa" w:w="70"/>
+              <w:left w:type="dxa" w:w="100"/>
+              <w:bottom w:type="dxa" w:w="70"/>
+              <w:right w:type="dxa" w:w="100"/>
+            </w:tcMar>
+            <w:vAlign w:val="top"/>
+          </w:tcPr>
+          <w:p>
+            <w:pPr>
+              <w:spacing w:after="0"/>
+            </w:pPr>
+            <w:r>
+              <w:rPr>
+                <w:rFonts w:ascii="Arial" w:cs="Arial" w:eastAsia="Arial" w:hAnsi="Arial"/>
+              </w:rPr>
+              <w:t xml:space="preserve">Cascading pressure, high. Earlier trade-offs land, delayed consequences bite, and one problem makes another harder to solve.</w:t>
+            </w:r>
+          </w:p>
+        </w:tc>
+      </w:tr>
+      <w:tr>
+        <w:tc>
+          <w:tcPr>
+            <w:tcW w:type="dxa" w:w="3400"/>
+            <w:tcMar>
+              <w:top w:type="dxa" w:w="70"/>
+              <w:left w:type="dxa" w:w="100"/>
+              <w:bottom w:type="dxa" w:w="70"/>
+              <w:right w:type="dxa" w:w="100"/>
+            </w:tcMar>
+            <w:vAlign w:val="top"/>
+          </w:tcPr>
+          <w:p>
+            <w:pPr>
+              <w:spacing w:after="0"/>
+            </w:pPr>
+            <w:r>
+              <w:rPr>
+                <w:rFonts w:ascii="Arial" w:cs="Arial" w:eastAsia="Arial" w:hAnsi="Arial"/>
+              </w:rPr>
+              <w:t xml:space="preserve">Round 7</w:t>
+            </w:r>
+          </w:p>
+        </w:tc>
+        <w:tc>
+          <w:tcPr>
+            <w:tcW w:type="dxa" w:w="1600"/>
+            <w:tcMar>
+              <w:top w:type="dxa" w:w="70"/>
+              <w:left w:type="dxa" w:w="100"/>
+              <w:bottom w:type="dxa" w:w="70"/>
+              <w:right w:type="dxa" w:w="100"/>
+            </w:tcMar>
+            <w:vAlign w:val="top"/>
+          </w:tcPr>
+          <w:p>
+            <w:pPr>
+              <w:spacing w:after="0"/>
+            </w:pPr>
+            <w:r>
+              <w:rPr>
+                <w:rFonts w:ascii="Arial" w:cs="Arial" w:eastAsia="Arial" w:hAnsi="Arial"/>
+              </w:rPr>
+              <w:t xml:space="preserve">00:00–10:00</w:t>
+            </w:r>
+          </w:p>
+        </w:tc>
+        <w:tc>
+          <w:tcPr>
+            <w:tcW w:type="dxa" w:w="4638"/>
+            <w:tcMar>
+              <w:top w:type="dxa" w:w="70"/>
+              <w:left w:type="dxa" w:w="100"/>
+              <w:bottom w:type="dxa" w:w="70"/>
+              <w:right w:type="dxa" w:w="100"/>
+            </w:tcMar>
+            <w:vAlign w:val="top"/>
+          </w:tcPr>
+          <w:p>
+            <w:pPr>
+              <w:spacing w:after="0"/>
+            </w:pPr>
+            <w:r>
+              <w:rPr>
+                <w:rFonts w:ascii="Arial" w:cs="Arial" w:eastAsia="Arial" w:hAnsi="Arial"/>
+              </w:rPr>
+              <w:t xml:space="preserve">The final round, very high but controlled. City-wide prioritisation: fewer, connected, critical problems, and the discovery that not everything can be solved.</w:t>
             </w:r>
           </w:p>
         </w:tc>
@@ -5089,7 +5231,7 @@
           <w:sz w:val="20"/>
           <w:szCs w:val="20"/>
         </w:rPr>
-        <w:t xml:space="preserve">Cut from Escalation and Temporary Stabilisation first — they are connective, not diagnostic — then trim fifteen minutes from Debrief 1. Never the aftershock, never the final crisis, never the delta readout. Use the − button beside ROUND TIME: one click, one minute off this round, and nothing else in the city moves.</w:t>
+        <w:t xml:space="preserve">Cut from the second half of Round 2 and the quiet two minutes of Round 3 first — they are connective, not diagnostic — then trim fifteen minutes from Debrief 1. Never Rounds 4 to 7, never the delta readout. Use the − button beside ROUND TIME: one click, one minute off this round, and nothing else in the city moves.</w:t>
       </w:r>
     </w:p>
     <w:p>
@@ -5768,7 +5910,7 @@
           <w:sz w:val="20"/>
           <w:szCs w:val="20"/>
         </w:rPr>
-        <w:t xml:space="preserve">Press NEXT ROUND to Round 1, then START. NEXT ROUND deals every fault of the round onto the tables at once and loads the round's clock at its full length, waiting; START runs the clock. The pair is pressed four times — Rounds 1, 2, 3 and 4 — and the day ends with END SIMULATION. A clock that reaches 00:00 stops on its own and moves nothing, and the city keeps bleeding until the next START, so do not dawdle between rounds. Pressing the round you are already in offers a restart: the clock reloads and that round's faults go back to active. STOP CLOCK and PAUSE are not part of the script.</w:t>
+        <w:t xml:space="preserve">Press NEXT ROUND to Round 1, then START. NEXT ROUND loads the round's clock at its full length, waiting, and deals nothing — every fault is yours to fire from the library; START runs the clock, and from Round 4 on it also plays that round's city broadcast. The pair is pressed seven times — Rounds 1 to 7 — and the day ends with END SIMULATION. A clock that reaches 00:00 stops on its own and moves nothing, and the city keeps bleeding until the next START, so do not dawdle between rounds. Pressing the round you are already in offers a restart: the clock reloads and that round's faults go back to active. STOP CLOCK and PAUSE are not part of the script.</w:t>
       </w:r>
     </w:p>
     <w:p>
@@ -5819,7 +5961,7 @@
           <w:sz w:val="21"/>
           <w:szCs w:val="21"/>
         </w:rPr>
-        <w:t xml:space="preserve">Wave 1 · Stable Operations · Round 1 (00:00 – 15:00)</w:t>
+        <w:t xml:space="preserve">Round 1 (00:00 – 15:00)</w:t>
       </w:r>
     </w:p>
     <w:p>
@@ -6322,7 +6464,7 @@
           <w:sz w:val="21"/>
           <w:szCs w:val="21"/>
         </w:rPr>
-        <w:t xml:space="preserve">Wave 2 · Interdependence · Round 2 (00:00 – 11:00)</w:t>
+        <w:t xml:space="preserve">Round 2 (00:00 – 11:00)</w:t>
       </w:r>
     </w:p>
     <w:p>
@@ -6981,7 +7123,7 @@
           <w:sz w:val="21"/>
           <w:szCs w:val="21"/>
         </w:rPr>
-        <w:t xml:space="preserve">Wave 3 · Escalation · Round 2 (11:00 – 15:00)</w:t>
+        <w:t xml:space="preserve">Round 2 (11:00 – 15:00)</w:t>
       </w:r>
     </w:p>
     <w:p>
@@ -7306,7 +7448,7 @@
               <w:rPr>
                 <w:rFonts w:ascii="Arial" w:cs="Arial" w:eastAsia="Arial" w:hAnsi="Arial"/>
               </w:rPr>
-              <w:t xml:space="preserve">Sectors below 50 health. Note them; Core Failure will land on them hardest.</w:t>
+              <w:t xml:space="preserve">Sectors below 50 health. Note them; Round 3 will land on them hardest.</w:t>
             </w:r>
           </w:p>
         </w:tc>
@@ -7326,7 +7468,7 @@
           <w:sz w:val="21"/>
           <w:szCs w:val="21"/>
         </w:rPr>
-        <w:t xml:space="preserve">Wave 4 · Core Failure · Round 3 (00:00 – 10:00)</w:t>
+        <w:t xml:space="preserve">Round 3 (00:00 – 10:00)</w:t>
       </w:r>
     </w:p>
     <w:p>
@@ -8026,7 +8168,7 @@
           <w:sz w:val="21"/>
           <w:szCs w:val="21"/>
         </w:rPr>
-        <w:t xml:space="preserve">Wave 5 · Temporary Stabilisation · Round 3 (10:00 – 12:00)</w:t>
+        <w:t xml:space="preserve">Round 3 (10:00 – 12:00)</w:t>
       </w:r>
     </w:p>
     <w:p>
@@ -8316,7 +8458,7 @@
           <w:sz w:val="21"/>
           <w:szCs w:val="21"/>
         </w:rPr>
-        <w:t xml:space="preserve">Wave 6 · Aftershock · Round 4 (00:00 – 05:00)</w:t>
+        <w:t xml:space="preserve">Round 4 (00:00 – 05:00)</w:t>
       </w:r>
     </w:p>
     <w:p>
@@ -8732,7 +8874,7 @@
           <w:sz w:val="21"/>
           <w:szCs w:val="21"/>
         </w:rPr>
-        <w:t xml:space="preserve">Wave 7 · Final Crisis · Round 4 (05:00 – 08:00)</w:t>
+        <w:t xml:space="preserve">Round 4 (05:00 – 08:00)</w:t>
       </w:r>
     </w:p>
     <w:tbl>
@@ -8901,7 +9043,7 @@
               <w:rPr>
                 <w:rFonts w:ascii="Arial" w:cs="Arial" w:eastAsia="Arial" w:hAnsi="Arial"/>
               </w:rPr>
-              <w:t xml:space="preserve">Triage under exhaustion. Who is still asking questions and who has stopped.</w:t>
+              <w:t xml:space="preserve">Triage under fatigue. Who is still asking questions and who has stopped.</w:t>
             </w:r>
           </w:p>
         </w:tc>
@@ -9020,7 +9162,7 @@
               <w:rPr>
                 <w:rFonts w:ascii="Arial" w:cs="Arial" w:eastAsia="Arial" w:hAnsi="Arial"/>
               </w:rPr>
-              <w:t xml:space="preserve">END SIMULATION. Every clock stops and the final city state stays exactly as they left it.</w:t>
+              <w:t xml:space="preserve">NEXT ROUND → Round 5, then START. The city broadcast SYSTEM LOAD INCREASING plays on START — say nothing yourself. Nothing is reset; whatever is open stays open.</w:t>
             </w:r>
           </w:p>
         </w:tc>
@@ -9043,7 +9185,7 @@
               <w:rPr>
                 <w:rFonts w:ascii="Arial" w:cs="Arial" w:eastAsia="Arial" w:hAnsi="Arial"/>
               </w:rPr>
-              <w:t xml:space="preserve">Silence, then talk. Do not explain anything yet.</w:t>
+              <w:t xml:space="preserve">Whether anyone reads the broadcast aloud, and whether a table that is behind notices the clock is new.</w:t>
             </w:r>
           </w:p>
         </w:tc>
@@ -9051,24 +9193,25 @@
     </w:tbl>
     <w:p>
       <w:pPr>
-        <w:pBdr>
-          <w:left w:val="single" w:color="E8A33A" w:sz="18"/>
-        </w:pBdr>
-        <w:shd w:fill="FFF4E5" w:color="auto" w:val="clear"/>
-        <w:spacing w:after="160" w:before="140"/>
-        <w:ind w:left="220" w:right="160"/>
+        <w:pStyle w:val="Heading3"/>
+        <w:spacing w:after="90" w:before="180"/>
       </w:pPr>
       <w:r>
         <w:rPr>
           <w:rFonts w:ascii="Arial" w:cs="Arial" w:eastAsia="Arial" w:hAnsi="Arial"/>
           <w:b/>
           <w:bCs/>
-          <w:color w:val="8A5A00"/>
-          <w:sz w:val="20"/>
-          <w:szCs w:val="20"/>
-        </w:rPr>
-        <w:t xml:space="preserve">End it deliberately.  </w:t>
-      </w:r>
+          <w:color w:val="1F3864"/>
+          <w:sz w:val="21"/>
+          <w:szCs w:val="21"/>
+        </w:rPr>
+        <w:t xml:space="preserve">Round 5 (00:00 – 10:00)</w:t>
+      </w:r>
+    </w:p>
+    <w:p>
+      <w:pPr>
+        <w:spacing w:after="130"/>
+      </w:pPr>
       <w:r>
         <w:rPr>
           <w:rFonts w:ascii="Arial" w:cs="Arial" w:eastAsia="Arial" w:hAnsi="Arial"/>
@@ -9076,85 +9219,7 @@
           <w:sz w:val="20"/>
           <w:szCs w:val="20"/>
         </w:rPr>
-        <w:t xml:space="preserve">END SIMULATION on the control panel stops the round timer and every decay, and leaves the city as it stands. It clears nothing and scores nothing away, and no screen in the room turns into a debrief. The wall is your lunch exhibit — leave it up.</w:t>
-      </w:r>
-    </w:p>
-    <w:p>
-      <w:pPr>
-        <w:pStyle w:val="Heading2"/>
-        <w:spacing w:after="110" w:before="260"/>
-      </w:pPr>
-      <w:r>
-        <w:rPr>
-          <w:rFonts w:ascii="Arial" w:cs="Arial" w:eastAsia="Arial" w:hAnsi="Arial"/>
-          <w:b/>
-          <w:bCs/>
-          <w:color w:val="1A1A1A"/>
-          <w:sz w:val="24"/>
-          <w:szCs w:val="24"/>
-        </w:rPr>
-        <w:t xml:space="preserve">5.2 Lunch (45 min)</w:t>
-      </w:r>
-    </w:p>
-    <w:p>
-      <w:pPr>
-        <w:pBdr>
-          <w:left w:val="single" w:color="1F3864" w:sz="18"/>
-        </w:pBdr>
-        <w:shd w:fill="E8E8F5" w:color="auto" w:val="clear"/>
-        <w:spacing w:after="160" w:before="140"/>
-        <w:ind w:left="220" w:right="160"/>
-      </w:pPr>
-      <w:r>
-        <w:rPr>
-          <w:rFonts w:ascii="Arial" w:cs="Arial" w:eastAsia="Arial" w:hAnsi="Arial"/>
-          <w:b/>
-          <w:bCs/>
-          <w:color w:val="1F3864"/>
-          <w:sz w:val="20"/>
-          <w:szCs w:val="20"/>
-        </w:rPr>
-        <w:t xml:space="preserve">During lunch.  </w:t>
-      </w:r>
-      <w:r>
-        <w:rPr>
-          <w:rFonts w:ascii="Arial" w:cs="Arial" w:eastAsia="Arial" w:hAnsi="Arial"/>
-          <w:color w:val="1A1A1A"/>
-          <w:sz w:val="20"/>
-          <w:szCs w:val="20"/>
-        </w:rPr>
-        <w:t xml:space="preserve">Transcribe the Council audio and one nominated sector. You need only three numbers per person for Debrief 1: talk time, interruptions, questions asked. The full report can follow next morning. Leave the final city state on the big screen throughout — people will stand in front of it, and that is the debrief starting by itself.</w:t>
-      </w:r>
-    </w:p>
-    <w:p>
-      <w:pPr>
-        <w:pStyle w:val="Heading2"/>
-        <w:spacing w:after="110" w:before="260"/>
-      </w:pPr>
-      <w:r>
-        <w:rPr>
-          <w:rFonts w:ascii="Arial" w:cs="Arial" w:eastAsia="Arial" w:hAnsi="Arial"/>
-          <w:b/>
-          <w:bCs/>
-          <w:color w:val="1A1A1A"/>
-          <w:sz w:val="24"/>
-          <w:szCs w:val="24"/>
-        </w:rPr>
-        <w:t xml:space="preserve">5.3 Debrief 1 — the person (60 min)</w:t>
-      </w:r>
-    </w:p>
-    <w:p>
-      <w:pPr>
-        <w:spacing w:after="130"/>
-      </w:pPr>
-      <w:r>
-        <w:rPr>
-          <w:rFonts w:ascii="Arial" w:cs="Arial" w:eastAsia="Arial" w:hAnsi="Arial"/>
-          <w:color w:val="1A1A1A"/>
-          <w:sz w:val="20"/>
-          <w:szCs w:val="20"/>
-        </w:rPr>
-        <w:t xml:space="preserve">Structure, not free discussion. Free discussion becomes a war story session and transfers nothing.</w:t>
+        <w:t xml:space="preserve">Competing priorities. The pressure here is not more faults but the same capability wanted by several tables at once: three sectors needing something only Power Grid can give while Power Grid carries its own fault, or two tables waiting on one Transport approval. Fire fewer things and connect them. Mix the families — a workbook fault, a reference chain, a P-09 — rather than repeating a type.</w:t>
       </w:r>
     </w:p>
     <w:tbl>
@@ -9198,7 +9263,7 @@
                 <w:bCs/>
                 <w:color w:val="FFFFFF"/>
               </w:rPr>
-              <w:t xml:space="preserve">TIME</w:t>
+              <w:t xml:space="preserve">ROUND TIME</w:t>
             </w:r>
           </w:p>
         </w:tc>
@@ -9300,7 +9365,7 @@
               <w:rPr>
                 <w:rFonts w:ascii="Arial" w:cs="Arial" w:eastAsia="Arial" w:hAnsi="Arial"/>
               </w:rPr>
-              <w:t xml:space="preserve">Replay the shift factually on the big screen. What failed, when, what got decided. No interpretation yet.</w:t>
+              <w:t xml:space="preserve">Fire two or three faults whose values or materials all come from one sector — POW, WTR or TRN — and one fault into that sector itself.</w:t>
             </w:r>
           </w:p>
         </w:tc>
@@ -9323,7 +9388,7 @@
               <w:rPr>
                 <w:rFonts w:ascii="Arial" w:cs="Arial" w:eastAsia="Arial" w:hAnsi="Arial"/>
               </w:rPr>
-              <w:t xml:space="preserve">Corrections from the floor — useful, and they surface disputed memories.</w:t>
+              <w:t xml:space="preserve">Who goes to the bottleneck first, and whether the bottleneck sector serves in the order asked, in the order shouted, or in the order it prefers.</w:t>
             </w:r>
           </w:p>
         </w:tc>
@@ -9348,6 +9413,219 @@
               <w:rPr>
                 <w:rFonts w:ascii="Arial" w:cs="Arial" w:eastAsia="Arial" w:hAnsi="Arial"/>
               </w:rPr>
+              <w:t xml:space="preserve">02:00</w:t>
+            </w:r>
+          </w:p>
+        </w:tc>
+        <w:tc>
+          <w:tcPr>
+            <w:tcW w:type="dxa" w:w="4400"/>
+            <w:tcMar>
+              <w:top w:type="dxa" w:w="70"/>
+              <w:left w:type="dxa" w:w="100"/>
+              <w:bottom w:type="dxa" w:w="70"/>
+              <w:right w:type="dxa" w:w="100"/>
+            </w:tcMar>
+            <w:vAlign w:val="top"/>
+          </w:tcPr>
+          <w:p>
+            <w:pPr>
+              <w:spacing w:after="0"/>
+            </w:pPr>
+            <w:r>
+              <w:rPr>
+                <w:rFonts w:ascii="Arial" w:cs="Arial" w:eastAsia="Arial" w:hAnsi="Arial"/>
+              </w:rPr>
+              <w:t xml:space="preserve">Walk the floor. Say nothing.</w:t>
+            </w:r>
+          </w:p>
+        </w:tc>
+        <w:tc>
+          <w:tcPr>
+            <w:tcW w:type="dxa" w:w="3938"/>
+            <w:tcMar>
+              <w:top w:type="dxa" w:w="70"/>
+              <w:left w:type="dxa" w:w="100"/>
+              <w:bottom w:type="dxa" w:w="70"/>
+              <w:right w:type="dxa" w:w="100"/>
+            </w:tcMar>
+            <w:vAlign w:val="top"/>
+          </w:tcPr>
+          <w:p>
+            <w:pPr>
+              <w:spacing w:after="0"/>
+            </w:pPr>
+            <w:r>
+              <w:rPr>
+                <w:rFonts w:ascii="Arial" w:cs="Arial" w:eastAsia="Arial" w:hAnsi="Arial"/>
+              </w:rPr>
+              <w:t xml:space="preserve">A table that waits silently for a value it has not asked for. A liaison who asks for two things in one trip.</w:t>
+            </w:r>
+          </w:p>
+        </w:tc>
+      </w:tr>
+      <w:tr>
+        <w:tc>
+          <w:tcPr>
+            <w:tcW w:type="dxa" w:w="1300"/>
+            <w:tcMar>
+              <w:top w:type="dxa" w:w="70"/>
+              <w:left w:type="dxa" w:w="100"/>
+              <w:bottom w:type="dxa" w:w="70"/>
+              <w:right w:type="dxa" w:w="100"/>
+            </w:tcMar>
+            <w:vAlign w:val="top"/>
+          </w:tcPr>
+          <w:p>
+            <w:pPr>
+              <w:spacing w:after="0"/>
+            </w:pPr>
+            <w:r>
+              <w:rPr>
+                <w:rFonts w:ascii="Arial" w:cs="Arial" w:eastAsia="Arial" w:hAnsi="Arial"/>
+              </w:rPr>
+              <w:t xml:space="preserve">05:00</w:t>
+            </w:r>
+          </w:p>
+        </w:tc>
+        <w:tc>
+          <w:tcPr>
+            <w:tcW w:type="dxa" w:w="4400"/>
+            <w:tcMar>
+              <w:top w:type="dxa" w:w="70"/>
+              <w:left w:type="dxa" w:w="100"/>
+              <w:bottom w:type="dxa" w:w="70"/>
+              <w:right w:type="dxa" w:w="100"/>
+            </w:tcMar>
+            <w:vAlign w:val="top"/>
+          </w:tcPr>
+          <w:p>
+            <w:pPr>
+              <w:spacing w:after="0"/>
+            </w:pPr>
+            <w:r>
+              <w:rPr>
+                <w:rFonts w:ascii="Arial" w:cs="Arial" w:eastAsia="Arial" w:hAnsi="Arial"/>
+              </w:rPr>
+              <w:t xml:space="preserve">One TIME-CRITICAL P-10 into a sector already carrying a fault. Let the pending AGR trade-off and the upkeep line do their work.</w:t>
+            </w:r>
+          </w:p>
+        </w:tc>
+        <w:tc>
+          <w:tcPr>
+            <w:tcW w:type="dxa" w:w="3938"/>
+            <w:tcMar>
+              <w:top w:type="dxa" w:w="70"/>
+              <w:left w:type="dxa" w:w="100"/>
+              <w:bottom w:type="dxa" w:w="70"/>
+              <w:right w:type="dxa" w:w="100"/>
+            </w:tcMar>
+            <w:vAlign w:val="top"/>
+          </w:tcPr>
+          <w:p>
+            <w:pPr>
+              <w:spacing w:after="0"/>
+            </w:pPr>
+            <w:r>
+              <w:rPr>
+                <w:rFonts w:ascii="Arial" w:cs="Arial" w:eastAsia="Arial" w:hAnsi="Arial"/>
+              </w:rPr>
+              <w:t xml:space="preserve">Whether the table drops the old fault for the loud new one, and who decides that.</w:t>
+            </w:r>
+          </w:p>
+        </w:tc>
+      </w:tr>
+      <w:tr>
+        <w:tc>
+          <w:tcPr>
+            <w:tcW w:type="dxa" w:w="1300"/>
+            <w:tcMar>
+              <w:top w:type="dxa" w:w="70"/>
+              <w:left w:type="dxa" w:w="100"/>
+              <w:bottom w:type="dxa" w:w="70"/>
+              <w:right w:type="dxa" w:w="100"/>
+            </w:tcMar>
+            <w:vAlign w:val="top"/>
+          </w:tcPr>
+          <w:p>
+            <w:pPr>
+              <w:spacing w:after="0"/>
+            </w:pPr>
+            <w:r>
+              <w:rPr>
+                <w:rFonts w:ascii="Arial" w:cs="Arial" w:eastAsia="Arial" w:hAnsi="Arial"/>
+              </w:rPr>
+              <w:t xml:space="preserve">08:00</w:t>
+            </w:r>
+          </w:p>
+        </w:tc>
+        <w:tc>
+          <w:tcPr>
+            <w:tcW w:type="dxa" w:w="4400"/>
+            <w:tcMar>
+              <w:top w:type="dxa" w:w="70"/>
+              <w:left w:type="dxa" w:w="100"/>
+              <w:bottom w:type="dxa" w:w="70"/>
+              <w:right w:type="dxa" w:w="100"/>
+            </w:tcMar>
+            <w:vAlign w:val="top"/>
+          </w:tcPr>
+          <w:p>
+            <w:pPr>
+              <w:spacing w:after="0"/>
+            </w:pPr>
+            <w:r>
+              <w:rPr>
+                <w:rFonts w:ascii="Arial" w:cs="Arial" w:eastAsia="Arial" w:hAnsi="Arial"/>
+              </w:rPr>
+              <w:t xml:space="preserve">Last two minutes. Announce the time once.</w:t>
+            </w:r>
+          </w:p>
+        </w:tc>
+        <w:tc>
+          <w:tcPr>
+            <w:tcW w:type="dxa" w:w="3938"/>
+            <w:tcMar>
+              <w:top w:type="dxa" w:w="70"/>
+              <w:left w:type="dxa" w:w="100"/>
+              <w:bottom w:type="dxa" w:w="70"/>
+              <w:right w:type="dxa" w:w="100"/>
+            </w:tcMar>
+            <w:vAlign w:val="top"/>
+          </w:tcPr>
+          <w:p>
+            <w:pPr>
+              <w:spacing w:after="0"/>
+            </w:pPr>
+            <w:r>
+              <w:rPr>
+                <w:rFonts w:ascii="Arial" w:cs="Arial" w:eastAsia="Arial" w:hAnsi="Arial"/>
+              </w:rPr>
+              <w:t xml:space="preserve">Whether anyone starts a transfer they cannot finish.</w:t>
+            </w:r>
+          </w:p>
+        </w:tc>
+      </w:tr>
+      <w:tr>
+        <w:tc>
+          <w:tcPr>
+            <w:tcW w:type="dxa" w:w="1300"/>
+            <w:tcMar>
+              <w:top w:type="dxa" w:w="70"/>
+              <w:left w:type="dxa" w:w="100"/>
+              <w:bottom w:type="dxa" w:w="70"/>
+              <w:right w:type="dxa" w:w="100"/>
+            </w:tcMar>
+            <w:vAlign w:val="top"/>
+          </w:tcPr>
+          <w:p>
+            <w:pPr>
+              <w:spacing w:after="0"/>
+            </w:pPr>
+            <w:r>
+              <w:rPr>
+                <w:rFonts w:ascii="Arial" w:cs="Arial" w:eastAsia="Arial" w:hAnsi="Arial"/>
+              </w:rPr>
               <w:t xml:space="preserve">10:00</w:t>
             </w:r>
           </w:p>
@@ -9371,7 +9649,7 @@
               <w:rPr>
                 <w:rFonts w:ascii="Arial" w:cs="Arial" w:eastAsia="Arial" w:hAnsi="Arial"/>
               </w:rPr>
-              <w:t xml:space="preserve">Hand out personal headline metrics. Silent reading, three minutes, no discussion.</w:t>
+              <w:t xml:space="preserve">NEXT ROUND → Round 6, then START. CASCADE CONDITIONS DETECTED plays on START.</w:t>
             </w:r>
           </w:p>
         </w:tc>
@@ -9394,362 +9672,7 @@
               <w:rPr>
                 <w:rFonts w:ascii="Arial" w:cs="Arial" w:eastAsia="Arial" w:hAnsi="Arial"/>
               </w:rPr>
-              <w:t xml:space="preserve">Faces. This is the moment the day lands or does not.</w:t>
-            </w:r>
-          </w:p>
-        </w:tc>
-      </w:tr>
-      <w:tr>
-        <w:tc>
-          <w:tcPr>
-            <w:tcW w:type="dxa" w:w="1300"/>
-            <w:tcMar>
-              <w:top w:type="dxa" w:w="70"/>
-              <w:left w:type="dxa" w:w="100"/>
-              <w:bottom w:type="dxa" w:w="70"/>
-              <w:right w:type="dxa" w:w="100"/>
-            </w:tcMar>
-            <w:vAlign w:val="top"/>
-          </w:tcPr>
-          <w:p>
-            <w:pPr>
-              <w:spacing w:after="0"/>
-            </w:pPr>
-            <w:r>
-              <w:rPr>
-                <w:rFonts w:ascii="Arial" w:cs="Arial" w:eastAsia="Arial" w:hAnsi="Arial"/>
-              </w:rPr>
-              <w:t xml:space="preserve">15:00</w:t>
-            </w:r>
-          </w:p>
-        </w:tc>
-        <w:tc>
-          <w:tcPr>
-            <w:tcW w:type="dxa" w:w="4400"/>
-            <w:tcMar>
-              <w:top w:type="dxa" w:w="70"/>
-              <w:left w:type="dxa" w:w="100"/>
-              <w:bottom w:type="dxa" w:w="70"/>
-              <w:right w:type="dxa" w:w="100"/>
-            </w:tcMar>
-            <w:vAlign w:val="top"/>
-          </w:tcPr>
-          <w:p>
-            <w:pPr>
-              <w:spacing w:after="0"/>
-            </w:pPr>
-            <w:r>
-              <w:rPr>
-                <w:rFonts w:ascii="Arial" w:cs="Arial" w:eastAsia="Arial" w:hAnsi="Arial"/>
-              </w:rPr>
-              <w:t xml:space="preserve">Pairs. "What surprised you in your numbers?"</w:t>
-            </w:r>
-          </w:p>
-        </w:tc>
-        <w:tc>
-          <w:tcPr>
-            <w:tcW w:type="dxa" w:w="3938"/>
-            <w:tcMar>
-              <w:top w:type="dxa" w:w="70"/>
-              <w:left w:type="dxa" w:w="100"/>
-              <w:bottom w:type="dxa" w:w="70"/>
-              <w:right w:type="dxa" w:w="100"/>
-            </w:tcMar>
-            <w:vAlign w:val="top"/>
-          </w:tcPr>
-          <w:p>
-            <w:pPr>
-              <w:spacing w:after="0"/>
-            </w:pPr>
-            <w:r>
-              <w:rPr>
-                <w:rFonts w:ascii="Arial" w:cs="Arial" w:eastAsia="Arial" w:hAnsi="Arial"/>
-              </w:rPr>
-              <w:t xml:space="preserve">Deflection onto the game design is normal at first. Let it pass once, then redirect.</w:t>
-            </w:r>
-          </w:p>
-        </w:tc>
-      </w:tr>
-      <w:tr>
-        <w:tc>
-          <w:tcPr>
-            <w:tcW w:type="dxa" w:w="1300"/>
-            <w:tcMar>
-              <w:top w:type="dxa" w:w="70"/>
-              <w:left w:type="dxa" w:w="100"/>
-              <w:bottom w:type="dxa" w:w="70"/>
-              <w:right w:type="dxa" w:w="100"/>
-            </w:tcMar>
-            <w:vAlign w:val="top"/>
-          </w:tcPr>
-          <w:p>
-            <w:pPr>
-              <w:spacing w:after="0"/>
-            </w:pPr>
-            <w:r>
-              <w:rPr>
-                <w:rFonts w:ascii="Arial" w:cs="Arial" w:eastAsia="Arial" w:hAnsi="Arial"/>
-              </w:rPr>
-              <w:t xml:space="preserve">25:00</w:t>
-            </w:r>
-          </w:p>
-        </w:tc>
-        <w:tc>
-          <w:tcPr>
-            <w:tcW w:type="dxa" w:w="4400"/>
-            <w:tcMar>
-              <w:top w:type="dxa" w:w="70"/>
-              <w:left w:type="dxa" w:w="100"/>
-              <w:bottom w:type="dxa" w:w="70"/>
-              <w:right w:type="dxa" w:w="100"/>
-            </w:tcMar>
-            <w:vAlign w:val="top"/>
-          </w:tcPr>
-          <w:p>
-            <w:pPr>
-              <w:spacing w:after="0"/>
-            </w:pPr>
-            <w:r>
-              <w:rPr>
-                <w:rFonts w:ascii="Arial" w:cs="Arial" w:eastAsia="Arial" w:hAnsi="Arial"/>
-              </w:rPr>
-              <w:t xml:space="preserve">Trigger work in sector groups. "Go back to the moment your behaviour changed. What was happening? What did you feel just before?"</w:t>
-            </w:r>
-          </w:p>
-        </w:tc>
-        <w:tc>
-          <w:tcPr>
-            <w:tcW w:type="dxa" w:w="3938"/>
-            <w:tcMar>
-              <w:top w:type="dxa" w:w="70"/>
-              <w:left w:type="dxa" w:w="100"/>
-              <w:bottom w:type="dxa" w:w="70"/>
-              <w:right w:type="dxa" w:w="100"/>
-            </w:tcMar>
-            <w:vAlign w:val="top"/>
-          </w:tcPr>
-          <w:p>
-            <w:pPr>
-              <w:spacing w:after="0"/>
-            </w:pPr>
-            <w:r>
-              <w:rPr>
-                <w:rFonts w:ascii="Arial" w:cs="Arial" w:eastAsia="Arial" w:hAnsi="Arial"/>
-              </w:rPr>
-              <w:t xml:space="preserve">Specificity. "I get stressed" is not a trigger. "When two people talk at once and a clock is running" is.</w:t>
-            </w:r>
-          </w:p>
-        </w:tc>
-      </w:tr>
-      <w:tr>
-        <w:tc>
-          <w:tcPr>
-            <w:tcW w:type="dxa" w:w="1300"/>
-            <w:tcMar>
-              <w:top w:type="dxa" w:w="70"/>
-              <w:left w:type="dxa" w:w="100"/>
-              <w:bottom w:type="dxa" w:w="70"/>
-              <w:right w:type="dxa" w:w="100"/>
-            </w:tcMar>
-            <w:vAlign w:val="top"/>
-          </w:tcPr>
-          <w:p>
-            <w:pPr>
-              <w:spacing w:after="0"/>
-            </w:pPr>
-            <w:r>
-              <w:rPr>
-                <w:rFonts w:ascii="Arial" w:cs="Arial" w:eastAsia="Arial" w:hAnsi="Arial"/>
-              </w:rPr>
-              <w:t xml:space="preserve">40:00</w:t>
-            </w:r>
-          </w:p>
-        </w:tc>
-        <w:tc>
-          <w:tcPr>
-            <w:tcW w:type="dxa" w:w="4400"/>
-            <w:tcMar>
-              <w:top w:type="dxa" w:w="70"/>
-              <w:left w:type="dxa" w:w="100"/>
-              <w:bottom w:type="dxa" w:w="70"/>
-              <w:right w:type="dxa" w:w="100"/>
-            </w:tcMar>
-            <w:vAlign w:val="top"/>
-          </w:tcPr>
-          <w:p>
-            <w:pPr>
-              <w:spacing w:after="0"/>
-            </w:pPr>
-            <w:r>
-              <w:rPr>
-                <w:rFonts w:ascii="Arial" w:cs="Arial" w:eastAsia="Arial" w:hAnsi="Arial"/>
-              </w:rPr>
-              <w:t xml:space="preserve">Name the reactive-to-creative distinction. Reactive is what the trigger does to you. Creative is what you choose next.</w:t>
-            </w:r>
-          </w:p>
-        </w:tc>
-        <w:tc>
-          <w:tcPr>
-            <w:tcW w:type="dxa" w:w="3938"/>
-            <w:tcMar>
-              <w:top w:type="dxa" w:w="70"/>
-              <w:left w:type="dxa" w:w="100"/>
-              <w:bottom w:type="dxa" w:w="70"/>
-              <w:right w:type="dxa" w:w="100"/>
-            </w:tcMar>
-            <w:vAlign w:val="top"/>
-          </w:tcPr>
-          <w:p>
-            <w:pPr>
-              <w:spacing w:after="0"/>
-            </w:pPr>
-            <w:r>
-              <w:rPr>
-                <w:rFonts w:ascii="Arial" w:cs="Arial" w:eastAsia="Arial" w:hAnsi="Arial"/>
-              </w:rPr>
-              <w:t xml:space="preserve">Participants trying to make this abstract. Keep pulling it back to their transcript.</w:t>
-            </w:r>
-          </w:p>
-        </w:tc>
-      </w:tr>
-      <w:tr>
-        <w:tc>
-          <w:tcPr>
-            <w:tcW w:type="dxa" w:w="1300"/>
-            <w:tcMar>
-              <w:top w:type="dxa" w:w="70"/>
-              <w:left w:type="dxa" w:w="100"/>
-              <w:bottom w:type="dxa" w:w="70"/>
-              <w:right w:type="dxa" w:w="100"/>
-            </w:tcMar>
-            <w:vAlign w:val="top"/>
-          </w:tcPr>
-          <w:p>
-            <w:pPr>
-              <w:spacing w:after="0"/>
-            </w:pPr>
-            <w:r>
-              <w:rPr>
-                <w:rFonts w:ascii="Arial" w:cs="Arial" w:eastAsia="Arial" w:hAnsi="Arial"/>
-              </w:rPr>
-              <w:t xml:space="preserve">50:00</w:t>
-            </w:r>
-          </w:p>
-        </w:tc>
-        <w:tc>
-          <w:tcPr>
-            <w:tcW w:type="dxa" w:w="4400"/>
-            <w:tcMar>
-              <w:top w:type="dxa" w:w="70"/>
-              <w:left w:type="dxa" w:w="100"/>
-              <w:bottom w:type="dxa" w:w="70"/>
-              <w:right w:type="dxa" w:w="100"/>
-            </w:tcMar>
-            <w:vAlign w:val="top"/>
-          </w:tcPr>
-          <w:p>
-            <w:pPr>
-              <w:spacing w:after="0"/>
-            </w:pPr>
-            <w:r>
-              <w:rPr>
-                <w:rFonts w:ascii="Arial" w:cs="Arial" w:eastAsia="Arial" w:hAnsi="Arial"/>
-              </w:rPr>
-              <w:t xml:space="preserve">Reveal the two probes only if they have not surfaced: discrepancy, buried appendices.</w:t>
-            </w:r>
-          </w:p>
-        </w:tc>
-        <w:tc>
-          <w:tcPr>
-            <w:tcW w:type="dxa" w:w="3938"/>
-            <w:tcMar>
-              <w:top w:type="dxa" w:w="70"/>
-              <w:left w:type="dxa" w:w="100"/>
-              <w:bottom w:type="dxa" w:w="70"/>
-              <w:right w:type="dxa" w:w="100"/>
-            </w:tcMar>
-            <w:vAlign w:val="top"/>
-          </w:tcPr>
-          <w:p>
-            <w:pPr>
-              <w:spacing w:after="0"/>
-            </w:pPr>
-            <w:r>
-              <w:rPr>
-                <w:rFonts w:ascii="Arial" w:cs="Arial" w:eastAsia="Arial" w:hAnsi="Arial"/>
-              </w:rPr>
-              <w:t xml:space="preserve">Reactions to the discrepancy tell you as much as the original moment did.</w:t>
-            </w:r>
-          </w:p>
-        </w:tc>
-      </w:tr>
-      <w:tr>
-        <w:tc>
-          <w:tcPr>
-            <w:tcW w:type="dxa" w:w="1300"/>
-            <w:tcMar>
-              <w:top w:type="dxa" w:w="70"/>
-              <w:left w:type="dxa" w:w="100"/>
-              <w:bottom w:type="dxa" w:w="70"/>
-              <w:right w:type="dxa" w:w="100"/>
-            </w:tcMar>
-            <w:vAlign w:val="top"/>
-          </w:tcPr>
-          <w:p>
-            <w:pPr>
-              <w:spacing w:after="0"/>
-            </w:pPr>
-            <w:r>
-              <w:rPr>
-                <w:rFonts w:ascii="Arial" w:cs="Arial" w:eastAsia="Arial" w:hAnsi="Arial"/>
-              </w:rPr>
-              <w:t xml:space="preserve">55:00</w:t>
-            </w:r>
-          </w:p>
-        </w:tc>
-        <w:tc>
-          <w:tcPr>
-            <w:tcW w:type="dxa" w:w="4400"/>
-            <w:tcMar>
-              <w:top w:type="dxa" w:w="70"/>
-              <w:left w:type="dxa" w:w="100"/>
-              <w:bottom w:type="dxa" w:w="70"/>
-              <w:right w:type="dxa" w:w="100"/>
-            </w:tcMar>
-            <w:vAlign w:val="top"/>
-          </w:tcPr>
-          <w:p>
-            <w:pPr>
-              <w:spacing w:after="0"/>
-            </w:pPr>
-            <w:r>
-              <w:rPr>
-                <w:rFonts w:ascii="Arial" w:cs="Arial" w:eastAsia="Arial" w:hAnsi="Arial"/>
-              </w:rPr>
-              <w:t xml:space="preserve">Ask the question the continuous shift earns you: "There was no break. When did you notice that, and what did you do about it?"</w:t>
-            </w:r>
-          </w:p>
-        </w:tc>
-        <w:tc>
-          <w:tcPr>
-            <w:tcW w:type="dxa" w:w="3938"/>
-            <w:tcMar>
-              <w:top w:type="dxa" w:w="70"/>
-              <w:left w:type="dxa" w:w="100"/>
-              <w:bottom w:type="dxa" w:w="70"/>
-              <w:right w:type="dxa" w:w="100"/>
-            </w:tcMar>
-            <w:vAlign w:val="top"/>
-          </w:tcPr>
-          <w:p>
-            <w:pPr>
-              <w:spacing w:after="0"/>
-            </w:pPr>
-            <w:r>
-              <w:rPr>
-                <w:rFonts w:ascii="Arial" w:cs="Arial" w:eastAsia="Arial" w:hAnsi="Arial"/>
-              </w:rPr>
-              <w:t xml:space="preserve">The honest answers here are the best material in the day. Nobody was given permission to recover; some took it anyway, and some did not.</w:t>
+              <w:t xml:space="preserve">Upkeep lands now: watch the NEXT ROUND UPKEEP lines on the consoles turn into real shortages.</w:t>
             </w:r>
           </w:p>
         </w:tc>
@@ -9757,19 +9680,19 @@
     </w:tbl>
     <w:p>
       <w:pPr>
-        <w:pStyle w:val="Heading2"/>
-        <w:spacing w:after="110" w:before="260"/>
+        <w:pStyle w:val="Heading3"/>
+        <w:spacing w:after="90" w:before="180"/>
       </w:pPr>
       <w:r>
         <w:rPr>
           <w:rFonts w:ascii="Arial" w:cs="Arial" w:eastAsia="Arial" w:hAnsi="Arial"/>
           <w:b/>
           <w:bCs/>
-          <w:color w:val="1A1A1A"/>
-          <w:sz w:val="24"/>
-          <w:szCs w:val="24"/>
-        </w:rPr>
-        <w:t xml:space="preserve">5.4 Debrief 2 — the delta and the transfer (45 min)</w:t>
+          <w:color w:val="1F3864"/>
+          <w:sz w:val="21"/>
+          <w:szCs w:val="21"/>
+        </w:rPr>
+        <w:t xml:space="preserve">Round 6 (00:00 – 10:00)</w:t>
       </w:r>
     </w:p>
     <w:p>
@@ -9783,7 +9706,7 @@
           <w:sz w:val="20"/>
           <w:szCs w:val="20"/>
         </w:rPr>
-        <w:t xml:space="preserve">The delta is early shift against late shift: the same people, the same format, a full shift of accumulating load apart. Because the shift ran unbroken, the comparison is clean — nothing in the middle reset the city or rested the room.</w:t>
+        <w:t xml:space="preserve">Cascading pressure. The rule for this round is that one problem should make another problem harder to solve: Transport's capacity is down from a freight slot it accepted, so the movement Medical needs is late while Medical's Integrity is already falling; Agriculture is paying an extra unit at upkeep from a card it played two rounds ago. You are not adding faults so much as letting the earlier decisions arrive. Add only what connects.</w:t>
       </w:r>
     </w:p>
     <w:tbl>
@@ -9827,7 +9750,7 @@
                 <w:bCs/>
                 <w:color w:val="FFFFFF"/>
               </w:rPr>
-              <w:t xml:space="preserve">TIME</w:t>
+              <w:t xml:space="preserve">ROUND TIME</w:t>
             </w:r>
           </w:p>
         </w:tc>
@@ -9929,6 +9852,1615 @@
               <w:rPr>
                 <w:rFonts w:ascii="Arial" w:cs="Arial" w:eastAsia="Arial" w:hAnsi="Arial"/>
               </w:rPr>
+              <w:t xml:space="preserve">Fire one fault into the sector whose Integrity is lowest and one into the sector it depends on. A TIME-CRITICAL P-10 where a movement is already waiting.</w:t>
+            </w:r>
+          </w:p>
+        </w:tc>
+        <w:tc>
+          <w:tcPr>
+            <w:tcW w:type="dxa" w:w="3938"/>
+            <w:tcMar>
+              <w:top w:type="dxa" w:w="70"/>
+              <w:left w:type="dxa" w:w="100"/>
+              <w:bottom w:type="dxa" w:w="70"/>
+              <w:right w:type="dxa" w:w="100"/>
+            </w:tcMar>
+            <w:vAlign w:val="top"/>
+          </w:tcPr>
+          <w:p>
+            <w:pPr>
+              <w:spacing w:after="0"/>
+            </w:pPr>
+            <w:r>
+              <w:rPr>
+                <w:rFonts w:ascii="Arial" w:cs="Arial" w:eastAsia="Arial" w:hAnsi="Arial"/>
+              </w:rPr>
+              <w:t xml:space="preserve">Whether the room recognises the chain — the fault, the missing resource, the sector that holds it — or treats each as separate.</w:t>
+            </w:r>
+          </w:p>
+        </w:tc>
+      </w:tr>
+      <w:tr>
+        <w:tc>
+          <w:tcPr>
+            <w:tcW w:type="dxa" w:w="1300"/>
+            <w:tcMar>
+              <w:top w:type="dxa" w:w="70"/>
+              <w:left w:type="dxa" w:w="100"/>
+              <w:bottom w:type="dxa" w:w="70"/>
+              <w:right w:type="dxa" w:w="100"/>
+            </w:tcMar>
+            <w:vAlign w:val="top"/>
+          </w:tcPr>
+          <w:p>
+            <w:pPr>
+              <w:spacing w:after="0"/>
+            </w:pPr>
+            <w:r>
+              <w:rPr>
+                <w:rFonts w:ascii="Arial" w:cs="Arial" w:eastAsia="Arial" w:hAnsi="Arial"/>
+              </w:rPr>
+              <w:t xml:space="preserve">03:00</w:t>
+            </w:r>
+          </w:p>
+        </w:tc>
+        <w:tc>
+          <w:tcPr>
+            <w:tcW w:type="dxa" w:w="4400"/>
+            <w:tcMar>
+              <w:top w:type="dxa" w:w="70"/>
+              <w:left w:type="dxa" w:w="100"/>
+              <w:bottom w:type="dxa" w:w="70"/>
+              <w:right w:type="dxa" w:w="100"/>
+            </w:tcMar>
+            <w:vAlign w:val="top"/>
+          </w:tcPr>
+          <w:p>
+            <w:pPr>
+              <w:spacing w:after="0"/>
+            </w:pPr>
+            <w:r>
+              <w:rPr>
+                <w:rFonts w:ascii="Arial" w:cs="Arial" w:eastAsia="Arial" w:hAnsi="Arial"/>
+              </w:rPr>
+              <w:t xml:space="preserve">Walk the floor. If a table is drowning rather than struggling, fire nothing more at it.</w:t>
+            </w:r>
+          </w:p>
+        </w:tc>
+        <w:tc>
+          <w:tcPr>
+            <w:tcW w:type="dxa" w:w="3938"/>
+            <w:tcMar>
+              <w:top w:type="dxa" w:w="70"/>
+              <w:left w:type="dxa" w:w="100"/>
+              <w:bottom w:type="dxa" w:w="70"/>
+              <w:right w:type="dxa" w:w="100"/>
+            </w:tcMar>
+            <w:vAlign w:val="top"/>
+          </w:tcPr>
+          <w:p>
+            <w:pPr>
+              <w:spacing w:after="0"/>
+            </w:pPr>
+            <w:r>
+              <w:rPr>
+                <w:rFonts w:ascii="Arial" w:cs="Arial" w:eastAsia="Arial" w:hAnsi="Arial"/>
+              </w:rPr>
+              <w:t xml:space="preserve">A plan from Round 5 that no longer works, and how long before someone says so out loud.</w:t>
+            </w:r>
+          </w:p>
+        </w:tc>
+      </w:tr>
+      <w:tr>
+        <w:tc>
+          <w:tcPr>
+            <w:tcW w:type="dxa" w:w="1300"/>
+            <w:tcMar>
+              <w:top w:type="dxa" w:w="70"/>
+              <w:left w:type="dxa" w:w="100"/>
+              <w:bottom w:type="dxa" w:w="70"/>
+              <w:right w:type="dxa" w:w="100"/>
+            </w:tcMar>
+            <w:vAlign w:val="top"/>
+          </w:tcPr>
+          <w:p>
+            <w:pPr>
+              <w:spacing w:after="0"/>
+            </w:pPr>
+            <w:r>
+              <w:rPr>
+                <w:rFonts w:ascii="Arial" w:cs="Arial" w:eastAsia="Arial" w:hAnsi="Arial"/>
+              </w:rPr>
+              <w:t xml:space="preserve">06:00</w:t>
+            </w:r>
+          </w:p>
+        </w:tc>
+        <w:tc>
+          <w:tcPr>
+            <w:tcW w:type="dxa" w:w="4400"/>
+            <w:tcMar>
+              <w:top w:type="dxa" w:w="70"/>
+              <w:left w:type="dxa" w:w="100"/>
+              <w:bottom w:type="dxa" w:w="70"/>
+              <w:right w:type="dxa" w:w="100"/>
+            </w:tcMar>
+            <w:vAlign w:val="top"/>
+          </w:tcPr>
+          <w:p>
+            <w:pPr>
+              <w:spacing w:after="0"/>
+            </w:pPr>
+            <w:r>
+              <w:rPr>
+                <w:rFonts w:ascii="Arial" w:cs="Arial" w:eastAsia="Arial" w:hAnsi="Arial"/>
+              </w:rPr>
+              <w:t xml:space="preserve">A second P-10 if the room is coping; nothing if it is not. The pressure is high, not maximal.</w:t>
+            </w:r>
+          </w:p>
+        </w:tc>
+        <w:tc>
+          <w:tcPr>
+            <w:tcW w:type="dxa" w:w="3938"/>
+            <w:tcMar>
+              <w:top w:type="dxa" w:w="70"/>
+              <w:left w:type="dxa" w:w="100"/>
+              <w:bottom w:type="dxa" w:w="70"/>
+              <w:right w:type="dxa" w:w="100"/>
+            </w:tcMar>
+            <w:vAlign w:val="top"/>
+          </w:tcPr>
+          <w:p>
+            <w:pPr>
+              <w:spacing w:after="0"/>
+            </w:pPr>
+            <w:r>
+              <w:rPr>
+                <w:rFonts w:ascii="Arial" w:cs="Arial" w:eastAsia="Arial" w:hAnsi="Arial"/>
+              </w:rPr>
+              <w:t xml:space="preserve">Who protects their own sector and who gives up a value or a unit to another.</w:t>
+            </w:r>
+          </w:p>
+        </w:tc>
+      </w:tr>
+      <w:tr>
+        <w:tc>
+          <w:tcPr>
+            <w:tcW w:type="dxa" w:w="1300"/>
+            <w:tcMar>
+              <w:top w:type="dxa" w:w="70"/>
+              <w:left w:type="dxa" w:w="100"/>
+              <w:bottom w:type="dxa" w:w="70"/>
+              <w:right w:type="dxa" w:w="100"/>
+            </w:tcMar>
+            <w:vAlign w:val="top"/>
+          </w:tcPr>
+          <w:p>
+            <w:pPr>
+              <w:spacing w:after="0"/>
+            </w:pPr>
+            <w:r>
+              <w:rPr>
+                <w:rFonts w:ascii="Arial" w:cs="Arial" w:eastAsia="Arial" w:hAnsi="Arial"/>
+              </w:rPr>
+              <w:t xml:space="preserve">10:00</w:t>
+            </w:r>
+          </w:p>
+        </w:tc>
+        <w:tc>
+          <w:tcPr>
+            <w:tcW w:type="dxa" w:w="4400"/>
+            <w:tcMar>
+              <w:top w:type="dxa" w:w="70"/>
+              <w:left w:type="dxa" w:w="100"/>
+              <w:bottom w:type="dxa" w:w="70"/>
+              <w:right w:type="dxa" w:w="100"/>
+            </w:tcMar>
+            <w:vAlign w:val="top"/>
+          </w:tcPr>
+          <w:p>
+            <w:pPr>
+              <w:spacing w:after="0"/>
+            </w:pPr>
+            <w:r>
+              <w:rPr>
+                <w:rFonts w:ascii="Arial" w:cs="Arial" w:eastAsia="Arial" w:hAnsi="Arial"/>
+              </w:rPr>
+              <w:t xml:space="preserve">NEXT ROUND → Round 7, then START. FINAL OPERATING WINDOW plays on START.</w:t>
+            </w:r>
+          </w:p>
+        </w:tc>
+        <w:tc>
+          <w:tcPr>
+            <w:tcW w:type="dxa" w:w="3938"/>
+            <w:tcMar>
+              <w:top w:type="dxa" w:w="70"/>
+              <w:left w:type="dxa" w:w="100"/>
+              <w:bottom w:type="dxa" w:w="70"/>
+              <w:right w:type="dxa" w:w="100"/>
+            </w:tcMar>
+            <w:vAlign w:val="top"/>
+          </w:tcPr>
+          <w:p>
+            <w:pPr>
+              <w:spacing w:after="0"/>
+            </w:pPr>
+            <w:r>
+              <w:rPr>
+                <w:rFonts w:ascii="Arial" w:cs="Arial" w:eastAsia="Arial" w:hAnsi="Arial"/>
+              </w:rPr>
+              <w:t xml:space="preserve">Silence or noise at the transition: both are data.</w:t>
+            </w:r>
+          </w:p>
+        </w:tc>
+      </w:tr>
+    </w:tbl>
+    <w:p>
+      <w:pPr>
+        <w:pStyle w:val="Heading3"/>
+        <w:spacing w:after="90" w:before="180"/>
+      </w:pPr>
+      <w:r>
+        <w:rPr>
+          <w:rFonts w:ascii="Arial" w:cs="Arial" w:eastAsia="Arial" w:hAnsi="Arial"/>
+          <w:b/>
+          <w:bCs/>
+          <w:color w:val="1F3864"/>
+          <w:sz w:val="21"/>
+          <w:szCs w:val="21"/>
+        </w:rPr>
+        <w:t xml:space="preserve">Round 7 (00:00 – 10:00)</w:t>
+      </w:r>
+    </w:p>
+    <w:p>
+      <w:pPr>
+        <w:spacing w:after="130"/>
+      </w:pPr>
+      <w:r>
+        <w:rPr>
+          <w:rFonts w:ascii="Arial" w:cs="Arial" w:eastAsia="Arial" w:hAnsi="Arial"/>
+          <w:color w:val="1A1A1A"/>
+          <w:sz w:val="20"/>
+          <w:szCs w:val="20"/>
+        </w:rPr>
+        <w:t xml:space="preserve">The final round. Do not flood every sector with faults. Use a small number of strategically connected critical problems and let the city decide what matters: the point of the round is that not everything can be solved, and that choosing is the work. Call Council if the group needs a sitting to decide; otherwise let them find the conversation themselves.</w:t>
+      </w:r>
+    </w:p>
+    <w:tbl>
+      <w:tblPr>
+        <w:tblW w:type="dxa" w:w="9638"/>
+        <w:tblBorders>
+          <w:top w:val="single" w:color="BFBFBF" w:sz="4"/>
+          <w:left w:val="single" w:color="BFBFBF" w:sz="4"/>
+          <w:bottom w:val="single" w:color="BFBFBF" w:sz="4"/>
+          <w:right w:val="single" w:color="BFBFBF" w:sz="4"/>
+          <w:insideH w:val="single" w:color="BFBFBF" w:sz="4"/>
+          <w:insideV w:val="single" w:color="BFBFBF" w:sz="4"/>
+        </w:tblBorders>
+      </w:tblPr>
+      <w:tblGrid>
+        <w:gridCol w:w="1300"/>
+        <w:gridCol w:w="4400"/>
+        <w:gridCol w:w="3938"/>
+      </w:tblGrid>
+      <w:tr>
+        <w:tc>
+          <w:tcPr>
+            <w:tcW w:type="dxa" w:w="1300"/>
+            <w:shd w:fill="1F3864" w:color="auto" w:val="clear"/>
+            <w:tcMar>
+              <w:top w:type="dxa" w:w="70"/>
+              <w:left w:type="dxa" w:w="100"/>
+              <w:bottom w:type="dxa" w:w="70"/>
+              <w:right w:type="dxa" w:w="100"/>
+            </w:tcMar>
+            <w:vAlign w:val="top"/>
+          </w:tcPr>
+          <w:p>
+            <w:pPr>
+              <w:spacing w:after="0"/>
+            </w:pPr>
+            <w:r>
+              <w:rPr>
+                <w:rFonts w:ascii="Arial" w:cs="Arial" w:eastAsia="Arial" w:hAnsi="Arial"/>
+                <w:b/>
+                <w:bCs/>
+                <w:color w:val="FFFFFF"/>
+              </w:rPr>
+              <w:t xml:space="preserve">ROUND TIME</w:t>
+            </w:r>
+          </w:p>
+        </w:tc>
+        <w:tc>
+          <w:tcPr>
+            <w:tcW w:type="dxa" w:w="4400"/>
+            <w:shd w:fill="1F3864" w:color="auto" w:val="clear"/>
+            <w:tcMar>
+              <w:top w:type="dxa" w:w="70"/>
+              <w:left w:type="dxa" w:w="100"/>
+              <w:bottom w:type="dxa" w:w="70"/>
+              <w:right w:type="dxa" w:w="100"/>
+            </w:tcMar>
+            <w:vAlign w:val="top"/>
+          </w:tcPr>
+          <w:p>
+            <w:pPr>
+              <w:spacing w:after="0"/>
+            </w:pPr>
+            <w:r>
+              <w:rPr>
+                <w:rFonts w:ascii="Arial" w:cs="Arial" w:eastAsia="Arial" w:hAnsi="Arial"/>
+                <w:b/>
+                <w:bCs/>
+                <w:color w:val="FFFFFF"/>
+              </w:rPr>
+              <w:t xml:space="preserve">DO THIS</w:t>
+            </w:r>
+          </w:p>
+        </w:tc>
+        <w:tc>
+          <w:tcPr>
+            <w:tcW w:type="dxa" w:w="3938"/>
+            <w:shd w:fill="1F3864" w:color="auto" w:val="clear"/>
+            <w:tcMar>
+              <w:top w:type="dxa" w:w="70"/>
+              <w:left w:type="dxa" w:w="100"/>
+              <w:bottom w:type="dxa" w:w="70"/>
+              <w:right w:type="dxa" w:w="100"/>
+            </w:tcMar>
+            <w:vAlign w:val="top"/>
+          </w:tcPr>
+          <w:p>
+            <w:pPr>
+              <w:spacing w:after="0"/>
+            </w:pPr>
+            <w:r>
+              <w:rPr>
+                <w:rFonts w:ascii="Arial" w:cs="Arial" w:eastAsia="Arial" w:hAnsi="Arial"/>
+                <w:b/>
+                <w:bCs/>
+                <w:color w:val="FFFFFF"/>
+              </w:rPr>
+              <w:t xml:space="preserve">WATCH FOR</w:t>
+            </w:r>
+          </w:p>
+        </w:tc>
+      </w:tr>
+      <w:tr>
+        <w:tc>
+          <w:tcPr>
+            <w:tcW w:type="dxa" w:w="1300"/>
+            <w:tcMar>
+              <w:top w:type="dxa" w:w="70"/>
+              <w:left w:type="dxa" w:w="100"/>
+              <w:bottom w:type="dxa" w:w="70"/>
+              <w:right w:type="dxa" w:w="100"/>
+            </w:tcMar>
+            <w:vAlign w:val="top"/>
+          </w:tcPr>
+          <w:p>
+            <w:pPr>
+              <w:spacing w:after="0"/>
+            </w:pPr>
+            <w:r>
+              <w:rPr>
+                <w:rFonts w:ascii="Arial" w:cs="Arial" w:eastAsia="Arial" w:hAnsi="Arial"/>
+              </w:rPr>
+              <w:t xml:space="preserve">00:00</w:t>
+            </w:r>
+          </w:p>
+        </w:tc>
+        <w:tc>
+          <w:tcPr>
+            <w:tcW w:type="dxa" w:w="4400"/>
+            <w:tcMar>
+              <w:top w:type="dxa" w:w="70"/>
+              <w:left w:type="dxa" w:w="100"/>
+              <w:bottom w:type="dxa" w:w="70"/>
+              <w:right w:type="dxa" w:w="100"/>
+            </w:tcMar>
+            <w:vAlign w:val="top"/>
+          </w:tcPr>
+          <w:p>
+            <w:pPr>
+              <w:spacing w:after="0"/>
+            </w:pPr>
+            <w:r>
+              <w:rPr>
+                <w:rFonts w:ascii="Arial" w:cs="Arial" w:eastAsia="Arial" w:hAnsi="Arial"/>
+              </w:rPr>
+              <w:t xml:space="preserve">Fire three connected problems across the city, no more: a TIME-CRITICAL P-10 on a sector near CRITICAL, a reference chain through a sector that is busy, a late-shift fault whose values sit in two sectors that are not talking.</w:t>
+            </w:r>
+          </w:p>
+        </w:tc>
+        <w:tc>
+          <w:tcPr>
+            <w:tcW w:type="dxa" w:w="3938"/>
+            <w:tcMar>
+              <w:top w:type="dxa" w:w="70"/>
+              <w:left w:type="dxa" w:w="100"/>
+              <w:bottom w:type="dxa" w:w="70"/>
+              <w:right w:type="dxa" w:w="100"/>
+            </w:tcMar>
+            <w:vAlign w:val="top"/>
+          </w:tcPr>
+          <w:p>
+            <w:pPr>
+              <w:spacing w:after="0"/>
+            </w:pPr>
+            <w:r>
+              <w:rPr>
+                <w:rFonts w:ascii="Arial" w:cs="Arial" w:eastAsia="Arial" w:hAnsi="Arial"/>
+              </w:rPr>
+              <w:t xml:space="preserve">Whether anyone says the word priority. Whether a table abandons a fault deliberately, and announces it, or just stops.</w:t>
+            </w:r>
+          </w:p>
+        </w:tc>
+      </w:tr>
+      <w:tr>
+        <w:tc>
+          <w:tcPr>
+            <w:tcW w:type="dxa" w:w="1300"/>
+            <w:tcMar>
+              <w:top w:type="dxa" w:w="70"/>
+              <w:left w:type="dxa" w:w="100"/>
+              <w:bottom w:type="dxa" w:w="70"/>
+              <w:right w:type="dxa" w:w="100"/>
+            </w:tcMar>
+            <w:vAlign w:val="top"/>
+          </w:tcPr>
+          <w:p>
+            <w:pPr>
+              <w:spacing w:after="0"/>
+            </w:pPr>
+            <w:r>
+              <w:rPr>
+                <w:rFonts w:ascii="Arial" w:cs="Arial" w:eastAsia="Arial" w:hAnsi="Arial"/>
+              </w:rPr>
+              <w:t xml:space="preserve">03:00</w:t>
+            </w:r>
+          </w:p>
+        </w:tc>
+        <w:tc>
+          <w:tcPr>
+            <w:tcW w:type="dxa" w:w="4400"/>
+            <w:tcMar>
+              <w:top w:type="dxa" w:w="70"/>
+              <w:left w:type="dxa" w:w="100"/>
+              <w:bottom w:type="dxa" w:w="70"/>
+              <w:right w:type="dxa" w:w="100"/>
+            </w:tcMar>
+            <w:vAlign w:val="top"/>
+          </w:tcPr>
+          <w:p>
+            <w:pPr>
+              <w:spacing w:after="0"/>
+            </w:pPr>
+            <w:r>
+              <w:rPr>
+                <w:rFonts w:ascii="Arial" w:cs="Arial" w:eastAsia="Arial" w:hAnsi="Arial"/>
+              </w:rPr>
+              <w:t xml:space="preserve">Optional Council if the group is choosing well; skip it if they are already choosing. Compare directly against the first sitting.</w:t>
+            </w:r>
+          </w:p>
+        </w:tc>
+        <w:tc>
+          <w:tcPr>
+            <w:tcW w:type="dxa" w:w="3938"/>
+            <w:tcMar>
+              <w:top w:type="dxa" w:w="70"/>
+              <w:left w:type="dxa" w:w="100"/>
+              <w:bottom w:type="dxa" w:w="70"/>
+              <w:right w:type="dxa" w:w="100"/>
+            </w:tcMar>
+            <w:vAlign w:val="top"/>
+          </w:tcPr>
+          <w:p>
+            <w:pPr>
+              <w:spacing w:after="0"/>
+            </w:pPr>
+            <w:r>
+              <w:rPr>
+                <w:rFonts w:ascii="Arial" w:cs="Arial" w:eastAsia="Arial" w:hAnsi="Arial"/>
+              </w:rPr>
+              <w:t xml:space="preserve">Same people, same format, a measurably different conversation — or not.</w:t>
+            </w:r>
+          </w:p>
+        </w:tc>
+      </w:tr>
+      <w:tr>
+        <w:tc>
+          <w:tcPr>
+            <w:tcW w:type="dxa" w:w="1300"/>
+            <w:tcMar>
+              <w:top w:type="dxa" w:w="70"/>
+              <w:left w:type="dxa" w:w="100"/>
+              <w:bottom w:type="dxa" w:w="70"/>
+              <w:right w:type="dxa" w:w="100"/>
+            </w:tcMar>
+            <w:vAlign w:val="top"/>
+          </w:tcPr>
+          <w:p>
+            <w:pPr>
+              <w:spacing w:after="0"/>
+            </w:pPr>
+            <w:r>
+              <w:rPr>
+                <w:rFonts w:ascii="Arial" w:cs="Arial" w:eastAsia="Arial" w:hAnsi="Arial"/>
+              </w:rPr>
+              <w:t xml:space="preserve">05:00</w:t>
+            </w:r>
+          </w:p>
+        </w:tc>
+        <w:tc>
+          <w:tcPr>
+            <w:tcW w:type="dxa" w:w="4400"/>
+            <w:tcMar>
+              <w:top w:type="dxa" w:w="70"/>
+              <w:left w:type="dxa" w:w="100"/>
+              <w:bottom w:type="dxa" w:w="70"/>
+              <w:right w:type="dxa" w:w="100"/>
+            </w:tcMar>
+            <w:vAlign w:val="top"/>
+          </w:tcPr>
+          <w:p>
+            <w:pPr>
+              <w:spacing w:after="0"/>
+            </w:pPr>
+            <w:r>
+              <w:rPr>
+                <w:rFonts w:ascii="Arial" w:cs="Arial" w:eastAsia="Arial" w:hAnsi="Arial"/>
+              </w:rPr>
+              <w:t xml:space="preserve">Nothing new unless a table has gone quiet. The last five minutes belong to them.</w:t>
+            </w:r>
+          </w:p>
+        </w:tc>
+        <w:tc>
+          <w:tcPr>
+            <w:tcW w:type="dxa" w:w="3938"/>
+            <w:tcMar>
+              <w:top w:type="dxa" w:w="70"/>
+              <w:left w:type="dxa" w:w="100"/>
+              <w:bottom w:type="dxa" w:w="70"/>
+              <w:right w:type="dxa" w:w="100"/>
+            </w:tcMar>
+            <w:vAlign w:val="top"/>
+          </w:tcPr>
+          <w:p>
+            <w:pPr>
+              <w:spacing w:after="0"/>
+            </w:pPr>
+            <w:r>
+              <w:rPr>
+                <w:rFonts w:ascii="Arial" w:cs="Arial" w:eastAsia="Arial" w:hAnsi="Arial"/>
+              </w:rPr>
+              <w:t xml:space="preserve">Coordination over completion: who stops repairing to help a neighbour hold Integrity.</w:t>
+            </w:r>
+          </w:p>
+        </w:tc>
+      </w:tr>
+      <w:tr>
+        <w:tc>
+          <w:tcPr>
+            <w:tcW w:type="dxa" w:w="1300"/>
+            <w:tcMar>
+              <w:top w:type="dxa" w:w="70"/>
+              <w:left w:type="dxa" w:w="100"/>
+              <w:bottom w:type="dxa" w:w="70"/>
+              <w:right w:type="dxa" w:w="100"/>
+            </w:tcMar>
+            <w:vAlign w:val="top"/>
+          </w:tcPr>
+          <w:p>
+            <w:pPr>
+              <w:spacing w:after="0"/>
+            </w:pPr>
+            <w:r>
+              <w:rPr>
+                <w:rFonts w:ascii="Arial" w:cs="Arial" w:eastAsia="Arial" w:hAnsi="Arial"/>
+              </w:rPr>
+              <w:t xml:space="preserve">08:00</w:t>
+            </w:r>
+          </w:p>
+        </w:tc>
+        <w:tc>
+          <w:tcPr>
+            <w:tcW w:type="dxa" w:w="4400"/>
+            <w:tcMar>
+              <w:top w:type="dxa" w:w="70"/>
+              <w:left w:type="dxa" w:w="100"/>
+              <w:bottom w:type="dxa" w:w="70"/>
+              <w:right w:type="dxa" w:w="100"/>
+            </w:tcMar>
+            <w:vAlign w:val="top"/>
+          </w:tcPr>
+          <w:p>
+            <w:pPr>
+              <w:spacing w:after="0"/>
+            </w:pPr>
+            <w:r>
+              <w:rPr>
+                <w:rFonts w:ascii="Arial" w:cs="Arial" w:eastAsia="Arial" w:hAnsi="Arial"/>
+              </w:rPr>
+              <w:t xml:space="preserve">Last two minutes. Announce the time remaining once, plainly.</w:t>
+            </w:r>
+          </w:p>
+        </w:tc>
+        <w:tc>
+          <w:tcPr>
+            <w:tcW w:type="dxa" w:w="3938"/>
+            <w:tcMar>
+              <w:top w:type="dxa" w:w="70"/>
+              <w:left w:type="dxa" w:w="100"/>
+              <w:bottom w:type="dxa" w:w="70"/>
+              <w:right w:type="dxa" w:w="100"/>
+            </w:tcMar>
+            <w:vAlign w:val="top"/>
+          </w:tcPr>
+          <w:p>
+            <w:pPr>
+              <w:spacing w:after="0"/>
+            </w:pPr>
+            <w:r>
+              <w:rPr>
+                <w:rFonts w:ascii="Arial" w:cs="Arial" w:eastAsia="Arial" w:hAnsi="Arial"/>
+              </w:rPr>
+              <w:t xml:space="preserve">What a city chooses to spend its last minutes on.</w:t>
+            </w:r>
+          </w:p>
+        </w:tc>
+      </w:tr>
+      <w:tr>
+        <w:tc>
+          <w:tcPr>
+            <w:tcW w:type="dxa" w:w="1300"/>
+            <w:tcMar>
+              <w:top w:type="dxa" w:w="70"/>
+              <w:left w:type="dxa" w:w="100"/>
+              <w:bottom w:type="dxa" w:w="70"/>
+              <w:right w:type="dxa" w:w="100"/>
+            </w:tcMar>
+            <w:vAlign w:val="top"/>
+          </w:tcPr>
+          <w:p>
+            <w:pPr>
+              <w:spacing w:after="0"/>
+            </w:pPr>
+            <w:r>
+              <w:rPr>
+                <w:rFonts w:ascii="Arial" w:cs="Arial" w:eastAsia="Arial" w:hAnsi="Arial"/>
+              </w:rPr>
+              <w:t xml:space="preserve">10:00</w:t>
+            </w:r>
+          </w:p>
+        </w:tc>
+        <w:tc>
+          <w:tcPr>
+            <w:tcW w:type="dxa" w:w="4400"/>
+            <w:tcMar>
+              <w:top w:type="dxa" w:w="70"/>
+              <w:left w:type="dxa" w:w="100"/>
+              <w:bottom w:type="dxa" w:w="70"/>
+              <w:right w:type="dxa" w:w="100"/>
+            </w:tcMar>
+            <w:vAlign w:val="top"/>
+          </w:tcPr>
+          <w:p>
+            <w:pPr>
+              <w:spacing w:after="0"/>
+            </w:pPr>
+            <w:r>
+              <w:rPr>
+                <w:rFonts w:ascii="Arial" w:cs="Arial" w:eastAsia="Arial" w:hAnsi="Arial"/>
+              </w:rPr>
+              <w:t xml:space="preserve">END SIMULATION. Every clock stops and the final city state stays exactly as they left it.</w:t>
+            </w:r>
+          </w:p>
+        </w:tc>
+        <w:tc>
+          <w:tcPr>
+            <w:tcW w:type="dxa" w:w="3938"/>
+            <w:tcMar>
+              <w:top w:type="dxa" w:w="70"/>
+              <w:left w:type="dxa" w:w="100"/>
+              <w:bottom w:type="dxa" w:w="70"/>
+              <w:right w:type="dxa" w:w="100"/>
+            </w:tcMar>
+            <w:vAlign w:val="top"/>
+          </w:tcPr>
+          <w:p>
+            <w:pPr>
+              <w:spacing w:after="0"/>
+            </w:pPr>
+            <w:r>
+              <w:rPr>
+                <w:rFonts w:ascii="Arial" w:cs="Arial" w:eastAsia="Arial" w:hAnsi="Arial"/>
+              </w:rPr>
+              <w:t xml:space="preserve">Silence, then talk. Do not explain anything yet.</w:t>
+            </w:r>
+          </w:p>
+        </w:tc>
+      </w:tr>
+    </w:tbl>
+    <w:p>
+      <w:pPr>
+        <w:pBdr>
+          <w:left w:val="single" w:color="E8A33A" w:sz="18"/>
+        </w:pBdr>
+        <w:shd w:fill="FFF4E5" w:color="auto" w:val="clear"/>
+        <w:spacing w:after="160" w:before="140"/>
+        <w:ind w:left="220" w:right="160"/>
+      </w:pPr>
+      <w:r>
+        <w:rPr>
+          <w:rFonts w:ascii="Arial" w:cs="Arial" w:eastAsia="Arial" w:hAnsi="Arial"/>
+          <w:b/>
+          <w:bCs/>
+          <w:color w:val="8A5A00"/>
+          <w:sz w:val="20"/>
+          <w:szCs w:val="20"/>
+        </w:rPr>
+        <w:t xml:space="preserve">End it deliberately.  </w:t>
+      </w:r>
+      <w:r>
+        <w:rPr>
+          <w:rFonts w:ascii="Arial" w:cs="Arial" w:eastAsia="Arial" w:hAnsi="Arial"/>
+          <w:color w:val="1A1A1A"/>
+          <w:sz w:val="20"/>
+          <w:szCs w:val="20"/>
+        </w:rPr>
+        <w:t xml:space="preserve">END SIMULATION on the control panel stops the round timer and every decay, and leaves the city as it stands. It clears nothing and scores nothing away, and no screen in the room turns into a debrief. The wall is your lunch exhibit — leave it up.</w:t>
+      </w:r>
+    </w:p>
+    <w:p>
+      <w:pPr>
+        <w:pStyle w:val="Heading2"/>
+        <w:spacing w:after="110" w:before="260"/>
+      </w:pPr>
+      <w:r>
+        <w:rPr>
+          <w:rFonts w:ascii="Arial" w:cs="Arial" w:eastAsia="Arial" w:hAnsi="Arial"/>
+          <w:b/>
+          <w:bCs/>
+          <w:color w:val="1A1A1A"/>
+          <w:sz w:val="24"/>
+          <w:szCs w:val="24"/>
+        </w:rPr>
+        <w:t xml:space="preserve">5.2 Lunch (45 min)</w:t>
+      </w:r>
+    </w:p>
+    <w:p>
+      <w:pPr>
+        <w:pBdr>
+          <w:left w:val="single" w:color="1F3864" w:sz="18"/>
+        </w:pBdr>
+        <w:shd w:fill="E8E8F5" w:color="auto" w:val="clear"/>
+        <w:spacing w:after="160" w:before="140"/>
+        <w:ind w:left="220" w:right="160"/>
+      </w:pPr>
+      <w:r>
+        <w:rPr>
+          <w:rFonts w:ascii="Arial" w:cs="Arial" w:eastAsia="Arial" w:hAnsi="Arial"/>
+          <w:b/>
+          <w:bCs/>
+          <w:color w:val="1F3864"/>
+          <w:sz w:val="20"/>
+          <w:szCs w:val="20"/>
+        </w:rPr>
+        <w:t xml:space="preserve">During lunch.  </w:t>
+      </w:r>
+      <w:r>
+        <w:rPr>
+          <w:rFonts w:ascii="Arial" w:cs="Arial" w:eastAsia="Arial" w:hAnsi="Arial"/>
+          <w:color w:val="1A1A1A"/>
+          <w:sz w:val="20"/>
+          <w:szCs w:val="20"/>
+        </w:rPr>
+        <w:t xml:space="preserve">Transcribe the Council audio and one nominated sector. You need only three numbers per person for Debrief 1: talk time, interruptions, questions asked. The full report can follow next morning. Leave the final city state on the big screen throughout — people will stand in front of it, and that is the debrief starting by itself.</w:t>
+      </w:r>
+    </w:p>
+    <w:p>
+      <w:pPr>
+        <w:pStyle w:val="Heading2"/>
+        <w:spacing w:after="110" w:before="260"/>
+      </w:pPr>
+      <w:r>
+        <w:rPr>
+          <w:rFonts w:ascii="Arial" w:cs="Arial" w:eastAsia="Arial" w:hAnsi="Arial"/>
+          <w:b/>
+          <w:bCs/>
+          <w:color w:val="1A1A1A"/>
+          <w:sz w:val="24"/>
+          <w:szCs w:val="24"/>
+        </w:rPr>
+        <w:t xml:space="preserve">5.3 Debrief 1 — the person (60 min)</w:t>
+      </w:r>
+    </w:p>
+    <w:p>
+      <w:pPr>
+        <w:spacing w:after="130"/>
+      </w:pPr>
+      <w:r>
+        <w:rPr>
+          <w:rFonts w:ascii="Arial" w:cs="Arial" w:eastAsia="Arial" w:hAnsi="Arial"/>
+          <w:color w:val="1A1A1A"/>
+          <w:sz w:val="20"/>
+          <w:szCs w:val="20"/>
+        </w:rPr>
+        <w:t xml:space="preserve">Structure, not free discussion. Free discussion becomes a war story session and transfers nothing.</w:t>
+      </w:r>
+    </w:p>
+    <w:tbl>
+      <w:tblPr>
+        <w:tblW w:type="dxa" w:w="9638"/>
+        <w:tblBorders>
+          <w:top w:val="single" w:color="BFBFBF" w:sz="4"/>
+          <w:left w:val="single" w:color="BFBFBF" w:sz="4"/>
+          <w:bottom w:val="single" w:color="BFBFBF" w:sz="4"/>
+          <w:right w:val="single" w:color="BFBFBF" w:sz="4"/>
+          <w:insideH w:val="single" w:color="BFBFBF" w:sz="4"/>
+          <w:insideV w:val="single" w:color="BFBFBF" w:sz="4"/>
+        </w:tblBorders>
+      </w:tblPr>
+      <w:tblGrid>
+        <w:gridCol w:w="1300"/>
+        <w:gridCol w:w="4400"/>
+        <w:gridCol w:w="3938"/>
+      </w:tblGrid>
+      <w:tr>
+        <w:tc>
+          <w:tcPr>
+            <w:tcW w:type="dxa" w:w="1300"/>
+            <w:shd w:fill="1F3864" w:color="auto" w:val="clear"/>
+            <w:tcMar>
+              <w:top w:type="dxa" w:w="70"/>
+              <w:left w:type="dxa" w:w="100"/>
+              <w:bottom w:type="dxa" w:w="70"/>
+              <w:right w:type="dxa" w:w="100"/>
+            </w:tcMar>
+            <w:vAlign w:val="top"/>
+          </w:tcPr>
+          <w:p>
+            <w:pPr>
+              <w:spacing w:after="0"/>
+            </w:pPr>
+            <w:r>
+              <w:rPr>
+                <w:rFonts w:ascii="Arial" w:cs="Arial" w:eastAsia="Arial" w:hAnsi="Arial"/>
+                <w:b/>
+                <w:bCs/>
+                <w:color w:val="FFFFFF"/>
+              </w:rPr>
+              <w:t xml:space="preserve">TIME</w:t>
+            </w:r>
+          </w:p>
+        </w:tc>
+        <w:tc>
+          <w:tcPr>
+            <w:tcW w:type="dxa" w:w="4400"/>
+            <w:shd w:fill="1F3864" w:color="auto" w:val="clear"/>
+            <w:tcMar>
+              <w:top w:type="dxa" w:w="70"/>
+              <w:left w:type="dxa" w:w="100"/>
+              <w:bottom w:type="dxa" w:w="70"/>
+              <w:right w:type="dxa" w:w="100"/>
+            </w:tcMar>
+            <w:vAlign w:val="top"/>
+          </w:tcPr>
+          <w:p>
+            <w:pPr>
+              <w:spacing w:after="0"/>
+            </w:pPr>
+            <w:r>
+              <w:rPr>
+                <w:rFonts w:ascii="Arial" w:cs="Arial" w:eastAsia="Arial" w:hAnsi="Arial"/>
+                <w:b/>
+                <w:bCs/>
+                <w:color w:val="FFFFFF"/>
+              </w:rPr>
+              <w:t xml:space="preserve">DO THIS</w:t>
+            </w:r>
+          </w:p>
+        </w:tc>
+        <w:tc>
+          <w:tcPr>
+            <w:tcW w:type="dxa" w:w="3938"/>
+            <w:shd w:fill="1F3864" w:color="auto" w:val="clear"/>
+            <w:tcMar>
+              <w:top w:type="dxa" w:w="70"/>
+              <w:left w:type="dxa" w:w="100"/>
+              <w:bottom w:type="dxa" w:w="70"/>
+              <w:right w:type="dxa" w:w="100"/>
+            </w:tcMar>
+            <w:vAlign w:val="top"/>
+          </w:tcPr>
+          <w:p>
+            <w:pPr>
+              <w:spacing w:after="0"/>
+            </w:pPr>
+            <w:r>
+              <w:rPr>
+                <w:rFonts w:ascii="Arial" w:cs="Arial" w:eastAsia="Arial" w:hAnsi="Arial"/>
+                <w:b/>
+                <w:bCs/>
+                <w:color w:val="FFFFFF"/>
+              </w:rPr>
+              <w:t xml:space="preserve">WATCH FOR</w:t>
+            </w:r>
+          </w:p>
+        </w:tc>
+      </w:tr>
+      <w:tr>
+        <w:tc>
+          <w:tcPr>
+            <w:tcW w:type="dxa" w:w="1300"/>
+            <w:tcMar>
+              <w:top w:type="dxa" w:w="70"/>
+              <w:left w:type="dxa" w:w="100"/>
+              <w:bottom w:type="dxa" w:w="70"/>
+              <w:right w:type="dxa" w:w="100"/>
+            </w:tcMar>
+            <w:vAlign w:val="top"/>
+          </w:tcPr>
+          <w:p>
+            <w:pPr>
+              <w:spacing w:after="0"/>
+            </w:pPr>
+            <w:r>
+              <w:rPr>
+                <w:rFonts w:ascii="Arial" w:cs="Arial" w:eastAsia="Arial" w:hAnsi="Arial"/>
+              </w:rPr>
+              <w:t xml:space="preserve">00:00</w:t>
+            </w:r>
+          </w:p>
+        </w:tc>
+        <w:tc>
+          <w:tcPr>
+            <w:tcW w:type="dxa" w:w="4400"/>
+            <w:tcMar>
+              <w:top w:type="dxa" w:w="70"/>
+              <w:left w:type="dxa" w:w="100"/>
+              <w:bottom w:type="dxa" w:w="70"/>
+              <w:right w:type="dxa" w:w="100"/>
+            </w:tcMar>
+            <w:vAlign w:val="top"/>
+          </w:tcPr>
+          <w:p>
+            <w:pPr>
+              <w:spacing w:after="0"/>
+            </w:pPr>
+            <w:r>
+              <w:rPr>
+                <w:rFonts w:ascii="Arial" w:cs="Arial" w:eastAsia="Arial" w:hAnsi="Arial"/>
+              </w:rPr>
+              <w:t xml:space="preserve">Replay the shift factually on the big screen. What failed, when, what got decided. No interpretation yet.</w:t>
+            </w:r>
+          </w:p>
+        </w:tc>
+        <w:tc>
+          <w:tcPr>
+            <w:tcW w:type="dxa" w:w="3938"/>
+            <w:tcMar>
+              <w:top w:type="dxa" w:w="70"/>
+              <w:left w:type="dxa" w:w="100"/>
+              <w:bottom w:type="dxa" w:w="70"/>
+              <w:right w:type="dxa" w:w="100"/>
+            </w:tcMar>
+            <w:vAlign w:val="top"/>
+          </w:tcPr>
+          <w:p>
+            <w:pPr>
+              <w:spacing w:after="0"/>
+            </w:pPr>
+            <w:r>
+              <w:rPr>
+                <w:rFonts w:ascii="Arial" w:cs="Arial" w:eastAsia="Arial" w:hAnsi="Arial"/>
+              </w:rPr>
+              <w:t xml:space="preserve">Corrections from the floor — useful, and they surface disputed memories.</w:t>
+            </w:r>
+          </w:p>
+        </w:tc>
+      </w:tr>
+      <w:tr>
+        <w:tc>
+          <w:tcPr>
+            <w:tcW w:type="dxa" w:w="1300"/>
+            <w:tcMar>
+              <w:top w:type="dxa" w:w="70"/>
+              <w:left w:type="dxa" w:w="100"/>
+              <w:bottom w:type="dxa" w:w="70"/>
+              <w:right w:type="dxa" w:w="100"/>
+            </w:tcMar>
+            <w:vAlign w:val="top"/>
+          </w:tcPr>
+          <w:p>
+            <w:pPr>
+              <w:spacing w:after="0"/>
+            </w:pPr>
+            <w:r>
+              <w:rPr>
+                <w:rFonts w:ascii="Arial" w:cs="Arial" w:eastAsia="Arial" w:hAnsi="Arial"/>
+              </w:rPr>
+              <w:t xml:space="preserve">10:00</w:t>
+            </w:r>
+          </w:p>
+        </w:tc>
+        <w:tc>
+          <w:tcPr>
+            <w:tcW w:type="dxa" w:w="4400"/>
+            <w:tcMar>
+              <w:top w:type="dxa" w:w="70"/>
+              <w:left w:type="dxa" w:w="100"/>
+              <w:bottom w:type="dxa" w:w="70"/>
+              <w:right w:type="dxa" w:w="100"/>
+            </w:tcMar>
+            <w:vAlign w:val="top"/>
+          </w:tcPr>
+          <w:p>
+            <w:pPr>
+              <w:spacing w:after="0"/>
+            </w:pPr>
+            <w:r>
+              <w:rPr>
+                <w:rFonts w:ascii="Arial" w:cs="Arial" w:eastAsia="Arial" w:hAnsi="Arial"/>
+              </w:rPr>
+              <w:t xml:space="preserve">Hand out personal headline metrics. Silent reading, three minutes, no discussion.</w:t>
+            </w:r>
+          </w:p>
+        </w:tc>
+        <w:tc>
+          <w:tcPr>
+            <w:tcW w:type="dxa" w:w="3938"/>
+            <w:tcMar>
+              <w:top w:type="dxa" w:w="70"/>
+              <w:left w:type="dxa" w:w="100"/>
+              <w:bottom w:type="dxa" w:w="70"/>
+              <w:right w:type="dxa" w:w="100"/>
+            </w:tcMar>
+            <w:vAlign w:val="top"/>
+          </w:tcPr>
+          <w:p>
+            <w:pPr>
+              <w:spacing w:after="0"/>
+            </w:pPr>
+            <w:r>
+              <w:rPr>
+                <w:rFonts w:ascii="Arial" w:cs="Arial" w:eastAsia="Arial" w:hAnsi="Arial"/>
+              </w:rPr>
+              <w:t xml:space="preserve">Faces. This is the moment the day lands or does not.</w:t>
+            </w:r>
+          </w:p>
+        </w:tc>
+      </w:tr>
+      <w:tr>
+        <w:tc>
+          <w:tcPr>
+            <w:tcW w:type="dxa" w:w="1300"/>
+            <w:tcMar>
+              <w:top w:type="dxa" w:w="70"/>
+              <w:left w:type="dxa" w:w="100"/>
+              <w:bottom w:type="dxa" w:w="70"/>
+              <w:right w:type="dxa" w:w="100"/>
+            </w:tcMar>
+            <w:vAlign w:val="top"/>
+          </w:tcPr>
+          <w:p>
+            <w:pPr>
+              <w:spacing w:after="0"/>
+            </w:pPr>
+            <w:r>
+              <w:rPr>
+                <w:rFonts w:ascii="Arial" w:cs="Arial" w:eastAsia="Arial" w:hAnsi="Arial"/>
+              </w:rPr>
+              <w:t xml:space="preserve">15:00</w:t>
+            </w:r>
+          </w:p>
+        </w:tc>
+        <w:tc>
+          <w:tcPr>
+            <w:tcW w:type="dxa" w:w="4400"/>
+            <w:tcMar>
+              <w:top w:type="dxa" w:w="70"/>
+              <w:left w:type="dxa" w:w="100"/>
+              <w:bottom w:type="dxa" w:w="70"/>
+              <w:right w:type="dxa" w:w="100"/>
+            </w:tcMar>
+            <w:vAlign w:val="top"/>
+          </w:tcPr>
+          <w:p>
+            <w:pPr>
+              <w:spacing w:after="0"/>
+            </w:pPr>
+            <w:r>
+              <w:rPr>
+                <w:rFonts w:ascii="Arial" w:cs="Arial" w:eastAsia="Arial" w:hAnsi="Arial"/>
+              </w:rPr>
+              <w:t xml:space="preserve">Pairs. "What surprised you in your numbers?"</w:t>
+            </w:r>
+          </w:p>
+        </w:tc>
+        <w:tc>
+          <w:tcPr>
+            <w:tcW w:type="dxa" w:w="3938"/>
+            <w:tcMar>
+              <w:top w:type="dxa" w:w="70"/>
+              <w:left w:type="dxa" w:w="100"/>
+              <w:bottom w:type="dxa" w:w="70"/>
+              <w:right w:type="dxa" w:w="100"/>
+            </w:tcMar>
+            <w:vAlign w:val="top"/>
+          </w:tcPr>
+          <w:p>
+            <w:pPr>
+              <w:spacing w:after="0"/>
+            </w:pPr>
+            <w:r>
+              <w:rPr>
+                <w:rFonts w:ascii="Arial" w:cs="Arial" w:eastAsia="Arial" w:hAnsi="Arial"/>
+              </w:rPr>
+              <w:t xml:space="preserve">Deflection onto the game design is normal at first. Let it pass once, then redirect.</w:t>
+            </w:r>
+          </w:p>
+        </w:tc>
+      </w:tr>
+      <w:tr>
+        <w:tc>
+          <w:tcPr>
+            <w:tcW w:type="dxa" w:w="1300"/>
+            <w:tcMar>
+              <w:top w:type="dxa" w:w="70"/>
+              <w:left w:type="dxa" w:w="100"/>
+              <w:bottom w:type="dxa" w:w="70"/>
+              <w:right w:type="dxa" w:w="100"/>
+            </w:tcMar>
+            <w:vAlign w:val="top"/>
+          </w:tcPr>
+          <w:p>
+            <w:pPr>
+              <w:spacing w:after="0"/>
+            </w:pPr>
+            <w:r>
+              <w:rPr>
+                <w:rFonts w:ascii="Arial" w:cs="Arial" w:eastAsia="Arial" w:hAnsi="Arial"/>
+              </w:rPr>
+              <w:t xml:space="preserve">25:00</w:t>
+            </w:r>
+          </w:p>
+        </w:tc>
+        <w:tc>
+          <w:tcPr>
+            <w:tcW w:type="dxa" w:w="4400"/>
+            <w:tcMar>
+              <w:top w:type="dxa" w:w="70"/>
+              <w:left w:type="dxa" w:w="100"/>
+              <w:bottom w:type="dxa" w:w="70"/>
+              <w:right w:type="dxa" w:w="100"/>
+            </w:tcMar>
+            <w:vAlign w:val="top"/>
+          </w:tcPr>
+          <w:p>
+            <w:pPr>
+              <w:spacing w:after="0"/>
+            </w:pPr>
+            <w:r>
+              <w:rPr>
+                <w:rFonts w:ascii="Arial" w:cs="Arial" w:eastAsia="Arial" w:hAnsi="Arial"/>
+              </w:rPr>
+              <w:t xml:space="preserve">Trigger work in sector groups. "Go back to the moment your behaviour changed. What was happening? What did you feel just before?"</w:t>
+            </w:r>
+          </w:p>
+        </w:tc>
+        <w:tc>
+          <w:tcPr>
+            <w:tcW w:type="dxa" w:w="3938"/>
+            <w:tcMar>
+              <w:top w:type="dxa" w:w="70"/>
+              <w:left w:type="dxa" w:w="100"/>
+              <w:bottom w:type="dxa" w:w="70"/>
+              <w:right w:type="dxa" w:w="100"/>
+            </w:tcMar>
+            <w:vAlign w:val="top"/>
+          </w:tcPr>
+          <w:p>
+            <w:pPr>
+              <w:spacing w:after="0"/>
+            </w:pPr>
+            <w:r>
+              <w:rPr>
+                <w:rFonts w:ascii="Arial" w:cs="Arial" w:eastAsia="Arial" w:hAnsi="Arial"/>
+              </w:rPr>
+              <w:t xml:space="preserve">Specificity. "I get stressed" is not a trigger. "When two people talk at once and a clock is running" is.</w:t>
+            </w:r>
+          </w:p>
+        </w:tc>
+      </w:tr>
+      <w:tr>
+        <w:tc>
+          <w:tcPr>
+            <w:tcW w:type="dxa" w:w="1300"/>
+            <w:tcMar>
+              <w:top w:type="dxa" w:w="70"/>
+              <w:left w:type="dxa" w:w="100"/>
+              <w:bottom w:type="dxa" w:w="70"/>
+              <w:right w:type="dxa" w:w="100"/>
+            </w:tcMar>
+            <w:vAlign w:val="top"/>
+          </w:tcPr>
+          <w:p>
+            <w:pPr>
+              <w:spacing w:after="0"/>
+            </w:pPr>
+            <w:r>
+              <w:rPr>
+                <w:rFonts w:ascii="Arial" w:cs="Arial" w:eastAsia="Arial" w:hAnsi="Arial"/>
+              </w:rPr>
+              <w:t xml:space="preserve">40:00</w:t>
+            </w:r>
+          </w:p>
+        </w:tc>
+        <w:tc>
+          <w:tcPr>
+            <w:tcW w:type="dxa" w:w="4400"/>
+            <w:tcMar>
+              <w:top w:type="dxa" w:w="70"/>
+              <w:left w:type="dxa" w:w="100"/>
+              <w:bottom w:type="dxa" w:w="70"/>
+              <w:right w:type="dxa" w:w="100"/>
+            </w:tcMar>
+            <w:vAlign w:val="top"/>
+          </w:tcPr>
+          <w:p>
+            <w:pPr>
+              <w:spacing w:after="0"/>
+            </w:pPr>
+            <w:r>
+              <w:rPr>
+                <w:rFonts w:ascii="Arial" w:cs="Arial" w:eastAsia="Arial" w:hAnsi="Arial"/>
+              </w:rPr>
+              <w:t xml:space="preserve">Name the reactive-to-creative distinction. Reactive is what the trigger does to you. Creative is what you choose next.</w:t>
+            </w:r>
+          </w:p>
+        </w:tc>
+        <w:tc>
+          <w:tcPr>
+            <w:tcW w:type="dxa" w:w="3938"/>
+            <w:tcMar>
+              <w:top w:type="dxa" w:w="70"/>
+              <w:left w:type="dxa" w:w="100"/>
+              <w:bottom w:type="dxa" w:w="70"/>
+              <w:right w:type="dxa" w:w="100"/>
+            </w:tcMar>
+            <w:vAlign w:val="top"/>
+          </w:tcPr>
+          <w:p>
+            <w:pPr>
+              <w:spacing w:after="0"/>
+            </w:pPr>
+            <w:r>
+              <w:rPr>
+                <w:rFonts w:ascii="Arial" w:cs="Arial" w:eastAsia="Arial" w:hAnsi="Arial"/>
+              </w:rPr>
+              <w:t xml:space="preserve">Participants trying to make this abstract. Keep pulling it back to their transcript.</w:t>
+            </w:r>
+          </w:p>
+        </w:tc>
+      </w:tr>
+      <w:tr>
+        <w:tc>
+          <w:tcPr>
+            <w:tcW w:type="dxa" w:w="1300"/>
+            <w:tcMar>
+              <w:top w:type="dxa" w:w="70"/>
+              <w:left w:type="dxa" w:w="100"/>
+              <w:bottom w:type="dxa" w:w="70"/>
+              <w:right w:type="dxa" w:w="100"/>
+            </w:tcMar>
+            <w:vAlign w:val="top"/>
+          </w:tcPr>
+          <w:p>
+            <w:pPr>
+              <w:spacing w:after="0"/>
+            </w:pPr>
+            <w:r>
+              <w:rPr>
+                <w:rFonts w:ascii="Arial" w:cs="Arial" w:eastAsia="Arial" w:hAnsi="Arial"/>
+              </w:rPr>
+              <w:t xml:space="preserve">50:00</w:t>
+            </w:r>
+          </w:p>
+        </w:tc>
+        <w:tc>
+          <w:tcPr>
+            <w:tcW w:type="dxa" w:w="4400"/>
+            <w:tcMar>
+              <w:top w:type="dxa" w:w="70"/>
+              <w:left w:type="dxa" w:w="100"/>
+              <w:bottom w:type="dxa" w:w="70"/>
+              <w:right w:type="dxa" w:w="100"/>
+            </w:tcMar>
+            <w:vAlign w:val="top"/>
+          </w:tcPr>
+          <w:p>
+            <w:pPr>
+              <w:spacing w:after="0"/>
+            </w:pPr>
+            <w:r>
+              <w:rPr>
+                <w:rFonts w:ascii="Arial" w:cs="Arial" w:eastAsia="Arial" w:hAnsi="Arial"/>
+              </w:rPr>
+              <w:t xml:space="preserve">Reveal the two probes only if they have not surfaced: discrepancy, buried appendices.</w:t>
+            </w:r>
+          </w:p>
+        </w:tc>
+        <w:tc>
+          <w:tcPr>
+            <w:tcW w:type="dxa" w:w="3938"/>
+            <w:tcMar>
+              <w:top w:type="dxa" w:w="70"/>
+              <w:left w:type="dxa" w:w="100"/>
+              <w:bottom w:type="dxa" w:w="70"/>
+              <w:right w:type="dxa" w:w="100"/>
+            </w:tcMar>
+            <w:vAlign w:val="top"/>
+          </w:tcPr>
+          <w:p>
+            <w:pPr>
+              <w:spacing w:after="0"/>
+            </w:pPr>
+            <w:r>
+              <w:rPr>
+                <w:rFonts w:ascii="Arial" w:cs="Arial" w:eastAsia="Arial" w:hAnsi="Arial"/>
+              </w:rPr>
+              <w:t xml:space="preserve">Reactions to the discrepancy tell you as much as the original moment did.</w:t>
+            </w:r>
+          </w:p>
+        </w:tc>
+      </w:tr>
+      <w:tr>
+        <w:tc>
+          <w:tcPr>
+            <w:tcW w:type="dxa" w:w="1300"/>
+            <w:tcMar>
+              <w:top w:type="dxa" w:w="70"/>
+              <w:left w:type="dxa" w:w="100"/>
+              <w:bottom w:type="dxa" w:w="70"/>
+              <w:right w:type="dxa" w:w="100"/>
+            </w:tcMar>
+            <w:vAlign w:val="top"/>
+          </w:tcPr>
+          <w:p>
+            <w:pPr>
+              <w:spacing w:after="0"/>
+            </w:pPr>
+            <w:r>
+              <w:rPr>
+                <w:rFonts w:ascii="Arial" w:cs="Arial" w:eastAsia="Arial" w:hAnsi="Arial"/>
+              </w:rPr>
+              <w:t xml:space="preserve">55:00</w:t>
+            </w:r>
+          </w:p>
+        </w:tc>
+        <w:tc>
+          <w:tcPr>
+            <w:tcW w:type="dxa" w:w="4400"/>
+            <w:tcMar>
+              <w:top w:type="dxa" w:w="70"/>
+              <w:left w:type="dxa" w:w="100"/>
+              <w:bottom w:type="dxa" w:w="70"/>
+              <w:right w:type="dxa" w:w="100"/>
+            </w:tcMar>
+            <w:vAlign w:val="top"/>
+          </w:tcPr>
+          <w:p>
+            <w:pPr>
+              <w:spacing w:after="0"/>
+            </w:pPr>
+            <w:r>
+              <w:rPr>
+                <w:rFonts w:ascii="Arial" w:cs="Arial" w:eastAsia="Arial" w:hAnsi="Arial"/>
+              </w:rPr>
+              <w:t xml:space="preserve">Ask the question the continuous shift earns you: "There was no break. When did you notice that, and what did you do about it?"</w:t>
+            </w:r>
+          </w:p>
+        </w:tc>
+        <w:tc>
+          <w:tcPr>
+            <w:tcW w:type="dxa" w:w="3938"/>
+            <w:tcMar>
+              <w:top w:type="dxa" w:w="70"/>
+              <w:left w:type="dxa" w:w="100"/>
+              <w:bottom w:type="dxa" w:w="70"/>
+              <w:right w:type="dxa" w:w="100"/>
+            </w:tcMar>
+            <w:vAlign w:val="top"/>
+          </w:tcPr>
+          <w:p>
+            <w:pPr>
+              <w:spacing w:after="0"/>
+            </w:pPr>
+            <w:r>
+              <w:rPr>
+                <w:rFonts w:ascii="Arial" w:cs="Arial" w:eastAsia="Arial" w:hAnsi="Arial"/>
+              </w:rPr>
+              <w:t xml:space="preserve">The honest answers here are the best material in the day. Nobody was given permission to recover; some took it anyway, and some did not.</w:t>
+            </w:r>
+          </w:p>
+        </w:tc>
+      </w:tr>
+    </w:tbl>
+    <w:p>
+      <w:pPr>
+        <w:pStyle w:val="Heading2"/>
+        <w:spacing w:after="110" w:before="260"/>
+      </w:pPr>
+      <w:r>
+        <w:rPr>
+          <w:rFonts w:ascii="Arial" w:cs="Arial" w:eastAsia="Arial" w:hAnsi="Arial"/>
+          <w:b/>
+          <w:bCs/>
+          <w:color w:val="1A1A1A"/>
+          <w:sz w:val="24"/>
+          <w:szCs w:val="24"/>
+        </w:rPr>
+        <w:t xml:space="preserve">5.4 Debrief 2 — the delta and the transfer (45 min)</w:t>
+      </w:r>
+    </w:p>
+    <w:p>
+      <w:pPr>
+        <w:spacing w:after="130"/>
+      </w:pPr>
+      <w:r>
+        <w:rPr>
+          <w:rFonts w:ascii="Arial" w:cs="Arial" w:eastAsia="Arial" w:hAnsi="Arial"/>
+          <w:color w:val="1A1A1A"/>
+          <w:sz w:val="20"/>
+          <w:szCs w:val="20"/>
+        </w:rPr>
+        <w:t xml:space="preserve">The delta is early shift against late shift: the same people, the same format, a full shift of accumulating load apart. Because the shift ran unbroken, the comparison is clean — nothing in the middle reset the city or rested the room.</w:t>
+      </w:r>
+    </w:p>
+    <w:tbl>
+      <w:tblPr>
+        <w:tblW w:type="dxa" w:w="9638"/>
+        <w:tblBorders>
+          <w:top w:val="single" w:color="BFBFBF" w:sz="4"/>
+          <w:left w:val="single" w:color="BFBFBF" w:sz="4"/>
+          <w:bottom w:val="single" w:color="BFBFBF" w:sz="4"/>
+          <w:right w:val="single" w:color="BFBFBF" w:sz="4"/>
+          <w:insideH w:val="single" w:color="BFBFBF" w:sz="4"/>
+          <w:insideV w:val="single" w:color="BFBFBF" w:sz="4"/>
+        </w:tblBorders>
+      </w:tblPr>
+      <w:tblGrid>
+        <w:gridCol w:w="1300"/>
+        <w:gridCol w:w="4400"/>
+        <w:gridCol w:w="3938"/>
+      </w:tblGrid>
+      <w:tr>
+        <w:tc>
+          <w:tcPr>
+            <w:tcW w:type="dxa" w:w="1300"/>
+            <w:shd w:fill="1F3864" w:color="auto" w:val="clear"/>
+            <w:tcMar>
+              <w:top w:type="dxa" w:w="70"/>
+              <w:left w:type="dxa" w:w="100"/>
+              <w:bottom w:type="dxa" w:w="70"/>
+              <w:right w:type="dxa" w:w="100"/>
+            </w:tcMar>
+            <w:vAlign w:val="top"/>
+          </w:tcPr>
+          <w:p>
+            <w:pPr>
+              <w:spacing w:after="0"/>
+            </w:pPr>
+            <w:r>
+              <w:rPr>
+                <w:rFonts w:ascii="Arial" w:cs="Arial" w:eastAsia="Arial" w:hAnsi="Arial"/>
+                <w:b/>
+                <w:bCs/>
+                <w:color w:val="FFFFFF"/>
+              </w:rPr>
+              <w:t xml:space="preserve">TIME</w:t>
+            </w:r>
+          </w:p>
+        </w:tc>
+        <w:tc>
+          <w:tcPr>
+            <w:tcW w:type="dxa" w:w="4400"/>
+            <w:shd w:fill="1F3864" w:color="auto" w:val="clear"/>
+            <w:tcMar>
+              <w:top w:type="dxa" w:w="70"/>
+              <w:left w:type="dxa" w:w="100"/>
+              <w:bottom w:type="dxa" w:w="70"/>
+              <w:right w:type="dxa" w:w="100"/>
+            </w:tcMar>
+            <w:vAlign w:val="top"/>
+          </w:tcPr>
+          <w:p>
+            <w:pPr>
+              <w:spacing w:after="0"/>
+            </w:pPr>
+            <w:r>
+              <w:rPr>
+                <w:rFonts w:ascii="Arial" w:cs="Arial" w:eastAsia="Arial" w:hAnsi="Arial"/>
+                <w:b/>
+                <w:bCs/>
+                <w:color w:val="FFFFFF"/>
+              </w:rPr>
+              <w:t xml:space="preserve">DO THIS</w:t>
+            </w:r>
+          </w:p>
+        </w:tc>
+        <w:tc>
+          <w:tcPr>
+            <w:tcW w:type="dxa" w:w="3938"/>
+            <w:shd w:fill="1F3864" w:color="auto" w:val="clear"/>
+            <w:tcMar>
+              <w:top w:type="dxa" w:w="70"/>
+              <w:left w:type="dxa" w:w="100"/>
+              <w:bottom w:type="dxa" w:w="70"/>
+              <w:right w:type="dxa" w:w="100"/>
+            </w:tcMar>
+            <w:vAlign w:val="top"/>
+          </w:tcPr>
+          <w:p>
+            <w:pPr>
+              <w:spacing w:after="0"/>
+            </w:pPr>
+            <w:r>
+              <w:rPr>
+                <w:rFonts w:ascii="Arial" w:cs="Arial" w:eastAsia="Arial" w:hAnsi="Arial"/>
+                <w:b/>
+                <w:bCs/>
+                <w:color w:val="FFFFFF"/>
+              </w:rPr>
+              <w:t xml:space="preserve">WATCH FOR</w:t>
+            </w:r>
+          </w:p>
+        </w:tc>
+      </w:tr>
+      <w:tr>
+        <w:tc>
+          <w:tcPr>
+            <w:tcW w:type="dxa" w:w="1300"/>
+            <w:tcMar>
+              <w:top w:type="dxa" w:w="70"/>
+              <w:left w:type="dxa" w:w="100"/>
+              <w:bottom w:type="dxa" w:w="70"/>
+              <w:right w:type="dxa" w:w="100"/>
+            </w:tcMar>
+            <w:vAlign w:val="top"/>
+          </w:tcPr>
+          <w:p>
+            <w:pPr>
+              <w:spacing w:after="0"/>
+            </w:pPr>
+            <w:r>
+              <w:rPr>
+                <w:rFonts w:ascii="Arial" w:cs="Arial" w:eastAsia="Arial" w:hAnsi="Arial"/>
+              </w:rPr>
+              <w:t xml:space="preserve">00:00</w:t>
+            </w:r>
+          </w:p>
+        </w:tc>
+        <w:tc>
+          <w:tcPr>
+            <w:tcW w:type="dxa" w:w="4400"/>
+            <w:tcMar>
+              <w:top w:type="dxa" w:w="70"/>
+              <w:left w:type="dxa" w:w="100"/>
+              <w:bottom w:type="dxa" w:w="70"/>
+              <w:right w:type="dxa" w:w="100"/>
+            </w:tcMar>
+            <w:vAlign w:val="top"/>
+          </w:tcPr>
+          <w:p>
+            <w:pPr>
+              <w:spacing w:after="0"/>
+            </w:pPr>
+            <w:r>
+              <w:rPr>
+                <w:rFonts w:ascii="Arial" w:cs="Arial" w:eastAsia="Arial" w:hAnsi="Arial"/>
+              </w:rPr>
               <w:t xml:space="preserve">Put the aggregate deltas on the big screen. Interruptions, talk-time balance, questions asked — early shift against late shift.</w:t>
             </w:r>
           </w:p>
@@ -10142,7 +11674,7 @@
               <w:rPr>
                 <w:rFonts w:ascii="Arial" w:cs="Arial" w:eastAsia="Arial" w:hAnsi="Arial"/>
               </w:rPr>
-              <w:t xml:space="preserve">Map to work. "Which meeting next week is your Core Failure?" Name the actual meeting, the actual people.</w:t>
+              <w:t xml:space="preserve">Map to work. "Which meeting next week is your Round 3?" Name the actual meeting, the actual people.</w:t>
             </w:r>
           </w:p>
         </w:tc>

--- a/kit/UNDERCITY_Facilitator_Guidebook.docx
+++ b/kit/UNDERCITY_Facilitator_Guidebook.docx
@@ -468,7 +468,7 @@
           <w:sz w:val="21"/>
           <w:szCs w:val="21"/>
         </w:rPr>
-        <w:t xml:space="preserve">The software does not enforce resources</w:t>
+        <w:t xml:space="preserve">The console is the official count; the chits mirror it</w:t>
       </w:r>
     </w:p>
     <w:p>
@@ -482,7 +482,38 @@
           <w:sz w:val="20"/>
           <w:szCs w:val="20"/>
         </w:rPr>
-        <w:t xml:space="preserve">The console checks the resolution code and the crew, not the stock. Physical chits are the truth. If the software policed inventory, teams would argue with a screen instead of with each other, and the argument is the data.</w:t>
+        <w:t xml:space="preserve">The console refuses a repair whose materials are not in INVENTORY, deducts them when the code is accepted, takes upkeep at the round change, moves stock when Transport approves, and adds output when GENERATE is pressed. The physical chits are not a second ledger: the binder tells every team to move the chits whenever the console moves the stock, and the argument about whether the table matches the screen is still theirs to have. Nobody at the control desk adjusts a sector's inventory on request.</w:t>
+      </w:r>
+    </w:p>
+    <w:p>
+      <w:pPr>
+        <w:pStyle w:val="Heading3"/>
+        <w:spacing w:after="90" w:before="180"/>
+      </w:pPr>
+      <w:r>
+        <w:rPr>
+          <w:rFonts w:ascii="Arial" w:cs="Arial" w:eastAsia="Arial" w:hAnsi="Arial"/>
+          <w:b/>
+          <w:bCs/>
+          <w:color w:val="1F3864"/>
+          <w:sz w:val="21"/>
+          <w:szCs w:val="21"/>
+        </w:rPr>
+        <w:t xml:space="preserve">There is no briefing</w:t>
+      </w:r>
+    </w:p>
+    <w:p>
+      <w:pPr>
+        <w:spacing w:after="130"/>
+      </w:pPr>
+      <w:r>
+        <w:rPr>
+          <w:rFonts w:ascii="Arial" w:cs="Arial" w:eastAsia="Arial" w:hAnsi="Arial"/>
+          <w:color w:val="1A1A1A"/>
+          <w:sz w:val="20"/>
+          <w:szCs w:val="20"/>
+        </w:rPr>
+        <w:t xml:space="preserve">Nobody presents the rules. Each binder opens with START HERE — YOUR FIRST 5 MINUTES and ten more sections that explain the shift, the console, upkeep, faults, trading, Council and what to do when nothing is happening, all written from the engine's actual behaviour and rebuilt with the kit. A team that asks you how the game works is pointed at the section number, never answered. The Game Master stays at the control panel for the whole shift; the only reasons to leave it are a physical-safety, venue or technical problem.</w:t>
       </w:r>
     </w:p>
     <w:p>
@@ -715,7 +746,7 @@
               <w:rPr>
                 <w:rFonts w:ascii="Arial" w:cs="Arial" w:eastAsia="Arial" w:hAnsi="Arial"/>
               </w:rPr>
-              <w:t xml:space="preserve">Fires injects from the runbook, manages clocks and modes, hands out fault cards, watches the big screen.</w:t>
+              <w:t xml:space="preserve">Stays on the control panel: fires injects from the runbook and the library, manages clocks, Council and modes, watches the big screen. Never briefs, never explains.</w:t>
             </w:r>
           </w:p>
         </w:tc>
@@ -786,7 +817,7 @@
               <w:rPr>
                 <w:rFonts w:ascii="Arial" w:cs="Arial" w:eastAsia="Arial" w:hAnsi="Arial"/>
               </w:rPr>
-              <w:t xml:space="preserve">Moves between tables. Tags observations. Answers rules questions. Does not solve problems.</w:t>
+              <w:t xml:space="preserve">Moves between tables. Tags observations. Points a rules question at the binder section that answers it. Does not solve problems.</w:t>
             </w:r>
           </w:p>
         </w:tc>
@@ -1919,7 +1950,7 @@
               <w:rPr>
                 <w:rFonts w:ascii="Arial" w:cs="Arial" w:eastAsia="Arial" w:hAnsi="Arial"/>
               </w:rPr>
-              <w:t xml:space="preserve">Two-ring binder each, sector-coloured. Log sheet loose-leaf — the only consumable page.</w:t>
+              <w:t xml:space="preserve">Participant-facing: one per station, that sector's and nobody else's. Sections 1–11 are the team's operating manual and replace the briefing; 12–15 are its faults, procedures, tables and log. Two-ring binder each, sector-coloured. Log sheet loose-leaf — the only consumable page.</w:t>
             </w:r>
           </w:p>
         </w:tc>
@@ -1967,7 +1998,7 @@
               <w:rPr>
                 <w:rFonts w:ascii="Arial" w:cs="Arial" w:eastAsia="Arial" w:hAnsi="Arial"/>
               </w:rPr>
-              <w:t xml:space="preserve">60</w:t>
+              <w:t xml:space="preserve">60 (optional)</w:t>
             </w:r>
           </w:p>
         </w:tc>
@@ -1990,7 +2021,7 @@
               <w:rPr>
                 <w:rFonts w:ascii="Arial" w:cs="Arial" w:eastAsia="Arial" w:hAnsi="Arial"/>
               </w:rPr>
-              <w:t xml:space="preserve">15 A4 landscape sheets, 4-up. Cut and tab by section — ROUND 0 to ROUND 4, REFERENCE CHAIN and LATE SHIFT on the card. The tabs are your filing, not a schedule the room is shown.</w:t>
+              <w:t xml:space="preserve">The console is the alert: a fault fired from the library appears on the sector's screen with its code, severity, decay and reward, and the binder sends the team from the screen to the index. Print the deck only if you want a prop to hand over; nothing in the binder refers to it.</w:t>
             </w:r>
           </w:p>
         </w:tc>
@@ -2665,7 +2696,7 @@
           <w:sz w:val="20"/>
           <w:szCs w:val="20"/>
         </w:rPr>
-        <w:t xml:space="preserve">Teams will flounder, misread procedures, forget to send their liaison, and blame the software. Let them. The floundering is the diagnostic. Answer rules questions plainly and refuse content questions: you may say how the console works, never what the answer is or who to ask.</w:t>
+        <w:t xml:space="preserve">Teams will flounder, misread procedures, forget to send their liaison, and blame the software. Let them. The floundering is the diagnostic. A rules question is answered by the binder: say the section number (faults §7, upkeep §5, trading §9, Council §10) and nothing else. Refuse content questions: never what the answer is or who to ask.</w:t>
       </w:r>
     </w:p>
     <w:p>
@@ -3743,7 +3774,7 @@
           <w:sz w:val="20"/>
           <w:szCs w:val="20"/>
         </w:rPr>
-        <w:t xml:space="preserve"> — what Agriculture pays for it, and when: an extra unit on its next upkeep line, a technician gone for the round, Integrity lost now or at the start of the next round. The card says which, beside the gain, before anything is pressed — AGR −1 WORKER, THIS ROUND.</w:t>
+        <w:t xml:space="preserve"> — what is paid for it, by whom, and when: an extra unit on an upkeep line, a technician gone for the round, Integrity lost now or at the start of the next round. The card says which, beside the gain, before anything is pressed — AGR −1 WORKER, THIS ROUND. Since 2026-10-05 the cost does not fall on Agriculture by default: each half of a card says who it AFFECTS. Converting a bay costs Medical a hand, not AGR; a purge costs the purged sector a worker as well as AGR's pumps; opening the contingency stores or flushing the city's filters costs every sector. Six cards still pay entirely at home. Every sector a decision touches sees a CITY DECISION notice on its own console saying what landed and why, and AGR's console keeps the whole result until the next round deals.</w:t>
       </w:r>
     </w:p>
     <w:p>
@@ -5287,56 +5318,37 @@
           <w:sz w:val="24"/>
           <w:szCs w:val="24"/>
         </w:rPr>
-        <w:t xml:space="preserve">5.0 Briefing and Orientation (20 min, before the shift)</w:t>
+        <w:t xml:space="preserve">5.0 Orientation (20 min, Round 0 — no briefing)</w:t>
       </w:r>
     </w:p>
     <w:p>
       <w:pPr>
         <w:pBdr>
-          <w:left w:val="single" w:color="6B6B6B" w:sz="18"/>
+          <w:left w:val="single" w:color="E8A33A" w:sz="18"/>
         </w:pBdr>
-        <w:shd w:fill="F4F4F4" w:color="auto" w:val="clear"/>
+        <w:shd w:fill="FFF4E5" w:color="auto" w:val="clear"/>
         <w:spacing w:after="160" w:before="140"/>
         <w:ind w:left="220" w:right="160"/>
       </w:pPr>
       <w:r>
         <w:rPr>
           <w:rFonts w:ascii="Arial" w:cs="Arial" w:eastAsia="Arial" w:hAnsi="Arial"/>
-          <w:i/>
-          <w:iCs/>
-          <w:color w:val="2A2A2A"/>
+          <w:b/>
+          <w:bCs/>
+          <w:color w:val="8A5A00"/>
           <w:sz w:val="20"/>
           <w:szCs w:val="20"/>
         </w:rPr>
-        <w:t xml:space="preserve">"The surface has been uninhabitable for forty years. Your city, HAVEN-9, survives three hundred metres underground, kept alive by six sector systems and a geothermal core."</w:t>
-      </w:r>
-      <w:r>
-        <w:br/>
-      </w:r>
-      <w:r>
-        <w:rPr>
-          <w:rFonts w:ascii="Arial" w:cs="Arial" w:eastAsia="Arial" w:hAnsi="Arial"/>
-          <w:i/>
-          <w:iCs/>
-          <w:color w:val="2A2A2A"/>
+        <w:t xml:space="preserve">You say nothing about the game.  </w:t>
+      </w:r>
+      <w:r>
+        <w:rPr>
+          <w:rFonts w:ascii="Arial" w:cs="Arial" w:eastAsia="Arial" w:hAnsi="Arial"/>
+          <w:color w:val="1A1A1A"/>
           <w:sz w:val="20"/>
           <w:szCs w:val="20"/>
         </w:rPr>
-        <w:t xml:space="preserve">"This morning the core began to degrade. You are the sector leadership. The city does not know yet. You have one shift — one, without a break in it."</w:t>
-      </w:r>
-      <w:r>
-        <w:br/>
-      </w:r>
-      <w:r>
-        <w:rPr>
-          <w:rFonts w:ascii="Arial" w:cs="Arial" w:eastAsia="Arial" w:hAnsi="Arial"/>
-          <w:i/>
-          <w:iCs/>
-          <w:color w:val="2A2A2A"/>
-          <w:sz w:val="20"/>
-          <w:szCs w:val="20"/>
-        </w:rPr>
-        <w:t xml:space="preserve">"Three rules. Your binder does not leave your station. Only your liaison leaves your station. And nothing moves between sectors without a signed chit stamped by Transport."</w:t>
+        <w:t xml:space="preserve">The binder's first page tells each team that no briefing is coming, what HAVEN-9 is, what the objective is, and the twelve things to do before operating. The premise, the three rules and the console are all in it. Your job in Round 0 is to hand out the materials, fire the tutorial faults, and watch how each table organises itself without being told to.</w:t>
       </w:r>
     </w:p>
     <w:tbl>
@@ -5482,7 +5494,7 @@
               <w:rPr>
                 <w:rFonts w:ascii="Arial" w:cs="Arial" w:eastAsia="Arial" w:hAnsi="Arial"/>
               </w:rPr>
-              <w:t xml:space="preserve">Confirm all six recorders and the Council recorder are rolling. Then fire the klaxon sting.</w:t>
+              <w:t xml:space="preserve">Confirm all six recorders and the Council recorder are rolling. Then fire the klaxon sting. Every console already shows ROUND 0.</w:t>
             </w:r>
           </w:p>
         </w:tc>
@@ -5553,7 +5565,7 @@
               <w:rPr>
                 <w:rFonts w:ascii="Arial" w:cs="Arial" w:eastAsia="Arial" w:hAnsi="Arial"/>
               </w:rPr>
-              <w:t xml:space="preserve">Hand each table its binder, role cards, chit pad, resource tray and tokens. Hand the City Charter to COM only.</w:t>
+              <w:t xml:space="preserve">Hand each table its binder, role cards, chit pad, resource tray and workforce tokens. Hand the City Charter to COM only. Say only: "Everything you need is in the binder. Start at page 3."</w:t>
             </w:r>
           </w:p>
         </w:tc>
@@ -5576,7 +5588,7 @@
               <w:rPr>
                 <w:rFonts w:ascii="Arial" w:cs="Arial" w:eastAsia="Arial" w:hAnsi="Arial"/>
               </w:rPr>
-              <w:t xml:space="preserve">Whether COM tells anyone they have the Charter.</w:t>
+              <w:t xml:space="preserve">Who opens the binder, and who waits to be told.</w:t>
             </w:r>
           </w:p>
         </w:tc>
@@ -5624,7 +5636,7 @@
               <w:rPr>
                 <w:rFonts w:ascii="Arial" w:cs="Arial" w:eastAsia="Arial" w:hAnsi="Arial"/>
               </w:rPr>
-              <w:t xml:space="preserve">Two minutes to assign the four roles. Do not advise.</w:t>
+              <w:t xml:space="preserve">Watch the roles being assigned (binder §1, step 1). Do not advise.</w:t>
             </w:r>
           </w:p>
         </w:tc>
@@ -5695,7 +5707,7 @@
               <w:rPr>
                 <w:rFonts w:ascii="Arial" w:cs="Arial" w:eastAsia="Arial" w:hAnsi="Arial"/>
               </w:rPr>
-              <w:t xml:space="preserve">Fire the six tutorial faults F-001 to F-006 from the fault library on the control panel, one per sector, and hand the cards. No round button deals a fault: every fault in this shift is fired by you.</w:t>
+              <w:t xml:space="preserve">Fire the six tutorial faults F-001 to F-006 from the fault library on the control panel, one per sector. The fault lands on each console; the binder's §7 takes it from there. No card needs handing over.</w:t>
             </w:r>
           </w:p>
         </w:tc>
@@ -5718,7 +5730,7 @@
               <w:rPr>
                 <w:rFonts w:ascii="Arial" w:cs="Arial" w:eastAsia="Arial" w:hAnsi="Arial"/>
               </w:rPr>
-              <w:t xml:space="preserve">Whether the Systems Lead reads the procedure aloud or silently.</w:t>
+              <w:t xml:space="preserve">Whether the Systems Lead reads the procedure aloud or silently, and whether anyone opens §7 first.</w:t>
             </w:r>
           </w:p>
         </w:tc>
@@ -5766,7 +5778,7 @@
               <w:rPr>
                 <w:rFonts w:ascii="Arial" w:cs="Arial" w:eastAsia="Arial" w:hAnsi="Arial"/>
               </w:rPr>
-              <w:t xml:space="preserve">Confirm every sector has resolved its tutorial fault. Help freely here — this is the only part of the day where you may.</w:t>
+              <w:t xml:space="preserve">Confirm every sector has resolved its tutorial fault. Help only with the console itself — a wrong sector, a dead connection. A rules question gets a section number.</w:t>
             </w:r>
           </w:p>
         </w:tc>
@@ -5837,7 +5849,7 @@
               <w:rPr>
                 <w:rFonts w:ascii="Arial" w:cs="Arial" w:eastAsia="Arial" w:hAnsi="Arial"/>
               </w:rPr>
-              <w:t xml:space="preserve">Say the one sentence that sets the shift: "From here it runs until it is over. There is no break in it."</w:t>
+              <w:t xml:space="preserve">Nothing to say. Press NEXT ROUND → Round 1 and START; the consoles change by themselves and the binder's NEW ROUND box tells each table what to check.</w:t>
             </w:r>
           </w:p>
         </w:tc>
@@ -5944,7 +5956,7 @@
           <w:sz w:val="20"/>
           <w:szCs w:val="20"/>
         </w:rPr>
-        <w:t xml:space="preserve">: when you activate the next round the city pays the outgoing round’s upkeep — POW and WTR generate their output by button during the round, and it lands then — and Transport’s approvals, Medical’s heals and Agriculture’s intervention cards come back for the new round. Round 0 is orientation and is never charged.</w:t>
+        <w:t xml:space="preserve">: when you activate the next round the city pays the outgoing round’s upkeep — 2 Power and 1 Water from every sector, the whole bill or none of it: a table that cannot pay in full keeps its stock and loses 10 Sector Health instead, once, and its console says UPKEEP SHORTFALL — POW and WTR generate their output by button during the round, and it lands then — and Transport’s approvals, Medical’s heals and Agriculture’s intervention cards come back for the new round. Round 0 is orientation and is never charged, and no round is ever charged twice.</w:t>
       </w:r>
     </w:p>
     <w:p>
@@ -12817,7 +12829,7 @@
               <w:rPr>
                 <w:rFonts w:ascii="Arial" w:cs="Arial" w:eastAsia="Arial" w:hAnsi="Arial"/>
               </w:rPr>
-              <w:t xml:space="preserve">Collect all fault cards from tables and floor. Re-sort by wave tab. Count to 36. A missing card silently breaks a cascade in the next run.</w:t>
+              <w:t xml:space="preserve">If the optional fault deck was used, collect every card from tables and floor, re-sort by section tab and count to 60.</w:t>
             </w:r>
           </w:p>
         </w:tc>

--- a/kit/UNDERCITY_Facilitator_Guidebook.docx
+++ b/kit/UNDERCITY_Facilitator_Guidebook.docx
@@ -513,7 +513,7 @@
           <w:sz w:val="20"/>
           <w:szCs w:val="20"/>
         </w:rPr>
-        <w:t xml:space="preserve">Nobody presents the rules. Each binder opens with START HERE — YOUR FIRST 5 MINUTES and ten more sections that explain the shift, the console, upkeep, faults, trading, Council and what to do when nothing is happening, all written from the engine's actual behaviour and rebuilt with the kit. A team that asks you how the game works is pointed at the section number, never answered. The Game Master stays at the control panel for the whole shift; the only reasons to leave it are a physical-safety, venue or technical problem.</w:t>
+        <w:t xml:space="preserve">Nobody presents the rules. Each binder is nine pages: START HERE, the round loop, the sector's own control, the repair flow, trading and healing, quick actions and Council, then its faults as cards and its values, all written from the engine's actual behaviour and rebuilt with the kit. A team that asks you how the game works is pointed at the section number, never answered. The Game Master stays at the control panel for the whole shift; the only reasons to leave it are a physical-safety, venue or technical problem.</w:t>
       </w:r>
     </w:p>
     <w:p>
@@ -1950,7 +1950,78 @@
               <w:rPr>
                 <w:rFonts w:ascii="Arial" w:cs="Arial" w:eastAsia="Arial" w:hAnsi="Arial"/>
               </w:rPr>
-              <w:t xml:space="preserve">Participant-facing: one per station, that sector's and nobody else's. Sections 1–11 are the team's operating manual and replace the briefing; 12–15 are its faults, procedures, tables and log. Two-ring binder each, sector-coloured. Log sheet loose-leaf — the only consumable page.</w:t>
+              <w:t xml:space="preserve">Participant-facing: one per station, that sector's and nobody else's. Nine pages: the operating pages (1–6) replace the briefing; pages 7–9 are its faults as cards and its values. Two-ring binder each, sector-coloured.</w:t>
+            </w:r>
+          </w:p>
+        </w:tc>
+      </w:tr>
+      <w:tr>
+        <w:tc>
+          <w:tcPr>
+            <w:tcW w:type="dxa" w:w="3000"/>
+            <w:tcMar>
+              <w:top w:type="dxa" w:w="70"/>
+              <w:left w:type="dxa" w:w="100"/>
+              <w:bottom w:type="dxa" w:w="70"/>
+              <w:right w:type="dxa" w:w="100"/>
+            </w:tcMar>
+            <w:vAlign w:val="top"/>
+          </w:tcPr>
+          <w:p>
+            <w:pPr>
+              <w:spacing w:after="0"/>
+            </w:pPr>
+            <w:r>
+              <w:rPr>
+                <w:rFonts w:ascii="Arial" w:cs="Arial" w:eastAsia="Arial" w:hAnsi="Arial"/>
+              </w:rPr>
+              <w:t xml:space="preserve">Station log sheets</w:t>
+            </w:r>
+          </w:p>
+        </w:tc>
+        <w:tc>
+          <w:tcPr>
+            <w:tcW w:type="dxa" w:w="1800"/>
+            <w:tcMar>
+              <w:top w:type="dxa" w:w="70"/>
+              <w:left w:type="dxa" w:w="100"/>
+              <w:bottom w:type="dxa" w:w="70"/>
+              <w:right w:type="dxa" w:w="100"/>
+            </w:tcMar>
+            <w:vAlign w:val="top"/>
+          </w:tcPr>
+          <w:p>
+            <w:pPr>
+              <w:spacing w:after="0"/>
+            </w:pPr>
+            <w:r>
+              <w:rPr>
+                <w:rFonts w:ascii="Arial" w:cs="Arial" w:eastAsia="Arial" w:hAnsi="Arial"/>
+              </w:rPr>
+              <w:t xml:space="preserve">6+</w:t>
+            </w:r>
+          </w:p>
+        </w:tc>
+        <w:tc>
+          <w:tcPr>
+            <w:tcW w:type="dxa" w:w="4838"/>
+            <w:tcMar>
+              <w:top w:type="dxa" w:w="70"/>
+              <w:left w:type="dxa" w:w="100"/>
+              <w:bottom w:type="dxa" w:w="70"/>
+              <w:right w:type="dxa" w:w="100"/>
+            </w:tcMar>
+            <w:vAlign w:val="top"/>
+          </w:tcPr>
+          <w:p>
+            <w:pPr>
+              <w:spacing w:after="0"/>
+            </w:pPr>
+            <w:r>
+              <w:rPr>
+                <w:rFonts w:ascii="Arial" w:cs="Arial" w:eastAsia="Arial" w:hAnsi="Arial"/>
+              </w:rPr>
+              <w:t xml:space="preserve">Loose, one per sector per shift, from UNDERCITY_StationLog.docx. The only consumable page; print spares.</w:t>
             </w:r>
           </w:p>
         </w:tc>
@@ -2696,7 +2767,7 @@
           <w:sz w:val="20"/>
           <w:szCs w:val="20"/>
         </w:rPr>
-        <w:t xml:space="preserve">Teams will flounder, misread procedures, forget to send their liaison, and blame the software. Let them. The floundering is the diagnostic. A rules question is answered by the binder: say the section number (faults §7, upkeep §5, trading §9, Council §10) and nothing else. Refuse content questions: never what the answer is or who to ask.</w:t>
+        <w:t xml:space="preserve">Teams will flounder, misread procedures, forget to send their liaison, and blame the software. Let them. The floundering is the diagnostic. A rules question is answered by the binder: say the page number (each round p.2, faults p.4, trading p.5, Council p.6) and nothing else. Refuse content questions: never what the answer is or who to ask.</w:t>
       </w:r>
     </w:p>
     <w:p>
@@ -5636,7 +5707,7 @@
               <w:rPr>
                 <w:rFonts w:ascii="Arial" w:cs="Arial" w:eastAsia="Arial" w:hAnsi="Arial"/>
               </w:rPr>
-              <w:t xml:space="preserve">Watch the roles being assigned (binder §1, step 1). Do not advise.</w:t>
+              <w:t xml:space="preserve">Watch the roles being assigned (binder p.1, step 1). Do not advise.</w:t>
             </w:r>
           </w:p>
         </w:tc>
@@ -5707,7 +5778,7 @@
               <w:rPr>
                 <w:rFonts w:ascii="Arial" w:cs="Arial" w:eastAsia="Arial" w:hAnsi="Arial"/>
               </w:rPr>
-              <w:t xml:space="preserve">Fire the six tutorial faults F-001 to F-006 from the fault library on the control panel, one per sector. The fault lands on each console; the binder's §7 takes it from there. No card needs handing over.</w:t>
+              <w:t xml:space="preserve">Fire the six tutorial faults F-001 to F-006 from the fault library on the control panel, one per sector. The fault lands on each console; the binder's p.4 and its fault card on p.7 take it from there. No printed card needs handing over.</w:t>
             </w:r>
           </w:p>
         </w:tc>
@@ -5778,7 +5849,7 @@
               <w:rPr>
                 <w:rFonts w:ascii="Arial" w:cs="Arial" w:eastAsia="Arial" w:hAnsi="Arial"/>
               </w:rPr>
-              <w:t xml:space="preserve">Confirm every sector has resolved its tutorial fault. Help only with the console itself — a wrong sector, a dead connection. A rules question gets a section number.</w:t>
+              <w:t xml:space="preserve">Confirm every sector has resolved its tutorial fault. Help only with the console itself — a wrong sector, a dead connection. A rules question gets a page number.</w:t>
             </w:r>
           </w:p>
         </w:tc>
@@ -12781,7 +12852,7 @@
               <w:rPr>
                 <w:rFonts w:ascii="Arial" w:cs="Arial" w:eastAsia="Arial" w:hAnsi="Arial"/>
               </w:rPr>
-              <w:t xml:space="preserve">Collect all six binders. Remove used log sheets, insert fresh ones. Confirm each binder still holds its Appendix C page.</w:t>
+              <w:t xml:space="preserve">Collect all six binders and the used log sheets. Confirm each binder still has all nine pages.</w:t>
             </w:r>
           </w:p>
         </w:tc>

--- a/kit/UNDERCITY_Facilitator_Guidebook.docx
+++ b/kit/UNDERCITY_Facilitator_Guidebook.docx
@@ -3739,7 +3739,7 @@
           <w:sz w:val="20"/>
           <w:szCs w:val="20"/>
         </w:rPr>
-        <w:t xml:space="preserve">Every binder's Fault Code Index ends with two more procedures, P-09 and P-10, and the card deck has a LATE SHIFT section after REFERENCE CHAIN. They add no mechanic. A P-09 fault needs two values from two other binders, exactly as Round 3's did. A P-10 fault is the same with three crew, heavier materials and Integrity falling three points a minute while it stays open: the card says TIME-CRITICAL and nothing counts down, because nothing does — the control panel's preview shows you a target time to call out loud if the room needs the pressure, and that is all it is. They exist so Rounds 4 to 7 can mix every kind of fault the room has learned without repeating one. Fire them from the library like everything else; the preview shows you the two sources and the answer, and no table ever sees that.</w:t>
+        <w:t xml:space="preserve">Every binder's Fault Code Index ends with two more procedures, P-09 and P-10, and the card deck has a LATE SHIFT section after REFERENCE CHAIN. They add no mechanic. A P-09 fault needs three values: two from other binders exactly as Round 3's did and, since 2026-10-06, a third from its own table, its own Appendix C or a third sector. Every P-08 reference chain carries a third value the same way, so each sector holds exactly two three-value faults and the library tags them 3 VALUES — introduce them in Round 5, one table at a time, and never on a P-10, which stays at two values under time pressure. A P-10 fault is the same with three crew, heavier materials and Integrity falling three points a minute while it stays open: the card says TIME-CRITICAL and nothing counts down, because nothing does — the control panel's preview shows you a target time to call out loud if the room needs the pressure, and that is all it is. They exist so Rounds 4 to 7 can mix every kind of fault the room has learned without repeating one. Fire them from the library like everything else; the preview shows you every source and the answer, and no table ever sees that.</w:t>
       </w:r>
     </w:p>
     <w:p>
@@ -7062,7 +7062,7 @@
               <w:rPr>
                 <w:rFonts w:ascii="Arial" w:cs="Arial" w:eastAsia="Arial" w:hAnsi="Arial"/>
               </w:rPr>
-              <w:t xml:space="preserve">CALL COUNCIL on the Overview. Every screen shows COUNCIL IN SESSION with the one-minute clock; +0:30 as often as the room needs it. Chiefs and liaisons to the centre table — the rest of the city keeps running.</w:t>
+              <w:t xml:space="preserve">CALL COUNCIL on the Overview. Every screen shows COUNCIL IN SESSION with the one-minute clock. +0:30 only while it is still running: at 00:00 the sitting has closed and nothing reopens it — a second sitting is CLOSE COUNCIL, then CALL COUNCIL. Chiefs and liaisons to the centre table — the rest of the city keeps running.</w:t>
             </w:r>
           </w:p>
         </w:tc>
@@ -7995,7 +7995,7 @@
               <w:rPr>
                 <w:rFonts w:ascii="Arial" w:cs="Arial" w:eastAsia="Arial" w:hAnsi="Arial"/>
               </w:rPr>
-              <w:t xml:space="preserve">CALL COUNCIL on the Overview and announce the Continuity Order is due. Place the form on the centre table. +0:30 as needed; at 00:00 the clock says COUNCIL TIME EXPIRED and nothing else happens.</w:t>
+              <w:t xml:space="preserve">CALL COUNCIL on the Overview and announce the Continuity Order is due. Place the form on the centre table. Say before it starts when the sitting closes; +0:30 only before 00:00. At 00:00 the clock says COUNCIL TIME EXPIRED, the sitting cannot be extended, and a form handed over after that has no effect (Charter, Clause 7).</w:t>
             </w:r>
           </w:p>
         </w:tc>
@@ -8772,7 +8772,7 @@
               <w:rPr>
                 <w:rFonts w:ascii="Arial" w:cs="Arial" w:eastAsia="Arial" w:hAnsi="Arial"/>
               </w:rPr>
-              <w:t xml:space="preserve">The library's LATE SHIFT section is yours from here: twelve more faults, P-09 (two values from two other binders) and P-10 (TIME-CRITICAL — Integrity falls three a minute while it stays open). Mix them with Round 4's own six and the reference chains. Keep every table at two live faults; three only as a deliberate overload. Across the late shift, make each sector somebody's dependency at least once.</w:t>
+              <w:t xml:space="preserve">The library's LATE SHIFT section is yours from here: twelve more faults, P-09 (three values — two from other binders, a third from its own binder or a third sector; best introduced from Round 5) and P-10 (two values, TIME-CRITICAL — Integrity falls three a minute while it stays open). Mix them with Round 4's own six and the reference chains. Keep every table at two live faults; three only as a deliberate overload. Across the late shift, make each sector somebody's dependency at least once.</w:t>
             </w:r>
           </w:p>
         </w:tc>

--- a/kit/UNDERCITY_Facilitator_Guidebook.docx
+++ b/kit/UNDERCITY_Facilitator_Guidebook.docx
@@ -5993,7 +5993,7 @@
           <w:sz w:val="20"/>
           <w:szCs w:val="20"/>
         </w:rPr>
-        <w:t xml:space="preserve">Press NEXT ROUND to Round 1, then START. NEXT ROUND loads the round's clock at its full length, waiting, and deals nothing — every fault is yours to fire from the library; START runs the clock, and from Round 4 on it also plays that round's city broadcast. The pair is pressed seven times — Rounds 1 to 7 — and the day ends with END SIMULATION. A clock that reaches 00:00 stops on its own and moves nothing, and the city keeps bleeding until the next START, so do not dawdle between rounds. Pressing the round you are already in offers a restart: the clock reloads and that round's faults go back to active. STOP CLOCK and PAUSE are not part of the script.</w:t>
+        <w:t xml:space="preserve">Press NEXT ROUND to Round 1, then START. NEXT ROUND loads the round's clock at its full length, waiting, and deals nothing — every fault is yours to fire from the library; START runs the clock and plays nothing: where the runbook wants a city broadcast at the top of a round, it waits on the EVENTS timeline as READY TO FIRE, and it is your press, after START, that plays it. The pair is pressed seven times — Rounds 1 to 7 — and the day ends with END SIMULATION. A clock that reaches 00:00 stops on its own and moves nothing, and the city keeps bleeding until the next START, so do not dawdle between rounds. Pressing the round you are already in offers a restart: the clock reloads and that round's faults go back to active. STOP CLOCK and PAUSE are not part of the script.</w:t>
       </w:r>
     </w:p>
     <w:p>
@@ -8701,7 +8701,7 @@
               <w:rPr>
                 <w:rFonts w:ascii="Arial" w:cs="Arial" w:eastAsia="Arial" w:hAnsi="Arial"/>
               </w:rPr>
-              <w:t xml:space="preserve">NEXT ROUND → Round 4. START, then fire its six faults from the library, each needing another sector’s buried appendix. Announce in-world: "Seismic activity detected." Restore brownout sectors to active.</w:t>
+              <w:t xml:space="preserve">NEXT ROUND → Round 4. START — nothing plays by itself; if you want the TRAINING PROTOCOLS CONCLUDED broadcast, FIRE it from the EVENTS timeline. Then fire its six faults from the library, each needing another sector’s buried appendix. Announce in-world: "Seismic activity detected." Restore brownout sectors to active.</w:t>
             </w:r>
           </w:p>
         </w:tc>
@@ -9245,7 +9245,7 @@
               <w:rPr>
                 <w:rFonts w:ascii="Arial" w:cs="Arial" w:eastAsia="Arial" w:hAnsi="Arial"/>
               </w:rPr>
-              <w:t xml:space="preserve">NEXT ROUND → Round 5, then START. The city broadcast SYSTEM LOAD INCREASING plays on START — say nothing yourself. Nothing is reset; whatever is open stays open.</w:t>
+              <w:t xml:space="preserve">NEXT ROUND → Round 5, then START. Nothing plays by itself: FIRE the city broadcast SYSTEM LOAD INCREASING from the EVENTS timeline if you want it — say nothing yourself. Nothing is reset; whatever is open stays open.</w:t>
             </w:r>
           </w:p>
         </w:tc>
@@ -9732,7 +9732,7 @@
               <w:rPr>
                 <w:rFonts w:ascii="Arial" w:cs="Arial" w:eastAsia="Arial" w:hAnsi="Arial"/>
               </w:rPr>
-              <w:t xml:space="preserve">NEXT ROUND → Round 6, then START. CASCADE CONDITIONS DETECTED plays on START.</w:t>
+              <w:t xml:space="preserve">NEXT ROUND → Round 6, then START. FIRE CASCADE CONDITIONS DETECTED from the EVENTS timeline if you want it; nothing plays by itself.</w:t>
             </w:r>
           </w:p>
         </w:tc>
@@ -10148,7 +10148,7 @@
               <w:rPr>
                 <w:rFonts w:ascii="Arial" w:cs="Arial" w:eastAsia="Arial" w:hAnsi="Arial"/>
               </w:rPr>
-              <w:t xml:space="preserve">NEXT ROUND → Round 7, then START. FINAL OPERATING WINDOW plays on START.</w:t>
+              <w:t xml:space="preserve">NEXT ROUND → Round 7, then START. FIRE FINAL OPERATING WINDOW from the EVENTS timeline if you want it; nothing plays by itself.</w:t>
             </w:r>
           </w:p>
         </w:tc>

--- a/kit/UNDERCITY_Facilitator_Guidebook.docx
+++ b/kit/UNDERCITY_Facilitator_Guidebook.docx
@@ -12996,7 +12996,7 @@
               <w:rPr>
                 <w:rFonts w:ascii="Arial" w:cs="Arial" w:eastAsia="Arial" w:hAnsi="Arial"/>
               </w:rPr>
-              <w:t xml:space="preserve">Return workforce tokens to 8 per sector, including any left at the MED table.</w:t>
+              <w:t xml:space="preserve">Return workforce tokens to 5 per sector, including any left at the MED table.</w:t>
             </w:r>
           </w:p>
         </w:tc>

--- a/kit/UNDERCITY_Facilitator_Guidebook.docx
+++ b/kit/UNDERCITY_Facilitator_Guidebook.docx
@@ -3739,7 +3739,7 @@
           <w:sz w:val="20"/>
           <w:szCs w:val="20"/>
         </w:rPr>
-        <w:t xml:space="preserve">Every binder's Fault Code Index ends with two more procedures, P-09 and P-10, and the card deck has a LATE SHIFT section after REFERENCE CHAIN. They add no mechanic. A P-09 fault needs three values: two from other binders exactly as Round 3's did and, since 2026-10-06, a third from its own table, its own Appendix C or a third sector. Every P-08 reference chain carries a third value the same way, so each sector holds exactly two three-value faults and the library tags them 3 VALUES — introduce them in Round 5, one table at a time, and never on a P-10, which stays at two values under time pressure. A P-10 fault is the same with three crew, heavier materials and Integrity falling three points a minute while it stays open: the card says TIME-CRITICAL and nothing counts down, because nothing does — the control panel's preview shows you a target time to call out loud if the room needs the pressure, and that is all it is. They exist so Rounds 4 to 7 can mix every kind of fault the room has learned without repeating one. Fire them from the library like everything else; the preview shows you every source and the answer, and no table ever sees that.</w:t>
+        <w:t xml:space="preserve">Every binder's Fault Code Index ends with two more procedures, P-09 and P-10, and the card deck prints them in numerical order like every other card, with no section or round on the card. They add no mechanic. A P-09 fault needs three values: two from other binders exactly as Round 3's did and, since 2026-10-06, a third from its own table, its own Appendix C or a third sector. Every P-08 reference chain carries a third value the same way, so each sector holds exactly two three-value faults and the library tags them 3 VALUES — introduce them in Round 5, one table at a time, and never on a P-10, which stays at two values under time pressure. A P-10 fault is the same with three crew, heavier materials and Integrity falling three points a minute while it stays open: the card says TIME-CRITICAL and nothing counts down, because nothing does — the control panel's preview shows you a target time to call out loud if the room needs the pressure, and that is all it is. They exist so Rounds 4 to 7 can mix every kind of fault the room has learned without repeating one. Fire them from the library like everything else; the preview shows you every source and the answer, and no table ever sees that.</w:t>
       </w:r>
     </w:p>
     <w:p>
@@ -12900,7 +12900,7 @@
               <w:rPr>
                 <w:rFonts w:ascii="Arial" w:cs="Arial" w:eastAsia="Arial" w:hAnsi="Arial"/>
               </w:rPr>
-              <w:t xml:space="preserve">If the optional fault deck was used, collect every card from tables and floor, re-sort by section tab and count to 60.</w:t>
+              <w:t xml:space="preserve">If the optional fault deck was used, collect every card from tables and floor, re-sort by code and count to 60.</w:t>
             </w:r>
           </w:p>
         </w:tc>
